--- a/aula49/Guia Prático-49.docx
+++ b/aula49/Guia Prático-49.docx
@@ -8,6 +8,8 @@
         <w:spacing w:after="120"/>
         <w:rPr>
           <w:rFonts w:ascii="Times New Roman" w:hAnsi="Times New Roman" w:cs="Times New Roman"/>
+          <w:b/>
+          <w:bCs/>
           <w:color w:val="1F1F1F"/>
           <w:sz w:val="22"/>
           <w:szCs w:val="22"/>
@@ -17,13 +19,76 @@
       <w:r>
         <w:rPr>
           <w:rFonts w:ascii="Times New Roman" w:hAnsi="Times New Roman" w:cs="Times New Roman"/>
+          <w:b/>
+          <w:bCs/>
           <w:color w:val="1F1F1F"/>
           <w:sz w:val="22"/>
           <w:szCs w:val="22"/>
         </w:rPr>
-        <w:t>Guia Prático: Consumo de APIs com Fetch e Async/Await</w:t>
+        <w:t xml:space="preserve">Guia Prático: Consumo de APIs com </w:t>
+      </w:r>
+      <w:proofErr w:type="spellStart"/>
+      <w:r>
+        <w:rPr>
+          <w:rFonts w:ascii="Times New Roman" w:hAnsi="Times New Roman" w:cs="Times New Roman"/>
+          <w:b/>
+          <w:bCs/>
+          <w:color w:val="1F1F1F"/>
+          <w:sz w:val="22"/>
+          <w:szCs w:val="22"/>
+        </w:rPr>
+        <w:t>Fetch</w:t>
+      </w:r>
+      <w:proofErr w:type="spellEnd"/>
+      <w:r>
+        <w:rPr>
+          <w:rFonts w:ascii="Times New Roman" w:hAnsi="Times New Roman" w:cs="Times New Roman"/>
+          <w:b/>
+          <w:bCs/>
+          <w:color w:val="1F1F1F"/>
+          <w:sz w:val="22"/>
+          <w:szCs w:val="22"/>
+        </w:rPr>
+        <w:t xml:space="preserve"> e </w:t>
+      </w:r>
+      <w:proofErr w:type="spellStart"/>
+      <w:r>
+        <w:rPr>
+          <w:rFonts w:ascii="Times New Roman" w:hAnsi="Times New Roman" w:cs="Times New Roman"/>
+          <w:b/>
+          <w:bCs/>
+          <w:color w:val="1F1F1F"/>
+          <w:sz w:val="22"/>
+          <w:szCs w:val="22"/>
+        </w:rPr>
+        <w:t>Async</w:t>
+      </w:r>
+      <w:proofErr w:type="spellEnd"/>
+      <w:r>
+        <w:rPr>
+          <w:rFonts w:ascii="Times New Roman" w:hAnsi="Times New Roman" w:cs="Times New Roman"/>
+          <w:b/>
+          <w:bCs/>
+          <w:color w:val="1F1F1F"/>
+          <w:sz w:val="22"/>
+          <w:szCs w:val="22"/>
+        </w:rPr>
+        <w:t>/</w:t>
+      </w:r>
+      <w:proofErr w:type="spellStart"/>
+      <w:r>
+        <w:rPr>
+          <w:rFonts w:ascii="Times New Roman" w:hAnsi="Times New Roman" w:cs="Times New Roman"/>
+          <w:b/>
+          <w:bCs/>
+          <w:color w:val="1F1F1F"/>
+          <w:sz w:val="22"/>
+          <w:szCs w:val="22"/>
+        </w:rPr>
+        <w:t>Await</w:t>
       </w:r>
       <w:bookmarkEnd w:id="0"/>
+      <w:proofErr w:type="spellEnd"/>
     </w:p>
     <w:p>
       <w:pPr>
@@ -476,6 +541,7 @@
         </w:rPr>
         <w:t xml:space="preserve"> </w:t>
       </w:r>
+      <w:proofErr w:type="spellStart"/>
       <w:r>
         <w:rPr>
           <w:rStyle w:val="hljs-attr"/>
@@ -487,6 +553,7 @@
         </w:rPr>
         <w:t>lang</w:t>
       </w:r>
+      <w:proofErr w:type="spellEnd"/>
       <w:r>
         <w:rPr>
           <w:rStyle w:val="hljs-tag"/>
@@ -507,7 +574,31 @@
           <w:szCs w:val="22"/>
           <w:bdr w:val="none" w:sz="0" w:space="0" w:color="auto" w:frame="1"/>
         </w:rPr>
-        <w:t>"pt-br"</w:t>
+        <w:t>"</w:t>
+      </w:r>
+      <w:proofErr w:type="spellStart"/>
+      <w:r>
+        <w:rPr>
+          <w:rStyle w:val="hljs-string"/>
+          <w:rFonts w:ascii="Times New Roman" w:hAnsi="Times New Roman" w:cs="Times New Roman"/>
+          <w:color w:val="188038"/>
+          <w:sz w:val="22"/>
+          <w:szCs w:val="22"/>
+          <w:bdr w:val="none" w:sz="0" w:space="0" w:color="auto" w:frame="1"/>
+        </w:rPr>
+        <w:t>pt-br</w:t>
+      </w:r>
+      <w:proofErr w:type="spellEnd"/>
+      <w:r>
+        <w:rPr>
+          <w:rStyle w:val="hljs-string"/>
+          <w:rFonts w:ascii="Times New Roman" w:hAnsi="Times New Roman" w:cs="Times New Roman"/>
+          <w:color w:val="188038"/>
+          <w:sz w:val="22"/>
+          <w:szCs w:val="22"/>
+          <w:bdr w:val="none" w:sz="0" w:space="0" w:color="auto" w:frame="1"/>
+        </w:rPr>
+        <w:t>"</w:t>
       </w:r>
       <w:r>
         <w:rPr>
@@ -544,6 +635,7 @@
         </w:rPr>
         <w:t>&lt;</w:t>
       </w:r>
+      <w:proofErr w:type="spellStart"/>
       <w:r>
         <w:rPr>
           <w:rStyle w:val="hljs-name"/>
@@ -555,6 +647,7 @@
         </w:rPr>
         <w:t>head</w:t>
       </w:r>
+      <w:proofErr w:type="spellEnd"/>
       <w:r>
         <w:rPr>
           <w:rStyle w:val="hljs-tag"/>
@@ -623,6 +716,7 @@
         </w:rPr>
         <w:t xml:space="preserve"> </w:t>
       </w:r>
+      <w:proofErr w:type="spellStart"/>
       <w:r>
         <w:rPr>
           <w:rStyle w:val="hljs-attr"/>
@@ -634,6 +728,7 @@
         </w:rPr>
         <w:t>charset</w:t>
       </w:r>
+      <w:proofErr w:type="spellEnd"/>
       <w:r>
         <w:rPr>
           <w:rStyle w:val="hljs-tag"/>
@@ -702,6 +797,7 @@
         </w:rPr>
         <w:t>&lt;</w:t>
       </w:r>
+      <w:proofErr w:type="spellStart"/>
       <w:r>
         <w:rPr>
           <w:rStyle w:val="hljs-name"/>
@@ -713,6 +809,7 @@
         </w:rPr>
         <w:t>title</w:t>
       </w:r>
+      <w:proofErr w:type="spellEnd"/>
       <w:r>
         <w:rPr>
           <w:rStyle w:val="hljs-tag"/>
@@ -733,7 +830,31 @@
           <w:szCs w:val="22"/>
           <w:bdr w:val="none" w:sz="0" w:space="0" w:color="auto" w:frame="1"/>
         </w:rPr>
-        <w:t>Aula 49 - Fetch API</w:t>
+        <w:t xml:space="preserve">Aula 49 - </w:t>
+      </w:r>
+      <w:proofErr w:type="spellStart"/>
+      <w:r>
+        <w:rPr>
+          <w:rStyle w:val="CdigoHTML"/>
+          <w:rFonts w:ascii="Times New Roman" w:hAnsi="Times New Roman" w:cs="Times New Roman"/>
+          <w:color w:val="444746"/>
+          <w:sz w:val="22"/>
+          <w:szCs w:val="22"/>
+          <w:bdr w:val="none" w:sz="0" w:space="0" w:color="auto" w:frame="1"/>
+        </w:rPr>
+        <w:t>Fetch</w:t>
+      </w:r>
+      <w:proofErr w:type="spellEnd"/>
+      <w:r>
+        <w:rPr>
+          <w:rStyle w:val="CdigoHTML"/>
+          <w:rFonts w:ascii="Times New Roman" w:hAnsi="Times New Roman" w:cs="Times New Roman"/>
+          <w:color w:val="444746"/>
+          <w:sz w:val="22"/>
+          <w:szCs w:val="22"/>
+          <w:bdr w:val="none" w:sz="0" w:space="0" w:color="auto" w:frame="1"/>
+        </w:rPr>
+        <w:t xml:space="preserve"> API</w:t>
       </w:r>
       <w:r>
         <w:rPr>
@@ -746,6 +867,7 @@
         </w:rPr>
         <w:t>&lt;/</w:t>
       </w:r>
+      <w:proofErr w:type="spellStart"/>
       <w:r>
         <w:rPr>
           <w:rStyle w:val="hljs-name"/>
@@ -757,6 +879,7 @@
         </w:rPr>
         <w:t>title</w:t>
       </w:r>
+      <w:proofErr w:type="spellEnd"/>
       <w:r>
         <w:rPr>
           <w:rStyle w:val="hljs-tag"/>
@@ -792,6 +915,7 @@
         </w:rPr>
         <w:t>&lt;/</w:t>
       </w:r>
+      <w:proofErr w:type="spellStart"/>
       <w:r>
         <w:rPr>
           <w:rStyle w:val="hljs-name"/>
@@ -803,6 +927,7 @@
         </w:rPr>
         <w:t>head</w:t>
       </w:r>
+      <w:proofErr w:type="spellEnd"/>
       <w:r>
         <w:rPr>
           <w:rStyle w:val="hljs-tag"/>
@@ -926,7 +1051,31 @@
           <w:szCs w:val="22"/>
           <w:bdr w:val="none" w:sz="0" w:space="0" w:color="auto" w:frame="1"/>
         </w:rPr>
-        <w:t>Consulta de Endereço (API ViaCEP)</w:t>
+        <w:t xml:space="preserve">Consulta de Endereço (API </w:t>
+      </w:r>
+      <w:proofErr w:type="spellStart"/>
+      <w:r>
+        <w:rPr>
+          <w:rStyle w:val="CdigoHTML"/>
+          <w:rFonts w:ascii="Times New Roman" w:hAnsi="Times New Roman" w:cs="Times New Roman"/>
+          <w:color w:val="444746"/>
+          <w:sz w:val="22"/>
+          <w:szCs w:val="22"/>
+          <w:bdr w:val="none" w:sz="0" w:space="0" w:color="auto" w:frame="1"/>
+        </w:rPr>
+        <w:t>ViaCEP</w:t>
+      </w:r>
+      <w:proofErr w:type="spellEnd"/>
+      <w:r>
+        <w:rPr>
+          <w:rStyle w:val="CdigoHTML"/>
+          <w:rFonts w:ascii="Times New Roman" w:hAnsi="Times New Roman" w:cs="Times New Roman"/>
+          <w:color w:val="444746"/>
+          <w:sz w:val="22"/>
+          <w:szCs w:val="22"/>
+          <w:bdr w:val="none" w:sz="0" w:space="0" w:color="auto" w:frame="1"/>
+        </w:rPr>
+        <w:t>)</w:t>
       </w:r>
       <w:r>
         <w:rPr>
@@ -1042,6 +1191,7 @@
         </w:rPr>
         <w:t xml:space="preserve"> </w:t>
       </w:r>
+      <w:proofErr w:type="spellStart"/>
       <w:r>
         <w:rPr>
           <w:rStyle w:val="hljs-attr"/>
@@ -1053,6 +1203,7 @@
         </w:rPr>
         <w:t>type</w:t>
       </w:r>
+      <w:proofErr w:type="spellEnd"/>
       <w:r>
         <w:rPr>
           <w:rStyle w:val="hljs-tag"/>
@@ -1073,7 +1224,31 @@
           <w:szCs w:val="22"/>
           <w:bdr w:val="none" w:sz="0" w:space="0" w:color="auto" w:frame="1"/>
         </w:rPr>
-        <w:t>"text"</w:t>
+        <w:t>"</w:t>
+      </w:r>
+      <w:proofErr w:type="spellStart"/>
+      <w:r>
+        <w:rPr>
+          <w:rStyle w:val="hljs-string"/>
+          <w:rFonts w:ascii="Times New Roman" w:hAnsi="Times New Roman" w:cs="Times New Roman"/>
+          <w:color w:val="188038"/>
+          <w:sz w:val="22"/>
+          <w:szCs w:val="22"/>
+          <w:bdr w:val="none" w:sz="0" w:space="0" w:color="auto" w:frame="1"/>
+        </w:rPr>
+        <w:t>text</w:t>
+      </w:r>
+      <w:proofErr w:type="spellEnd"/>
+      <w:r>
+        <w:rPr>
+          <w:rStyle w:val="hljs-string"/>
+          <w:rFonts w:ascii="Times New Roman" w:hAnsi="Times New Roman" w:cs="Times New Roman"/>
+          <w:color w:val="188038"/>
+          <w:sz w:val="22"/>
+          <w:szCs w:val="22"/>
+          <w:bdr w:val="none" w:sz="0" w:space="0" w:color="auto" w:frame="1"/>
+        </w:rPr>
+        <w:t>"</w:t>
       </w:r>
       <w:r>
         <w:rPr>
@@ -1130,6 +1305,7 @@
         </w:rPr>
         <w:t xml:space="preserve"> </w:t>
       </w:r>
+      <w:proofErr w:type="spellStart"/>
       <w:r>
         <w:rPr>
           <w:rStyle w:val="hljs-attr"/>
@@ -1141,6 +1317,7 @@
         </w:rPr>
         <w:t>placeholder</w:t>
       </w:r>
+      <w:proofErr w:type="spellEnd"/>
       <w:r>
         <w:rPr>
           <w:rStyle w:val="hljs-tag"/>
@@ -1209,6 +1386,7 @@
         </w:rPr>
         <w:t>&lt;</w:t>
       </w:r>
+      <w:proofErr w:type="spellStart"/>
       <w:r>
         <w:rPr>
           <w:rStyle w:val="hljs-name"/>
@@ -1220,6 +1398,7 @@
         </w:rPr>
         <w:t>button</w:t>
       </w:r>
+      <w:proofErr w:type="spellEnd"/>
       <w:r>
         <w:rPr>
           <w:rStyle w:val="hljs-tag"/>
@@ -1262,7 +1441,31 @@
           <w:szCs w:val="22"/>
           <w:bdr w:val="none" w:sz="0" w:space="0" w:color="auto" w:frame="1"/>
         </w:rPr>
-        <w:t>"btn-buscar"</w:t>
+        <w:t>"</w:t>
+      </w:r>
+      <w:proofErr w:type="spellStart"/>
+      <w:r>
+        <w:rPr>
+          <w:rStyle w:val="hljs-string"/>
+          <w:rFonts w:ascii="Times New Roman" w:hAnsi="Times New Roman" w:cs="Times New Roman"/>
+          <w:color w:val="188038"/>
+          <w:sz w:val="22"/>
+          <w:szCs w:val="22"/>
+          <w:bdr w:val="none" w:sz="0" w:space="0" w:color="auto" w:frame="1"/>
+        </w:rPr>
+        <w:t>btn</w:t>
+      </w:r>
+      <w:proofErr w:type="spellEnd"/>
+      <w:r>
+        <w:rPr>
+          <w:rStyle w:val="hljs-string"/>
+          <w:rFonts w:ascii="Times New Roman" w:hAnsi="Times New Roman" w:cs="Times New Roman"/>
+          <w:color w:val="188038"/>
+          <w:sz w:val="22"/>
+          <w:szCs w:val="22"/>
+          <w:bdr w:val="none" w:sz="0" w:space="0" w:color="auto" w:frame="1"/>
+        </w:rPr>
+        <w:t>-buscar"</w:t>
       </w:r>
       <w:r>
         <w:rPr>
@@ -1297,6 +1500,7 @@
         </w:rPr>
         <w:t>&lt;/</w:t>
       </w:r>
+      <w:proofErr w:type="spellStart"/>
       <w:r>
         <w:rPr>
           <w:rStyle w:val="hljs-name"/>
@@ -1308,6 +1512,7 @@
         </w:rPr>
         <w:t>button</w:t>
       </w:r>
+      <w:proofErr w:type="spellEnd"/>
       <w:r>
         <w:rPr>
           <w:rStyle w:val="hljs-tag"/>
@@ -1367,6 +1572,7 @@
         </w:rPr>
         <w:t>&lt;</w:t>
       </w:r>
+      <w:proofErr w:type="spellStart"/>
       <w:r>
         <w:rPr>
           <w:rStyle w:val="hljs-name"/>
@@ -1378,6 +1584,7 @@
         </w:rPr>
         <w:t>div</w:t>
       </w:r>
+      <w:proofErr w:type="spellEnd"/>
       <w:r>
         <w:rPr>
           <w:rStyle w:val="hljs-tag"/>
@@ -1433,6 +1640,7 @@
         </w:rPr>
         <w:t xml:space="preserve"> </w:t>
       </w:r>
+      <w:proofErr w:type="spellStart"/>
       <w:r>
         <w:rPr>
           <w:rStyle w:val="hljs-attr"/>
@@ -1444,6 +1652,7 @@
         </w:rPr>
         <w:t>style</w:t>
       </w:r>
+      <w:proofErr w:type="spellEnd"/>
       <w:r>
         <w:rPr>
           <w:rStyle w:val="hljs-tag"/>
@@ -1464,7 +1673,103 @@
           <w:szCs w:val="22"/>
           <w:bdr w:val="none" w:sz="0" w:space="0" w:color="auto" w:frame="1"/>
         </w:rPr>
-        <w:t>"margin-top: 20px; border: 1px solid #ccc; padding: 10px;"</w:t>
+        <w:t>"</w:t>
+      </w:r>
+      <w:proofErr w:type="spellStart"/>
+      <w:r>
+        <w:rPr>
+          <w:rStyle w:val="hljs-string"/>
+          <w:rFonts w:ascii="Times New Roman" w:hAnsi="Times New Roman" w:cs="Times New Roman"/>
+          <w:color w:val="188038"/>
+          <w:sz w:val="22"/>
+          <w:szCs w:val="22"/>
+          <w:bdr w:val="none" w:sz="0" w:space="0" w:color="auto" w:frame="1"/>
+        </w:rPr>
+        <w:t>margin</w:t>
+      </w:r>
+      <w:proofErr w:type="spellEnd"/>
+      <w:r>
+        <w:rPr>
+          <w:rStyle w:val="hljs-string"/>
+          <w:rFonts w:ascii="Times New Roman" w:hAnsi="Times New Roman" w:cs="Times New Roman"/>
+          <w:color w:val="188038"/>
+          <w:sz w:val="22"/>
+          <w:szCs w:val="22"/>
+          <w:bdr w:val="none" w:sz="0" w:space="0" w:color="auto" w:frame="1"/>
+        </w:rPr>
+        <w:t xml:space="preserve">-top: 20px; </w:t>
+      </w:r>
+      <w:proofErr w:type="spellStart"/>
+      <w:r>
+        <w:rPr>
+          <w:rStyle w:val="hljs-string"/>
+          <w:rFonts w:ascii="Times New Roman" w:hAnsi="Times New Roman" w:cs="Times New Roman"/>
+          <w:color w:val="188038"/>
+          <w:sz w:val="22"/>
+          <w:szCs w:val="22"/>
+          <w:bdr w:val="none" w:sz="0" w:space="0" w:color="auto" w:frame="1"/>
+        </w:rPr>
+        <w:t>border</w:t>
+      </w:r>
+      <w:proofErr w:type="spellEnd"/>
+      <w:r>
+        <w:rPr>
+          <w:rStyle w:val="hljs-string"/>
+          <w:rFonts w:ascii="Times New Roman" w:hAnsi="Times New Roman" w:cs="Times New Roman"/>
+          <w:color w:val="188038"/>
+          <w:sz w:val="22"/>
+          <w:szCs w:val="22"/>
+          <w:bdr w:val="none" w:sz="0" w:space="0" w:color="auto" w:frame="1"/>
+        </w:rPr>
+        <w:t xml:space="preserve">: 1px </w:t>
+      </w:r>
+      <w:proofErr w:type="spellStart"/>
+      <w:r>
+        <w:rPr>
+          <w:rStyle w:val="hljs-string"/>
+          <w:rFonts w:ascii="Times New Roman" w:hAnsi="Times New Roman" w:cs="Times New Roman"/>
+          <w:color w:val="188038"/>
+          <w:sz w:val="22"/>
+          <w:szCs w:val="22"/>
+          <w:bdr w:val="none" w:sz="0" w:space="0" w:color="auto" w:frame="1"/>
+        </w:rPr>
+        <w:t>solid</w:t>
+      </w:r>
+      <w:proofErr w:type="spellEnd"/>
+      <w:r>
+        <w:rPr>
+          <w:rStyle w:val="hljs-string"/>
+          <w:rFonts w:ascii="Times New Roman" w:hAnsi="Times New Roman" w:cs="Times New Roman"/>
+          <w:color w:val="188038"/>
+          <w:sz w:val="22"/>
+          <w:szCs w:val="22"/>
+          <w:bdr w:val="none" w:sz="0" w:space="0" w:color="auto" w:frame="1"/>
+        </w:rPr>
+        <w:t xml:space="preserve"> #ccc; </w:t>
+      </w:r>
+      <w:proofErr w:type="spellStart"/>
+      <w:r>
+        <w:rPr>
+          <w:rStyle w:val="hljs-string"/>
+          <w:rFonts w:ascii="Times New Roman" w:hAnsi="Times New Roman" w:cs="Times New Roman"/>
+          <w:color w:val="188038"/>
+          <w:sz w:val="22"/>
+          <w:szCs w:val="22"/>
+          <w:bdr w:val="none" w:sz="0" w:space="0" w:color="auto" w:frame="1"/>
+        </w:rPr>
+        <w:t>padding</w:t>
+      </w:r>
+      <w:proofErr w:type="spellEnd"/>
+      <w:r>
+        <w:rPr>
+          <w:rStyle w:val="hljs-string"/>
+          <w:rFonts w:ascii="Times New Roman" w:hAnsi="Times New Roman" w:cs="Times New Roman"/>
+          <w:color w:val="188038"/>
+          <w:sz w:val="22"/>
+          <w:szCs w:val="22"/>
+          <w:bdr w:val="none" w:sz="0" w:space="0" w:color="auto" w:frame="1"/>
+        </w:rPr>
+        <w:t>: 10px;"</w:t>
       </w:r>
       <w:r>
         <w:rPr>
@@ -1613,6 +1918,7 @@
         </w:rPr>
         <w:t>&lt;/</w:t>
       </w:r>
+      <w:proofErr w:type="spellStart"/>
       <w:r>
         <w:rPr>
           <w:rStyle w:val="hljs-name"/>
@@ -1624,6 +1930,7 @@
         </w:rPr>
         <w:t>div</w:t>
       </w:r>
+      <w:proofErr w:type="spellEnd"/>
       <w:r>
         <w:rPr>
           <w:rStyle w:val="hljs-tag"/>
@@ -1705,6 +2012,7 @@
         </w:rPr>
         <w:t xml:space="preserve"> </w:t>
       </w:r>
+      <w:proofErr w:type="spellStart"/>
       <w:r>
         <w:rPr>
           <w:rStyle w:val="hljs-attr"/>
@@ -1716,6 +2024,7 @@
         </w:rPr>
         <w:t>src</w:t>
       </w:r>
+      <w:proofErr w:type="spellEnd"/>
       <w:r>
         <w:rPr>
           <w:rStyle w:val="hljs-tag"/>
@@ -1975,6 +2284,7 @@
           <w:bdr w:val="none" w:sz="0" w:space="0" w:color="auto" w:frame="1"/>
         </w:rPr>
       </w:pPr>
+      <w:proofErr w:type="spellStart"/>
       <w:r>
         <w:rPr>
           <w:rStyle w:val="hljs-keyword"/>
@@ -1986,17 +2296,43 @@
         </w:rPr>
         <w:t>const</w:t>
       </w:r>
-      <w:r>
-        <w:rPr>
-          <w:rStyle w:val="CdigoHTML"/>
-          <w:rFonts w:ascii="Times New Roman" w:hAnsi="Times New Roman" w:cs="Times New Roman"/>
-          <w:color w:val="444746"/>
-          <w:sz w:val="22"/>
-          <w:szCs w:val="22"/>
-          <w:bdr w:val="none" w:sz="0" w:space="0" w:color="auto" w:frame="1"/>
-        </w:rPr>
-        <w:t xml:space="preserve"> btnBuscar = </w:t>
-      </w:r>
+      <w:proofErr w:type="spellEnd"/>
+      <w:r>
+        <w:rPr>
+          <w:rStyle w:val="CdigoHTML"/>
+          <w:rFonts w:ascii="Times New Roman" w:hAnsi="Times New Roman" w:cs="Times New Roman"/>
+          <w:color w:val="444746"/>
+          <w:sz w:val="22"/>
+          <w:szCs w:val="22"/>
+          <w:bdr w:val="none" w:sz="0" w:space="0" w:color="auto" w:frame="1"/>
+        </w:rPr>
+        <w:t xml:space="preserve"> </w:t>
+      </w:r>
+      <w:proofErr w:type="spellStart"/>
+      <w:r>
+        <w:rPr>
+          <w:rStyle w:val="CdigoHTML"/>
+          <w:rFonts w:ascii="Times New Roman" w:hAnsi="Times New Roman" w:cs="Times New Roman"/>
+          <w:color w:val="444746"/>
+          <w:sz w:val="22"/>
+          <w:szCs w:val="22"/>
+          <w:bdr w:val="none" w:sz="0" w:space="0" w:color="auto" w:frame="1"/>
+        </w:rPr>
+        <w:t>btnBuscar</w:t>
+      </w:r>
+      <w:proofErr w:type="spellEnd"/>
+      <w:r>
+        <w:rPr>
+          <w:rStyle w:val="CdigoHTML"/>
+          <w:rFonts w:ascii="Times New Roman" w:hAnsi="Times New Roman" w:cs="Times New Roman"/>
+          <w:color w:val="444746"/>
+          <w:sz w:val="22"/>
+          <w:szCs w:val="22"/>
+          <w:bdr w:val="none" w:sz="0" w:space="0" w:color="auto" w:frame="1"/>
+        </w:rPr>
+        <w:t xml:space="preserve"> = </w:t>
+      </w:r>
+      <w:proofErr w:type="spellStart"/>
       <w:r>
         <w:rPr>
           <w:rStyle w:val="hljs-builtin"/>
@@ -2017,7 +2353,19 @@
           <w:szCs w:val="22"/>
           <w:bdr w:val="none" w:sz="0" w:space="0" w:color="auto" w:frame="1"/>
         </w:rPr>
-        <w:t>.getElementById(</w:t>
+        <w:t>.getElementById</w:t>
+      </w:r>
+      <w:proofErr w:type="spellEnd"/>
+      <w:r>
+        <w:rPr>
+          <w:rStyle w:val="CdigoHTML"/>
+          <w:rFonts w:ascii="Times New Roman" w:hAnsi="Times New Roman" w:cs="Times New Roman"/>
+          <w:color w:val="444746"/>
+          <w:sz w:val="22"/>
+          <w:szCs w:val="22"/>
+          <w:bdr w:val="none" w:sz="0" w:space="0" w:color="auto" w:frame="1"/>
+        </w:rPr>
+        <w:t>(</w:t>
       </w:r>
       <w:r>
         <w:rPr>
@@ -2028,7 +2376,31 @@
           <w:szCs w:val="22"/>
           <w:bdr w:val="none" w:sz="0" w:space="0" w:color="auto" w:frame="1"/>
         </w:rPr>
-        <w:t>"btn-buscar"</w:t>
+        <w:t>"</w:t>
+      </w:r>
+      <w:proofErr w:type="spellStart"/>
+      <w:r>
+        <w:rPr>
+          <w:rStyle w:val="hljs-string"/>
+          <w:rFonts w:ascii="Times New Roman" w:hAnsi="Times New Roman" w:cs="Times New Roman"/>
+          <w:color w:val="188038"/>
+          <w:sz w:val="22"/>
+          <w:szCs w:val="22"/>
+          <w:bdr w:val="none" w:sz="0" w:space="0" w:color="auto" w:frame="1"/>
+        </w:rPr>
+        <w:t>btn</w:t>
+      </w:r>
+      <w:proofErr w:type="spellEnd"/>
+      <w:r>
+        <w:rPr>
+          <w:rStyle w:val="hljs-string"/>
+          <w:rFonts w:ascii="Times New Roman" w:hAnsi="Times New Roman" w:cs="Times New Roman"/>
+          <w:color w:val="188038"/>
+          <w:sz w:val="22"/>
+          <w:szCs w:val="22"/>
+          <w:bdr w:val="none" w:sz="0" w:space="0" w:color="auto" w:frame="1"/>
+        </w:rPr>
+        <w:t>-buscar"</w:t>
       </w:r>
       <w:r>
         <w:rPr>
@@ -2054,6 +2426,7 @@
           <w:bdr w:val="none" w:sz="0" w:space="0" w:color="auto" w:frame="1"/>
         </w:rPr>
       </w:pPr>
+      <w:proofErr w:type="spellStart"/>
       <w:r>
         <w:rPr>
           <w:rStyle w:val="hljs-keyword"/>
@@ -2065,17 +2438,43 @@
         </w:rPr>
         <w:t>const</w:t>
       </w:r>
-      <w:r>
-        <w:rPr>
-          <w:rStyle w:val="CdigoHTML"/>
-          <w:rFonts w:ascii="Times New Roman" w:hAnsi="Times New Roman" w:cs="Times New Roman"/>
-          <w:color w:val="444746"/>
-          <w:sz w:val="22"/>
-          <w:szCs w:val="22"/>
-          <w:bdr w:val="none" w:sz="0" w:space="0" w:color="auto" w:frame="1"/>
-        </w:rPr>
-        <w:t xml:space="preserve"> campoCep = </w:t>
-      </w:r>
+      <w:proofErr w:type="spellEnd"/>
+      <w:r>
+        <w:rPr>
+          <w:rStyle w:val="CdigoHTML"/>
+          <w:rFonts w:ascii="Times New Roman" w:hAnsi="Times New Roman" w:cs="Times New Roman"/>
+          <w:color w:val="444746"/>
+          <w:sz w:val="22"/>
+          <w:szCs w:val="22"/>
+          <w:bdr w:val="none" w:sz="0" w:space="0" w:color="auto" w:frame="1"/>
+        </w:rPr>
+        <w:t xml:space="preserve"> </w:t>
+      </w:r>
+      <w:proofErr w:type="spellStart"/>
+      <w:r>
+        <w:rPr>
+          <w:rStyle w:val="CdigoHTML"/>
+          <w:rFonts w:ascii="Times New Roman" w:hAnsi="Times New Roman" w:cs="Times New Roman"/>
+          <w:color w:val="444746"/>
+          <w:sz w:val="22"/>
+          <w:szCs w:val="22"/>
+          <w:bdr w:val="none" w:sz="0" w:space="0" w:color="auto" w:frame="1"/>
+        </w:rPr>
+        <w:t>campoCep</w:t>
+      </w:r>
+      <w:proofErr w:type="spellEnd"/>
+      <w:r>
+        <w:rPr>
+          <w:rStyle w:val="CdigoHTML"/>
+          <w:rFonts w:ascii="Times New Roman" w:hAnsi="Times New Roman" w:cs="Times New Roman"/>
+          <w:color w:val="444746"/>
+          <w:sz w:val="22"/>
+          <w:szCs w:val="22"/>
+          <w:bdr w:val="none" w:sz="0" w:space="0" w:color="auto" w:frame="1"/>
+        </w:rPr>
+        <w:t xml:space="preserve"> = </w:t>
+      </w:r>
+      <w:proofErr w:type="spellStart"/>
       <w:r>
         <w:rPr>
           <w:rStyle w:val="hljs-builtin"/>
@@ -2096,7 +2495,19 @@
           <w:szCs w:val="22"/>
           <w:bdr w:val="none" w:sz="0" w:space="0" w:color="auto" w:frame="1"/>
         </w:rPr>
-        <w:t>.getElementById(</w:t>
+        <w:t>.getElementById</w:t>
+      </w:r>
+      <w:proofErr w:type="spellEnd"/>
+      <w:r>
+        <w:rPr>
+          <w:rStyle w:val="CdigoHTML"/>
+          <w:rFonts w:ascii="Times New Roman" w:hAnsi="Times New Roman" w:cs="Times New Roman"/>
+          <w:color w:val="444746"/>
+          <w:sz w:val="22"/>
+          <w:szCs w:val="22"/>
+          <w:bdr w:val="none" w:sz="0" w:space="0" w:color="auto" w:frame="1"/>
+        </w:rPr>
+        <w:t>(</w:t>
       </w:r>
       <w:r>
         <w:rPr>
@@ -2133,6 +2544,7 @@
           <w:bdr w:val="none" w:sz="0" w:space="0" w:color="auto" w:frame="1"/>
         </w:rPr>
       </w:pPr>
+      <w:proofErr w:type="spellStart"/>
       <w:r>
         <w:rPr>
           <w:rStyle w:val="hljs-keyword"/>
@@ -2144,17 +2556,43 @@
         </w:rPr>
         <w:t>const</w:t>
       </w:r>
-      <w:r>
-        <w:rPr>
-          <w:rStyle w:val="CdigoHTML"/>
-          <w:rFonts w:ascii="Times New Roman" w:hAnsi="Times New Roman" w:cs="Times New Roman"/>
-          <w:color w:val="444746"/>
-          <w:sz w:val="22"/>
-          <w:szCs w:val="22"/>
-          <w:bdr w:val="none" w:sz="0" w:space="0" w:color="auto" w:frame="1"/>
-        </w:rPr>
-        <w:t xml:space="preserve"> divResultado = </w:t>
-      </w:r>
+      <w:proofErr w:type="spellEnd"/>
+      <w:r>
+        <w:rPr>
+          <w:rStyle w:val="CdigoHTML"/>
+          <w:rFonts w:ascii="Times New Roman" w:hAnsi="Times New Roman" w:cs="Times New Roman"/>
+          <w:color w:val="444746"/>
+          <w:sz w:val="22"/>
+          <w:szCs w:val="22"/>
+          <w:bdr w:val="none" w:sz="0" w:space="0" w:color="auto" w:frame="1"/>
+        </w:rPr>
+        <w:t xml:space="preserve"> </w:t>
+      </w:r>
+      <w:proofErr w:type="spellStart"/>
+      <w:r>
+        <w:rPr>
+          <w:rStyle w:val="CdigoHTML"/>
+          <w:rFonts w:ascii="Times New Roman" w:hAnsi="Times New Roman" w:cs="Times New Roman"/>
+          <w:color w:val="444746"/>
+          <w:sz w:val="22"/>
+          <w:szCs w:val="22"/>
+          <w:bdr w:val="none" w:sz="0" w:space="0" w:color="auto" w:frame="1"/>
+        </w:rPr>
+        <w:t>divResultado</w:t>
+      </w:r>
+      <w:proofErr w:type="spellEnd"/>
+      <w:r>
+        <w:rPr>
+          <w:rStyle w:val="CdigoHTML"/>
+          <w:rFonts w:ascii="Times New Roman" w:hAnsi="Times New Roman" w:cs="Times New Roman"/>
+          <w:color w:val="444746"/>
+          <w:sz w:val="22"/>
+          <w:szCs w:val="22"/>
+          <w:bdr w:val="none" w:sz="0" w:space="0" w:color="auto" w:frame="1"/>
+        </w:rPr>
+        <w:t xml:space="preserve"> = </w:t>
+      </w:r>
+      <w:proofErr w:type="spellStart"/>
       <w:r>
         <w:rPr>
           <w:rStyle w:val="hljs-builtin"/>
@@ -2175,7 +2613,19 @@
           <w:szCs w:val="22"/>
           <w:bdr w:val="none" w:sz="0" w:space="0" w:color="auto" w:frame="1"/>
         </w:rPr>
-        <w:t>.getElementById(</w:t>
+        <w:t>.getElementById</w:t>
+      </w:r>
+      <w:proofErr w:type="spellEnd"/>
+      <w:r>
+        <w:rPr>
+          <w:rStyle w:val="CdigoHTML"/>
+          <w:rFonts w:ascii="Times New Roman" w:hAnsi="Times New Roman" w:cs="Times New Roman"/>
+          <w:color w:val="444746"/>
+          <w:sz w:val="22"/>
+          <w:szCs w:val="22"/>
+          <w:bdr w:val="none" w:sz="0" w:space="0" w:color="auto" w:frame="1"/>
+        </w:rPr>
+        <w:t>(</w:t>
       </w:r>
       <w:r>
         <w:rPr>
@@ -2225,16 +2675,29 @@
           <w:bdr w:val="none" w:sz="0" w:space="0" w:color="auto" w:frame="1"/>
         </w:rPr>
       </w:pPr>
-      <w:r>
-        <w:rPr>
-          <w:rStyle w:val="CdigoHTML"/>
-          <w:rFonts w:ascii="Times New Roman" w:hAnsi="Times New Roman" w:cs="Times New Roman"/>
-          <w:color w:val="444746"/>
-          <w:sz w:val="22"/>
-          <w:szCs w:val="22"/>
-          <w:bdr w:val="none" w:sz="0" w:space="0" w:color="auto" w:frame="1"/>
-        </w:rPr>
-        <w:t>btnBuscar.addEventListener(</w:t>
+      <w:proofErr w:type="spellStart"/>
+      <w:r>
+        <w:rPr>
+          <w:rStyle w:val="CdigoHTML"/>
+          <w:rFonts w:ascii="Times New Roman" w:hAnsi="Times New Roman" w:cs="Times New Roman"/>
+          <w:color w:val="444746"/>
+          <w:sz w:val="22"/>
+          <w:szCs w:val="22"/>
+          <w:bdr w:val="none" w:sz="0" w:space="0" w:color="auto" w:frame="1"/>
+        </w:rPr>
+        <w:t>btnBuscar.addEventListener</w:t>
+      </w:r>
+      <w:proofErr w:type="spellEnd"/>
+      <w:r>
+        <w:rPr>
+          <w:rStyle w:val="CdigoHTML"/>
+          <w:rFonts w:ascii="Times New Roman" w:hAnsi="Times New Roman" w:cs="Times New Roman"/>
+          <w:color w:val="444746"/>
+          <w:sz w:val="22"/>
+          <w:szCs w:val="22"/>
+          <w:bdr w:val="none" w:sz="0" w:space="0" w:color="auto" w:frame="1"/>
+        </w:rPr>
+        <w:t>(</w:t>
       </w:r>
       <w:r>
         <w:rPr>
@@ -2304,6 +2767,7 @@
         </w:rPr>
         <w:t xml:space="preserve">    </w:t>
       </w:r>
+      <w:proofErr w:type="spellStart"/>
       <w:r>
         <w:rPr>
           <w:rStyle w:val="hljs-keyword"/>
@@ -2315,16 +2779,65 @@
         </w:rPr>
         <w:t>const</w:t>
       </w:r>
-      <w:r>
-        <w:rPr>
-          <w:rStyle w:val="CdigoHTML"/>
-          <w:rFonts w:ascii="Times New Roman" w:hAnsi="Times New Roman" w:cs="Times New Roman"/>
-          <w:color w:val="444746"/>
-          <w:sz w:val="22"/>
-          <w:szCs w:val="22"/>
-          <w:bdr w:val="none" w:sz="0" w:space="0" w:color="auto" w:frame="1"/>
-        </w:rPr>
-        <w:t xml:space="preserve"> valorCep = campoCep.value;</w:t>
+      <w:proofErr w:type="spellEnd"/>
+      <w:r>
+        <w:rPr>
+          <w:rStyle w:val="CdigoHTML"/>
+          <w:rFonts w:ascii="Times New Roman" w:hAnsi="Times New Roman" w:cs="Times New Roman"/>
+          <w:color w:val="444746"/>
+          <w:sz w:val="22"/>
+          <w:szCs w:val="22"/>
+          <w:bdr w:val="none" w:sz="0" w:space="0" w:color="auto" w:frame="1"/>
+        </w:rPr>
+        <w:t xml:space="preserve"> </w:t>
+      </w:r>
+      <w:proofErr w:type="spellStart"/>
+      <w:r>
+        <w:rPr>
+          <w:rStyle w:val="CdigoHTML"/>
+          <w:rFonts w:ascii="Times New Roman" w:hAnsi="Times New Roman" w:cs="Times New Roman"/>
+          <w:color w:val="444746"/>
+          <w:sz w:val="22"/>
+          <w:szCs w:val="22"/>
+          <w:bdr w:val="none" w:sz="0" w:space="0" w:color="auto" w:frame="1"/>
+        </w:rPr>
+        <w:t>valorCep</w:t>
+      </w:r>
+      <w:proofErr w:type="spellEnd"/>
+      <w:r>
+        <w:rPr>
+          <w:rStyle w:val="CdigoHTML"/>
+          <w:rFonts w:ascii="Times New Roman" w:hAnsi="Times New Roman" w:cs="Times New Roman"/>
+          <w:color w:val="444746"/>
+          <w:sz w:val="22"/>
+          <w:szCs w:val="22"/>
+          <w:bdr w:val="none" w:sz="0" w:space="0" w:color="auto" w:frame="1"/>
+        </w:rPr>
+        <w:t xml:space="preserve"> = </w:t>
+      </w:r>
+      <w:proofErr w:type="spellStart"/>
+      <w:r>
+        <w:rPr>
+          <w:rStyle w:val="CdigoHTML"/>
+          <w:rFonts w:ascii="Times New Roman" w:hAnsi="Times New Roman" w:cs="Times New Roman"/>
+          <w:color w:val="444746"/>
+          <w:sz w:val="22"/>
+          <w:szCs w:val="22"/>
+          <w:bdr w:val="none" w:sz="0" w:space="0" w:color="auto" w:frame="1"/>
+        </w:rPr>
+        <w:t>campoCep.value</w:t>
+      </w:r>
+      <w:proofErr w:type="spellEnd"/>
+      <w:r>
+        <w:rPr>
+          <w:rStyle w:val="CdigoHTML"/>
+          <w:rFonts w:ascii="Times New Roman" w:hAnsi="Times New Roman" w:cs="Times New Roman"/>
+          <w:color w:val="444746"/>
+          <w:sz w:val="22"/>
+          <w:szCs w:val="22"/>
+          <w:bdr w:val="none" w:sz="0" w:space="0" w:color="auto" w:frame="1"/>
+        </w:rPr>
+        <w:t>;</w:t>
       </w:r>
     </w:p>
     <w:p>
@@ -2350,6 +2863,7 @@
         </w:rPr>
         <w:t xml:space="preserve">    </w:t>
       </w:r>
+      <w:proofErr w:type="spellStart"/>
       <w:r>
         <w:rPr>
           <w:rStyle w:val="hljs-keyword"/>
@@ -2361,16 +2875,41 @@
         </w:rPr>
         <w:t>if</w:t>
       </w:r>
-      <w:r>
-        <w:rPr>
-          <w:rStyle w:val="CdigoHTML"/>
-          <w:rFonts w:ascii="Times New Roman" w:hAnsi="Times New Roman" w:cs="Times New Roman"/>
-          <w:color w:val="444746"/>
-          <w:sz w:val="22"/>
-          <w:szCs w:val="22"/>
-          <w:bdr w:val="none" w:sz="0" w:space="0" w:color="auto" w:frame="1"/>
-        </w:rPr>
-        <w:t xml:space="preserve"> (valorCep.length === </w:t>
+      <w:proofErr w:type="spellEnd"/>
+      <w:r>
+        <w:rPr>
+          <w:rStyle w:val="CdigoHTML"/>
+          <w:rFonts w:ascii="Times New Roman" w:hAnsi="Times New Roman" w:cs="Times New Roman"/>
+          <w:color w:val="444746"/>
+          <w:sz w:val="22"/>
+          <w:szCs w:val="22"/>
+          <w:bdr w:val="none" w:sz="0" w:space="0" w:color="auto" w:frame="1"/>
+        </w:rPr>
+        <w:t xml:space="preserve"> (</w:t>
+      </w:r>
+      <w:proofErr w:type="spellStart"/>
+      <w:r>
+        <w:rPr>
+          <w:rStyle w:val="CdigoHTML"/>
+          <w:rFonts w:ascii="Times New Roman" w:hAnsi="Times New Roman" w:cs="Times New Roman"/>
+          <w:color w:val="444746"/>
+          <w:sz w:val="22"/>
+          <w:szCs w:val="22"/>
+          <w:bdr w:val="none" w:sz="0" w:space="0" w:color="auto" w:frame="1"/>
+        </w:rPr>
+        <w:t>valorCep.length</w:t>
+      </w:r>
+      <w:proofErr w:type="spellEnd"/>
+      <w:r>
+        <w:rPr>
+          <w:rStyle w:val="CdigoHTML"/>
+          <w:rFonts w:ascii="Times New Roman" w:hAnsi="Times New Roman" w:cs="Times New Roman"/>
+          <w:color w:val="444746"/>
+          <w:sz w:val="22"/>
+          <w:szCs w:val="22"/>
+          <w:bdr w:val="none" w:sz="0" w:space="0" w:color="auto" w:frame="1"/>
+        </w:rPr>
+        <w:t xml:space="preserve"> === </w:t>
       </w:r>
       <w:r>
         <w:rPr>
@@ -2416,7 +2955,55 @@
           <w:szCs w:val="22"/>
           <w:bdr w:val="none" w:sz="0" w:space="0" w:color="auto" w:frame="1"/>
         </w:rPr>
-        <w:t xml:space="preserve">        buscarEndereco(valorCep);</w:t>
+        <w:t xml:space="preserve">        </w:t>
+      </w:r>
+      <w:proofErr w:type="spellStart"/>
+      <w:r>
+        <w:rPr>
+          <w:rStyle w:val="CdigoHTML"/>
+          <w:rFonts w:ascii="Times New Roman" w:hAnsi="Times New Roman" w:cs="Times New Roman"/>
+          <w:color w:val="444746"/>
+          <w:sz w:val="22"/>
+          <w:szCs w:val="22"/>
+          <w:bdr w:val="none" w:sz="0" w:space="0" w:color="auto" w:frame="1"/>
+        </w:rPr>
+        <w:t>buscarEndereco</w:t>
+      </w:r>
+      <w:proofErr w:type="spellEnd"/>
+      <w:r>
+        <w:rPr>
+          <w:rStyle w:val="CdigoHTML"/>
+          <w:rFonts w:ascii="Times New Roman" w:hAnsi="Times New Roman" w:cs="Times New Roman"/>
+          <w:color w:val="444746"/>
+          <w:sz w:val="22"/>
+          <w:szCs w:val="22"/>
+          <w:bdr w:val="none" w:sz="0" w:space="0" w:color="auto" w:frame="1"/>
+        </w:rPr>
+        <w:t>(</w:t>
+      </w:r>
+      <w:proofErr w:type="spellStart"/>
+      <w:r>
+        <w:rPr>
+          <w:rStyle w:val="CdigoHTML"/>
+          <w:rFonts w:ascii="Times New Roman" w:hAnsi="Times New Roman" w:cs="Times New Roman"/>
+          <w:color w:val="444746"/>
+          <w:sz w:val="22"/>
+          <w:szCs w:val="22"/>
+          <w:bdr w:val="none" w:sz="0" w:space="0" w:color="auto" w:frame="1"/>
+        </w:rPr>
+        <w:t>valorCep</w:t>
+      </w:r>
+      <w:proofErr w:type="spellEnd"/>
+      <w:r>
+        <w:rPr>
+          <w:rStyle w:val="CdigoHTML"/>
+          <w:rFonts w:ascii="Times New Roman" w:hAnsi="Times New Roman" w:cs="Times New Roman"/>
+          <w:color w:val="444746"/>
+          <w:sz w:val="22"/>
+          <w:szCs w:val="22"/>
+          <w:bdr w:val="none" w:sz="0" w:space="0" w:color="auto" w:frame="1"/>
+        </w:rPr>
+        <w:t>);</w:t>
       </w:r>
     </w:p>
     <w:p>
@@ -2442,6 +3029,7 @@
         </w:rPr>
         <w:t xml:space="preserve">    } </w:t>
       </w:r>
+      <w:proofErr w:type="spellStart"/>
       <w:r>
         <w:rPr>
           <w:rStyle w:val="hljs-keyword"/>
@@ -2453,6 +3041,7 @@
         </w:rPr>
         <w:t>else</w:t>
       </w:r>
+      <w:proofErr w:type="spellEnd"/>
       <w:r>
         <w:rPr>
           <w:rStyle w:val="CdigoHTML"/>
@@ -2486,7 +3075,31 @@
           <w:szCs w:val="22"/>
           <w:bdr w:val="none" w:sz="0" w:space="0" w:color="auto" w:frame="1"/>
         </w:rPr>
-        <w:t xml:space="preserve">        alert(</w:t>
+        <w:t xml:space="preserve">        </w:t>
+      </w:r>
+      <w:proofErr w:type="spellStart"/>
+      <w:r>
+        <w:rPr>
+          <w:rStyle w:val="CdigoHTML"/>
+          <w:rFonts w:ascii="Times New Roman" w:hAnsi="Times New Roman" w:cs="Times New Roman"/>
+          <w:color w:val="444746"/>
+          <w:sz w:val="22"/>
+          <w:szCs w:val="22"/>
+          <w:bdr w:val="none" w:sz="0" w:space="0" w:color="auto" w:frame="1"/>
+        </w:rPr>
+        <w:t>alert</w:t>
+      </w:r>
+      <w:proofErr w:type="spellEnd"/>
+      <w:r>
+        <w:rPr>
+          <w:rStyle w:val="CdigoHTML"/>
+          <w:rFonts w:ascii="Times New Roman" w:hAnsi="Times New Roman" w:cs="Times New Roman"/>
+          <w:color w:val="444746"/>
+          <w:sz w:val="22"/>
+          <w:szCs w:val="22"/>
+          <w:bdr w:val="none" w:sz="0" w:space="0" w:color="auto" w:frame="1"/>
+        </w:rPr>
+        <w:t>(</w:t>
       </w:r>
       <w:r>
         <w:rPr>
@@ -2579,7 +3192,55 @@
           <w:bdr w:val="none" w:sz="0" w:space="0" w:color="auto" w:frame="1"/>
         </w:rPr>
         <w:lastRenderedPageBreak/>
-        <w:t>Tarefa B: A Função Assíncrona (Async/Await)</w:t>
+        <w:t>Tarefa B: A Função Assíncrona (</w:t>
+      </w:r>
+      <w:proofErr w:type="spellStart"/>
+      <w:r>
+        <w:rPr>
+          <w:b/>
+          <w:bCs/>
+          <w:color w:val="1F1F1F"/>
+          <w:sz w:val="22"/>
+          <w:szCs w:val="22"/>
+          <w:bdr w:val="none" w:sz="0" w:space="0" w:color="auto" w:frame="1"/>
+        </w:rPr>
+        <w:t>Async</w:t>
+      </w:r>
+      <w:proofErr w:type="spellEnd"/>
+      <w:r>
+        <w:rPr>
+          <w:b/>
+          <w:bCs/>
+          <w:color w:val="1F1F1F"/>
+          <w:sz w:val="22"/>
+          <w:szCs w:val="22"/>
+          <w:bdr w:val="none" w:sz="0" w:space="0" w:color="auto" w:frame="1"/>
+        </w:rPr>
+        <w:t>/</w:t>
+      </w:r>
+      <w:proofErr w:type="spellStart"/>
+      <w:r>
+        <w:rPr>
+          <w:b/>
+          <w:bCs/>
+          <w:color w:val="1F1F1F"/>
+          <w:sz w:val="22"/>
+          <w:szCs w:val="22"/>
+          <w:bdr w:val="none" w:sz="0" w:space="0" w:color="auto" w:frame="1"/>
+        </w:rPr>
+        <w:t>Await</w:t>
+      </w:r>
+      <w:proofErr w:type="spellEnd"/>
+      <w:r>
+        <w:rPr>
+          <w:b/>
+          <w:bCs/>
+          <w:color w:val="1F1F1F"/>
+          <w:sz w:val="22"/>
+          <w:szCs w:val="22"/>
+          <w:bdr w:val="none" w:sz="0" w:space="0" w:color="auto" w:frame="1"/>
+        </w:rPr>
+        <w:t>)</w:t>
       </w:r>
     </w:p>
     <w:p>
@@ -2620,7 +3281,31 @@
           <w:szCs w:val="22"/>
           <w:bdr w:val="none" w:sz="0" w:space="0" w:color="auto" w:frame="1"/>
         </w:rPr>
-        <w:t>// A palavra 'async' indica que a função lidará com promessas</w:t>
+        <w:t>// A palavra '</w:t>
+      </w:r>
+      <w:proofErr w:type="spellStart"/>
+      <w:r>
+        <w:rPr>
+          <w:rStyle w:val="hljs-comment"/>
+          <w:rFonts w:ascii="Times New Roman" w:hAnsi="Times New Roman" w:cs="Times New Roman"/>
+          <w:color w:val="5F6368"/>
+          <w:sz w:val="22"/>
+          <w:szCs w:val="22"/>
+          <w:bdr w:val="none" w:sz="0" w:space="0" w:color="auto" w:frame="1"/>
+        </w:rPr>
+        <w:t>async</w:t>
+      </w:r>
+      <w:proofErr w:type="spellEnd"/>
+      <w:r>
+        <w:rPr>
+          <w:rStyle w:val="hljs-comment"/>
+          <w:rFonts w:ascii="Times New Roman" w:hAnsi="Times New Roman" w:cs="Times New Roman"/>
+          <w:color w:val="5F6368"/>
+          <w:sz w:val="22"/>
+          <w:szCs w:val="22"/>
+          <w:bdr w:val="none" w:sz="0" w:space="0" w:color="auto" w:frame="1"/>
+        </w:rPr>
+        <w:t>' indica que a função lidará com promessas</w:t>
       </w:r>
     </w:p>
     <w:p>
@@ -2635,6 +3320,7 @@
           <w:bdr w:val="none" w:sz="0" w:space="0" w:color="auto" w:frame="1"/>
         </w:rPr>
       </w:pPr>
+      <w:proofErr w:type="spellStart"/>
       <w:r>
         <w:rPr>
           <w:rStyle w:val="hljs-keyword"/>
@@ -2646,6 +3332,7 @@
         </w:rPr>
         <w:t>async</w:t>
       </w:r>
+      <w:proofErr w:type="spellEnd"/>
       <w:r>
         <w:rPr>
           <w:rStyle w:val="CdigoHTML"/>
@@ -2657,6 +3344,7 @@
         </w:rPr>
         <w:t xml:space="preserve"> </w:t>
       </w:r>
+      <w:proofErr w:type="spellStart"/>
       <w:r>
         <w:rPr>
           <w:rStyle w:val="hljs-keyword"/>
@@ -2668,6 +3356,7 @@
         </w:rPr>
         <w:t>function</w:t>
       </w:r>
+      <w:proofErr w:type="spellEnd"/>
       <w:r>
         <w:rPr>
           <w:rStyle w:val="hljs-function"/>
@@ -2679,6 +3368,7 @@
         </w:rPr>
         <w:t xml:space="preserve"> </w:t>
       </w:r>
+      <w:proofErr w:type="spellStart"/>
       <w:r>
         <w:rPr>
           <w:rStyle w:val="hljs-title"/>
@@ -2690,6 +3380,7 @@
         </w:rPr>
         <w:t>buscarEndereco</w:t>
       </w:r>
+      <w:proofErr w:type="spellEnd"/>
       <w:r>
         <w:rPr>
           <w:rStyle w:val="hljs-function"/>
@@ -2756,7 +3447,31 @@
           <w:szCs w:val="22"/>
           <w:bdr w:val="none" w:sz="0" w:space="0" w:color="auto" w:frame="1"/>
         </w:rPr>
-        <w:t xml:space="preserve">    divResultado.innerHTML = </w:t>
+        <w:t xml:space="preserve">    </w:t>
+      </w:r>
+      <w:proofErr w:type="spellStart"/>
+      <w:r>
+        <w:rPr>
+          <w:rStyle w:val="CdigoHTML"/>
+          <w:rFonts w:ascii="Times New Roman" w:hAnsi="Times New Roman" w:cs="Times New Roman"/>
+          <w:color w:val="444746"/>
+          <w:sz w:val="22"/>
+          <w:szCs w:val="22"/>
+          <w:bdr w:val="none" w:sz="0" w:space="0" w:color="auto" w:frame="1"/>
+        </w:rPr>
+        <w:t>divResultado.innerHTML</w:t>
+      </w:r>
+      <w:proofErr w:type="spellEnd"/>
+      <w:r>
+        <w:rPr>
+          <w:rStyle w:val="CdigoHTML"/>
+          <w:rFonts w:ascii="Times New Roman" w:hAnsi="Times New Roman" w:cs="Times New Roman"/>
+          <w:color w:val="444746"/>
+          <w:sz w:val="22"/>
+          <w:szCs w:val="22"/>
+          <w:bdr w:val="none" w:sz="0" w:space="0" w:color="auto" w:frame="1"/>
+        </w:rPr>
+        <w:t xml:space="preserve"> = </w:t>
       </w:r>
       <w:r>
         <w:rPr>
@@ -2817,6 +3532,7 @@
         </w:rPr>
         <w:t xml:space="preserve">    </w:t>
       </w:r>
+      <w:proofErr w:type="spellStart"/>
       <w:r>
         <w:rPr>
           <w:rStyle w:val="hljs-keyword"/>
@@ -2828,6 +3544,7 @@
         </w:rPr>
         <w:t>try</w:t>
       </w:r>
+      <w:proofErr w:type="spellEnd"/>
       <w:r>
         <w:rPr>
           <w:rStyle w:val="CdigoHTML"/>
@@ -2872,7 +3589,55 @@
           <w:szCs w:val="22"/>
           <w:bdr w:val="none" w:sz="0" w:space="0" w:color="auto" w:frame="1"/>
         </w:rPr>
-        <w:t>// 'fetch' faz a requisição. 'await' espera a resposta do servidor.</w:t>
+        <w:t>// '</w:t>
+      </w:r>
+      <w:proofErr w:type="spellStart"/>
+      <w:r>
+        <w:rPr>
+          <w:rStyle w:val="hljs-comment"/>
+          <w:rFonts w:ascii="Times New Roman" w:hAnsi="Times New Roman" w:cs="Times New Roman"/>
+          <w:color w:val="5F6368"/>
+          <w:sz w:val="22"/>
+          <w:szCs w:val="22"/>
+          <w:bdr w:val="none" w:sz="0" w:space="0" w:color="auto" w:frame="1"/>
+        </w:rPr>
+        <w:t>fetch</w:t>
+      </w:r>
+      <w:proofErr w:type="spellEnd"/>
+      <w:r>
+        <w:rPr>
+          <w:rStyle w:val="hljs-comment"/>
+          <w:rFonts w:ascii="Times New Roman" w:hAnsi="Times New Roman" w:cs="Times New Roman"/>
+          <w:color w:val="5F6368"/>
+          <w:sz w:val="22"/>
+          <w:szCs w:val="22"/>
+          <w:bdr w:val="none" w:sz="0" w:space="0" w:color="auto" w:frame="1"/>
+        </w:rPr>
+        <w:t>' faz a requisição. '</w:t>
+      </w:r>
+      <w:proofErr w:type="spellStart"/>
+      <w:r>
+        <w:rPr>
+          <w:rStyle w:val="hljs-comment"/>
+          <w:rFonts w:ascii="Times New Roman" w:hAnsi="Times New Roman" w:cs="Times New Roman"/>
+          <w:color w:val="5F6368"/>
+          <w:sz w:val="22"/>
+          <w:szCs w:val="22"/>
+          <w:bdr w:val="none" w:sz="0" w:space="0" w:color="auto" w:frame="1"/>
+        </w:rPr>
+        <w:t>await</w:t>
+      </w:r>
+      <w:proofErr w:type="spellEnd"/>
+      <w:r>
+        <w:rPr>
+          <w:rStyle w:val="hljs-comment"/>
+          <w:rFonts w:ascii="Times New Roman" w:hAnsi="Times New Roman" w:cs="Times New Roman"/>
+          <w:color w:val="5F6368"/>
+          <w:sz w:val="22"/>
+          <w:szCs w:val="22"/>
+          <w:bdr w:val="none" w:sz="0" w:space="0" w:color="auto" w:frame="1"/>
+        </w:rPr>
+        <w:t>' espera a resposta do servidor.</w:t>
       </w:r>
     </w:p>
     <w:p>
@@ -2898,6 +3663,7 @@
         </w:rPr>
         <w:t xml:space="preserve">        </w:t>
       </w:r>
+      <w:proofErr w:type="spellStart"/>
       <w:r>
         <w:rPr>
           <w:rStyle w:val="hljs-keyword"/>
@@ -2909,6 +3675,7 @@
         </w:rPr>
         <w:t>const</w:t>
       </w:r>
+      <w:proofErr w:type="spellEnd"/>
       <w:r>
         <w:rPr>
           <w:rStyle w:val="CdigoHTML"/>
@@ -2920,6 +3687,7 @@
         </w:rPr>
         <w:t xml:space="preserve"> resposta = </w:t>
       </w:r>
+      <w:proofErr w:type="spellStart"/>
       <w:r>
         <w:rPr>
           <w:rStyle w:val="hljs-keyword"/>
@@ -2931,16 +3699,41 @@
         </w:rPr>
         <w:t>await</w:t>
       </w:r>
-      <w:r>
-        <w:rPr>
-          <w:rStyle w:val="CdigoHTML"/>
-          <w:rFonts w:ascii="Times New Roman" w:hAnsi="Times New Roman" w:cs="Times New Roman"/>
-          <w:color w:val="444746"/>
-          <w:sz w:val="22"/>
-          <w:szCs w:val="22"/>
-          <w:bdr w:val="none" w:sz="0" w:space="0" w:color="auto" w:frame="1"/>
-        </w:rPr>
-        <w:t xml:space="preserve"> fetch(</w:t>
+      <w:proofErr w:type="spellEnd"/>
+      <w:r>
+        <w:rPr>
+          <w:rStyle w:val="CdigoHTML"/>
+          <w:rFonts w:ascii="Times New Roman" w:hAnsi="Times New Roman" w:cs="Times New Roman"/>
+          <w:color w:val="444746"/>
+          <w:sz w:val="22"/>
+          <w:szCs w:val="22"/>
+          <w:bdr w:val="none" w:sz="0" w:space="0" w:color="auto" w:frame="1"/>
+        </w:rPr>
+        <w:t xml:space="preserve"> </w:t>
+      </w:r>
+      <w:proofErr w:type="spellStart"/>
+      <w:r>
+        <w:rPr>
+          <w:rStyle w:val="CdigoHTML"/>
+          <w:rFonts w:ascii="Times New Roman" w:hAnsi="Times New Roman" w:cs="Times New Roman"/>
+          <w:color w:val="444746"/>
+          <w:sz w:val="22"/>
+          <w:szCs w:val="22"/>
+          <w:bdr w:val="none" w:sz="0" w:space="0" w:color="auto" w:frame="1"/>
+        </w:rPr>
+        <w:t>fetch</w:t>
+      </w:r>
+      <w:proofErr w:type="spellEnd"/>
+      <w:r>
+        <w:rPr>
+          <w:rStyle w:val="CdigoHTML"/>
+          <w:rFonts w:ascii="Times New Roman" w:hAnsi="Times New Roman" w:cs="Times New Roman"/>
+          <w:color w:val="444746"/>
+          <w:sz w:val="22"/>
+          <w:szCs w:val="22"/>
+          <w:bdr w:val="none" w:sz="0" w:space="0" w:color="auto" w:frame="1"/>
+        </w:rPr>
+        <w:t>(</w:t>
       </w:r>
       <w:r>
         <w:rPr>
@@ -2973,7 +3766,31 @@
           <w:szCs w:val="22"/>
           <w:bdr w:val="none" w:sz="0" w:space="0" w:color="auto" w:frame="1"/>
         </w:rPr>
-        <w:t>/json/`</w:t>
+        <w:t>/</w:t>
+      </w:r>
+      <w:proofErr w:type="spellStart"/>
+      <w:r>
+        <w:rPr>
+          <w:rStyle w:val="hljs-string"/>
+          <w:rFonts w:ascii="Times New Roman" w:hAnsi="Times New Roman" w:cs="Times New Roman"/>
+          <w:color w:val="188038"/>
+          <w:sz w:val="22"/>
+          <w:szCs w:val="22"/>
+          <w:bdr w:val="none" w:sz="0" w:space="0" w:color="auto" w:frame="1"/>
+        </w:rPr>
+        <w:t>json</w:t>
+      </w:r>
+      <w:proofErr w:type="spellEnd"/>
+      <w:r>
+        <w:rPr>
+          <w:rStyle w:val="hljs-string"/>
+          <w:rFonts w:ascii="Times New Roman" w:hAnsi="Times New Roman" w:cs="Times New Roman"/>
+          <w:color w:val="188038"/>
+          <w:sz w:val="22"/>
+          <w:szCs w:val="22"/>
+          <w:bdr w:val="none" w:sz="0" w:space="0" w:color="auto" w:frame="1"/>
+        </w:rPr>
+        <w:t>/`</w:t>
       </w:r>
       <w:r>
         <w:rPr>
@@ -3069,6 +3886,7 @@
         </w:rPr>
         <w:t xml:space="preserve">        </w:t>
       </w:r>
+      <w:proofErr w:type="spellStart"/>
       <w:r>
         <w:rPr>
           <w:rStyle w:val="hljs-keyword"/>
@@ -3080,6 +3898,7 @@
         </w:rPr>
         <w:t>const</w:t>
       </w:r>
+      <w:proofErr w:type="spellEnd"/>
       <w:r>
         <w:rPr>
           <w:rStyle w:val="CdigoHTML"/>
@@ -3091,6 +3910,7 @@
         </w:rPr>
         <w:t xml:space="preserve"> dados = </w:t>
       </w:r>
+      <w:proofErr w:type="spellStart"/>
       <w:r>
         <w:rPr>
           <w:rStyle w:val="hljs-keyword"/>
@@ -3102,16 +3922,41 @@
         </w:rPr>
         <w:t>await</w:t>
       </w:r>
-      <w:r>
-        <w:rPr>
-          <w:rStyle w:val="CdigoHTML"/>
-          <w:rFonts w:ascii="Times New Roman" w:hAnsi="Times New Roman" w:cs="Times New Roman"/>
-          <w:color w:val="444746"/>
-          <w:sz w:val="22"/>
-          <w:szCs w:val="22"/>
-          <w:bdr w:val="none" w:sz="0" w:space="0" w:color="auto" w:frame="1"/>
-        </w:rPr>
-        <w:t xml:space="preserve"> resposta.json();</w:t>
+      <w:proofErr w:type="spellEnd"/>
+      <w:r>
+        <w:rPr>
+          <w:rStyle w:val="CdigoHTML"/>
+          <w:rFonts w:ascii="Times New Roman" w:hAnsi="Times New Roman" w:cs="Times New Roman"/>
+          <w:color w:val="444746"/>
+          <w:sz w:val="22"/>
+          <w:szCs w:val="22"/>
+          <w:bdr w:val="none" w:sz="0" w:space="0" w:color="auto" w:frame="1"/>
+        </w:rPr>
+        <w:t xml:space="preserve"> </w:t>
+      </w:r>
+      <w:proofErr w:type="spellStart"/>
+      <w:r>
+        <w:rPr>
+          <w:rStyle w:val="CdigoHTML"/>
+          <w:rFonts w:ascii="Times New Roman" w:hAnsi="Times New Roman" w:cs="Times New Roman"/>
+          <w:color w:val="444746"/>
+          <w:sz w:val="22"/>
+          <w:szCs w:val="22"/>
+          <w:bdr w:val="none" w:sz="0" w:space="0" w:color="auto" w:frame="1"/>
+        </w:rPr>
+        <w:t>resposta.json</w:t>
+      </w:r>
+      <w:proofErr w:type="spellEnd"/>
+      <w:r>
+        <w:rPr>
+          <w:rStyle w:val="CdigoHTML"/>
+          <w:rFonts w:ascii="Times New Roman" w:hAnsi="Times New Roman" w:cs="Times New Roman"/>
+          <w:color w:val="444746"/>
+          <w:sz w:val="22"/>
+          <w:szCs w:val="22"/>
+          <w:bdr w:val="none" w:sz="0" w:space="0" w:color="auto" w:frame="1"/>
+        </w:rPr>
+        <w:t>();</w:t>
       </w:r>
     </w:p>
     <w:p>
@@ -3150,6 +3995,7 @@
         </w:rPr>
         <w:t xml:space="preserve">        </w:t>
       </w:r>
+      <w:proofErr w:type="spellStart"/>
       <w:r>
         <w:rPr>
           <w:rStyle w:val="hljs-keyword"/>
@@ -3161,16 +4007,41 @@
         </w:rPr>
         <w:t>if</w:t>
       </w:r>
-      <w:r>
-        <w:rPr>
-          <w:rStyle w:val="CdigoHTML"/>
-          <w:rFonts w:ascii="Times New Roman" w:hAnsi="Times New Roman" w:cs="Times New Roman"/>
-          <w:color w:val="444746"/>
-          <w:sz w:val="22"/>
-          <w:szCs w:val="22"/>
-          <w:bdr w:val="none" w:sz="0" w:space="0" w:color="auto" w:frame="1"/>
-        </w:rPr>
-        <w:t xml:space="preserve"> (dados.erro) {</w:t>
+      <w:proofErr w:type="spellEnd"/>
+      <w:r>
+        <w:rPr>
+          <w:rStyle w:val="CdigoHTML"/>
+          <w:rFonts w:ascii="Times New Roman" w:hAnsi="Times New Roman" w:cs="Times New Roman"/>
+          <w:color w:val="444746"/>
+          <w:sz w:val="22"/>
+          <w:szCs w:val="22"/>
+          <w:bdr w:val="none" w:sz="0" w:space="0" w:color="auto" w:frame="1"/>
+        </w:rPr>
+        <w:t xml:space="preserve"> (</w:t>
+      </w:r>
+      <w:proofErr w:type="spellStart"/>
+      <w:r>
+        <w:rPr>
+          <w:rStyle w:val="CdigoHTML"/>
+          <w:rFonts w:ascii="Times New Roman" w:hAnsi="Times New Roman" w:cs="Times New Roman"/>
+          <w:color w:val="444746"/>
+          <w:sz w:val="22"/>
+          <w:szCs w:val="22"/>
+          <w:bdr w:val="none" w:sz="0" w:space="0" w:color="auto" w:frame="1"/>
+        </w:rPr>
+        <w:t>dados.erro</w:t>
+      </w:r>
+      <w:proofErr w:type="spellEnd"/>
+      <w:r>
+        <w:rPr>
+          <w:rStyle w:val="CdigoHTML"/>
+          <w:rFonts w:ascii="Times New Roman" w:hAnsi="Times New Roman" w:cs="Times New Roman"/>
+          <w:color w:val="444746"/>
+          <w:sz w:val="22"/>
+          <w:szCs w:val="22"/>
+          <w:bdr w:val="none" w:sz="0" w:space="0" w:color="auto" w:frame="1"/>
+        </w:rPr>
+        <w:t>) {</w:t>
       </w:r>
     </w:p>
     <w:p>
@@ -3194,7 +4065,31 @@
           <w:szCs w:val="22"/>
           <w:bdr w:val="none" w:sz="0" w:space="0" w:color="auto" w:frame="1"/>
         </w:rPr>
-        <w:t xml:space="preserve">            divResultado.innerHTML = </w:t>
+        <w:t xml:space="preserve">            </w:t>
+      </w:r>
+      <w:proofErr w:type="spellStart"/>
+      <w:r>
+        <w:rPr>
+          <w:rStyle w:val="CdigoHTML"/>
+          <w:rFonts w:ascii="Times New Roman" w:hAnsi="Times New Roman" w:cs="Times New Roman"/>
+          <w:color w:val="444746"/>
+          <w:sz w:val="22"/>
+          <w:szCs w:val="22"/>
+          <w:bdr w:val="none" w:sz="0" w:space="0" w:color="auto" w:frame="1"/>
+        </w:rPr>
+        <w:t>divResultado.innerHTML</w:t>
+      </w:r>
+      <w:proofErr w:type="spellEnd"/>
+      <w:r>
+        <w:rPr>
+          <w:rStyle w:val="CdigoHTML"/>
+          <w:rFonts w:ascii="Times New Roman" w:hAnsi="Times New Roman" w:cs="Times New Roman"/>
+          <w:color w:val="444746"/>
+          <w:sz w:val="22"/>
+          <w:szCs w:val="22"/>
+          <w:bdr w:val="none" w:sz="0" w:space="0" w:color="auto" w:frame="1"/>
+        </w:rPr>
+        <w:t xml:space="preserve"> = </w:t>
       </w:r>
       <w:r>
         <w:rPr>
@@ -3205,7 +4100,55 @@
           <w:szCs w:val="22"/>
           <w:bdr w:val="none" w:sz="0" w:space="0" w:color="auto" w:frame="1"/>
         </w:rPr>
-        <w:t>"&lt;p style='color:red;'&gt;CEP não encontrado.&lt;/p&gt;"</w:t>
+        <w:t xml:space="preserve">"&lt;p </w:t>
+      </w:r>
+      <w:proofErr w:type="spellStart"/>
+      <w:r>
+        <w:rPr>
+          <w:rStyle w:val="hljs-string"/>
+          <w:rFonts w:ascii="Times New Roman" w:hAnsi="Times New Roman" w:cs="Times New Roman"/>
+          <w:color w:val="188038"/>
+          <w:sz w:val="22"/>
+          <w:szCs w:val="22"/>
+          <w:bdr w:val="none" w:sz="0" w:space="0" w:color="auto" w:frame="1"/>
+        </w:rPr>
+        <w:t>style</w:t>
+      </w:r>
+      <w:proofErr w:type="spellEnd"/>
+      <w:r>
+        <w:rPr>
+          <w:rStyle w:val="hljs-string"/>
+          <w:rFonts w:ascii="Times New Roman" w:hAnsi="Times New Roman" w:cs="Times New Roman"/>
+          <w:color w:val="188038"/>
+          <w:sz w:val="22"/>
+          <w:szCs w:val="22"/>
+          <w:bdr w:val="none" w:sz="0" w:space="0" w:color="auto" w:frame="1"/>
+        </w:rPr>
+        <w:t>='</w:t>
+      </w:r>
+      <w:proofErr w:type="spellStart"/>
+      <w:r>
+        <w:rPr>
+          <w:rStyle w:val="hljs-string"/>
+          <w:rFonts w:ascii="Times New Roman" w:hAnsi="Times New Roman" w:cs="Times New Roman"/>
+          <w:color w:val="188038"/>
+          <w:sz w:val="22"/>
+          <w:szCs w:val="22"/>
+          <w:bdr w:val="none" w:sz="0" w:space="0" w:color="auto" w:frame="1"/>
+        </w:rPr>
+        <w:t>color:red</w:t>
+      </w:r>
+      <w:proofErr w:type="spellEnd"/>
+      <w:r>
+        <w:rPr>
+          <w:rStyle w:val="hljs-string"/>
+          <w:rFonts w:ascii="Times New Roman" w:hAnsi="Times New Roman" w:cs="Times New Roman"/>
+          <w:color w:val="188038"/>
+          <w:sz w:val="22"/>
+          <w:szCs w:val="22"/>
+          <w:bdr w:val="none" w:sz="0" w:space="0" w:color="auto" w:frame="1"/>
+        </w:rPr>
+        <w:t>;'&gt;CEP não encontrado.&lt;/p&gt;"</w:t>
       </w:r>
       <w:r>
         <w:rPr>
@@ -3242,6 +4185,7 @@
         </w:rPr>
         <w:t xml:space="preserve">        } </w:t>
       </w:r>
+      <w:proofErr w:type="spellStart"/>
       <w:r>
         <w:rPr>
           <w:rStyle w:val="hljs-keyword"/>
@@ -3253,6 +4197,7 @@
         </w:rPr>
         <w:t>else</w:t>
       </w:r>
+      <w:proofErr w:type="spellEnd"/>
       <w:r>
         <w:rPr>
           <w:rStyle w:val="CdigoHTML"/>
@@ -3297,8 +4242,45 @@
           <w:szCs w:val="22"/>
           <w:bdr w:val="none" w:sz="0" w:space="0" w:color="auto" w:frame="1"/>
         </w:rPr>
-        <w:t>// Exibe os dados no HTML usando Template Literals</w:t>
-      </w:r>
+        <w:t xml:space="preserve">// Exibe os dados no HTML usando </w:t>
+      </w:r>
+      <w:proofErr w:type="spellStart"/>
+      <w:r>
+        <w:rPr>
+          <w:rStyle w:val="hljs-comment"/>
+          <w:rFonts w:ascii="Times New Roman" w:hAnsi="Times New Roman" w:cs="Times New Roman"/>
+          <w:color w:val="5F6368"/>
+          <w:sz w:val="22"/>
+          <w:szCs w:val="22"/>
+          <w:bdr w:val="none" w:sz="0" w:space="0" w:color="auto" w:frame="1"/>
+        </w:rPr>
+        <w:t>Template</w:t>
+      </w:r>
+      <w:proofErr w:type="spellEnd"/>
+      <w:r>
+        <w:rPr>
+          <w:rStyle w:val="hljs-comment"/>
+          <w:rFonts w:ascii="Times New Roman" w:hAnsi="Times New Roman" w:cs="Times New Roman"/>
+          <w:color w:val="5F6368"/>
+          <w:sz w:val="22"/>
+          <w:szCs w:val="22"/>
+          <w:bdr w:val="none" w:sz="0" w:space="0" w:color="auto" w:frame="1"/>
+        </w:rPr>
+        <w:t xml:space="preserve"> </w:t>
+      </w:r>
+      <w:proofErr w:type="spellStart"/>
+      <w:r>
+        <w:rPr>
+          <w:rStyle w:val="hljs-comment"/>
+          <w:rFonts w:ascii="Times New Roman" w:hAnsi="Times New Roman" w:cs="Times New Roman"/>
+          <w:color w:val="5F6368"/>
+          <w:sz w:val="22"/>
+          <w:szCs w:val="22"/>
+          <w:bdr w:val="none" w:sz="0" w:space="0" w:color="auto" w:frame="1"/>
+        </w:rPr>
+        <w:t>Literals</w:t>
+      </w:r>
+      <w:proofErr w:type="spellEnd"/>
     </w:p>
     <w:p>
       <w:pPr>
@@ -3321,7 +4303,31 @@
           <w:szCs w:val="22"/>
           <w:bdr w:val="none" w:sz="0" w:space="0" w:color="auto" w:frame="1"/>
         </w:rPr>
-        <w:t xml:space="preserve">            divResultado.innerHTML = </w:t>
+        <w:t xml:space="preserve">            </w:t>
+      </w:r>
+      <w:proofErr w:type="spellStart"/>
+      <w:r>
+        <w:rPr>
+          <w:rStyle w:val="CdigoHTML"/>
+          <w:rFonts w:ascii="Times New Roman" w:hAnsi="Times New Roman" w:cs="Times New Roman"/>
+          <w:color w:val="444746"/>
+          <w:sz w:val="22"/>
+          <w:szCs w:val="22"/>
+          <w:bdr w:val="none" w:sz="0" w:space="0" w:color="auto" w:frame="1"/>
+        </w:rPr>
+        <w:t>divResultado.innerHTML</w:t>
+      </w:r>
+      <w:proofErr w:type="spellEnd"/>
+      <w:r>
+        <w:rPr>
+          <w:rStyle w:val="CdigoHTML"/>
+          <w:rFonts w:ascii="Times New Roman" w:hAnsi="Times New Roman" w:cs="Times New Roman"/>
+          <w:color w:val="444746"/>
+          <w:sz w:val="22"/>
+          <w:szCs w:val="22"/>
+          <w:bdr w:val="none" w:sz="0" w:space="0" w:color="auto" w:frame="1"/>
+        </w:rPr>
+        <w:t xml:space="preserve"> = </w:t>
       </w:r>
       <w:r>
         <w:rPr>
@@ -3356,7 +4362,55 @@
           <w:szCs w:val="22"/>
           <w:bdr w:val="none" w:sz="0" w:space="0" w:color="auto" w:frame="1"/>
         </w:rPr>
-        <w:t xml:space="preserve">                &lt;p&gt;&lt;strong&gt;Logradouro:&lt;/strong&gt; </w:t>
+        <w:t xml:space="preserve">                &lt;p&gt;&lt;</w:t>
+      </w:r>
+      <w:proofErr w:type="spellStart"/>
+      <w:r>
+        <w:rPr>
+          <w:rStyle w:val="hljs-string"/>
+          <w:rFonts w:ascii="Times New Roman" w:hAnsi="Times New Roman" w:cs="Times New Roman"/>
+          <w:color w:val="188038"/>
+          <w:sz w:val="22"/>
+          <w:szCs w:val="22"/>
+          <w:bdr w:val="none" w:sz="0" w:space="0" w:color="auto" w:frame="1"/>
+        </w:rPr>
+        <w:t>strong</w:t>
+      </w:r>
+      <w:proofErr w:type="spellEnd"/>
+      <w:r>
+        <w:rPr>
+          <w:rStyle w:val="hljs-string"/>
+          <w:rFonts w:ascii="Times New Roman" w:hAnsi="Times New Roman" w:cs="Times New Roman"/>
+          <w:color w:val="188038"/>
+          <w:sz w:val="22"/>
+          <w:szCs w:val="22"/>
+          <w:bdr w:val="none" w:sz="0" w:space="0" w:color="auto" w:frame="1"/>
+        </w:rPr>
+        <w:t>&gt;Logradouro:&lt;/</w:t>
+      </w:r>
+      <w:proofErr w:type="spellStart"/>
+      <w:r>
+        <w:rPr>
+          <w:rStyle w:val="hljs-string"/>
+          <w:rFonts w:ascii="Times New Roman" w:hAnsi="Times New Roman" w:cs="Times New Roman"/>
+          <w:color w:val="188038"/>
+          <w:sz w:val="22"/>
+          <w:szCs w:val="22"/>
+          <w:bdr w:val="none" w:sz="0" w:space="0" w:color="auto" w:frame="1"/>
+        </w:rPr>
+        <w:t>strong</w:t>
+      </w:r>
+      <w:proofErr w:type="spellEnd"/>
+      <w:r>
+        <w:rPr>
+          <w:rStyle w:val="hljs-string"/>
+          <w:rFonts w:ascii="Times New Roman" w:hAnsi="Times New Roman" w:cs="Times New Roman"/>
+          <w:color w:val="188038"/>
+          <w:sz w:val="22"/>
+          <w:szCs w:val="22"/>
+          <w:bdr w:val="none" w:sz="0" w:space="0" w:color="auto" w:frame="1"/>
+        </w:rPr>
+        <w:t xml:space="preserve">&gt; </w:t>
       </w:r>
       <w:r>
         <w:rPr>
@@ -3367,7 +4421,31 @@
           <w:szCs w:val="22"/>
           <w:bdr w:val="none" w:sz="0" w:space="0" w:color="auto" w:frame="1"/>
         </w:rPr>
-        <w:t>${dados.logradouro}</w:t>
+        <w:t>${</w:t>
+      </w:r>
+      <w:proofErr w:type="spellStart"/>
+      <w:r>
+        <w:rPr>
+          <w:rStyle w:val="hljs-subst"/>
+          <w:rFonts w:ascii="Times New Roman" w:hAnsi="Times New Roman" w:cs="Times New Roman"/>
+          <w:color w:val="1F1F1F"/>
+          <w:sz w:val="22"/>
+          <w:szCs w:val="22"/>
+          <w:bdr w:val="none" w:sz="0" w:space="0" w:color="auto" w:frame="1"/>
+        </w:rPr>
+        <w:t>dados.logradouro</w:t>
+      </w:r>
+      <w:proofErr w:type="spellEnd"/>
+      <w:r>
+        <w:rPr>
+          <w:rStyle w:val="hljs-subst"/>
+          <w:rFonts w:ascii="Times New Roman" w:hAnsi="Times New Roman" w:cs="Times New Roman"/>
+          <w:color w:val="1F1F1F"/>
+          <w:sz w:val="22"/>
+          <w:szCs w:val="22"/>
+          <w:bdr w:val="none" w:sz="0" w:space="0" w:color="auto" w:frame="1"/>
+        </w:rPr>
+        <w:t>}</w:t>
       </w:r>
       <w:r>
         <w:rPr>
@@ -3402,7 +4480,55 @@
           <w:szCs w:val="22"/>
           <w:bdr w:val="none" w:sz="0" w:space="0" w:color="auto" w:frame="1"/>
         </w:rPr>
-        <w:t xml:space="preserve">                &lt;p&gt;&lt;strong&gt;Bairro:&lt;/strong&gt; </w:t>
+        <w:t xml:space="preserve">                &lt;p&gt;&lt;</w:t>
+      </w:r>
+      <w:proofErr w:type="spellStart"/>
+      <w:r>
+        <w:rPr>
+          <w:rStyle w:val="hljs-string"/>
+          <w:rFonts w:ascii="Times New Roman" w:hAnsi="Times New Roman" w:cs="Times New Roman"/>
+          <w:color w:val="188038"/>
+          <w:sz w:val="22"/>
+          <w:szCs w:val="22"/>
+          <w:bdr w:val="none" w:sz="0" w:space="0" w:color="auto" w:frame="1"/>
+        </w:rPr>
+        <w:t>strong</w:t>
+      </w:r>
+      <w:proofErr w:type="spellEnd"/>
+      <w:r>
+        <w:rPr>
+          <w:rStyle w:val="hljs-string"/>
+          <w:rFonts w:ascii="Times New Roman" w:hAnsi="Times New Roman" w:cs="Times New Roman"/>
+          <w:color w:val="188038"/>
+          <w:sz w:val="22"/>
+          <w:szCs w:val="22"/>
+          <w:bdr w:val="none" w:sz="0" w:space="0" w:color="auto" w:frame="1"/>
+        </w:rPr>
+        <w:t>&gt;Bairro:&lt;/</w:t>
+      </w:r>
+      <w:proofErr w:type="spellStart"/>
+      <w:r>
+        <w:rPr>
+          <w:rStyle w:val="hljs-string"/>
+          <w:rFonts w:ascii="Times New Roman" w:hAnsi="Times New Roman" w:cs="Times New Roman"/>
+          <w:color w:val="188038"/>
+          <w:sz w:val="22"/>
+          <w:szCs w:val="22"/>
+          <w:bdr w:val="none" w:sz="0" w:space="0" w:color="auto" w:frame="1"/>
+        </w:rPr>
+        <w:t>strong</w:t>
+      </w:r>
+      <w:proofErr w:type="spellEnd"/>
+      <w:r>
+        <w:rPr>
+          <w:rStyle w:val="hljs-string"/>
+          <w:rFonts w:ascii="Times New Roman" w:hAnsi="Times New Roman" w:cs="Times New Roman"/>
+          <w:color w:val="188038"/>
+          <w:sz w:val="22"/>
+          <w:szCs w:val="22"/>
+          <w:bdr w:val="none" w:sz="0" w:space="0" w:color="auto" w:frame="1"/>
+        </w:rPr>
+        <w:t xml:space="preserve">&gt; </w:t>
       </w:r>
       <w:r>
         <w:rPr>
@@ -3413,7 +4539,31 @@
           <w:szCs w:val="22"/>
           <w:bdr w:val="none" w:sz="0" w:space="0" w:color="auto" w:frame="1"/>
         </w:rPr>
-        <w:t>${dados.bairro}</w:t>
+        <w:t>${</w:t>
+      </w:r>
+      <w:proofErr w:type="spellStart"/>
+      <w:r>
+        <w:rPr>
+          <w:rStyle w:val="hljs-subst"/>
+          <w:rFonts w:ascii="Times New Roman" w:hAnsi="Times New Roman" w:cs="Times New Roman"/>
+          <w:color w:val="1F1F1F"/>
+          <w:sz w:val="22"/>
+          <w:szCs w:val="22"/>
+          <w:bdr w:val="none" w:sz="0" w:space="0" w:color="auto" w:frame="1"/>
+        </w:rPr>
+        <w:t>dados.bairro</w:t>
+      </w:r>
+      <w:proofErr w:type="spellEnd"/>
+      <w:r>
+        <w:rPr>
+          <w:rStyle w:val="hljs-subst"/>
+          <w:rFonts w:ascii="Times New Roman" w:hAnsi="Times New Roman" w:cs="Times New Roman"/>
+          <w:color w:val="1F1F1F"/>
+          <w:sz w:val="22"/>
+          <w:szCs w:val="22"/>
+          <w:bdr w:val="none" w:sz="0" w:space="0" w:color="auto" w:frame="1"/>
+        </w:rPr>
+        <w:t>}</w:t>
       </w:r>
       <w:r>
         <w:rPr>
@@ -3448,7 +4598,55 @@
           <w:szCs w:val="22"/>
           <w:bdr w:val="none" w:sz="0" w:space="0" w:color="auto" w:frame="1"/>
         </w:rPr>
-        <w:t xml:space="preserve">                &lt;p&gt;&lt;strong&gt;Cidade/UF:&lt;/strong&gt; </w:t>
+        <w:t xml:space="preserve">                &lt;p&gt;&lt;</w:t>
+      </w:r>
+      <w:proofErr w:type="spellStart"/>
+      <w:r>
+        <w:rPr>
+          <w:rStyle w:val="hljs-string"/>
+          <w:rFonts w:ascii="Times New Roman" w:hAnsi="Times New Roman" w:cs="Times New Roman"/>
+          <w:color w:val="188038"/>
+          <w:sz w:val="22"/>
+          <w:szCs w:val="22"/>
+          <w:bdr w:val="none" w:sz="0" w:space="0" w:color="auto" w:frame="1"/>
+        </w:rPr>
+        <w:t>strong</w:t>
+      </w:r>
+      <w:proofErr w:type="spellEnd"/>
+      <w:r>
+        <w:rPr>
+          <w:rStyle w:val="hljs-string"/>
+          <w:rFonts w:ascii="Times New Roman" w:hAnsi="Times New Roman" w:cs="Times New Roman"/>
+          <w:color w:val="188038"/>
+          <w:sz w:val="22"/>
+          <w:szCs w:val="22"/>
+          <w:bdr w:val="none" w:sz="0" w:space="0" w:color="auto" w:frame="1"/>
+        </w:rPr>
+        <w:t>&gt;Cidade/UF:&lt;/</w:t>
+      </w:r>
+      <w:proofErr w:type="spellStart"/>
+      <w:r>
+        <w:rPr>
+          <w:rStyle w:val="hljs-string"/>
+          <w:rFonts w:ascii="Times New Roman" w:hAnsi="Times New Roman" w:cs="Times New Roman"/>
+          <w:color w:val="188038"/>
+          <w:sz w:val="22"/>
+          <w:szCs w:val="22"/>
+          <w:bdr w:val="none" w:sz="0" w:space="0" w:color="auto" w:frame="1"/>
+        </w:rPr>
+        <w:t>strong</w:t>
+      </w:r>
+      <w:proofErr w:type="spellEnd"/>
+      <w:r>
+        <w:rPr>
+          <w:rStyle w:val="hljs-string"/>
+          <w:rFonts w:ascii="Times New Roman" w:hAnsi="Times New Roman" w:cs="Times New Roman"/>
+          <w:color w:val="188038"/>
+          <w:sz w:val="22"/>
+          <w:szCs w:val="22"/>
+          <w:bdr w:val="none" w:sz="0" w:space="0" w:color="auto" w:frame="1"/>
+        </w:rPr>
+        <w:t xml:space="preserve">&gt; </w:t>
       </w:r>
       <w:r>
         <w:rPr>
@@ -3459,7 +4657,31 @@
           <w:szCs w:val="22"/>
           <w:bdr w:val="none" w:sz="0" w:space="0" w:color="auto" w:frame="1"/>
         </w:rPr>
-        <w:t>${dados.localidade}</w:t>
+        <w:t>${</w:t>
+      </w:r>
+      <w:proofErr w:type="spellStart"/>
+      <w:r>
+        <w:rPr>
+          <w:rStyle w:val="hljs-subst"/>
+          <w:rFonts w:ascii="Times New Roman" w:hAnsi="Times New Roman" w:cs="Times New Roman"/>
+          <w:color w:val="1F1F1F"/>
+          <w:sz w:val="22"/>
+          <w:szCs w:val="22"/>
+          <w:bdr w:val="none" w:sz="0" w:space="0" w:color="auto" w:frame="1"/>
+        </w:rPr>
+        <w:t>dados.localidade</w:t>
+      </w:r>
+      <w:proofErr w:type="spellEnd"/>
+      <w:r>
+        <w:rPr>
+          <w:rStyle w:val="hljs-subst"/>
+          <w:rFonts w:ascii="Times New Roman" w:hAnsi="Times New Roman" w:cs="Times New Roman"/>
+          <w:color w:val="1F1F1F"/>
+          <w:sz w:val="22"/>
+          <w:szCs w:val="22"/>
+          <w:bdr w:val="none" w:sz="0" w:space="0" w:color="auto" w:frame="1"/>
+        </w:rPr>
+        <w:t>}</w:t>
       </w:r>
       <w:r>
         <w:rPr>
@@ -3481,7 +4703,31 @@
           <w:szCs w:val="22"/>
           <w:bdr w:val="none" w:sz="0" w:space="0" w:color="auto" w:frame="1"/>
         </w:rPr>
-        <w:t>${dados.uf}</w:t>
+        <w:t>${</w:t>
+      </w:r>
+      <w:proofErr w:type="spellStart"/>
+      <w:r>
+        <w:rPr>
+          <w:rStyle w:val="hljs-subst"/>
+          <w:rFonts w:ascii="Times New Roman" w:hAnsi="Times New Roman" w:cs="Times New Roman"/>
+          <w:color w:val="1F1F1F"/>
+          <w:sz w:val="22"/>
+          <w:szCs w:val="22"/>
+          <w:bdr w:val="none" w:sz="0" w:space="0" w:color="auto" w:frame="1"/>
+        </w:rPr>
+        <w:t>dados.uf</w:t>
+      </w:r>
+      <w:proofErr w:type="spellEnd"/>
+      <w:r>
+        <w:rPr>
+          <w:rStyle w:val="hljs-subst"/>
+          <w:rFonts w:ascii="Times New Roman" w:hAnsi="Times New Roman" w:cs="Times New Roman"/>
+          <w:color w:val="1F1F1F"/>
+          <w:sz w:val="22"/>
+          <w:szCs w:val="22"/>
+          <w:bdr w:val="none" w:sz="0" w:space="0" w:color="auto" w:frame="1"/>
+        </w:rPr>
+        <w:t>}</w:t>
       </w:r>
       <w:r>
         <w:rPr>
@@ -3658,6 +4904,7 @@
         </w:rPr>
         <w:t xml:space="preserve">        </w:t>
       </w:r>
+      <w:proofErr w:type="spellStart"/>
       <w:r>
         <w:rPr>
           <w:rStyle w:val="hljs-builtin"/>
@@ -3678,7 +4925,19 @@
           <w:szCs w:val="22"/>
           <w:bdr w:val="none" w:sz="0" w:space="0" w:color="auto" w:frame="1"/>
         </w:rPr>
-        <w:t>.error(</w:t>
+        <w:t>.error</w:t>
+      </w:r>
+      <w:proofErr w:type="spellEnd"/>
+      <w:r>
+        <w:rPr>
+          <w:rStyle w:val="CdigoHTML"/>
+          <w:rFonts w:ascii="Times New Roman" w:hAnsi="Times New Roman" w:cs="Times New Roman"/>
+          <w:color w:val="444746"/>
+          <w:sz w:val="22"/>
+          <w:szCs w:val="22"/>
+          <w:bdr w:val="none" w:sz="0" w:space="0" w:color="auto" w:frame="1"/>
+        </w:rPr>
+        <w:t>(</w:t>
       </w:r>
       <w:r>
         <w:rPr>
@@ -3724,7 +4983,31 @@
           <w:szCs w:val="22"/>
           <w:bdr w:val="none" w:sz="0" w:space="0" w:color="auto" w:frame="1"/>
         </w:rPr>
-        <w:t xml:space="preserve">        divResultado.innerHTML = </w:t>
+        <w:t xml:space="preserve">        </w:t>
+      </w:r>
+      <w:proofErr w:type="spellStart"/>
+      <w:r>
+        <w:rPr>
+          <w:rStyle w:val="CdigoHTML"/>
+          <w:rFonts w:ascii="Times New Roman" w:hAnsi="Times New Roman" w:cs="Times New Roman"/>
+          <w:color w:val="444746"/>
+          <w:sz w:val="22"/>
+          <w:szCs w:val="22"/>
+          <w:bdr w:val="none" w:sz="0" w:space="0" w:color="auto" w:frame="1"/>
+        </w:rPr>
+        <w:t>divResultado.innerHTML</w:t>
+      </w:r>
+      <w:proofErr w:type="spellEnd"/>
+      <w:r>
+        <w:rPr>
+          <w:rStyle w:val="CdigoHTML"/>
+          <w:rFonts w:ascii="Times New Roman" w:hAnsi="Times New Roman" w:cs="Times New Roman"/>
+          <w:color w:val="444746"/>
+          <w:sz w:val="22"/>
+          <w:szCs w:val="22"/>
+          <w:bdr w:val="none" w:sz="0" w:space="0" w:color="auto" w:frame="1"/>
+        </w:rPr>
+        <w:t xml:space="preserve"> = </w:t>
       </w:r>
       <w:r>
         <w:rPr>
@@ -3735,7 +5018,55 @@
           <w:szCs w:val="22"/>
           <w:bdr w:val="none" w:sz="0" w:space="0" w:color="auto" w:frame="1"/>
         </w:rPr>
-        <w:t>"&lt;p style='color:red;'&gt;Erro de conexão com o servidor.&lt;/p&gt;"</w:t>
+        <w:t xml:space="preserve">"&lt;p </w:t>
+      </w:r>
+      <w:proofErr w:type="spellStart"/>
+      <w:r>
+        <w:rPr>
+          <w:rStyle w:val="hljs-string"/>
+          <w:rFonts w:ascii="Times New Roman" w:hAnsi="Times New Roman" w:cs="Times New Roman"/>
+          <w:color w:val="188038"/>
+          <w:sz w:val="22"/>
+          <w:szCs w:val="22"/>
+          <w:bdr w:val="none" w:sz="0" w:space="0" w:color="auto" w:frame="1"/>
+        </w:rPr>
+        <w:t>style</w:t>
+      </w:r>
+      <w:proofErr w:type="spellEnd"/>
+      <w:r>
+        <w:rPr>
+          <w:rStyle w:val="hljs-string"/>
+          <w:rFonts w:ascii="Times New Roman" w:hAnsi="Times New Roman" w:cs="Times New Roman"/>
+          <w:color w:val="188038"/>
+          <w:sz w:val="22"/>
+          <w:szCs w:val="22"/>
+          <w:bdr w:val="none" w:sz="0" w:space="0" w:color="auto" w:frame="1"/>
+        </w:rPr>
+        <w:t>='</w:t>
+      </w:r>
+      <w:proofErr w:type="spellStart"/>
+      <w:r>
+        <w:rPr>
+          <w:rStyle w:val="hljs-string"/>
+          <w:rFonts w:ascii="Times New Roman" w:hAnsi="Times New Roman" w:cs="Times New Roman"/>
+          <w:color w:val="188038"/>
+          <w:sz w:val="22"/>
+          <w:szCs w:val="22"/>
+          <w:bdr w:val="none" w:sz="0" w:space="0" w:color="auto" w:frame="1"/>
+        </w:rPr>
+        <w:t>color:red</w:t>
+      </w:r>
+      <w:proofErr w:type="spellEnd"/>
+      <w:r>
+        <w:rPr>
+          <w:rStyle w:val="hljs-string"/>
+          <w:rFonts w:ascii="Times New Roman" w:hAnsi="Times New Roman" w:cs="Times New Roman"/>
+          <w:color w:val="188038"/>
+          <w:sz w:val="22"/>
+          <w:szCs w:val="22"/>
+          <w:bdr w:val="none" w:sz="0" w:space="0" w:color="auto" w:frame="1"/>
+        </w:rPr>
+        <w:t>;'&gt;Erro de conexão com o servidor.&lt;/p&gt;"</w:t>
       </w:r>
       <w:r>
         <w:rPr>
@@ -3842,15 +5173,27 @@
         </w:rPr>
         <w:t xml:space="preserve">Acesse </w:t>
       </w:r>
-      <w:r>
-        <w:rPr>
-          <w:rStyle w:val="CdigoHTML"/>
-          <w:color w:val="444746"/>
-          <w:sz w:val="22"/>
-          <w:szCs w:val="22"/>
-          <w:bdr w:val="none" w:sz="0" w:space="0" w:color="auto" w:frame="1"/>
-        </w:rPr>
-        <w:t>localhost/LP/aula49/</w:t>
+      <w:proofErr w:type="spellStart"/>
+      <w:r>
+        <w:rPr>
+          <w:rStyle w:val="CdigoHTML"/>
+          <w:color w:val="444746"/>
+          <w:sz w:val="22"/>
+          <w:szCs w:val="22"/>
+          <w:bdr w:val="none" w:sz="0" w:space="0" w:color="auto" w:frame="1"/>
+        </w:rPr>
+        <w:t>localhost</w:t>
+      </w:r>
+      <w:proofErr w:type="spellEnd"/>
+      <w:r>
+        <w:rPr>
+          <w:rStyle w:val="CdigoHTML"/>
+          <w:color w:val="444746"/>
+          <w:sz w:val="22"/>
+          <w:szCs w:val="22"/>
+          <w:bdr w:val="none" w:sz="0" w:space="0" w:color="auto" w:frame="1"/>
+        </w:rPr>
+        <w:t>/LP/aula49/</w:t>
       </w:r>
       <w:r>
         <w:rPr>
@@ -3881,17 +5224,34 @@
           <w:sz w:val="22"/>
           <w:szCs w:val="22"/>
         </w:rPr>
-        <w:t xml:space="preserve">Digite um CEP válido (ex: </w:t>
-      </w:r>
-      <w:r>
-        <w:rPr>
-          <w:rStyle w:val="CdigoHTML"/>
-          <w:color w:val="444746"/>
-          <w:sz w:val="22"/>
-          <w:szCs w:val="22"/>
-          <w:bdr w:val="none" w:sz="0" w:space="0" w:color="auto" w:frame="1"/>
-        </w:rPr>
-        <w:t>01001000</w:t>
+        <w:t>Digite um CEP válido (</w:t>
+      </w:r>
+      <w:proofErr w:type="spellStart"/>
+      <w:r>
+        <w:rPr>
+          <w:color w:val="1F1F1F"/>
+          <w:sz w:val="22"/>
+          <w:szCs w:val="22"/>
+        </w:rPr>
+        <w:t>ex</w:t>
+      </w:r>
+      <w:proofErr w:type="spellEnd"/>
+      <w:r>
+        <w:rPr>
+          <w:color w:val="1F1F1F"/>
+          <w:sz w:val="22"/>
+          <w:szCs w:val="22"/>
+        </w:rPr>
+        <w:t xml:space="preserve">: </w:t>
+      </w:r>
+      <w:r>
+        <w:rPr>
+          <w:rFonts w:ascii="Helvetica" w:eastAsiaTheme="majorEastAsia" w:hAnsi="Helvetica" w:cs="Helvetica"/>
+          <w:sz w:val="21"/>
+          <w:szCs w:val="21"/>
+          <w:shd w:val="clear" w:color="auto" w:fill="FFFFFF"/>
+        </w:rPr>
+        <w:t>64042-027</w:t>
       </w:r>
       <w:r>
         <w:rPr>
@@ -3986,9 +5346,20 @@
           <w:sz w:val="22"/>
           <w:szCs w:val="22"/>
         </w:rPr>
-        <w:t>5. Versionamento com Git</w:t>
+        <w:t xml:space="preserve">5. Versionamento com </w:t>
+      </w:r>
+      <w:proofErr w:type="spellStart"/>
+      <w:r>
+        <w:rPr>
+          <w:rFonts w:ascii="Times New Roman" w:hAnsi="Times New Roman" w:cs="Times New Roman"/>
+          <w:color w:val="1F1F1F"/>
+          <w:sz w:val="22"/>
+          <w:szCs w:val="22"/>
+        </w:rPr>
+        <w:t>Git</w:t>
       </w:r>
       <w:bookmarkEnd w:id="5"/>
+      <w:proofErr w:type="spellEnd"/>
     </w:p>
     <w:p>
       <w:pPr>
@@ -4031,15 +5402,49 @@
         </w:rPr>
         <w:t xml:space="preserve">No Terminal do VS Code: </w:t>
       </w:r>
-      <w:r>
-        <w:rPr>
-          <w:rStyle w:val="CdigoHTML"/>
-          <w:color w:val="444746"/>
-          <w:sz w:val="22"/>
-          <w:szCs w:val="22"/>
-          <w:bdr w:val="none" w:sz="0" w:space="0" w:color="auto" w:frame="1"/>
-        </w:rPr>
-        <w:t>git add .</w:t>
+      <w:proofErr w:type="spellStart"/>
+      <w:r>
+        <w:rPr>
+          <w:rStyle w:val="CdigoHTML"/>
+          <w:color w:val="444746"/>
+          <w:sz w:val="22"/>
+          <w:szCs w:val="22"/>
+          <w:bdr w:val="none" w:sz="0" w:space="0" w:color="auto" w:frame="1"/>
+        </w:rPr>
+        <w:t>git</w:t>
+      </w:r>
+      <w:proofErr w:type="spellEnd"/>
+      <w:r>
+        <w:rPr>
+          <w:rStyle w:val="CdigoHTML"/>
+          <w:color w:val="444746"/>
+          <w:sz w:val="22"/>
+          <w:szCs w:val="22"/>
+          <w:bdr w:val="none" w:sz="0" w:space="0" w:color="auto" w:frame="1"/>
+        </w:rPr>
+        <w:t xml:space="preserve"> </w:t>
+      </w:r>
+      <w:proofErr w:type="spellStart"/>
+      <w:r>
+        <w:rPr>
+          <w:rStyle w:val="CdigoHTML"/>
+          <w:color w:val="444746"/>
+          <w:sz w:val="22"/>
+          <w:szCs w:val="22"/>
+          <w:bdr w:val="none" w:sz="0" w:space="0" w:color="auto" w:frame="1"/>
+        </w:rPr>
+        <w:t>add</w:t>
+      </w:r>
+      <w:proofErr w:type="spellEnd"/>
+      <w:r>
+        <w:rPr>
+          <w:rStyle w:val="CdigoHTML"/>
+          <w:color w:val="444746"/>
+          <w:sz w:val="22"/>
+          <w:szCs w:val="22"/>
+          <w:bdr w:val="none" w:sz="0" w:space="0" w:color="auto" w:frame="1"/>
+        </w:rPr>
+        <w:t xml:space="preserve"> .</w:t>
       </w:r>
     </w:p>
     <w:p>
@@ -4056,15 +5461,115 @@
           <w:szCs w:val="22"/>
         </w:rPr>
       </w:pPr>
-      <w:r>
-        <w:rPr>
-          <w:rStyle w:val="CdigoHTML"/>
-          <w:color w:val="444746"/>
-          <w:sz w:val="22"/>
-          <w:szCs w:val="22"/>
-          <w:bdr w:val="none" w:sz="0" w:space="0" w:color="auto" w:frame="1"/>
-        </w:rPr>
-        <w:t>git commit -m "Aula 49: Implementação de busca assíncrona utilizando Fetch API e Async/Await"</w:t>
+      <w:proofErr w:type="spellStart"/>
+      <w:r>
+        <w:rPr>
+          <w:rStyle w:val="CdigoHTML"/>
+          <w:color w:val="444746"/>
+          <w:sz w:val="22"/>
+          <w:szCs w:val="22"/>
+          <w:bdr w:val="none" w:sz="0" w:space="0" w:color="auto" w:frame="1"/>
+        </w:rPr>
+        <w:t>git</w:t>
+      </w:r>
+      <w:proofErr w:type="spellEnd"/>
+      <w:r>
+        <w:rPr>
+          <w:rStyle w:val="CdigoHTML"/>
+          <w:color w:val="444746"/>
+          <w:sz w:val="22"/>
+          <w:szCs w:val="22"/>
+          <w:bdr w:val="none" w:sz="0" w:space="0" w:color="auto" w:frame="1"/>
+        </w:rPr>
+        <w:t xml:space="preserve"> </w:t>
+      </w:r>
+      <w:proofErr w:type="spellStart"/>
+      <w:r>
+        <w:rPr>
+          <w:rStyle w:val="CdigoHTML"/>
+          <w:color w:val="444746"/>
+          <w:sz w:val="22"/>
+          <w:szCs w:val="22"/>
+          <w:bdr w:val="none" w:sz="0" w:space="0" w:color="auto" w:frame="1"/>
+        </w:rPr>
+        <w:t>commit</w:t>
+      </w:r>
+      <w:proofErr w:type="spellEnd"/>
+      <w:r>
+        <w:rPr>
+          <w:rStyle w:val="CdigoHTML"/>
+          <w:color w:val="444746"/>
+          <w:sz w:val="22"/>
+          <w:szCs w:val="22"/>
+          <w:bdr w:val="none" w:sz="0" w:space="0" w:color="auto" w:frame="1"/>
+        </w:rPr>
+        <w:t xml:space="preserve"> -m "Aula 49: Implementação de busca assíncrona utilizando </w:t>
+      </w:r>
+      <w:proofErr w:type="spellStart"/>
+      <w:r>
+        <w:rPr>
+          <w:rStyle w:val="CdigoHTML"/>
+          <w:color w:val="444746"/>
+          <w:sz w:val="22"/>
+          <w:szCs w:val="22"/>
+          <w:bdr w:val="none" w:sz="0" w:space="0" w:color="auto" w:frame="1"/>
+        </w:rPr>
+        <w:t>Fetch</w:t>
+      </w:r>
+      <w:proofErr w:type="spellEnd"/>
+      <w:r>
+        <w:rPr>
+          <w:rStyle w:val="CdigoHTML"/>
+          <w:color w:val="444746"/>
+          <w:sz w:val="22"/>
+          <w:szCs w:val="22"/>
+          <w:bdr w:val="none" w:sz="0" w:space="0" w:color="auto" w:frame="1"/>
+        </w:rPr>
+        <w:t xml:space="preserve"> API e </w:t>
+      </w:r>
+      <w:proofErr w:type="spellStart"/>
+      <w:r>
+        <w:rPr>
+          <w:rStyle w:val="CdigoHTML"/>
+          <w:color w:val="444746"/>
+          <w:sz w:val="22"/>
+          <w:szCs w:val="22"/>
+          <w:bdr w:val="none" w:sz="0" w:space="0" w:color="auto" w:frame="1"/>
+        </w:rPr>
+        <w:t>Async</w:t>
+      </w:r>
+      <w:proofErr w:type="spellEnd"/>
+      <w:r>
+        <w:rPr>
+          <w:rStyle w:val="CdigoHTML"/>
+          <w:color w:val="444746"/>
+          <w:sz w:val="22"/>
+          <w:szCs w:val="22"/>
+          <w:bdr w:val="none" w:sz="0" w:space="0" w:color="auto" w:frame="1"/>
+        </w:rPr>
+        <w:t>/</w:t>
+      </w:r>
+      <w:proofErr w:type="spellStart"/>
+      <w:r>
+        <w:rPr>
+          <w:rStyle w:val="CdigoHTML"/>
+          <w:color w:val="444746"/>
+          <w:sz w:val="22"/>
+          <w:szCs w:val="22"/>
+          <w:bdr w:val="none" w:sz="0" w:space="0" w:color="auto" w:frame="1"/>
+        </w:rPr>
+        <w:t>Await</w:t>
+      </w:r>
+      <w:proofErr w:type="spellEnd"/>
+      <w:r>
+        <w:rPr>
+          <w:rStyle w:val="CdigoHTML"/>
+          <w:color w:val="444746"/>
+          <w:sz w:val="22"/>
+          <w:szCs w:val="22"/>
+          <w:bdr w:val="none" w:sz="0" w:space="0" w:color="auto" w:frame="1"/>
+        </w:rPr>
+        <w:t>"</w:t>
       </w:r>
     </w:p>
     <w:p>
@@ -4081,16 +5586,40 @@
           <w:szCs w:val="22"/>
         </w:rPr>
       </w:pPr>
-      <w:r>
-        <w:rPr>
-          <w:rStyle w:val="CdigoHTML"/>
-          <w:color w:val="444746"/>
-          <w:sz w:val="22"/>
-          <w:szCs w:val="22"/>
-          <w:bdr w:val="none" w:sz="0" w:space="0" w:color="auto" w:frame="1"/>
-        </w:rPr>
-        <w:t>git push</w:t>
-      </w:r>
+      <w:proofErr w:type="spellStart"/>
+      <w:r>
+        <w:rPr>
+          <w:rStyle w:val="CdigoHTML"/>
+          <w:color w:val="444746"/>
+          <w:sz w:val="22"/>
+          <w:szCs w:val="22"/>
+          <w:bdr w:val="none" w:sz="0" w:space="0" w:color="auto" w:frame="1"/>
+        </w:rPr>
+        <w:t>git</w:t>
+      </w:r>
+      <w:proofErr w:type="spellEnd"/>
+      <w:r>
+        <w:rPr>
+          <w:rStyle w:val="CdigoHTML"/>
+          <w:color w:val="444746"/>
+          <w:sz w:val="22"/>
+          <w:szCs w:val="22"/>
+          <w:bdr w:val="none" w:sz="0" w:space="0" w:color="auto" w:frame="1"/>
+        </w:rPr>
+        <w:t xml:space="preserve"> </w:t>
+      </w:r>
+      <w:proofErr w:type="spellStart"/>
+      <w:r>
+        <w:rPr>
+          <w:rStyle w:val="CdigoHTML"/>
+          <w:color w:val="444746"/>
+          <w:sz w:val="22"/>
+          <w:szCs w:val="22"/>
+          <w:bdr w:val="none" w:sz="0" w:space="0" w:color="auto" w:frame="1"/>
+        </w:rPr>
+        <w:t>push</w:t>
+      </w:r>
+      <w:proofErr w:type="spellEnd"/>
     </w:p>
     <w:p>
       <w:pPr>
@@ -4221,6 +5750,7 @@
           <w:bdr w:val="none" w:sz="0" w:space="0" w:color="auto" w:frame="1"/>
         </w:rPr>
       </w:pPr>
+      <w:proofErr w:type="spellStart"/>
       <w:r>
         <w:rPr>
           <w:rStyle w:val="hljs-keyword"/>
@@ -4232,17 +5762,43 @@
         </w:rPr>
         <w:t>const</w:t>
       </w:r>
-      <w:r>
-        <w:rPr>
-          <w:rStyle w:val="CdigoHTML"/>
-          <w:rFonts w:ascii="Times New Roman" w:hAnsi="Times New Roman" w:cs="Times New Roman"/>
-          <w:color w:val="444746"/>
-          <w:sz w:val="22"/>
-          <w:szCs w:val="22"/>
-          <w:bdr w:val="none" w:sz="0" w:space="0" w:color="auto" w:frame="1"/>
-        </w:rPr>
-        <w:t xml:space="preserve"> acionarBusca = </w:t>
-      </w:r>
+      <w:proofErr w:type="spellEnd"/>
+      <w:r>
+        <w:rPr>
+          <w:rStyle w:val="CdigoHTML"/>
+          <w:rFonts w:ascii="Times New Roman" w:hAnsi="Times New Roman" w:cs="Times New Roman"/>
+          <w:color w:val="444746"/>
+          <w:sz w:val="22"/>
+          <w:szCs w:val="22"/>
+          <w:bdr w:val="none" w:sz="0" w:space="0" w:color="auto" w:frame="1"/>
+        </w:rPr>
+        <w:t xml:space="preserve"> </w:t>
+      </w:r>
+      <w:proofErr w:type="spellStart"/>
+      <w:r>
+        <w:rPr>
+          <w:rStyle w:val="CdigoHTML"/>
+          <w:rFonts w:ascii="Times New Roman" w:hAnsi="Times New Roman" w:cs="Times New Roman"/>
+          <w:color w:val="444746"/>
+          <w:sz w:val="22"/>
+          <w:szCs w:val="22"/>
+          <w:bdr w:val="none" w:sz="0" w:space="0" w:color="auto" w:frame="1"/>
+        </w:rPr>
+        <w:t>acionarBusca</w:t>
+      </w:r>
+      <w:proofErr w:type="spellEnd"/>
+      <w:r>
+        <w:rPr>
+          <w:rStyle w:val="CdigoHTML"/>
+          <w:rFonts w:ascii="Times New Roman" w:hAnsi="Times New Roman" w:cs="Times New Roman"/>
+          <w:color w:val="444746"/>
+          <w:sz w:val="22"/>
+          <w:szCs w:val="22"/>
+          <w:bdr w:val="none" w:sz="0" w:space="0" w:color="auto" w:frame="1"/>
+        </w:rPr>
+        <w:t xml:space="preserve"> = </w:t>
+      </w:r>
+      <w:proofErr w:type="spellStart"/>
       <w:r>
         <w:rPr>
           <w:rStyle w:val="hljs-keyword"/>
@@ -4254,6 +5810,7 @@
         </w:rPr>
         <w:t>async</w:t>
       </w:r>
+      <w:proofErr w:type="spellEnd"/>
       <w:r>
         <w:rPr>
           <w:rStyle w:val="CdigoHTML"/>
@@ -4289,6 +5846,7 @@
         </w:rPr>
         <w:t xml:space="preserve">    </w:t>
       </w:r>
+      <w:proofErr w:type="spellStart"/>
       <w:r>
         <w:rPr>
           <w:rStyle w:val="hljs-keyword"/>
@@ -4300,17 +5858,43 @@
         </w:rPr>
         <w:t>const</w:t>
       </w:r>
-      <w:r>
-        <w:rPr>
-          <w:rStyle w:val="CdigoHTML"/>
-          <w:rFonts w:ascii="Times New Roman" w:hAnsi="Times New Roman" w:cs="Times New Roman"/>
-          <w:color w:val="444746"/>
-          <w:sz w:val="22"/>
-          <w:szCs w:val="22"/>
-          <w:bdr w:val="none" w:sz="0" w:space="0" w:color="auto" w:frame="1"/>
-        </w:rPr>
-        <w:t xml:space="preserve"> elCep = </w:t>
-      </w:r>
+      <w:proofErr w:type="spellEnd"/>
+      <w:r>
+        <w:rPr>
+          <w:rStyle w:val="CdigoHTML"/>
+          <w:rFonts w:ascii="Times New Roman" w:hAnsi="Times New Roman" w:cs="Times New Roman"/>
+          <w:color w:val="444746"/>
+          <w:sz w:val="22"/>
+          <w:szCs w:val="22"/>
+          <w:bdr w:val="none" w:sz="0" w:space="0" w:color="auto" w:frame="1"/>
+        </w:rPr>
+        <w:t xml:space="preserve"> </w:t>
+      </w:r>
+      <w:proofErr w:type="spellStart"/>
+      <w:r>
+        <w:rPr>
+          <w:rStyle w:val="CdigoHTML"/>
+          <w:rFonts w:ascii="Times New Roman" w:hAnsi="Times New Roman" w:cs="Times New Roman"/>
+          <w:color w:val="444746"/>
+          <w:sz w:val="22"/>
+          <w:szCs w:val="22"/>
+          <w:bdr w:val="none" w:sz="0" w:space="0" w:color="auto" w:frame="1"/>
+        </w:rPr>
+        <w:t>elCep</w:t>
+      </w:r>
+      <w:proofErr w:type="spellEnd"/>
+      <w:r>
+        <w:rPr>
+          <w:rStyle w:val="CdigoHTML"/>
+          <w:rFonts w:ascii="Times New Roman" w:hAnsi="Times New Roman" w:cs="Times New Roman"/>
+          <w:color w:val="444746"/>
+          <w:sz w:val="22"/>
+          <w:szCs w:val="22"/>
+          <w:bdr w:val="none" w:sz="0" w:space="0" w:color="auto" w:frame="1"/>
+        </w:rPr>
+        <w:t xml:space="preserve"> = </w:t>
+      </w:r>
+      <w:proofErr w:type="spellStart"/>
       <w:r>
         <w:rPr>
           <w:rStyle w:val="hljs-builtin"/>
@@ -4331,7 +5915,19 @@
           <w:szCs w:val="22"/>
           <w:bdr w:val="none" w:sz="0" w:space="0" w:color="auto" w:frame="1"/>
         </w:rPr>
-        <w:t>.querySelector(</w:t>
+        <w:t>.querySelector</w:t>
+      </w:r>
+      <w:proofErr w:type="spellEnd"/>
+      <w:r>
+        <w:rPr>
+          <w:rStyle w:val="CdigoHTML"/>
+          <w:rFonts w:ascii="Times New Roman" w:hAnsi="Times New Roman" w:cs="Times New Roman"/>
+          <w:color w:val="444746"/>
+          <w:sz w:val="22"/>
+          <w:szCs w:val="22"/>
+          <w:bdr w:val="none" w:sz="0" w:space="0" w:color="auto" w:frame="1"/>
+        </w:rPr>
+        <w:t>(</w:t>
       </w:r>
       <w:r>
         <w:rPr>
@@ -4379,6 +5975,7 @@
         </w:rPr>
         <w:t xml:space="preserve">    </w:t>
       </w:r>
+      <w:proofErr w:type="spellStart"/>
       <w:r>
         <w:rPr>
           <w:rStyle w:val="hljs-keyword"/>
@@ -4390,17 +5987,43 @@
         </w:rPr>
         <w:t>const</w:t>
       </w:r>
-      <w:r>
-        <w:rPr>
-          <w:rStyle w:val="CdigoHTML"/>
-          <w:rFonts w:ascii="Times New Roman" w:hAnsi="Times New Roman" w:cs="Times New Roman"/>
-          <w:color w:val="444746"/>
-          <w:sz w:val="22"/>
-          <w:szCs w:val="22"/>
-          <w:bdr w:val="none" w:sz="0" w:space="0" w:color="auto" w:frame="1"/>
-        </w:rPr>
-        <w:t xml:space="preserve"> elResultado = </w:t>
-      </w:r>
+      <w:proofErr w:type="spellEnd"/>
+      <w:r>
+        <w:rPr>
+          <w:rStyle w:val="CdigoHTML"/>
+          <w:rFonts w:ascii="Times New Roman" w:hAnsi="Times New Roman" w:cs="Times New Roman"/>
+          <w:color w:val="444746"/>
+          <w:sz w:val="22"/>
+          <w:szCs w:val="22"/>
+          <w:bdr w:val="none" w:sz="0" w:space="0" w:color="auto" w:frame="1"/>
+        </w:rPr>
+        <w:t xml:space="preserve"> </w:t>
+      </w:r>
+      <w:proofErr w:type="spellStart"/>
+      <w:r>
+        <w:rPr>
+          <w:rStyle w:val="CdigoHTML"/>
+          <w:rFonts w:ascii="Times New Roman" w:hAnsi="Times New Roman" w:cs="Times New Roman"/>
+          <w:color w:val="444746"/>
+          <w:sz w:val="22"/>
+          <w:szCs w:val="22"/>
+          <w:bdr w:val="none" w:sz="0" w:space="0" w:color="auto" w:frame="1"/>
+        </w:rPr>
+        <w:t>elResultado</w:t>
+      </w:r>
+      <w:proofErr w:type="spellEnd"/>
+      <w:r>
+        <w:rPr>
+          <w:rStyle w:val="CdigoHTML"/>
+          <w:rFonts w:ascii="Times New Roman" w:hAnsi="Times New Roman" w:cs="Times New Roman"/>
+          <w:color w:val="444746"/>
+          <w:sz w:val="22"/>
+          <w:szCs w:val="22"/>
+          <w:bdr w:val="none" w:sz="0" w:space="0" w:color="auto" w:frame="1"/>
+        </w:rPr>
+        <w:t xml:space="preserve"> = </w:t>
+      </w:r>
+      <w:proofErr w:type="spellStart"/>
       <w:r>
         <w:rPr>
           <w:rStyle w:val="hljs-builtin"/>
@@ -4421,7 +6044,19 @@
           <w:szCs w:val="22"/>
           <w:bdr w:val="none" w:sz="0" w:space="0" w:color="auto" w:frame="1"/>
         </w:rPr>
-        <w:t>.querySelector(</w:t>
+        <w:t>.querySelector</w:t>
+      </w:r>
+      <w:proofErr w:type="spellEnd"/>
+      <w:r>
+        <w:rPr>
+          <w:rStyle w:val="CdigoHTML"/>
+          <w:rFonts w:ascii="Times New Roman" w:hAnsi="Times New Roman" w:cs="Times New Roman"/>
+          <w:color w:val="444746"/>
+          <w:sz w:val="22"/>
+          <w:szCs w:val="22"/>
+          <w:bdr w:val="none" w:sz="0" w:space="0" w:color="auto" w:frame="1"/>
+        </w:rPr>
+        <w:t>(</w:t>
       </w:r>
       <w:r>
         <w:rPr>
@@ -4469,6 +6104,7 @@
         </w:rPr>
         <w:t xml:space="preserve">    </w:t>
       </w:r>
+      <w:proofErr w:type="spellStart"/>
       <w:r>
         <w:rPr>
           <w:rStyle w:val="hljs-keyword"/>
@@ -4480,16 +6116,65 @@
         </w:rPr>
         <w:t>const</w:t>
       </w:r>
-      <w:r>
-        <w:rPr>
-          <w:rStyle w:val="CdigoHTML"/>
-          <w:rFonts w:ascii="Times New Roman" w:hAnsi="Times New Roman" w:cs="Times New Roman"/>
-          <w:color w:val="444746"/>
-          <w:sz w:val="22"/>
-          <w:szCs w:val="22"/>
-          <w:bdr w:val="none" w:sz="0" w:space="0" w:color="auto" w:frame="1"/>
-        </w:rPr>
-        <w:t xml:space="preserve"> cepInformado = elCep.value.trim();</w:t>
+      <w:proofErr w:type="spellEnd"/>
+      <w:r>
+        <w:rPr>
+          <w:rStyle w:val="CdigoHTML"/>
+          <w:rFonts w:ascii="Times New Roman" w:hAnsi="Times New Roman" w:cs="Times New Roman"/>
+          <w:color w:val="444746"/>
+          <w:sz w:val="22"/>
+          <w:szCs w:val="22"/>
+          <w:bdr w:val="none" w:sz="0" w:space="0" w:color="auto" w:frame="1"/>
+        </w:rPr>
+        <w:t xml:space="preserve"> </w:t>
+      </w:r>
+      <w:proofErr w:type="spellStart"/>
+      <w:r>
+        <w:rPr>
+          <w:rStyle w:val="CdigoHTML"/>
+          <w:rFonts w:ascii="Times New Roman" w:hAnsi="Times New Roman" w:cs="Times New Roman"/>
+          <w:color w:val="444746"/>
+          <w:sz w:val="22"/>
+          <w:szCs w:val="22"/>
+          <w:bdr w:val="none" w:sz="0" w:space="0" w:color="auto" w:frame="1"/>
+        </w:rPr>
+        <w:t>cepInformado</w:t>
+      </w:r>
+      <w:proofErr w:type="spellEnd"/>
+      <w:r>
+        <w:rPr>
+          <w:rStyle w:val="CdigoHTML"/>
+          <w:rFonts w:ascii="Times New Roman" w:hAnsi="Times New Roman" w:cs="Times New Roman"/>
+          <w:color w:val="444746"/>
+          <w:sz w:val="22"/>
+          <w:szCs w:val="22"/>
+          <w:bdr w:val="none" w:sz="0" w:space="0" w:color="auto" w:frame="1"/>
+        </w:rPr>
+        <w:t xml:space="preserve"> = </w:t>
+      </w:r>
+      <w:proofErr w:type="spellStart"/>
+      <w:r>
+        <w:rPr>
+          <w:rStyle w:val="CdigoHTML"/>
+          <w:rFonts w:ascii="Times New Roman" w:hAnsi="Times New Roman" w:cs="Times New Roman"/>
+          <w:color w:val="444746"/>
+          <w:sz w:val="22"/>
+          <w:szCs w:val="22"/>
+          <w:bdr w:val="none" w:sz="0" w:space="0" w:color="auto" w:frame="1"/>
+        </w:rPr>
+        <w:t>elCep.value.trim</w:t>
+      </w:r>
+      <w:proofErr w:type="spellEnd"/>
+      <w:r>
+        <w:rPr>
+          <w:rStyle w:val="CdigoHTML"/>
+          <w:rFonts w:ascii="Times New Roman" w:hAnsi="Times New Roman" w:cs="Times New Roman"/>
+          <w:color w:val="444746"/>
+          <w:sz w:val="22"/>
+          <w:szCs w:val="22"/>
+          <w:bdr w:val="none" w:sz="0" w:space="0" w:color="auto" w:frame="1"/>
+        </w:rPr>
+        <w:t>();</w:t>
       </w:r>
     </w:p>
     <w:p>
@@ -4563,6 +6248,7 @@
         </w:rPr>
         <w:t xml:space="preserve">    </w:t>
       </w:r>
+      <w:proofErr w:type="spellStart"/>
       <w:r>
         <w:rPr>
           <w:rStyle w:val="hljs-keyword"/>
@@ -4574,16 +6260,65 @@
         </w:rPr>
         <w:t>if</w:t>
       </w:r>
-      <w:r>
-        <w:rPr>
-          <w:rStyle w:val="CdigoHTML"/>
-          <w:rFonts w:ascii="Times New Roman" w:hAnsi="Times New Roman" w:cs="Times New Roman"/>
-          <w:color w:val="444746"/>
-          <w:sz w:val="22"/>
-          <w:szCs w:val="22"/>
-          <w:bdr w:val="none" w:sz="0" w:space="0" w:color="auto" w:frame="1"/>
-        </w:rPr>
-        <w:t xml:space="preserve"> (!cepInformado || cepInformado.length !== </w:t>
+      <w:proofErr w:type="spellEnd"/>
+      <w:r>
+        <w:rPr>
+          <w:rStyle w:val="CdigoHTML"/>
+          <w:rFonts w:ascii="Times New Roman" w:hAnsi="Times New Roman" w:cs="Times New Roman"/>
+          <w:color w:val="444746"/>
+          <w:sz w:val="22"/>
+          <w:szCs w:val="22"/>
+          <w:bdr w:val="none" w:sz="0" w:space="0" w:color="auto" w:frame="1"/>
+        </w:rPr>
+        <w:t xml:space="preserve"> (!</w:t>
+      </w:r>
+      <w:proofErr w:type="spellStart"/>
+      <w:r>
+        <w:rPr>
+          <w:rStyle w:val="CdigoHTML"/>
+          <w:rFonts w:ascii="Times New Roman" w:hAnsi="Times New Roman" w:cs="Times New Roman"/>
+          <w:color w:val="444746"/>
+          <w:sz w:val="22"/>
+          <w:szCs w:val="22"/>
+          <w:bdr w:val="none" w:sz="0" w:space="0" w:color="auto" w:frame="1"/>
+        </w:rPr>
+        <w:t>cepInformado</w:t>
+      </w:r>
+      <w:proofErr w:type="spellEnd"/>
+      <w:r>
+        <w:rPr>
+          <w:rStyle w:val="CdigoHTML"/>
+          <w:rFonts w:ascii="Times New Roman" w:hAnsi="Times New Roman" w:cs="Times New Roman"/>
+          <w:color w:val="444746"/>
+          <w:sz w:val="22"/>
+          <w:szCs w:val="22"/>
+          <w:bdr w:val="none" w:sz="0" w:space="0" w:color="auto" w:frame="1"/>
+        </w:rPr>
+        <w:t xml:space="preserve"> || </w:t>
+      </w:r>
+      <w:proofErr w:type="spellStart"/>
+      <w:r>
+        <w:rPr>
+          <w:rStyle w:val="CdigoHTML"/>
+          <w:rFonts w:ascii="Times New Roman" w:hAnsi="Times New Roman" w:cs="Times New Roman"/>
+          <w:color w:val="444746"/>
+          <w:sz w:val="22"/>
+          <w:szCs w:val="22"/>
+          <w:bdr w:val="none" w:sz="0" w:space="0" w:color="auto" w:frame="1"/>
+        </w:rPr>
+        <w:t>cepInformado.length</w:t>
+      </w:r>
+      <w:proofErr w:type="spellEnd"/>
+      <w:r>
+        <w:rPr>
+          <w:rStyle w:val="CdigoHTML"/>
+          <w:rFonts w:ascii="Times New Roman" w:hAnsi="Times New Roman" w:cs="Times New Roman"/>
+          <w:color w:val="444746"/>
+          <w:sz w:val="22"/>
+          <w:szCs w:val="22"/>
+          <w:bdr w:val="none" w:sz="0" w:space="0" w:color="auto" w:frame="1"/>
+        </w:rPr>
+        <w:t xml:space="preserve"> !== </w:t>
       </w:r>
       <w:r>
         <w:rPr>
@@ -4629,7 +6364,31 @@
           <w:szCs w:val="22"/>
           <w:bdr w:val="none" w:sz="0" w:space="0" w:color="auto" w:frame="1"/>
         </w:rPr>
-        <w:t xml:space="preserve">        elResultado.innerHTML = </w:t>
+        <w:t xml:space="preserve">        </w:t>
+      </w:r>
+      <w:proofErr w:type="spellStart"/>
+      <w:r>
+        <w:rPr>
+          <w:rStyle w:val="CdigoHTML"/>
+          <w:rFonts w:ascii="Times New Roman" w:hAnsi="Times New Roman" w:cs="Times New Roman"/>
+          <w:color w:val="444746"/>
+          <w:sz w:val="22"/>
+          <w:szCs w:val="22"/>
+          <w:bdr w:val="none" w:sz="0" w:space="0" w:color="auto" w:frame="1"/>
+        </w:rPr>
+        <w:t>elResultado.innerHTML</w:t>
+      </w:r>
+      <w:proofErr w:type="spellEnd"/>
+      <w:r>
+        <w:rPr>
+          <w:rStyle w:val="CdigoHTML"/>
+          <w:rFonts w:ascii="Times New Roman" w:hAnsi="Times New Roman" w:cs="Times New Roman"/>
+          <w:color w:val="444746"/>
+          <w:sz w:val="22"/>
+          <w:szCs w:val="22"/>
+          <w:bdr w:val="none" w:sz="0" w:space="0" w:color="auto" w:frame="1"/>
+        </w:rPr>
+        <w:t xml:space="preserve"> = </w:t>
       </w:r>
       <w:r>
         <w:rPr>
@@ -4677,6 +6436,7 @@
         </w:rPr>
         <w:t xml:space="preserve">        </w:t>
       </w:r>
+      <w:proofErr w:type="spellStart"/>
       <w:r>
         <w:rPr>
           <w:rStyle w:val="hljs-keyword"/>
@@ -4688,6 +6448,7 @@
         </w:rPr>
         <w:t>return</w:t>
       </w:r>
+      <w:proofErr w:type="spellEnd"/>
       <w:r>
         <w:rPr>
           <w:rStyle w:val="CdigoHTML"/>
@@ -4760,6 +6521,7 @@
         </w:rPr>
         <w:t xml:space="preserve">    </w:t>
       </w:r>
+      <w:proofErr w:type="spellStart"/>
       <w:r>
         <w:rPr>
           <w:rStyle w:val="hljs-keyword"/>
@@ -4771,6 +6533,7 @@
         </w:rPr>
         <w:t>try</w:t>
       </w:r>
+      <w:proofErr w:type="spellEnd"/>
       <w:r>
         <w:rPr>
           <w:rStyle w:val="CdigoHTML"/>
@@ -4841,6 +6604,7 @@
         </w:rPr>
         <w:t xml:space="preserve">        </w:t>
       </w:r>
+      <w:proofErr w:type="spellStart"/>
       <w:r>
         <w:rPr>
           <w:rStyle w:val="hljs-keyword"/>
@@ -4852,17 +6616,43 @@
         </w:rPr>
         <w:t>const</w:t>
       </w:r>
-      <w:r>
-        <w:rPr>
-          <w:rStyle w:val="CdigoHTML"/>
-          <w:rFonts w:ascii="Times New Roman" w:hAnsi="Times New Roman" w:cs="Times New Roman"/>
-          <w:color w:val="444746"/>
-          <w:sz w:val="22"/>
-          <w:szCs w:val="22"/>
-          <w:bdr w:val="none" w:sz="0" w:space="0" w:color="auto" w:frame="1"/>
-        </w:rPr>
-        <w:t xml:space="preserve"> respostaServidor = </w:t>
-      </w:r>
+      <w:proofErr w:type="spellEnd"/>
+      <w:r>
+        <w:rPr>
+          <w:rStyle w:val="CdigoHTML"/>
+          <w:rFonts w:ascii="Times New Roman" w:hAnsi="Times New Roman" w:cs="Times New Roman"/>
+          <w:color w:val="444746"/>
+          <w:sz w:val="22"/>
+          <w:szCs w:val="22"/>
+          <w:bdr w:val="none" w:sz="0" w:space="0" w:color="auto" w:frame="1"/>
+        </w:rPr>
+        <w:t xml:space="preserve"> </w:t>
+      </w:r>
+      <w:proofErr w:type="spellStart"/>
+      <w:r>
+        <w:rPr>
+          <w:rStyle w:val="CdigoHTML"/>
+          <w:rFonts w:ascii="Times New Roman" w:hAnsi="Times New Roman" w:cs="Times New Roman"/>
+          <w:color w:val="444746"/>
+          <w:sz w:val="22"/>
+          <w:szCs w:val="22"/>
+          <w:bdr w:val="none" w:sz="0" w:space="0" w:color="auto" w:frame="1"/>
+        </w:rPr>
+        <w:t>respostaServidor</w:t>
+      </w:r>
+      <w:proofErr w:type="spellEnd"/>
+      <w:r>
+        <w:rPr>
+          <w:rStyle w:val="CdigoHTML"/>
+          <w:rFonts w:ascii="Times New Roman" w:hAnsi="Times New Roman" w:cs="Times New Roman"/>
+          <w:color w:val="444746"/>
+          <w:sz w:val="22"/>
+          <w:szCs w:val="22"/>
+          <w:bdr w:val="none" w:sz="0" w:space="0" w:color="auto" w:frame="1"/>
+        </w:rPr>
+        <w:t xml:space="preserve"> = </w:t>
+      </w:r>
+      <w:proofErr w:type="spellStart"/>
       <w:r>
         <w:rPr>
           <w:rStyle w:val="hljs-keyword"/>
@@ -4874,16 +6664,41 @@
         </w:rPr>
         <w:t>await</w:t>
       </w:r>
-      <w:r>
-        <w:rPr>
-          <w:rStyle w:val="CdigoHTML"/>
-          <w:rFonts w:ascii="Times New Roman" w:hAnsi="Times New Roman" w:cs="Times New Roman"/>
-          <w:color w:val="444746"/>
-          <w:sz w:val="22"/>
-          <w:szCs w:val="22"/>
-          <w:bdr w:val="none" w:sz="0" w:space="0" w:color="auto" w:frame="1"/>
-        </w:rPr>
-        <w:t xml:space="preserve"> fetch(</w:t>
+      <w:proofErr w:type="spellEnd"/>
+      <w:r>
+        <w:rPr>
+          <w:rStyle w:val="CdigoHTML"/>
+          <w:rFonts w:ascii="Times New Roman" w:hAnsi="Times New Roman" w:cs="Times New Roman"/>
+          <w:color w:val="444746"/>
+          <w:sz w:val="22"/>
+          <w:szCs w:val="22"/>
+          <w:bdr w:val="none" w:sz="0" w:space="0" w:color="auto" w:frame="1"/>
+        </w:rPr>
+        <w:t xml:space="preserve"> </w:t>
+      </w:r>
+      <w:proofErr w:type="spellStart"/>
+      <w:r>
+        <w:rPr>
+          <w:rStyle w:val="CdigoHTML"/>
+          <w:rFonts w:ascii="Times New Roman" w:hAnsi="Times New Roman" w:cs="Times New Roman"/>
+          <w:color w:val="444746"/>
+          <w:sz w:val="22"/>
+          <w:szCs w:val="22"/>
+          <w:bdr w:val="none" w:sz="0" w:space="0" w:color="auto" w:frame="1"/>
+        </w:rPr>
+        <w:t>fetch</w:t>
+      </w:r>
+      <w:proofErr w:type="spellEnd"/>
+      <w:r>
+        <w:rPr>
+          <w:rStyle w:val="CdigoHTML"/>
+          <w:rFonts w:ascii="Times New Roman" w:hAnsi="Times New Roman" w:cs="Times New Roman"/>
+          <w:color w:val="444746"/>
+          <w:sz w:val="22"/>
+          <w:szCs w:val="22"/>
+          <w:bdr w:val="none" w:sz="0" w:space="0" w:color="auto" w:frame="1"/>
+        </w:rPr>
+        <w:t>(</w:t>
       </w:r>
       <w:r>
         <w:rPr>
@@ -4905,7 +6720,31 @@
           <w:szCs w:val="22"/>
           <w:bdr w:val="none" w:sz="0" w:space="0" w:color="auto" w:frame="1"/>
         </w:rPr>
-        <w:t>${cepInformado}</w:t>
+        <w:t>${</w:t>
+      </w:r>
+      <w:proofErr w:type="spellStart"/>
+      <w:r>
+        <w:rPr>
+          <w:rStyle w:val="hljs-subst"/>
+          <w:rFonts w:ascii="Times New Roman" w:hAnsi="Times New Roman" w:cs="Times New Roman"/>
+          <w:color w:val="1F1F1F"/>
+          <w:sz w:val="22"/>
+          <w:szCs w:val="22"/>
+          <w:bdr w:val="none" w:sz="0" w:space="0" w:color="auto" w:frame="1"/>
+        </w:rPr>
+        <w:t>cepInformado</w:t>
+      </w:r>
+      <w:proofErr w:type="spellEnd"/>
+      <w:r>
+        <w:rPr>
+          <w:rStyle w:val="hljs-subst"/>
+          <w:rFonts w:ascii="Times New Roman" w:hAnsi="Times New Roman" w:cs="Times New Roman"/>
+          <w:color w:val="1F1F1F"/>
+          <w:sz w:val="22"/>
+          <w:szCs w:val="22"/>
+          <w:bdr w:val="none" w:sz="0" w:space="0" w:color="auto" w:frame="1"/>
+        </w:rPr>
+        <w:t>}</w:t>
       </w:r>
       <w:r>
         <w:rPr>
@@ -4916,7 +6755,31 @@
           <w:szCs w:val="22"/>
           <w:bdr w:val="none" w:sz="0" w:space="0" w:color="auto" w:frame="1"/>
         </w:rPr>
-        <w:t>/json/`</w:t>
+        <w:t>/</w:t>
+      </w:r>
+      <w:proofErr w:type="spellStart"/>
+      <w:r>
+        <w:rPr>
+          <w:rStyle w:val="hljs-string"/>
+          <w:rFonts w:ascii="Times New Roman" w:hAnsi="Times New Roman" w:cs="Times New Roman"/>
+          <w:color w:val="188038"/>
+          <w:sz w:val="22"/>
+          <w:szCs w:val="22"/>
+          <w:bdr w:val="none" w:sz="0" w:space="0" w:color="auto" w:frame="1"/>
+        </w:rPr>
+        <w:t>json</w:t>
+      </w:r>
+      <w:proofErr w:type="spellEnd"/>
+      <w:r>
+        <w:rPr>
+          <w:rStyle w:val="hljs-string"/>
+          <w:rFonts w:ascii="Times New Roman" w:hAnsi="Times New Roman" w:cs="Times New Roman"/>
+          <w:color w:val="188038"/>
+          <w:sz w:val="22"/>
+          <w:szCs w:val="22"/>
+          <w:bdr w:val="none" w:sz="0" w:space="0" w:color="auto" w:frame="1"/>
+        </w:rPr>
+        <w:t>/`</w:t>
       </w:r>
       <w:r>
         <w:rPr>
@@ -4953,6 +6816,7 @@
         </w:rPr>
         <w:t xml:space="preserve">        </w:t>
       </w:r>
+      <w:proofErr w:type="spellStart"/>
       <w:r>
         <w:rPr>
           <w:rStyle w:val="hljs-keyword"/>
@@ -4964,17 +6828,43 @@
         </w:rPr>
         <w:t>const</w:t>
       </w:r>
-      <w:r>
-        <w:rPr>
-          <w:rStyle w:val="CdigoHTML"/>
-          <w:rFonts w:ascii="Times New Roman" w:hAnsi="Times New Roman" w:cs="Times New Roman"/>
-          <w:color w:val="444746"/>
-          <w:sz w:val="22"/>
-          <w:szCs w:val="22"/>
-          <w:bdr w:val="none" w:sz="0" w:space="0" w:color="auto" w:frame="1"/>
-        </w:rPr>
-        <w:t xml:space="preserve"> dadosEndereco = </w:t>
-      </w:r>
+      <w:proofErr w:type="spellEnd"/>
+      <w:r>
+        <w:rPr>
+          <w:rStyle w:val="CdigoHTML"/>
+          <w:rFonts w:ascii="Times New Roman" w:hAnsi="Times New Roman" w:cs="Times New Roman"/>
+          <w:color w:val="444746"/>
+          <w:sz w:val="22"/>
+          <w:szCs w:val="22"/>
+          <w:bdr w:val="none" w:sz="0" w:space="0" w:color="auto" w:frame="1"/>
+        </w:rPr>
+        <w:t xml:space="preserve"> </w:t>
+      </w:r>
+      <w:proofErr w:type="spellStart"/>
+      <w:r>
+        <w:rPr>
+          <w:rStyle w:val="CdigoHTML"/>
+          <w:rFonts w:ascii="Times New Roman" w:hAnsi="Times New Roman" w:cs="Times New Roman"/>
+          <w:color w:val="444746"/>
+          <w:sz w:val="22"/>
+          <w:szCs w:val="22"/>
+          <w:bdr w:val="none" w:sz="0" w:space="0" w:color="auto" w:frame="1"/>
+        </w:rPr>
+        <w:t>dadosEndereco</w:t>
+      </w:r>
+      <w:proofErr w:type="spellEnd"/>
+      <w:r>
+        <w:rPr>
+          <w:rStyle w:val="CdigoHTML"/>
+          <w:rFonts w:ascii="Times New Roman" w:hAnsi="Times New Roman" w:cs="Times New Roman"/>
+          <w:color w:val="444746"/>
+          <w:sz w:val="22"/>
+          <w:szCs w:val="22"/>
+          <w:bdr w:val="none" w:sz="0" w:space="0" w:color="auto" w:frame="1"/>
+        </w:rPr>
+        <w:t xml:space="preserve"> = </w:t>
+      </w:r>
+      <w:proofErr w:type="spellStart"/>
       <w:r>
         <w:rPr>
           <w:rStyle w:val="hljs-keyword"/>
@@ -4986,16 +6876,41 @@
         </w:rPr>
         <w:t>await</w:t>
       </w:r>
-      <w:r>
-        <w:rPr>
-          <w:rStyle w:val="CdigoHTML"/>
-          <w:rFonts w:ascii="Times New Roman" w:hAnsi="Times New Roman" w:cs="Times New Roman"/>
-          <w:color w:val="444746"/>
-          <w:sz w:val="22"/>
-          <w:szCs w:val="22"/>
-          <w:bdr w:val="none" w:sz="0" w:space="0" w:color="auto" w:frame="1"/>
-        </w:rPr>
-        <w:t xml:space="preserve"> respostaServidor.json();</w:t>
+      <w:proofErr w:type="spellEnd"/>
+      <w:r>
+        <w:rPr>
+          <w:rStyle w:val="CdigoHTML"/>
+          <w:rFonts w:ascii="Times New Roman" w:hAnsi="Times New Roman" w:cs="Times New Roman"/>
+          <w:color w:val="444746"/>
+          <w:sz w:val="22"/>
+          <w:szCs w:val="22"/>
+          <w:bdr w:val="none" w:sz="0" w:space="0" w:color="auto" w:frame="1"/>
+        </w:rPr>
+        <w:t xml:space="preserve"> </w:t>
+      </w:r>
+      <w:proofErr w:type="spellStart"/>
+      <w:r>
+        <w:rPr>
+          <w:rStyle w:val="CdigoHTML"/>
+          <w:rFonts w:ascii="Times New Roman" w:hAnsi="Times New Roman" w:cs="Times New Roman"/>
+          <w:color w:val="444746"/>
+          <w:sz w:val="22"/>
+          <w:szCs w:val="22"/>
+          <w:bdr w:val="none" w:sz="0" w:space="0" w:color="auto" w:frame="1"/>
+        </w:rPr>
+        <w:t>respostaServidor.json</w:t>
+      </w:r>
+      <w:proofErr w:type="spellEnd"/>
+      <w:r>
+        <w:rPr>
+          <w:rStyle w:val="CdigoHTML"/>
+          <w:rFonts w:ascii="Times New Roman" w:hAnsi="Times New Roman" w:cs="Times New Roman"/>
+          <w:color w:val="444746"/>
+          <w:sz w:val="22"/>
+          <w:szCs w:val="22"/>
+          <w:bdr w:val="none" w:sz="0" w:space="0" w:color="auto" w:frame="1"/>
+        </w:rPr>
+        <w:t>();</w:t>
       </w:r>
     </w:p>
     <w:p>
@@ -5069,6 +6984,7 @@
         </w:rPr>
         <w:t xml:space="preserve">        </w:t>
       </w:r>
+      <w:proofErr w:type="spellStart"/>
       <w:r>
         <w:rPr>
           <w:rStyle w:val="hljs-keyword"/>
@@ -5080,16 +6996,41 @@
         </w:rPr>
         <w:t>if</w:t>
       </w:r>
-      <w:r>
-        <w:rPr>
-          <w:rStyle w:val="CdigoHTML"/>
-          <w:rFonts w:ascii="Times New Roman" w:hAnsi="Times New Roman" w:cs="Times New Roman"/>
-          <w:color w:val="444746"/>
-          <w:sz w:val="22"/>
-          <w:szCs w:val="22"/>
-          <w:bdr w:val="none" w:sz="0" w:space="0" w:color="auto" w:frame="1"/>
-        </w:rPr>
-        <w:t xml:space="preserve"> (dadosEndereco.erro) {</w:t>
+      <w:proofErr w:type="spellEnd"/>
+      <w:r>
+        <w:rPr>
+          <w:rStyle w:val="CdigoHTML"/>
+          <w:rFonts w:ascii="Times New Roman" w:hAnsi="Times New Roman" w:cs="Times New Roman"/>
+          <w:color w:val="444746"/>
+          <w:sz w:val="22"/>
+          <w:szCs w:val="22"/>
+          <w:bdr w:val="none" w:sz="0" w:space="0" w:color="auto" w:frame="1"/>
+        </w:rPr>
+        <w:t xml:space="preserve"> (</w:t>
+      </w:r>
+      <w:proofErr w:type="spellStart"/>
+      <w:r>
+        <w:rPr>
+          <w:rStyle w:val="CdigoHTML"/>
+          <w:rFonts w:ascii="Times New Roman" w:hAnsi="Times New Roman" w:cs="Times New Roman"/>
+          <w:color w:val="444746"/>
+          <w:sz w:val="22"/>
+          <w:szCs w:val="22"/>
+          <w:bdr w:val="none" w:sz="0" w:space="0" w:color="auto" w:frame="1"/>
+        </w:rPr>
+        <w:t>dadosEndereco.erro</w:t>
+      </w:r>
+      <w:proofErr w:type="spellEnd"/>
+      <w:r>
+        <w:rPr>
+          <w:rStyle w:val="CdigoHTML"/>
+          <w:rFonts w:ascii="Times New Roman" w:hAnsi="Times New Roman" w:cs="Times New Roman"/>
+          <w:color w:val="444746"/>
+          <w:sz w:val="22"/>
+          <w:szCs w:val="22"/>
+          <w:bdr w:val="none" w:sz="0" w:space="0" w:color="auto" w:frame="1"/>
+        </w:rPr>
+        <w:t>) {</w:t>
       </w:r>
     </w:p>
     <w:p>
@@ -5115,6 +7056,7 @@
         </w:rPr>
         <w:t xml:space="preserve">            </w:t>
       </w:r>
+      <w:proofErr w:type="spellStart"/>
       <w:r>
         <w:rPr>
           <w:rStyle w:val="hljs-keyword"/>
@@ -5126,6 +7068,7 @@
         </w:rPr>
         <w:t>throw</w:t>
       </w:r>
+      <w:proofErr w:type="spellEnd"/>
       <w:r>
         <w:rPr>
           <w:rStyle w:val="CdigoHTML"/>
@@ -5159,6 +7102,7 @@
         </w:rPr>
         <w:t xml:space="preserve"> </w:t>
       </w:r>
+      <w:proofErr w:type="spellStart"/>
       <w:r>
         <w:rPr>
           <w:rStyle w:val="hljs-builtin"/>
@@ -5170,6 +7114,7 @@
         </w:rPr>
         <w:t>Error</w:t>
       </w:r>
+      <w:proofErr w:type="spellEnd"/>
       <w:r>
         <w:rPr>
           <w:rStyle w:val="CdigoHTML"/>
@@ -5297,7 +7242,31 @@
           <w:szCs w:val="22"/>
           <w:bdr w:val="none" w:sz="0" w:space="0" w:color="auto" w:frame="1"/>
         </w:rPr>
-        <w:t xml:space="preserve">        elResultado.innerHTML = </w:t>
+        <w:t xml:space="preserve">        </w:t>
+      </w:r>
+      <w:proofErr w:type="spellStart"/>
+      <w:r>
+        <w:rPr>
+          <w:rStyle w:val="CdigoHTML"/>
+          <w:rFonts w:ascii="Times New Roman" w:hAnsi="Times New Roman" w:cs="Times New Roman"/>
+          <w:color w:val="444746"/>
+          <w:sz w:val="22"/>
+          <w:szCs w:val="22"/>
+          <w:bdr w:val="none" w:sz="0" w:space="0" w:color="auto" w:frame="1"/>
+        </w:rPr>
+        <w:t>elResultado.innerHTML</w:t>
+      </w:r>
+      <w:proofErr w:type="spellEnd"/>
+      <w:r>
+        <w:rPr>
+          <w:rStyle w:val="CdigoHTML"/>
+          <w:rFonts w:ascii="Times New Roman" w:hAnsi="Times New Roman" w:cs="Times New Roman"/>
+          <w:color w:val="444746"/>
+          <w:sz w:val="22"/>
+          <w:szCs w:val="22"/>
+          <w:bdr w:val="none" w:sz="0" w:space="0" w:color="auto" w:frame="1"/>
+        </w:rPr>
+        <w:t xml:space="preserve"> = </w:t>
       </w:r>
       <w:r>
         <w:rPr>
@@ -5356,7 +7325,31 @@
           <w:szCs w:val="22"/>
           <w:bdr w:val="none" w:sz="0" w:space="0" w:color="auto" w:frame="1"/>
         </w:rPr>
-        <w:t xml:space="preserve">            &lt;ul&gt;</w:t>
+        <w:t xml:space="preserve">            &lt;</w:t>
+      </w:r>
+      <w:proofErr w:type="spellStart"/>
+      <w:r>
+        <w:rPr>
+          <w:rStyle w:val="hljs-string"/>
+          <w:rFonts w:ascii="Times New Roman" w:hAnsi="Times New Roman" w:cs="Times New Roman"/>
+          <w:color w:val="188038"/>
+          <w:sz w:val="22"/>
+          <w:szCs w:val="22"/>
+          <w:bdr w:val="none" w:sz="0" w:space="0" w:color="auto" w:frame="1"/>
+        </w:rPr>
+        <w:t>ul</w:t>
+      </w:r>
+      <w:proofErr w:type="spellEnd"/>
+      <w:r>
+        <w:rPr>
+          <w:rStyle w:val="hljs-string"/>
+          <w:rFonts w:ascii="Times New Roman" w:hAnsi="Times New Roman" w:cs="Times New Roman"/>
+          <w:color w:val="188038"/>
+          <w:sz w:val="22"/>
+          <w:szCs w:val="22"/>
+          <w:bdr w:val="none" w:sz="0" w:space="0" w:color="auto" w:frame="1"/>
+        </w:rPr>
+        <w:t>&gt;</w:t>
       </w:r>
     </w:p>
     <w:p>
@@ -5391,7 +7384,31 @@
           <w:szCs w:val="22"/>
           <w:bdr w:val="none" w:sz="0" w:space="0" w:color="auto" w:frame="1"/>
         </w:rPr>
-        <w:t>${dadosEndereco.logradouro}</w:t>
+        <w:t>${</w:t>
+      </w:r>
+      <w:proofErr w:type="spellStart"/>
+      <w:r>
+        <w:rPr>
+          <w:rStyle w:val="hljs-subst"/>
+          <w:rFonts w:ascii="Times New Roman" w:hAnsi="Times New Roman" w:cs="Times New Roman"/>
+          <w:color w:val="1F1F1F"/>
+          <w:sz w:val="22"/>
+          <w:szCs w:val="22"/>
+          <w:bdr w:val="none" w:sz="0" w:space="0" w:color="auto" w:frame="1"/>
+        </w:rPr>
+        <w:t>dadosEndereco.logradouro</w:t>
+      </w:r>
+      <w:proofErr w:type="spellEnd"/>
+      <w:r>
+        <w:rPr>
+          <w:rStyle w:val="hljs-subst"/>
+          <w:rFonts w:ascii="Times New Roman" w:hAnsi="Times New Roman" w:cs="Times New Roman"/>
+          <w:color w:val="1F1F1F"/>
+          <w:sz w:val="22"/>
+          <w:szCs w:val="22"/>
+          <w:bdr w:val="none" w:sz="0" w:space="0" w:color="auto" w:frame="1"/>
+        </w:rPr>
+        <w:t>}</w:t>
       </w:r>
       <w:r>
         <w:rPr>
@@ -5437,7 +7454,31 @@
           <w:szCs w:val="22"/>
           <w:bdr w:val="none" w:sz="0" w:space="0" w:color="auto" w:frame="1"/>
         </w:rPr>
-        <w:t>${dadosEndereco.bairro}</w:t>
+        <w:t>${</w:t>
+      </w:r>
+      <w:proofErr w:type="spellStart"/>
+      <w:r>
+        <w:rPr>
+          <w:rStyle w:val="hljs-subst"/>
+          <w:rFonts w:ascii="Times New Roman" w:hAnsi="Times New Roman" w:cs="Times New Roman"/>
+          <w:color w:val="1F1F1F"/>
+          <w:sz w:val="22"/>
+          <w:szCs w:val="22"/>
+          <w:bdr w:val="none" w:sz="0" w:space="0" w:color="auto" w:frame="1"/>
+        </w:rPr>
+        <w:t>dadosEndereco.bairro</w:t>
+      </w:r>
+      <w:proofErr w:type="spellEnd"/>
+      <w:r>
+        <w:rPr>
+          <w:rStyle w:val="hljs-subst"/>
+          <w:rFonts w:ascii="Times New Roman" w:hAnsi="Times New Roman" w:cs="Times New Roman"/>
+          <w:color w:val="1F1F1F"/>
+          <w:sz w:val="22"/>
+          <w:szCs w:val="22"/>
+          <w:bdr w:val="none" w:sz="0" w:space="0" w:color="auto" w:frame="1"/>
+        </w:rPr>
+        <w:t>}</w:t>
       </w:r>
       <w:r>
         <w:rPr>
@@ -5483,7 +7524,31 @@
           <w:szCs w:val="22"/>
           <w:bdr w:val="none" w:sz="0" w:space="0" w:color="auto" w:frame="1"/>
         </w:rPr>
-        <w:t>${dadosEndereco.localidade}</w:t>
+        <w:t>${</w:t>
+      </w:r>
+      <w:proofErr w:type="spellStart"/>
+      <w:r>
+        <w:rPr>
+          <w:rStyle w:val="hljs-subst"/>
+          <w:rFonts w:ascii="Times New Roman" w:hAnsi="Times New Roman" w:cs="Times New Roman"/>
+          <w:color w:val="1F1F1F"/>
+          <w:sz w:val="22"/>
+          <w:szCs w:val="22"/>
+          <w:bdr w:val="none" w:sz="0" w:space="0" w:color="auto" w:frame="1"/>
+        </w:rPr>
+        <w:t>dadosEndereco.localidade</w:t>
+      </w:r>
+      <w:proofErr w:type="spellEnd"/>
+      <w:r>
+        <w:rPr>
+          <w:rStyle w:val="hljs-subst"/>
+          <w:rFonts w:ascii="Times New Roman" w:hAnsi="Times New Roman" w:cs="Times New Roman"/>
+          <w:color w:val="1F1F1F"/>
+          <w:sz w:val="22"/>
+          <w:szCs w:val="22"/>
+          <w:bdr w:val="none" w:sz="0" w:space="0" w:color="auto" w:frame="1"/>
+        </w:rPr>
+        <w:t>}</w:t>
       </w:r>
       <w:r>
         <w:rPr>
@@ -5505,7 +7570,31 @@
           <w:szCs w:val="22"/>
           <w:bdr w:val="none" w:sz="0" w:space="0" w:color="auto" w:frame="1"/>
         </w:rPr>
-        <w:t>${dadosEndereco.uf}</w:t>
+        <w:t>${</w:t>
+      </w:r>
+      <w:proofErr w:type="spellStart"/>
+      <w:r>
+        <w:rPr>
+          <w:rStyle w:val="hljs-subst"/>
+          <w:rFonts w:ascii="Times New Roman" w:hAnsi="Times New Roman" w:cs="Times New Roman"/>
+          <w:color w:val="1F1F1F"/>
+          <w:sz w:val="22"/>
+          <w:szCs w:val="22"/>
+          <w:bdr w:val="none" w:sz="0" w:space="0" w:color="auto" w:frame="1"/>
+        </w:rPr>
+        <w:t>dadosEndereco.uf</w:t>
+      </w:r>
+      <w:proofErr w:type="spellEnd"/>
+      <w:r>
+        <w:rPr>
+          <w:rStyle w:val="hljs-subst"/>
+          <w:rFonts w:ascii="Times New Roman" w:hAnsi="Times New Roman" w:cs="Times New Roman"/>
+          <w:color w:val="1F1F1F"/>
+          <w:sz w:val="22"/>
+          <w:szCs w:val="22"/>
+          <w:bdr w:val="none" w:sz="0" w:space="0" w:color="auto" w:frame="1"/>
+        </w:rPr>
+        <w:t>}</w:t>
       </w:r>
       <w:r>
         <w:rPr>
@@ -5540,7 +7629,31 @@
           <w:szCs w:val="22"/>
           <w:bdr w:val="none" w:sz="0" w:space="0" w:color="auto" w:frame="1"/>
         </w:rPr>
-        <w:t xml:space="preserve">            &lt;/ul&gt;</w:t>
+        <w:t xml:space="preserve">            &lt;/</w:t>
+      </w:r>
+      <w:proofErr w:type="spellStart"/>
+      <w:r>
+        <w:rPr>
+          <w:rStyle w:val="hljs-string"/>
+          <w:rFonts w:ascii="Times New Roman" w:hAnsi="Times New Roman" w:cs="Times New Roman"/>
+          <w:color w:val="188038"/>
+          <w:sz w:val="22"/>
+          <w:szCs w:val="22"/>
+          <w:bdr w:val="none" w:sz="0" w:space="0" w:color="auto" w:frame="1"/>
+        </w:rPr>
+        <w:t>ul</w:t>
+      </w:r>
+      <w:proofErr w:type="spellEnd"/>
+      <w:r>
+        <w:rPr>
+          <w:rStyle w:val="hljs-string"/>
+          <w:rFonts w:ascii="Times New Roman" w:hAnsi="Times New Roman" w:cs="Times New Roman"/>
+          <w:color w:val="188038"/>
+          <w:sz w:val="22"/>
+          <w:szCs w:val="22"/>
+          <w:bdr w:val="none" w:sz="0" w:space="0" w:color="auto" w:frame="1"/>
+        </w:rPr>
+        <w:t>&gt;</w:t>
       </w:r>
     </w:p>
     <w:p>
@@ -5658,7 +7771,31 @@
           <w:szCs w:val="22"/>
           <w:bdr w:val="none" w:sz="0" w:space="0" w:color="auto" w:frame="1"/>
         </w:rPr>
-        <w:t xml:space="preserve">        elResultado.innerHTML = </w:t>
+        <w:t xml:space="preserve">        </w:t>
+      </w:r>
+      <w:proofErr w:type="spellStart"/>
+      <w:r>
+        <w:rPr>
+          <w:rStyle w:val="CdigoHTML"/>
+          <w:rFonts w:ascii="Times New Roman" w:hAnsi="Times New Roman" w:cs="Times New Roman"/>
+          <w:color w:val="444746"/>
+          <w:sz w:val="22"/>
+          <w:szCs w:val="22"/>
+          <w:bdr w:val="none" w:sz="0" w:space="0" w:color="auto" w:frame="1"/>
+        </w:rPr>
+        <w:t>elResultado.innerHTML</w:t>
+      </w:r>
+      <w:proofErr w:type="spellEnd"/>
+      <w:r>
+        <w:rPr>
+          <w:rStyle w:val="CdigoHTML"/>
+          <w:rFonts w:ascii="Times New Roman" w:hAnsi="Times New Roman" w:cs="Times New Roman"/>
+          <w:color w:val="444746"/>
+          <w:sz w:val="22"/>
+          <w:szCs w:val="22"/>
+          <w:bdr w:val="none" w:sz="0" w:space="0" w:color="auto" w:frame="1"/>
+        </w:rPr>
+        <w:t xml:space="preserve"> = </w:t>
       </w:r>
       <w:r>
         <w:rPr>
@@ -5669,7 +7806,79 @@
           <w:szCs w:val="22"/>
           <w:bdr w:val="none" w:sz="0" w:space="0" w:color="auto" w:frame="1"/>
         </w:rPr>
-        <w:t xml:space="preserve">`&lt;span style="color:red;"&gt;Falha técnica: </w:t>
+        <w:t>`&lt;</w:t>
+      </w:r>
+      <w:proofErr w:type="spellStart"/>
+      <w:r>
+        <w:rPr>
+          <w:rStyle w:val="hljs-string"/>
+          <w:rFonts w:ascii="Times New Roman" w:hAnsi="Times New Roman" w:cs="Times New Roman"/>
+          <w:color w:val="188038"/>
+          <w:sz w:val="22"/>
+          <w:szCs w:val="22"/>
+          <w:bdr w:val="none" w:sz="0" w:space="0" w:color="auto" w:frame="1"/>
+        </w:rPr>
+        <w:t>span</w:t>
+      </w:r>
+      <w:proofErr w:type="spellEnd"/>
+      <w:r>
+        <w:rPr>
+          <w:rStyle w:val="hljs-string"/>
+          <w:rFonts w:ascii="Times New Roman" w:hAnsi="Times New Roman" w:cs="Times New Roman"/>
+          <w:color w:val="188038"/>
+          <w:sz w:val="22"/>
+          <w:szCs w:val="22"/>
+          <w:bdr w:val="none" w:sz="0" w:space="0" w:color="auto" w:frame="1"/>
+        </w:rPr>
+        <w:t xml:space="preserve"> </w:t>
+      </w:r>
+      <w:proofErr w:type="spellStart"/>
+      <w:r>
+        <w:rPr>
+          <w:rStyle w:val="hljs-string"/>
+          <w:rFonts w:ascii="Times New Roman" w:hAnsi="Times New Roman" w:cs="Times New Roman"/>
+          <w:color w:val="188038"/>
+          <w:sz w:val="22"/>
+          <w:szCs w:val="22"/>
+          <w:bdr w:val="none" w:sz="0" w:space="0" w:color="auto" w:frame="1"/>
+        </w:rPr>
+        <w:t>style</w:t>
+      </w:r>
+      <w:proofErr w:type="spellEnd"/>
+      <w:r>
+        <w:rPr>
+          <w:rStyle w:val="hljs-string"/>
+          <w:rFonts w:ascii="Times New Roman" w:hAnsi="Times New Roman" w:cs="Times New Roman"/>
+          <w:color w:val="188038"/>
+          <w:sz w:val="22"/>
+          <w:szCs w:val="22"/>
+          <w:bdr w:val="none" w:sz="0" w:space="0" w:color="auto" w:frame="1"/>
+        </w:rPr>
+        <w:t>="</w:t>
+      </w:r>
+      <w:proofErr w:type="spellStart"/>
+      <w:r>
+        <w:rPr>
+          <w:rStyle w:val="hljs-string"/>
+          <w:rFonts w:ascii="Times New Roman" w:hAnsi="Times New Roman" w:cs="Times New Roman"/>
+          <w:color w:val="188038"/>
+          <w:sz w:val="22"/>
+          <w:szCs w:val="22"/>
+          <w:bdr w:val="none" w:sz="0" w:space="0" w:color="auto" w:frame="1"/>
+        </w:rPr>
+        <w:t>color:red</w:t>
+      </w:r>
+      <w:proofErr w:type="spellEnd"/>
+      <w:r>
+        <w:rPr>
+          <w:rStyle w:val="hljs-string"/>
+          <w:rFonts w:ascii="Times New Roman" w:hAnsi="Times New Roman" w:cs="Times New Roman"/>
+          <w:color w:val="188038"/>
+          <w:sz w:val="22"/>
+          <w:szCs w:val="22"/>
+          <w:bdr w:val="none" w:sz="0" w:space="0" w:color="auto" w:frame="1"/>
+        </w:rPr>
+        <w:t xml:space="preserve">;"&gt;Falha técnica: </w:t>
       </w:r>
       <w:r>
         <w:rPr>
@@ -5680,7 +7889,31 @@
           <w:szCs w:val="22"/>
           <w:bdr w:val="none" w:sz="0" w:space="0" w:color="auto" w:frame="1"/>
         </w:rPr>
-        <w:t>${falha.message}</w:t>
+        <w:t>${</w:t>
+      </w:r>
+      <w:proofErr w:type="spellStart"/>
+      <w:r>
+        <w:rPr>
+          <w:rStyle w:val="hljs-subst"/>
+          <w:rFonts w:ascii="Times New Roman" w:hAnsi="Times New Roman" w:cs="Times New Roman"/>
+          <w:color w:val="1F1F1F"/>
+          <w:sz w:val="22"/>
+          <w:szCs w:val="22"/>
+          <w:bdr w:val="none" w:sz="0" w:space="0" w:color="auto" w:frame="1"/>
+        </w:rPr>
+        <w:t>falha.message</w:t>
+      </w:r>
+      <w:proofErr w:type="spellEnd"/>
+      <w:r>
+        <w:rPr>
+          <w:rStyle w:val="hljs-subst"/>
+          <w:rFonts w:ascii="Times New Roman" w:hAnsi="Times New Roman" w:cs="Times New Roman"/>
+          <w:color w:val="1F1F1F"/>
+          <w:sz w:val="22"/>
+          <w:szCs w:val="22"/>
+          <w:bdr w:val="none" w:sz="0" w:space="0" w:color="auto" w:frame="1"/>
+        </w:rPr>
+        <w:t>}</w:t>
       </w:r>
       <w:r>
         <w:rPr>
@@ -5691,7 +7924,31 @@
           <w:szCs w:val="22"/>
           <w:bdr w:val="none" w:sz="0" w:space="0" w:color="auto" w:frame="1"/>
         </w:rPr>
-        <w:t>&lt;/span&gt;`</w:t>
+        <w:t>&lt;/</w:t>
+      </w:r>
+      <w:proofErr w:type="spellStart"/>
+      <w:r>
+        <w:rPr>
+          <w:rStyle w:val="hljs-string"/>
+          <w:rFonts w:ascii="Times New Roman" w:hAnsi="Times New Roman" w:cs="Times New Roman"/>
+          <w:color w:val="188038"/>
+          <w:sz w:val="22"/>
+          <w:szCs w:val="22"/>
+          <w:bdr w:val="none" w:sz="0" w:space="0" w:color="auto" w:frame="1"/>
+        </w:rPr>
+        <w:t>span</w:t>
+      </w:r>
+      <w:proofErr w:type="spellEnd"/>
+      <w:r>
+        <w:rPr>
+          <w:rStyle w:val="hljs-string"/>
+          <w:rFonts w:ascii="Times New Roman" w:hAnsi="Times New Roman" w:cs="Times New Roman"/>
+          <w:color w:val="188038"/>
+          <w:sz w:val="22"/>
+          <w:szCs w:val="22"/>
+          <w:bdr w:val="none" w:sz="0" w:space="0" w:color="auto" w:frame="1"/>
+        </w:rPr>
+        <w:t>&gt;`</w:t>
       </w:r>
       <w:r>
         <w:rPr>
@@ -5802,6 +8059,7 @@
           <w:bdr w:val="none" w:sz="0" w:space="0" w:color="auto" w:frame="1"/>
         </w:rPr>
       </w:pPr>
+      <w:proofErr w:type="spellStart"/>
       <w:r>
         <w:rPr>
           <w:rStyle w:val="hljs-builtin"/>
@@ -5822,7 +8080,19 @@
           <w:szCs w:val="22"/>
           <w:bdr w:val="none" w:sz="0" w:space="0" w:color="auto" w:frame="1"/>
         </w:rPr>
-        <w:t>.querySelector(</w:t>
+        <w:t>.querySelector</w:t>
+      </w:r>
+      <w:proofErr w:type="spellEnd"/>
+      <w:r>
+        <w:rPr>
+          <w:rStyle w:val="CdigoHTML"/>
+          <w:rFonts w:ascii="Times New Roman" w:hAnsi="Times New Roman" w:cs="Times New Roman"/>
+          <w:color w:val="444746"/>
+          <w:sz w:val="22"/>
+          <w:szCs w:val="22"/>
+          <w:bdr w:val="none" w:sz="0" w:space="0" w:color="auto" w:frame="1"/>
+        </w:rPr>
+        <w:t>(</w:t>
       </w:r>
       <w:r>
         <w:rPr>
@@ -5833,19 +8103,9 @@
           <w:szCs w:val="22"/>
           <w:bdr w:val="none" w:sz="0" w:space="0" w:color="auto" w:frame="1"/>
         </w:rPr>
-        <w:t>"#btn-buscar"</w:t>
-      </w:r>
-      <w:r>
-        <w:rPr>
-          <w:rStyle w:val="CdigoHTML"/>
-          <w:rFonts w:ascii="Times New Roman" w:hAnsi="Times New Roman" w:cs="Times New Roman"/>
-          <w:color w:val="444746"/>
-          <w:sz w:val="22"/>
-          <w:szCs w:val="22"/>
-          <w:bdr w:val="none" w:sz="0" w:space="0" w:color="auto" w:frame="1"/>
-        </w:rPr>
-        <w:t>).addEventListener(</w:t>
-      </w:r>
+        <w:t>"#</w:t>
+      </w:r>
+      <w:proofErr w:type="spellStart"/>
       <w:r>
         <w:rPr>
           <w:rStyle w:val="hljs-string"/>
@@ -5855,6 +8115,64 @@
           <w:szCs w:val="22"/>
           <w:bdr w:val="none" w:sz="0" w:space="0" w:color="auto" w:frame="1"/>
         </w:rPr>
+        <w:t>btn</w:t>
+      </w:r>
+      <w:proofErr w:type="spellEnd"/>
+      <w:r>
+        <w:rPr>
+          <w:rStyle w:val="hljs-string"/>
+          <w:rFonts w:ascii="Times New Roman" w:hAnsi="Times New Roman" w:cs="Times New Roman"/>
+          <w:color w:val="188038"/>
+          <w:sz w:val="22"/>
+          <w:szCs w:val="22"/>
+          <w:bdr w:val="none" w:sz="0" w:space="0" w:color="auto" w:frame="1"/>
+        </w:rPr>
+        <w:t>-buscar"</w:t>
+      </w:r>
+      <w:r>
+        <w:rPr>
+          <w:rStyle w:val="CdigoHTML"/>
+          <w:rFonts w:ascii="Times New Roman" w:hAnsi="Times New Roman" w:cs="Times New Roman"/>
+          <w:color w:val="444746"/>
+          <w:sz w:val="22"/>
+          <w:szCs w:val="22"/>
+          <w:bdr w:val="none" w:sz="0" w:space="0" w:color="auto" w:frame="1"/>
+        </w:rPr>
+        <w:t>).</w:t>
+      </w:r>
+      <w:proofErr w:type="spellStart"/>
+      <w:r>
+        <w:rPr>
+          <w:rStyle w:val="CdigoHTML"/>
+          <w:rFonts w:ascii="Times New Roman" w:hAnsi="Times New Roman" w:cs="Times New Roman"/>
+          <w:color w:val="444746"/>
+          <w:sz w:val="22"/>
+          <w:szCs w:val="22"/>
+          <w:bdr w:val="none" w:sz="0" w:space="0" w:color="auto" w:frame="1"/>
+        </w:rPr>
+        <w:t>addEventListener</w:t>
+      </w:r>
+      <w:proofErr w:type="spellEnd"/>
+      <w:r>
+        <w:rPr>
+          <w:rStyle w:val="CdigoHTML"/>
+          <w:rFonts w:ascii="Times New Roman" w:hAnsi="Times New Roman" w:cs="Times New Roman"/>
+          <w:color w:val="444746"/>
+          <w:sz w:val="22"/>
+          <w:szCs w:val="22"/>
+          <w:bdr w:val="none" w:sz="0" w:space="0" w:color="auto" w:frame="1"/>
+        </w:rPr>
+        <w:t>(</w:t>
+      </w:r>
+      <w:r>
+        <w:rPr>
+          <w:rStyle w:val="hljs-string"/>
+          <w:rFonts w:ascii="Times New Roman" w:hAnsi="Times New Roman" w:cs="Times New Roman"/>
+          <w:color w:val="188038"/>
+          <w:sz w:val="22"/>
+          <w:szCs w:val="22"/>
+          <w:bdr w:val="none" w:sz="0" w:space="0" w:color="auto" w:frame="1"/>
+        </w:rPr>
         <w:t>"click"</w:t>
       </w:r>
       <w:r>
@@ -5866,7 +8184,31 @@
           <w:szCs w:val="22"/>
           <w:bdr w:val="none" w:sz="0" w:space="0" w:color="auto" w:frame="1"/>
         </w:rPr>
-        <w:t>, acionarBusca);</w:t>
+        <w:t xml:space="preserve">, </w:t>
+      </w:r>
+      <w:proofErr w:type="spellStart"/>
+      <w:r>
+        <w:rPr>
+          <w:rStyle w:val="CdigoHTML"/>
+          <w:rFonts w:ascii="Times New Roman" w:hAnsi="Times New Roman" w:cs="Times New Roman"/>
+          <w:color w:val="444746"/>
+          <w:sz w:val="22"/>
+          <w:szCs w:val="22"/>
+          <w:bdr w:val="none" w:sz="0" w:space="0" w:color="auto" w:frame="1"/>
+        </w:rPr>
+        <w:t>acionarBusca</w:t>
+      </w:r>
+      <w:proofErr w:type="spellEnd"/>
+      <w:r>
+        <w:rPr>
+          <w:rStyle w:val="CdigoHTML"/>
+          <w:rFonts w:ascii="Times New Roman" w:hAnsi="Times New Roman" w:cs="Times New Roman"/>
+          <w:color w:val="444746"/>
+          <w:sz w:val="22"/>
+          <w:szCs w:val="22"/>
+          <w:bdr w:val="none" w:sz="0" w:space="0" w:color="auto" w:frame="1"/>
+        </w:rPr>
+        <w:t>);</w:t>
       </w:r>
     </w:p>
     <w:p>
@@ -5910,7 +8252,47 @@
           <w:color w:val="1F1F1F"/>
           <w:bdr w:val="none" w:sz="0" w:space="0" w:color="auto" w:frame="1"/>
         </w:rPr>
-        <w:t>Aula 49: Promises e Fetch API</w:t>
+        <w:t xml:space="preserve">Aula 49: </w:t>
+      </w:r>
+      <w:proofErr w:type="spellStart"/>
+      <w:r>
+        <w:rPr>
+          <w:b/>
+          <w:bCs/>
+          <w:color w:val="1F1F1F"/>
+          <w:bdr w:val="none" w:sz="0" w:space="0" w:color="auto" w:frame="1"/>
+        </w:rPr>
+        <w:t>Promises</w:t>
+      </w:r>
+      <w:proofErr w:type="spellEnd"/>
+      <w:r>
+        <w:rPr>
+          <w:b/>
+          <w:bCs/>
+          <w:color w:val="1F1F1F"/>
+          <w:bdr w:val="none" w:sz="0" w:space="0" w:color="auto" w:frame="1"/>
+        </w:rPr>
+        <w:t xml:space="preserve"> e </w:t>
+      </w:r>
+      <w:proofErr w:type="spellStart"/>
+      <w:r>
+        <w:rPr>
+          <w:b/>
+          <w:bCs/>
+          <w:color w:val="1F1F1F"/>
+          <w:bdr w:val="none" w:sz="0" w:space="0" w:color="auto" w:frame="1"/>
+        </w:rPr>
+        <w:t>Fetch</w:t>
+      </w:r>
+      <w:proofErr w:type="spellEnd"/>
+      <w:r>
+        <w:rPr>
+          <w:b/>
+          <w:bCs/>
+          <w:color w:val="1F1F1F"/>
+          <w:bdr w:val="none" w:sz="0" w:space="0" w:color="auto" w:frame="1"/>
+        </w:rPr>
+        <w:t xml:space="preserve"> API</w:t>
       </w:r>
       <w:r>
         <w:rPr>
@@ -5971,7 +8353,21 @@
         <w:rPr>
           <w:color w:val="1F1F1F"/>
         </w:rPr>
-        <w:t xml:space="preserve"> Compreender o ciclo de vida de uma Promise (Pendente, Resolvida ou Rejeitada) simulando um atraso de rede.</w:t>
+        <w:t xml:space="preserve"> Compreender o ciclo de vida de uma </w:t>
+      </w:r>
+      <w:proofErr w:type="spellStart"/>
+      <w:r>
+        <w:rPr>
+          <w:color w:val="1F1F1F"/>
+        </w:rPr>
+        <w:t>Promise</w:t>
+      </w:r>
+      <w:proofErr w:type="spellEnd"/>
+      <w:r>
+        <w:rPr>
+          <w:color w:val="1F1F1F"/>
+        </w:rPr>
+        <w:t xml:space="preserve"> (Pendente, Resolvida ou Rejeitada) simulando um atraso de rede.</w:t>
       </w:r>
     </w:p>
     <w:p>
@@ -6300,6 +8696,7 @@
         </w:rPr>
         <w:t xml:space="preserve"> </w:t>
       </w:r>
+      <w:proofErr w:type="spellStart"/>
       <w:r>
         <w:rPr>
           <w:rStyle w:val="hljs-attr"/>
@@ -6310,6 +8707,7 @@
         </w:rPr>
         <w:t>lang</w:t>
       </w:r>
+      <w:proofErr w:type="spellEnd"/>
       <w:r>
         <w:rPr>
           <w:rStyle w:val="hljs-tag"/>
@@ -6329,7 +8727,31 @@
           <w:szCs w:val="21"/>
           <w:bdr w:val="none" w:sz="0" w:space="0" w:color="auto" w:frame="1"/>
         </w:rPr>
-        <w:t>"pt-br"</w:t>
+        <w:t>"</w:t>
+      </w:r>
+      <w:proofErr w:type="spellStart"/>
+      <w:r>
+        <w:rPr>
+          <w:rStyle w:val="hljs-string"/>
+          <w:rFonts w:eastAsiaTheme="majorEastAsia"/>
+          <w:color w:val="188038"/>
+          <w:sz w:val="21"/>
+          <w:szCs w:val="21"/>
+          <w:bdr w:val="none" w:sz="0" w:space="0" w:color="auto" w:frame="1"/>
+        </w:rPr>
+        <w:t>pt-br</w:t>
+      </w:r>
+      <w:proofErr w:type="spellEnd"/>
+      <w:r>
+        <w:rPr>
+          <w:rStyle w:val="hljs-string"/>
+          <w:rFonts w:eastAsiaTheme="majorEastAsia"/>
+          <w:color w:val="188038"/>
+          <w:sz w:val="21"/>
+          <w:szCs w:val="21"/>
+          <w:bdr w:val="none" w:sz="0" w:space="0" w:color="auto" w:frame="1"/>
+        </w:rPr>
+        <w:t>"</w:t>
       </w:r>
       <w:r>
         <w:rPr>
@@ -6341,6 +8763,7 @@
         </w:rPr>
         <w:t>&gt;&lt;</w:t>
       </w:r>
+      <w:proofErr w:type="spellStart"/>
       <w:r>
         <w:rPr>
           <w:rStyle w:val="hljs-name"/>
@@ -6351,6 +8774,7 @@
         </w:rPr>
         <w:t>head</w:t>
       </w:r>
+      <w:proofErr w:type="spellEnd"/>
       <w:r>
         <w:rPr>
           <w:rStyle w:val="hljs-tag"/>
@@ -6415,6 +8839,7 @@
         </w:rPr>
         <w:t xml:space="preserve"> </w:t>
       </w:r>
+      <w:proofErr w:type="spellStart"/>
       <w:r>
         <w:rPr>
           <w:rStyle w:val="hljs-attr"/>
@@ -6425,6 +8850,7 @@
         </w:rPr>
         <w:t>charset</w:t>
       </w:r>
+      <w:proofErr w:type="spellEnd"/>
       <w:r>
         <w:rPr>
           <w:rStyle w:val="hljs-tag"/>
@@ -6490,6 +8916,7 @@
         </w:rPr>
         <w:t>&lt;</w:t>
       </w:r>
+      <w:proofErr w:type="spellStart"/>
       <w:r>
         <w:rPr>
           <w:rStyle w:val="hljs-name"/>
@@ -6500,6 +8927,7 @@
         </w:rPr>
         <w:t>title</w:t>
       </w:r>
+      <w:proofErr w:type="spellEnd"/>
       <w:r>
         <w:rPr>
           <w:rStyle w:val="hljs-tag"/>
@@ -6519,8 +8947,21 @@
           <w:szCs w:val="21"/>
           <w:bdr w:val="none" w:sz="0" w:space="0" w:color="auto" w:frame="1"/>
         </w:rPr>
-        <w:t>Atividade 1 - Promises</w:t>
-      </w:r>
+        <w:t xml:space="preserve">Atividade 1 - </w:t>
+      </w:r>
+      <w:proofErr w:type="spellStart"/>
+      <w:r>
+        <w:rPr>
+          <w:rStyle w:val="CdigoHTML"/>
+          <w:rFonts w:eastAsiaTheme="majorEastAsia"/>
+          <w:color w:val="444746"/>
+          <w:sz w:val="21"/>
+          <w:szCs w:val="21"/>
+          <w:bdr w:val="none" w:sz="0" w:space="0" w:color="auto" w:frame="1"/>
+        </w:rPr>
+        <w:t>Promises</w:t>
+      </w:r>
+      <w:proofErr w:type="spellEnd"/>
       <w:r>
         <w:rPr>
           <w:rStyle w:val="hljs-tag"/>
@@ -6531,6 +8972,7 @@
         </w:rPr>
         <w:t>&lt;/</w:t>
       </w:r>
+      <w:proofErr w:type="spellStart"/>
       <w:r>
         <w:rPr>
           <w:rStyle w:val="hljs-name"/>
@@ -6541,6 +8983,7 @@
         </w:rPr>
         <w:t>title</w:t>
       </w:r>
+      <w:proofErr w:type="spellEnd"/>
       <w:r>
         <w:rPr>
           <w:rStyle w:val="hljs-tag"/>
@@ -6605,6 +9048,7 @@
         </w:rPr>
         <w:t xml:space="preserve"> </w:t>
       </w:r>
+      <w:proofErr w:type="spellStart"/>
       <w:r>
         <w:rPr>
           <w:rStyle w:val="hljs-attr"/>
@@ -6615,6 +9059,7 @@
         </w:rPr>
         <w:t>rel</w:t>
       </w:r>
+      <w:proofErr w:type="spellEnd"/>
       <w:r>
         <w:rPr>
           <w:rStyle w:val="hljs-tag"/>
@@ -6634,7 +9079,31 @@
           <w:szCs w:val="21"/>
           <w:bdr w:val="none" w:sz="0" w:space="0" w:color="auto" w:frame="1"/>
         </w:rPr>
-        <w:t>"stylesheet"</w:t>
+        <w:t>"</w:t>
+      </w:r>
+      <w:proofErr w:type="spellStart"/>
+      <w:r>
+        <w:rPr>
+          <w:rStyle w:val="hljs-string"/>
+          <w:rFonts w:eastAsiaTheme="majorEastAsia"/>
+          <w:color w:val="188038"/>
+          <w:sz w:val="21"/>
+          <w:szCs w:val="21"/>
+          <w:bdr w:val="none" w:sz="0" w:space="0" w:color="auto" w:frame="1"/>
+        </w:rPr>
+        <w:t>stylesheet</w:t>
+      </w:r>
+      <w:proofErr w:type="spellEnd"/>
+      <w:r>
+        <w:rPr>
+          <w:rStyle w:val="hljs-string"/>
+          <w:rFonts w:eastAsiaTheme="majorEastAsia"/>
+          <w:color w:val="188038"/>
+          <w:sz w:val="21"/>
+          <w:szCs w:val="21"/>
+          <w:bdr w:val="none" w:sz="0" w:space="0" w:color="auto" w:frame="1"/>
+        </w:rPr>
+        <w:t>"</w:t>
       </w:r>
       <w:r>
         <w:rPr>
@@ -6646,6 +9115,7 @@
         </w:rPr>
         <w:t xml:space="preserve"> </w:t>
       </w:r>
+      <w:proofErr w:type="spellStart"/>
       <w:r>
         <w:rPr>
           <w:rStyle w:val="hljs-attr"/>
@@ -6656,6 +9126,7 @@
         </w:rPr>
         <w:t>href</w:t>
       </w:r>
+      <w:proofErr w:type="spellEnd"/>
       <w:r>
         <w:rPr>
           <w:rStyle w:val="hljs-tag"/>
@@ -6687,6 +9158,7 @@
         </w:rPr>
         <w:t>&gt;&lt;/</w:t>
       </w:r>
+      <w:proofErr w:type="spellStart"/>
       <w:r>
         <w:rPr>
           <w:rStyle w:val="hljs-name"/>
@@ -6697,6 +9169,7 @@
         </w:rPr>
         <w:t>head</w:t>
       </w:r>
+      <w:proofErr w:type="spellEnd"/>
       <w:r>
         <w:rPr>
           <w:rStyle w:val="hljs-tag"/>
@@ -6761,6 +9234,7 @@
         </w:rPr>
         <w:t>&lt;</w:t>
       </w:r>
+      <w:proofErr w:type="spellStart"/>
       <w:r>
         <w:rPr>
           <w:rStyle w:val="hljs-name"/>
@@ -6771,6 +9245,7 @@
         </w:rPr>
         <w:t>div</w:t>
       </w:r>
+      <w:proofErr w:type="spellEnd"/>
       <w:r>
         <w:rPr>
           <w:rStyle w:val="hljs-tag"/>
@@ -6781,6 +9256,7 @@
         </w:rPr>
         <w:t xml:space="preserve"> </w:t>
       </w:r>
+      <w:proofErr w:type="spellStart"/>
       <w:r>
         <w:rPr>
           <w:rStyle w:val="hljs-attr"/>
@@ -6791,6 +9267,7 @@
         </w:rPr>
         <w:t>class</w:t>
       </w:r>
+      <w:proofErr w:type="spellEnd"/>
       <w:r>
         <w:rPr>
           <w:rStyle w:val="hljs-tag"/>
@@ -7087,6 +9564,7 @@
         </w:rPr>
         <w:t>&lt;</w:t>
       </w:r>
+      <w:proofErr w:type="spellStart"/>
       <w:r>
         <w:rPr>
           <w:rStyle w:val="hljs-name"/>
@@ -7097,6 +9575,7 @@
         </w:rPr>
         <w:t>button</w:t>
       </w:r>
+      <w:proofErr w:type="spellEnd"/>
       <w:r>
         <w:rPr>
           <w:rStyle w:val="hljs-tag"/>
@@ -7136,7 +9615,31 @@
           <w:szCs w:val="21"/>
           <w:bdr w:val="none" w:sz="0" w:space="0" w:color="auto" w:frame="1"/>
         </w:rPr>
-        <w:t>"btn-iniciar"</w:t>
+        <w:t>"</w:t>
+      </w:r>
+      <w:proofErr w:type="spellStart"/>
+      <w:r>
+        <w:rPr>
+          <w:rStyle w:val="hljs-string"/>
+          <w:rFonts w:eastAsiaTheme="majorEastAsia"/>
+          <w:color w:val="188038"/>
+          <w:sz w:val="21"/>
+          <w:szCs w:val="21"/>
+          <w:bdr w:val="none" w:sz="0" w:space="0" w:color="auto" w:frame="1"/>
+        </w:rPr>
+        <w:t>btn</w:t>
+      </w:r>
+      <w:proofErr w:type="spellEnd"/>
+      <w:r>
+        <w:rPr>
+          <w:rStyle w:val="hljs-string"/>
+          <w:rFonts w:eastAsiaTheme="majorEastAsia"/>
+          <w:color w:val="188038"/>
+          <w:sz w:val="21"/>
+          <w:szCs w:val="21"/>
+          <w:bdr w:val="none" w:sz="0" w:space="0" w:color="auto" w:frame="1"/>
+        </w:rPr>
+        <w:t>-iniciar"</w:t>
       </w:r>
       <w:r>
         <w:rPr>
@@ -7169,6 +9672,7 @@
         </w:rPr>
         <w:t>&lt;/</w:t>
       </w:r>
+      <w:proofErr w:type="spellStart"/>
       <w:r>
         <w:rPr>
           <w:rStyle w:val="hljs-name"/>
@@ -7179,6 +9683,7 @@
         </w:rPr>
         <w:t>button</w:t>
       </w:r>
+      <w:proofErr w:type="spellEnd"/>
       <w:r>
         <w:rPr>
           <w:rStyle w:val="hljs-tag"/>
@@ -7223,6 +9728,7 @@
         </w:rPr>
         <w:t>&lt;/</w:t>
       </w:r>
+      <w:proofErr w:type="spellStart"/>
       <w:r>
         <w:rPr>
           <w:rStyle w:val="hljs-name"/>
@@ -7233,6 +9739,7 @@
         </w:rPr>
         <w:t>div</w:t>
       </w:r>
+      <w:proofErr w:type="spellEnd"/>
       <w:r>
         <w:rPr>
           <w:rStyle w:val="hljs-tag"/>
@@ -7297,6 +9804,7 @@
         </w:rPr>
         <w:t xml:space="preserve"> </w:t>
       </w:r>
+      <w:proofErr w:type="spellStart"/>
       <w:r>
         <w:rPr>
           <w:rStyle w:val="hljs-attr"/>
@@ -7307,6 +9815,7 @@
         </w:rPr>
         <w:t>src</w:t>
       </w:r>
+      <w:proofErr w:type="spellEnd"/>
       <w:r>
         <w:rPr>
           <w:rStyle w:val="hljs-tag"/>
@@ -7465,6 +9974,7 @@
         </w:rPr>
         <w:t xml:space="preserve"> { </w:t>
       </w:r>
+      <w:proofErr w:type="spellStart"/>
       <w:r>
         <w:rPr>
           <w:rStyle w:val="hljs-attribute"/>
@@ -7475,16 +9985,41 @@
         </w:rPr>
         <w:t>font-family</w:t>
       </w:r>
-      <w:r>
-        <w:rPr>
-          <w:rStyle w:val="CdigoHTML"/>
-          <w:rFonts w:eastAsiaTheme="majorEastAsia"/>
-          <w:color w:val="444746"/>
-          <w:sz w:val="21"/>
-          <w:szCs w:val="21"/>
-          <w:bdr w:val="none" w:sz="0" w:space="0" w:color="auto" w:frame="1"/>
-        </w:rPr>
-        <w:t xml:space="preserve">: sans-serif; </w:t>
+      <w:proofErr w:type="spellEnd"/>
+      <w:r>
+        <w:rPr>
+          <w:rStyle w:val="CdigoHTML"/>
+          <w:rFonts w:eastAsiaTheme="majorEastAsia"/>
+          <w:color w:val="444746"/>
+          <w:sz w:val="21"/>
+          <w:szCs w:val="21"/>
+          <w:bdr w:val="none" w:sz="0" w:space="0" w:color="auto" w:frame="1"/>
+        </w:rPr>
+        <w:t xml:space="preserve">: </w:t>
+      </w:r>
+      <w:proofErr w:type="spellStart"/>
+      <w:r>
+        <w:rPr>
+          <w:rStyle w:val="CdigoHTML"/>
+          <w:rFonts w:eastAsiaTheme="majorEastAsia"/>
+          <w:color w:val="444746"/>
+          <w:sz w:val="21"/>
+          <w:szCs w:val="21"/>
+          <w:bdr w:val="none" w:sz="0" w:space="0" w:color="auto" w:frame="1"/>
+        </w:rPr>
+        <w:t>sans-serif</w:t>
+      </w:r>
+      <w:proofErr w:type="spellEnd"/>
+      <w:r>
+        <w:rPr>
+          <w:rStyle w:val="CdigoHTML"/>
+          <w:rFonts w:eastAsiaTheme="majorEastAsia"/>
+          <w:color w:val="444746"/>
+          <w:sz w:val="21"/>
+          <w:szCs w:val="21"/>
+          <w:bdr w:val="none" w:sz="0" w:space="0" w:color="auto" w:frame="1"/>
+        </w:rPr>
+        <w:t xml:space="preserve">; </w:t>
       </w:r>
       <w:r>
         <w:rPr>
@@ -7547,8 +10082,33 @@
           <w:szCs w:val="21"/>
           <w:bdr w:val="none" w:sz="0" w:space="0" w:color="auto" w:frame="1"/>
         </w:rPr>
-        <w:t xml:space="preserve">: flex; </w:t>
-      </w:r>
+        <w:t xml:space="preserve">: </w:t>
+      </w:r>
+      <w:proofErr w:type="spellStart"/>
+      <w:r>
+        <w:rPr>
+          <w:rStyle w:val="CdigoHTML"/>
+          <w:rFonts w:eastAsiaTheme="majorEastAsia"/>
+          <w:color w:val="444746"/>
+          <w:sz w:val="21"/>
+          <w:szCs w:val="21"/>
+          <w:bdr w:val="none" w:sz="0" w:space="0" w:color="auto" w:frame="1"/>
+        </w:rPr>
+        <w:t>flex</w:t>
+      </w:r>
+      <w:proofErr w:type="spellEnd"/>
+      <w:r>
+        <w:rPr>
+          <w:rStyle w:val="CdigoHTML"/>
+          <w:rFonts w:eastAsiaTheme="majorEastAsia"/>
+          <w:color w:val="444746"/>
+          <w:sz w:val="21"/>
+          <w:szCs w:val="21"/>
+          <w:bdr w:val="none" w:sz="0" w:space="0" w:color="auto" w:frame="1"/>
+        </w:rPr>
+        <w:t xml:space="preserve">; </w:t>
+      </w:r>
+      <w:proofErr w:type="spellStart"/>
       <w:r>
         <w:rPr>
           <w:rStyle w:val="hljs-attribute"/>
@@ -7559,6 +10119,7 @@
         </w:rPr>
         <w:t>justify-content</w:t>
       </w:r>
+      <w:proofErr w:type="spellEnd"/>
       <w:r>
         <w:rPr>
           <w:rStyle w:val="CdigoHTML"/>
@@ -7570,6 +10131,7 @@
         </w:rPr>
         <w:t xml:space="preserve">: center; </w:t>
       </w:r>
+      <w:proofErr w:type="spellStart"/>
       <w:r>
         <w:rPr>
           <w:rStyle w:val="hljs-attribute"/>
@@ -7580,6 +10142,7 @@
         </w:rPr>
         <w:t>align-items</w:t>
       </w:r>
+      <w:proofErr w:type="spellEnd"/>
       <w:r>
         <w:rPr>
           <w:rStyle w:val="CdigoHTML"/>
@@ -7591,6 +10154,7 @@
         </w:rPr>
         <w:t xml:space="preserve">: center; </w:t>
       </w:r>
+      <w:proofErr w:type="spellStart"/>
       <w:r>
         <w:rPr>
           <w:rStyle w:val="hljs-attribute"/>
@@ -7601,6 +10165,7 @@
         </w:rPr>
         <w:t>height</w:t>
       </w:r>
+      <w:proofErr w:type="spellEnd"/>
       <w:r>
         <w:rPr>
           <w:rStyle w:val="CdigoHTML"/>
@@ -7633,6 +10198,7 @@
         </w:rPr>
         <w:t xml:space="preserve">; </w:t>
       </w:r>
+      <w:proofErr w:type="spellStart"/>
       <w:r>
         <w:rPr>
           <w:rStyle w:val="hljs-attribute"/>
@@ -7643,6 +10209,7 @@
         </w:rPr>
         <w:t>margin</w:t>
       </w:r>
+      <w:proofErr w:type="spellEnd"/>
       <w:r>
         <w:rPr>
           <w:rStyle w:val="CdigoHTML"/>
@@ -7751,6 +10318,7 @@
         </w:rPr>
         <w:t xml:space="preserve">; </w:t>
       </w:r>
+      <w:proofErr w:type="spellStart"/>
       <w:r>
         <w:rPr>
           <w:rStyle w:val="hljs-attribute"/>
@@ -7761,6 +10329,7 @@
         </w:rPr>
         <w:t>padding</w:t>
       </w:r>
+      <w:proofErr w:type="spellEnd"/>
       <w:r>
         <w:rPr>
           <w:rStyle w:val="CdigoHTML"/>
@@ -7793,6 +10362,7 @@
         </w:rPr>
         <w:t xml:space="preserve">; </w:t>
       </w:r>
+      <w:proofErr w:type="spellStart"/>
       <w:r>
         <w:rPr>
           <w:rStyle w:val="hljs-attribute"/>
@@ -7803,6 +10373,7 @@
         </w:rPr>
         <w:t>border-radius</w:t>
       </w:r>
+      <w:proofErr w:type="spellEnd"/>
       <w:r>
         <w:rPr>
           <w:rStyle w:val="CdigoHTML"/>
@@ -7843,8 +10414,20 @@
           <w:szCs w:val="21"/>
           <w:bdr w:val="none" w:sz="0" w:space="0" w:color="auto" w:frame="1"/>
         </w:rPr>
-        <w:t>box-shadow</w:t>
-      </w:r>
+        <w:t>box-</w:t>
+      </w:r>
+      <w:proofErr w:type="spellStart"/>
+      <w:r>
+        <w:rPr>
+          <w:rStyle w:val="hljs-attribute"/>
+          <w:color w:val="444746"/>
+          <w:sz w:val="21"/>
+          <w:szCs w:val="21"/>
+          <w:bdr w:val="none" w:sz="0" w:space="0" w:color="auto" w:frame="1"/>
+        </w:rPr>
+        <w:t>shadow</w:t>
+      </w:r>
+      <w:proofErr w:type="spellEnd"/>
       <w:r>
         <w:rPr>
           <w:rStyle w:val="CdigoHTML"/>
@@ -7919,6 +10502,7 @@
         </w:rPr>
         <w:t xml:space="preserve"> </w:t>
       </w:r>
+      <w:proofErr w:type="spellStart"/>
       <w:r>
         <w:rPr>
           <w:rStyle w:val="hljs-builtin"/>
@@ -7929,6 +10513,7 @@
         </w:rPr>
         <w:t>rgba</w:t>
       </w:r>
+      <w:proofErr w:type="spellEnd"/>
       <w:r>
         <w:rPr>
           <w:rStyle w:val="CdigoHTML"/>
@@ -8024,6 +10609,7 @@
         </w:rPr>
         <w:t xml:space="preserve">); </w:t>
       </w:r>
+      <w:proofErr w:type="spellStart"/>
       <w:r>
         <w:rPr>
           <w:rStyle w:val="hljs-attribute"/>
@@ -8032,7 +10618,18 @@
           <w:szCs w:val="21"/>
           <w:bdr w:val="none" w:sz="0" w:space="0" w:color="auto" w:frame="1"/>
         </w:rPr>
-        <w:t>border-top</w:t>
+        <w:t>border</w:t>
+      </w:r>
+      <w:proofErr w:type="spellEnd"/>
+      <w:r>
+        <w:rPr>
+          <w:rStyle w:val="hljs-attribute"/>
+          <w:color w:val="444746"/>
+          <w:sz w:val="21"/>
+          <w:szCs w:val="21"/>
+          <w:bdr w:val="none" w:sz="0" w:space="0" w:color="auto" w:frame="1"/>
+        </w:rPr>
+        <w:t>-top</w:t>
       </w:r>
       <w:r>
         <w:rPr>
@@ -8064,7 +10661,31 @@
           <w:szCs w:val="21"/>
           <w:bdr w:val="none" w:sz="0" w:space="0" w:color="auto" w:frame="1"/>
         </w:rPr>
-        <w:t xml:space="preserve"> solid </w:t>
+        <w:t xml:space="preserve"> </w:t>
+      </w:r>
+      <w:proofErr w:type="spellStart"/>
+      <w:r>
+        <w:rPr>
+          <w:rStyle w:val="CdigoHTML"/>
+          <w:rFonts w:eastAsiaTheme="majorEastAsia"/>
+          <w:color w:val="444746"/>
+          <w:sz w:val="21"/>
+          <w:szCs w:val="21"/>
+          <w:bdr w:val="none" w:sz="0" w:space="0" w:color="auto" w:frame="1"/>
+        </w:rPr>
+        <w:t>solid</w:t>
+      </w:r>
+      <w:proofErr w:type="spellEnd"/>
+      <w:r>
+        <w:rPr>
+          <w:rStyle w:val="CdigoHTML"/>
+          <w:rFonts w:eastAsiaTheme="majorEastAsia"/>
+          <w:color w:val="444746"/>
+          <w:sz w:val="21"/>
+          <w:szCs w:val="21"/>
+          <w:bdr w:val="none" w:sz="0" w:space="0" w:color="auto" w:frame="1"/>
+        </w:rPr>
+        <w:t xml:space="preserve"> </w:t>
       </w:r>
       <w:r>
         <w:rPr>
@@ -8087,6 +10708,7 @@
         </w:rPr>
         <w:t xml:space="preserve">; </w:t>
       </w:r>
+      <w:proofErr w:type="spellStart"/>
       <w:r>
         <w:rPr>
           <w:rStyle w:val="hljs-attribute"/>
@@ -8097,6 +10719,7 @@
         </w:rPr>
         <w:t>text-align</w:t>
       </w:r>
+      <w:proofErr w:type="spellEnd"/>
       <w:r>
         <w:rPr>
           <w:rStyle w:val="CdigoHTML"/>
@@ -8121,6 +10744,7 @@
           <w:bdr w:val="none" w:sz="0" w:space="0" w:color="auto" w:frame="1"/>
         </w:rPr>
       </w:pPr>
+      <w:proofErr w:type="spellStart"/>
       <w:r>
         <w:rPr>
           <w:rStyle w:val="hljs-selector-tag"/>
@@ -8131,6 +10755,7 @@
         </w:rPr>
         <w:t>button</w:t>
       </w:r>
+      <w:proofErr w:type="spellEnd"/>
       <w:r>
         <w:rPr>
           <w:rStyle w:val="CdigoHTML"/>
@@ -8203,8 +10828,33 @@
           <w:szCs w:val="21"/>
           <w:bdr w:val="none" w:sz="0" w:space="0" w:color="auto" w:frame="1"/>
         </w:rPr>
-        <w:t xml:space="preserve">: white; </w:t>
-      </w:r>
+        <w:t xml:space="preserve">: </w:t>
+      </w:r>
+      <w:proofErr w:type="spellStart"/>
+      <w:r>
+        <w:rPr>
+          <w:rStyle w:val="CdigoHTML"/>
+          <w:rFonts w:eastAsiaTheme="majorEastAsia"/>
+          <w:color w:val="444746"/>
+          <w:sz w:val="21"/>
+          <w:szCs w:val="21"/>
+          <w:bdr w:val="none" w:sz="0" w:space="0" w:color="auto" w:frame="1"/>
+        </w:rPr>
+        <w:t>white</w:t>
+      </w:r>
+      <w:proofErr w:type="spellEnd"/>
+      <w:r>
+        <w:rPr>
+          <w:rStyle w:val="CdigoHTML"/>
+          <w:rFonts w:eastAsiaTheme="majorEastAsia"/>
+          <w:color w:val="444746"/>
+          <w:sz w:val="21"/>
+          <w:szCs w:val="21"/>
+          <w:bdr w:val="none" w:sz="0" w:space="0" w:color="auto" w:frame="1"/>
+        </w:rPr>
+        <w:t xml:space="preserve">; </w:t>
+      </w:r>
+      <w:proofErr w:type="spellStart"/>
       <w:r>
         <w:rPr>
           <w:rStyle w:val="hljs-attribute"/>
@@ -8215,17 +10865,43 @@
         </w:rPr>
         <w:t>border</w:t>
       </w:r>
-      <w:r>
-        <w:rPr>
-          <w:rStyle w:val="CdigoHTML"/>
-          <w:rFonts w:eastAsiaTheme="majorEastAsia"/>
-          <w:color w:val="444746"/>
-          <w:sz w:val="21"/>
-          <w:szCs w:val="21"/>
-          <w:bdr w:val="none" w:sz="0" w:space="0" w:color="auto" w:frame="1"/>
-        </w:rPr>
-        <w:t xml:space="preserve">: none; </w:t>
-      </w:r>
+      <w:proofErr w:type="spellEnd"/>
+      <w:r>
+        <w:rPr>
+          <w:rStyle w:val="CdigoHTML"/>
+          <w:rFonts w:eastAsiaTheme="majorEastAsia"/>
+          <w:color w:val="444746"/>
+          <w:sz w:val="21"/>
+          <w:szCs w:val="21"/>
+          <w:bdr w:val="none" w:sz="0" w:space="0" w:color="auto" w:frame="1"/>
+        </w:rPr>
+        <w:t xml:space="preserve">: </w:t>
+      </w:r>
+      <w:proofErr w:type="spellStart"/>
+      <w:r>
+        <w:rPr>
+          <w:rStyle w:val="CdigoHTML"/>
+          <w:rFonts w:eastAsiaTheme="majorEastAsia"/>
+          <w:color w:val="444746"/>
+          <w:sz w:val="21"/>
+          <w:szCs w:val="21"/>
+          <w:bdr w:val="none" w:sz="0" w:space="0" w:color="auto" w:frame="1"/>
+        </w:rPr>
+        <w:t>none</w:t>
+      </w:r>
+      <w:proofErr w:type="spellEnd"/>
+      <w:r>
+        <w:rPr>
+          <w:rStyle w:val="CdigoHTML"/>
+          <w:rFonts w:eastAsiaTheme="majorEastAsia"/>
+          <w:color w:val="444746"/>
+          <w:sz w:val="21"/>
+          <w:szCs w:val="21"/>
+          <w:bdr w:val="none" w:sz="0" w:space="0" w:color="auto" w:frame="1"/>
+        </w:rPr>
+        <w:t xml:space="preserve">; </w:t>
+      </w:r>
+      <w:proofErr w:type="spellStart"/>
       <w:r>
         <w:rPr>
           <w:rStyle w:val="hljs-attribute"/>
@@ -8236,6 +10912,7 @@
         </w:rPr>
         <w:t>padding</w:t>
       </w:r>
+      <w:proofErr w:type="spellEnd"/>
       <w:r>
         <w:rPr>
           <w:rStyle w:val="CdigoHTML"/>
@@ -8289,6 +10966,7 @@
         </w:rPr>
         <w:t xml:space="preserve">; </w:t>
       </w:r>
+      <w:proofErr w:type="spellStart"/>
       <w:r>
         <w:rPr>
           <w:rStyle w:val="hljs-attribute"/>
@@ -8299,6 +10977,7 @@
         </w:rPr>
         <w:t>border-radius</w:t>
       </w:r>
+      <w:proofErr w:type="spellEnd"/>
       <w:r>
         <w:rPr>
           <w:rStyle w:val="CdigoHTML"/>
@@ -8352,6 +11031,7 @@
         </w:rPr>
         <w:t xml:space="preserve">: pointer; </w:t>
       </w:r>
+      <w:proofErr w:type="spellStart"/>
       <w:r>
         <w:rPr>
           <w:rStyle w:val="hljs-attribute"/>
@@ -8360,7 +11040,18 @@
           <w:szCs w:val="21"/>
           <w:bdr w:val="none" w:sz="0" w:space="0" w:color="auto" w:frame="1"/>
         </w:rPr>
-        <w:t>margin-top</w:t>
+        <w:t>margin</w:t>
+      </w:r>
+      <w:proofErr w:type="spellEnd"/>
+      <w:r>
+        <w:rPr>
+          <w:rStyle w:val="hljs-attribute"/>
+          <w:color w:val="444746"/>
+          <w:sz w:val="21"/>
+          <w:szCs w:val="21"/>
+          <w:bdr w:val="none" w:sz="0" w:space="0" w:color="auto" w:frame="1"/>
+        </w:rPr>
+        <w:t>-top</w:t>
       </w:r>
       <w:r>
         <w:rPr>
@@ -8440,6 +11131,7 @@
           <w:bdr w:val="none" w:sz="0" w:space="0" w:color="auto" w:frame="1"/>
         </w:rPr>
       </w:pPr>
+      <w:proofErr w:type="spellStart"/>
       <w:r>
         <w:rPr>
           <w:rStyle w:val="hljs-keyword"/>
@@ -8450,17 +11142,43 @@
         </w:rPr>
         <w:t>const</w:t>
       </w:r>
-      <w:r>
-        <w:rPr>
-          <w:rStyle w:val="CdigoHTML"/>
-          <w:rFonts w:eastAsiaTheme="majorEastAsia"/>
-          <w:color w:val="444746"/>
-          <w:sz w:val="21"/>
-          <w:szCs w:val="21"/>
-          <w:bdr w:val="none" w:sz="0" w:space="0" w:color="auto" w:frame="1"/>
-        </w:rPr>
-        <w:t xml:space="preserve"> btn = </w:t>
-      </w:r>
+      <w:proofErr w:type="spellEnd"/>
+      <w:r>
+        <w:rPr>
+          <w:rStyle w:val="CdigoHTML"/>
+          <w:rFonts w:eastAsiaTheme="majorEastAsia"/>
+          <w:color w:val="444746"/>
+          <w:sz w:val="21"/>
+          <w:szCs w:val="21"/>
+          <w:bdr w:val="none" w:sz="0" w:space="0" w:color="auto" w:frame="1"/>
+        </w:rPr>
+        <w:t xml:space="preserve"> </w:t>
+      </w:r>
+      <w:proofErr w:type="spellStart"/>
+      <w:r>
+        <w:rPr>
+          <w:rStyle w:val="CdigoHTML"/>
+          <w:rFonts w:eastAsiaTheme="majorEastAsia"/>
+          <w:color w:val="444746"/>
+          <w:sz w:val="21"/>
+          <w:szCs w:val="21"/>
+          <w:bdr w:val="none" w:sz="0" w:space="0" w:color="auto" w:frame="1"/>
+        </w:rPr>
+        <w:t>btn</w:t>
+      </w:r>
+      <w:proofErr w:type="spellEnd"/>
+      <w:r>
+        <w:rPr>
+          <w:rStyle w:val="CdigoHTML"/>
+          <w:rFonts w:eastAsiaTheme="majorEastAsia"/>
+          <w:color w:val="444746"/>
+          <w:sz w:val="21"/>
+          <w:szCs w:val="21"/>
+          <w:bdr w:val="none" w:sz="0" w:space="0" w:color="auto" w:frame="1"/>
+        </w:rPr>
+        <w:t xml:space="preserve"> = </w:t>
+      </w:r>
+      <w:proofErr w:type="spellStart"/>
       <w:r>
         <w:rPr>
           <w:rStyle w:val="hljs-builtin"/>
@@ -8480,7 +11198,19 @@
           <w:szCs w:val="21"/>
           <w:bdr w:val="none" w:sz="0" w:space="0" w:color="auto" w:frame="1"/>
         </w:rPr>
-        <w:t>.querySelector(</w:t>
+        <w:t>.querySelector</w:t>
+      </w:r>
+      <w:proofErr w:type="spellEnd"/>
+      <w:r>
+        <w:rPr>
+          <w:rStyle w:val="CdigoHTML"/>
+          <w:rFonts w:eastAsiaTheme="majorEastAsia"/>
+          <w:color w:val="444746"/>
+          <w:sz w:val="21"/>
+          <w:szCs w:val="21"/>
+          <w:bdr w:val="none" w:sz="0" w:space="0" w:color="auto" w:frame="1"/>
+        </w:rPr>
+        <w:t>(</w:t>
       </w:r>
       <w:r>
         <w:rPr>
@@ -8491,7 +11221,31 @@
           <w:szCs w:val="21"/>
           <w:bdr w:val="none" w:sz="0" w:space="0" w:color="auto" w:frame="1"/>
         </w:rPr>
-        <w:t>"#btn-iniciar"</w:t>
+        <w:t>"#</w:t>
+      </w:r>
+      <w:proofErr w:type="spellStart"/>
+      <w:r>
+        <w:rPr>
+          <w:rStyle w:val="hljs-string"/>
+          <w:rFonts w:eastAsiaTheme="majorEastAsia"/>
+          <w:color w:val="188038"/>
+          <w:sz w:val="21"/>
+          <w:szCs w:val="21"/>
+          <w:bdr w:val="none" w:sz="0" w:space="0" w:color="auto" w:frame="1"/>
+        </w:rPr>
+        <w:t>btn</w:t>
+      </w:r>
+      <w:proofErr w:type="spellEnd"/>
+      <w:r>
+        <w:rPr>
+          <w:rStyle w:val="hljs-string"/>
+          <w:rFonts w:eastAsiaTheme="majorEastAsia"/>
+          <w:color w:val="188038"/>
+          <w:sz w:val="21"/>
+          <w:szCs w:val="21"/>
+          <w:bdr w:val="none" w:sz="0" w:space="0" w:color="auto" w:frame="1"/>
+        </w:rPr>
+        <w:t>-iniciar"</w:t>
       </w:r>
       <w:r>
         <w:rPr>
@@ -8517,6 +11271,7 @@
           <w:bdr w:val="none" w:sz="0" w:space="0" w:color="auto" w:frame="1"/>
         </w:rPr>
       </w:pPr>
+      <w:proofErr w:type="spellStart"/>
       <w:r>
         <w:rPr>
           <w:rStyle w:val="hljs-keyword"/>
@@ -8527,17 +11282,43 @@
         </w:rPr>
         <w:t>const</w:t>
       </w:r>
-      <w:r>
-        <w:rPr>
-          <w:rStyle w:val="CdigoHTML"/>
-          <w:rFonts w:eastAsiaTheme="majorEastAsia"/>
-          <w:color w:val="444746"/>
-          <w:sz w:val="21"/>
-          <w:szCs w:val="21"/>
-          <w:bdr w:val="none" w:sz="0" w:space="0" w:color="auto" w:frame="1"/>
-        </w:rPr>
-        <w:t xml:space="preserve"> elStatus = </w:t>
-      </w:r>
+      <w:proofErr w:type="spellEnd"/>
+      <w:r>
+        <w:rPr>
+          <w:rStyle w:val="CdigoHTML"/>
+          <w:rFonts w:eastAsiaTheme="majorEastAsia"/>
+          <w:color w:val="444746"/>
+          <w:sz w:val="21"/>
+          <w:szCs w:val="21"/>
+          <w:bdr w:val="none" w:sz="0" w:space="0" w:color="auto" w:frame="1"/>
+        </w:rPr>
+        <w:t xml:space="preserve"> </w:t>
+      </w:r>
+      <w:proofErr w:type="spellStart"/>
+      <w:r>
+        <w:rPr>
+          <w:rStyle w:val="CdigoHTML"/>
+          <w:rFonts w:eastAsiaTheme="majorEastAsia"/>
+          <w:color w:val="444746"/>
+          <w:sz w:val="21"/>
+          <w:szCs w:val="21"/>
+          <w:bdr w:val="none" w:sz="0" w:space="0" w:color="auto" w:frame="1"/>
+        </w:rPr>
+        <w:t>elStatus</w:t>
+      </w:r>
+      <w:proofErr w:type="spellEnd"/>
+      <w:r>
+        <w:rPr>
+          <w:rStyle w:val="CdigoHTML"/>
+          <w:rFonts w:eastAsiaTheme="majorEastAsia"/>
+          <w:color w:val="444746"/>
+          <w:sz w:val="21"/>
+          <w:szCs w:val="21"/>
+          <w:bdr w:val="none" w:sz="0" w:space="0" w:color="auto" w:frame="1"/>
+        </w:rPr>
+        <w:t xml:space="preserve"> = </w:t>
+      </w:r>
+      <w:proofErr w:type="spellStart"/>
       <w:r>
         <w:rPr>
           <w:rStyle w:val="hljs-builtin"/>
@@ -8557,7 +11338,19 @@
           <w:szCs w:val="21"/>
           <w:bdr w:val="none" w:sz="0" w:space="0" w:color="auto" w:frame="1"/>
         </w:rPr>
-        <w:t>.querySelector(</w:t>
+        <w:t>.querySelector</w:t>
+      </w:r>
+      <w:proofErr w:type="spellEnd"/>
+      <w:r>
+        <w:rPr>
+          <w:rStyle w:val="CdigoHTML"/>
+          <w:rFonts w:eastAsiaTheme="majorEastAsia"/>
+          <w:color w:val="444746"/>
+          <w:sz w:val="21"/>
+          <w:szCs w:val="21"/>
+          <w:bdr w:val="none" w:sz="0" w:space="0" w:color="auto" w:frame="1"/>
+        </w:rPr>
+        <w:t>(</w:t>
       </w:r>
       <w:r>
         <w:rPr>
@@ -8607,6 +11400,7 @@
           <w:bdr w:val="none" w:sz="0" w:space="0" w:color="auto" w:frame="1"/>
         </w:rPr>
       </w:pPr>
+      <w:proofErr w:type="spellStart"/>
       <w:r>
         <w:rPr>
           <w:rStyle w:val="hljs-keyword"/>
@@ -8617,16 +11411,41 @@
         </w:rPr>
         <w:t>const</w:t>
       </w:r>
-      <w:r>
-        <w:rPr>
-          <w:rStyle w:val="CdigoHTML"/>
-          <w:rFonts w:eastAsiaTheme="majorEastAsia"/>
-          <w:color w:val="444746"/>
-          <w:sz w:val="21"/>
-          <w:szCs w:val="21"/>
-          <w:bdr w:val="none" w:sz="0" w:space="0" w:color="auto" w:frame="1"/>
-        </w:rPr>
-        <w:t xml:space="preserve"> simularRequisicao = </w:t>
+      <w:proofErr w:type="spellEnd"/>
+      <w:r>
+        <w:rPr>
+          <w:rStyle w:val="CdigoHTML"/>
+          <w:rFonts w:eastAsiaTheme="majorEastAsia"/>
+          <w:color w:val="444746"/>
+          <w:sz w:val="21"/>
+          <w:szCs w:val="21"/>
+          <w:bdr w:val="none" w:sz="0" w:space="0" w:color="auto" w:frame="1"/>
+        </w:rPr>
+        <w:t xml:space="preserve"> </w:t>
+      </w:r>
+      <w:proofErr w:type="spellStart"/>
+      <w:r>
+        <w:rPr>
+          <w:rStyle w:val="CdigoHTML"/>
+          <w:rFonts w:eastAsiaTheme="majorEastAsia"/>
+          <w:color w:val="444746"/>
+          <w:sz w:val="21"/>
+          <w:szCs w:val="21"/>
+          <w:bdr w:val="none" w:sz="0" w:space="0" w:color="auto" w:frame="1"/>
+        </w:rPr>
+        <w:t>simularRequisicao</w:t>
+      </w:r>
+      <w:proofErr w:type="spellEnd"/>
+      <w:r>
+        <w:rPr>
+          <w:rStyle w:val="CdigoHTML"/>
+          <w:rFonts w:eastAsiaTheme="majorEastAsia"/>
+          <w:color w:val="444746"/>
+          <w:sz w:val="21"/>
+          <w:szCs w:val="21"/>
+          <w:bdr w:val="none" w:sz="0" w:space="0" w:color="auto" w:frame="1"/>
+        </w:rPr>
+        <w:t xml:space="preserve"> = </w:t>
       </w:r>
       <w:r>
         <w:rPr>
@@ -8673,6 +11492,7 @@
         </w:rPr>
         <w:t xml:space="preserve">    </w:t>
       </w:r>
+      <w:proofErr w:type="spellStart"/>
       <w:r>
         <w:rPr>
           <w:rStyle w:val="hljs-keyword"/>
@@ -8683,6 +11503,7 @@
         </w:rPr>
         <w:t>return</w:t>
       </w:r>
+      <w:proofErr w:type="spellEnd"/>
       <w:r>
         <w:rPr>
           <w:rStyle w:val="CdigoHTML"/>
@@ -8715,6 +11536,7 @@
         </w:rPr>
         <w:t xml:space="preserve"> </w:t>
       </w:r>
+      <w:proofErr w:type="spellStart"/>
       <w:r>
         <w:rPr>
           <w:rStyle w:val="hljs-builtin"/>
@@ -8725,6 +11547,7 @@
         </w:rPr>
         <w:t>Promise</w:t>
       </w:r>
+      <w:proofErr w:type="spellEnd"/>
       <w:r>
         <w:rPr>
           <w:rStyle w:val="CdigoHTML"/>
@@ -8754,8 +11577,20 @@
           <w:szCs w:val="21"/>
           <w:bdr w:val="none" w:sz="0" w:space="0" w:color="auto" w:frame="1"/>
         </w:rPr>
-        <w:t>resolve, reject</w:t>
-      </w:r>
+        <w:t xml:space="preserve">resolve, </w:t>
+      </w:r>
+      <w:proofErr w:type="spellStart"/>
+      <w:r>
+        <w:rPr>
+          <w:rStyle w:val="hljs-params"/>
+          <w:color w:val="444746"/>
+          <w:sz w:val="21"/>
+          <w:szCs w:val="21"/>
+          <w:bdr w:val="none" w:sz="0" w:space="0" w:color="auto" w:frame="1"/>
+        </w:rPr>
+        <w:t>reject</w:t>
+      </w:r>
+      <w:proofErr w:type="spellEnd"/>
       <w:r>
         <w:rPr>
           <w:rStyle w:val="hljs-function"/>
@@ -8799,7 +11634,31 @@
           <w:szCs w:val="21"/>
           <w:bdr w:val="none" w:sz="0" w:space="0" w:color="auto" w:frame="1"/>
         </w:rPr>
-        <w:t xml:space="preserve">        elStatus.innerText = </w:t>
+        <w:t xml:space="preserve">        </w:t>
+      </w:r>
+      <w:proofErr w:type="spellStart"/>
+      <w:r>
+        <w:rPr>
+          <w:rStyle w:val="CdigoHTML"/>
+          <w:rFonts w:eastAsiaTheme="majorEastAsia"/>
+          <w:color w:val="444746"/>
+          <w:sz w:val="21"/>
+          <w:szCs w:val="21"/>
+          <w:bdr w:val="none" w:sz="0" w:space="0" w:color="auto" w:frame="1"/>
+        </w:rPr>
+        <w:t>elStatus.innerText</w:t>
+      </w:r>
+      <w:proofErr w:type="spellEnd"/>
+      <w:r>
+        <w:rPr>
+          <w:rStyle w:val="CdigoHTML"/>
+          <w:rFonts w:eastAsiaTheme="majorEastAsia"/>
+          <w:color w:val="444746"/>
+          <w:sz w:val="21"/>
+          <w:szCs w:val="21"/>
+          <w:bdr w:val="none" w:sz="0" w:space="0" w:color="auto" w:frame="1"/>
+        </w:rPr>
+        <w:t xml:space="preserve"> = </w:t>
       </w:r>
       <w:r>
         <w:rPr>
@@ -8879,7 +11738,29 @@
           <w:szCs w:val="21"/>
           <w:bdr w:val="none" w:sz="0" w:space="0" w:color="auto" w:frame="1"/>
         </w:rPr>
-        <w:t>// Simulando um atraso de 3 segundos (ex: latência de internet)</w:t>
+        <w:t>// Simulando um atraso de 3 segundos (</w:t>
+      </w:r>
+      <w:proofErr w:type="spellStart"/>
+      <w:r>
+        <w:rPr>
+          <w:rStyle w:val="hljs-comment"/>
+          <w:color w:val="5F6368"/>
+          <w:sz w:val="21"/>
+          <w:szCs w:val="21"/>
+          <w:bdr w:val="none" w:sz="0" w:space="0" w:color="auto" w:frame="1"/>
+        </w:rPr>
+        <w:t>ex</w:t>
+      </w:r>
+      <w:proofErr w:type="spellEnd"/>
+      <w:r>
+        <w:rPr>
+          <w:rStyle w:val="hljs-comment"/>
+          <w:color w:val="5F6368"/>
+          <w:sz w:val="21"/>
+          <w:szCs w:val="21"/>
+          <w:bdr w:val="none" w:sz="0" w:space="0" w:color="auto" w:frame="1"/>
+        </w:rPr>
+        <w:t>: latência de internet)</w:t>
       </w:r>
     </w:p>
     <w:p>
@@ -8905,6 +11786,7 @@
         </w:rPr>
         <w:t xml:space="preserve">        </w:t>
       </w:r>
+      <w:proofErr w:type="spellStart"/>
       <w:r>
         <w:rPr>
           <w:rStyle w:val="hljs-builtin"/>
@@ -8915,6 +11797,7 @@
         </w:rPr>
         <w:t>setTimeout</w:t>
       </w:r>
+      <w:proofErr w:type="spellEnd"/>
       <w:r>
         <w:rPr>
           <w:rStyle w:val="CdigoHTML"/>
@@ -8971,6 +11854,7 @@
         </w:rPr>
         <w:t xml:space="preserve">            </w:t>
       </w:r>
+      <w:proofErr w:type="spellStart"/>
       <w:r>
         <w:rPr>
           <w:rStyle w:val="hljs-keyword"/>
@@ -8981,6 +11865,7 @@
         </w:rPr>
         <w:t>const</w:t>
       </w:r>
+      <w:proofErr w:type="spellEnd"/>
       <w:r>
         <w:rPr>
           <w:rStyle w:val="CdigoHTML"/>
@@ -8992,6 +11877,7 @@
         </w:rPr>
         <w:t xml:space="preserve"> sucesso = </w:t>
       </w:r>
+      <w:proofErr w:type="spellStart"/>
       <w:r>
         <w:rPr>
           <w:rStyle w:val="hljs-literal"/>
@@ -9002,6 +11888,7 @@
         </w:rPr>
         <w:t>true</w:t>
       </w:r>
+      <w:proofErr w:type="spellEnd"/>
       <w:r>
         <w:rPr>
           <w:rStyle w:val="CdigoHTML"/>
@@ -9069,6 +11956,7 @@
         </w:rPr>
         <w:t xml:space="preserve">            </w:t>
       </w:r>
+      <w:proofErr w:type="spellStart"/>
       <w:r>
         <w:rPr>
           <w:rStyle w:val="hljs-keyword"/>
@@ -9079,6 +11967,7 @@
         </w:rPr>
         <w:t>if</w:t>
       </w:r>
+      <w:proofErr w:type="spellEnd"/>
       <w:r>
         <w:rPr>
           <w:rStyle w:val="CdigoHTML"/>
@@ -9160,6 +12049,7 @@
         </w:rPr>
         <w:t xml:space="preserve">            } </w:t>
       </w:r>
+      <w:proofErr w:type="spellStart"/>
       <w:r>
         <w:rPr>
           <w:rStyle w:val="hljs-keyword"/>
@@ -9170,6 +12060,7 @@
         </w:rPr>
         <w:t>else</w:t>
       </w:r>
+      <w:proofErr w:type="spellEnd"/>
       <w:r>
         <w:rPr>
           <w:rStyle w:val="CdigoHTML"/>
@@ -9203,7 +12094,31 @@
           <w:szCs w:val="21"/>
           <w:bdr w:val="none" w:sz="0" w:space="0" w:color="auto" w:frame="1"/>
         </w:rPr>
-        <w:t xml:space="preserve">                reject(</w:t>
+        <w:t xml:space="preserve">                </w:t>
+      </w:r>
+      <w:proofErr w:type="spellStart"/>
+      <w:r>
+        <w:rPr>
+          <w:rStyle w:val="CdigoHTML"/>
+          <w:rFonts w:eastAsiaTheme="majorEastAsia"/>
+          <w:color w:val="444746"/>
+          <w:sz w:val="21"/>
+          <w:szCs w:val="21"/>
+          <w:bdr w:val="none" w:sz="0" w:space="0" w:color="auto" w:frame="1"/>
+        </w:rPr>
+        <w:t>reject</w:t>
+      </w:r>
+      <w:proofErr w:type="spellEnd"/>
+      <w:r>
+        <w:rPr>
+          <w:rStyle w:val="CdigoHTML"/>
+          <w:rFonts w:eastAsiaTheme="majorEastAsia"/>
+          <w:color w:val="444746"/>
+          <w:sz w:val="21"/>
+          <w:szCs w:val="21"/>
+          <w:bdr w:val="none" w:sz="0" w:space="0" w:color="auto" w:frame="1"/>
+        </w:rPr>
+        <w:t>(</w:t>
       </w:r>
       <w:r>
         <w:rPr>
@@ -9371,16 +12286,29 @@
           <w:bdr w:val="none" w:sz="0" w:space="0" w:color="auto" w:frame="1"/>
         </w:rPr>
       </w:pPr>
-      <w:r>
-        <w:rPr>
-          <w:rStyle w:val="CdigoHTML"/>
-          <w:rFonts w:eastAsiaTheme="majorEastAsia"/>
-          <w:color w:val="444746"/>
-          <w:sz w:val="21"/>
-          <w:szCs w:val="21"/>
-          <w:bdr w:val="none" w:sz="0" w:space="0" w:color="auto" w:frame="1"/>
-        </w:rPr>
-        <w:t>btn.addEventListener(</w:t>
+      <w:proofErr w:type="spellStart"/>
+      <w:r>
+        <w:rPr>
+          <w:rStyle w:val="CdigoHTML"/>
+          <w:rFonts w:eastAsiaTheme="majorEastAsia"/>
+          <w:color w:val="444746"/>
+          <w:sz w:val="21"/>
+          <w:szCs w:val="21"/>
+          <w:bdr w:val="none" w:sz="0" w:space="0" w:color="auto" w:frame="1"/>
+        </w:rPr>
+        <w:t>btn.addEventListener</w:t>
+      </w:r>
+      <w:proofErr w:type="spellEnd"/>
+      <w:r>
+        <w:rPr>
+          <w:rStyle w:val="CdigoHTML"/>
+          <w:rFonts w:eastAsiaTheme="majorEastAsia"/>
+          <w:color w:val="444746"/>
+          <w:sz w:val="21"/>
+          <w:szCs w:val="21"/>
+          <w:bdr w:val="none" w:sz="0" w:space="0" w:color="auto" w:frame="1"/>
+        </w:rPr>
+        <w:t>(</w:t>
       </w:r>
       <w:r>
         <w:rPr>
@@ -9447,7 +12375,31 @@
           <w:szCs w:val="21"/>
           <w:bdr w:val="none" w:sz="0" w:space="0" w:color="auto" w:frame="1"/>
         </w:rPr>
-        <w:t xml:space="preserve">    simularRequisicao()</w:t>
+        <w:t xml:space="preserve">    </w:t>
+      </w:r>
+      <w:proofErr w:type="spellStart"/>
+      <w:r>
+        <w:rPr>
+          <w:rStyle w:val="CdigoHTML"/>
+          <w:rFonts w:eastAsiaTheme="majorEastAsia"/>
+          <w:color w:val="444746"/>
+          <w:sz w:val="21"/>
+          <w:szCs w:val="21"/>
+          <w:bdr w:val="none" w:sz="0" w:space="0" w:color="auto" w:frame="1"/>
+        </w:rPr>
+        <w:t>simularRequisicao</w:t>
+      </w:r>
+      <w:proofErr w:type="spellEnd"/>
+      <w:r>
+        <w:rPr>
+          <w:rStyle w:val="CdigoHTML"/>
+          <w:rFonts w:eastAsiaTheme="majorEastAsia"/>
+          <w:color w:val="444746"/>
+          <w:sz w:val="21"/>
+          <w:szCs w:val="21"/>
+          <w:bdr w:val="none" w:sz="0" w:space="0" w:color="auto" w:frame="1"/>
+        </w:rPr>
+        <w:t>()</w:t>
       </w:r>
     </w:p>
     <w:p>
@@ -9471,7 +12423,31 @@
           <w:szCs w:val="21"/>
           <w:bdr w:val="none" w:sz="0" w:space="0" w:color="auto" w:frame="1"/>
         </w:rPr>
-        <w:t xml:space="preserve">        .then(</w:t>
+        <w:t xml:space="preserve">        .</w:t>
+      </w:r>
+      <w:proofErr w:type="spellStart"/>
+      <w:r>
+        <w:rPr>
+          <w:rStyle w:val="CdigoHTML"/>
+          <w:rFonts w:eastAsiaTheme="majorEastAsia"/>
+          <w:color w:val="444746"/>
+          <w:sz w:val="21"/>
+          <w:szCs w:val="21"/>
+          <w:bdr w:val="none" w:sz="0" w:space="0" w:color="auto" w:frame="1"/>
+        </w:rPr>
+        <w:t>then</w:t>
+      </w:r>
+      <w:proofErr w:type="spellEnd"/>
+      <w:r>
+        <w:rPr>
+          <w:rStyle w:val="CdigoHTML"/>
+          <w:rFonts w:eastAsiaTheme="majorEastAsia"/>
+          <w:color w:val="444746"/>
+          <w:sz w:val="21"/>
+          <w:szCs w:val="21"/>
+          <w:bdr w:val="none" w:sz="0" w:space="0" w:color="auto" w:frame="1"/>
+        </w:rPr>
+        <w:t>(</w:t>
       </w:r>
       <w:r>
         <w:rPr>
@@ -9526,7 +12502,31 @@
           <w:szCs w:val="21"/>
           <w:bdr w:val="none" w:sz="0" w:space="0" w:color="auto" w:frame="1"/>
         </w:rPr>
-        <w:t xml:space="preserve">            elStatus.innerText = resposta;</w:t>
+        <w:t xml:space="preserve">            </w:t>
+      </w:r>
+      <w:proofErr w:type="spellStart"/>
+      <w:r>
+        <w:rPr>
+          <w:rStyle w:val="CdigoHTML"/>
+          <w:rFonts w:eastAsiaTheme="majorEastAsia"/>
+          <w:color w:val="444746"/>
+          <w:sz w:val="21"/>
+          <w:szCs w:val="21"/>
+          <w:bdr w:val="none" w:sz="0" w:space="0" w:color="auto" w:frame="1"/>
+        </w:rPr>
+        <w:t>elStatus.innerText</w:t>
+      </w:r>
+      <w:proofErr w:type="spellEnd"/>
+      <w:r>
+        <w:rPr>
+          <w:rStyle w:val="CdigoHTML"/>
+          <w:rFonts w:eastAsiaTheme="majorEastAsia"/>
+          <w:color w:val="444746"/>
+          <w:sz w:val="21"/>
+          <w:szCs w:val="21"/>
+          <w:bdr w:val="none" w:sz="0" w:space="0" w:color="auto" w:frame="1"/>
+        </w:rPr>
+        <w:t xml:space="preserve"> = resposta;</w:t>
       </w:r>
     </w:p>
     <w:p>
@@ -9550,7 +12550,31 @@
           <w:szCs w:val="21"/>
           <w:bdr w:val="none" w:sz="0" w:space="0" w:color="auto" w:frame="1"/>
         </w:rPr>
-        <w:t xml:space="preserve">            elStatus.style.color = </w:t>
+        <w:t xml:space="preserve">            </w:t>
+      </w:r>
+      <w:proofErr w:type="spellStart"/>
+      <w:r>
+        <w:rPr>
+          <w:rStyle w:val="CdigoHTML"/>
+          <w:rFonts w:eastAsiaTheme="majorEastAsia"/>
+          <w:color w:val="444746"/>
+          <w:sz w:val="21"/>
+          <w:szCs w:val="21"/>
+          <w:bdr w:val="none" w:sz="0" w:space="0" w:color="auto" w:frame="1"/>
+        </w:rPr>
+        <w:t>elStatus.style.color</w:t>
+      </w:r>
+      <w:proofErr w:type="spellEnd"/>
+      <w:r>
+        <w:rPr>
+          <w:rStyle w:val="CdigoHTML"/>
+          <w:rFonts w:eastAsiaTheme="majorEastAsia"/>
+          <w:color w:val="444746"/>
+          <w:sz w:val="21"/>
+          <w:szCs w:val="21"/>
+          <w:bdr w:val="none" w:sz="0" w:space="0" w:color="auto" w:frame="1"/>
+        </w:rPr>
+        <w:t xml:space="preserve"> = </w:t>
       </w:r>
       <w:r>
         <w:rPr>
@@ -9561,7 +12585,31 @@
           <w:szCs w:val="21"/>
           <w:bdr w:val="none" w:sz="0" w:space="0" w:color="auto" w:frame="1"/>
         </w:rPr>
-        <w:t>"green"</w:t>
+        <w:t>"</w:t>
+      </w:r>
+      <w:proofErr w:type="spellStart"/>
+      <w:r>
+        <w:rPr>
+          <w:rStyle w:val="hljs-string"/>
+          <w:rFonts w:eastAsiaTheme="majorEastAsia"/>
+          <w:color w:val="188038"/>
+          <w:sz w:val="21"/>
+          <w:szCs w:val="21"/>
+          <w:bdr w:val="none" w:sz="0" w:space="0" w:color="auto" w:frame="1"/>
+        </w:rPr>
+        <w:t>green</w:t>
+      </w:r>
+      <w:proofErr w:type="spellEnd"/>
+      <w:r>
+        <w:rPr>
+          <w:rStyle w:val="hljs-string"/>
+          <w:rFonts w:eastAsiaTheme="majorEastAsia"/>
+          <w:color w:val="188038"/>
+          <w:sz w:val="21"/>
+          <w:szCs w:val="21"/>
+          <w:bdr w:val="none" w:sz="0" w:space="0" w:color="auto" w:frame="1"/>
+        </w:rPr>
+        <w:t>"</w:t>
       </w:r>
       <w:r>
         <w:rPr>
@@ -9675,7 +12723,31 @@
           <w:szCs w:val="21"/>
           <w:bdr w:val="none" w:sz="0" w:space="0" w:color="auto" w:frame="1"/>
         </w:rPr>
-        <w:t xml:space="preserve">            elStatus.innerText = erro;</w:t>
+        <w:t xml:space="preserve">            </w:t>
+      </w:r>
+      <w:proofErr w:type="spellStart"/>
+      <w:r>
+        <w:rPr>
+          <w:rStyle w:val="CdigoHTML"/>
+          <w:rFonts w:eastAsiaTheme="majorEastAsia"/>
+          <w:color w:val="444746"/>
+          <w:sz w:val="21"/>
+          <w:szCs w:val="21"/>
+          <w:bdr w:val="none" w:sz="0" w:space="0" w:color="auto" w:frame="1"/>
+        </w:rPr>
+        <w:t>elStatus.innerText</w:t>
+      </w:r>
+      <w:proofErr w:type="spellEnd"/>
+      <w:r>
+        <w:rPr>
+          <w:rStyle w:val="CdigoHTML"/>
+          <w:rFonts w:eastAsiaTheme="majorEastAsia"/>
+          <w:color w:val="444746"/>
+          <w:sz w:val="21"/>
+          <w:szCs w:val="21"/>
+          <w:bdr w:val="none" w:sz="0" w:space="0" w:color="auto" w:frame="1"/>
+        </w:rPr>
+        <w:t xml:space="preserve"> = erro;</w:t>
       </w:r>
     </w:p>
     <w:p>
@@ -9699,7 +12771,31 @@
           <w:szCs w:val="21"/>
           <w:bdr w:val="none" w:sz="0" w:space="0" w:color="auto" w:frame="1"/>
         </w:rPr>
-        <w:t xml:space="preserve">            elStatus.style.color = </w:t>
+        <w:t xml:space="preserve">            </w:t>
+      </w:r>
+      <w:proofErr w:type="spellStart"/>
+      <w:r>
+        <w:rPr>
+          <w:rStyle w:val="CdigoHTML"/>
+          <w:rFonts w:eastAsiaTheme="majorEastAsia"/>
+          <w:color w:val="444746"/>
+          <w:sz w:val="21"/>
+          <w:szCs w:val="21"/>
+          <w:bdr w:val="none" w:sz="0" w:space="0" w:color="auto" w:frame="1"/>
+        </w:rPr>
+        <w:t>elStatus.style.color</w:t>
+      </w:r>
+      <w:proofErr w:type="spellEnd"/>
+      <w:r>
+        <w:rPr>
+          <w:rStyle w:val="CdigoHTML"/>
+          <w:rFonts w:eastAsiaTheme="majorEastAsia"/>
+          <w:color w:val="444746"/>
+          <w:sz w:val="21"/>
+          <w:szCs w:val="21"/>
+          <w:bdr w:val="none" w:sz="0" w:space="0" w:color="auto" w:frame="1"/>
+        </w:rPr>
+        <w:t xml:space="preserve"> = </w:t>
       </w:r>
       <w:r>
         <w:rPr>
@@ -9710,7 +12806,31 @@
           <w:szCs w:val="21"/>
           <w:bdr w:val="none" w:sz="0" w:space="0" w:color="auto" w:frame="1"/>
         </w:rPr>
-        <w:t>"red"</w:t>
+        <w:t>"</w:t>
+      </w:r>
+      <w:proofErr w:type="spellStart"/>
+      <w:r>
+        <w:rPr>
+          <w:rStyle w:val="hljs-string"/>
+          <w:rFonts w:eastAsiaTheme="majorEastAsia"/>
+          <w:color w:val="188038"/>
+          <w:sz w:val="21"/>
+          <w:szCs w:val="21"/>
+          <w:bdr w:val="none" w:sz="0" w:space="0" w:color="auto" w:frame="1"/>
+        </w:rPr>
+        <w:t>red</w:t>
+      </w:r>
+      <w:proofErr w:type="spellEnd"/>
+      <w:r>
+        <w:rPr>
+          <w:rStyle w:val="hljs-string"/>
+          <w:rFonts w:eastAsiaTheme="majorEastAsia"/>
+          <w:color w:val="188038"/>
+          <w:sz w:val="21"/>
+          <w:szCs w:val="21"/>
+          <w:bdr w:val="none" w:sz="0" w:space="0" w:color="auto" w:frame="1"/>
+        </w:rPr>
+        <w:t>"</w:t>
       </w:r>
       <w:r>
         <w:rPr>
@@ -9804,6 +12924,7 @@
         </w:rPr>
         <w:t xml:space="preserve">O código não para enquanto espera o servidor. O </w:t>
       </w:r>
+      <w:proofErr w:type="spellStart"/>
       <w:r>
         <w:rPr>
           <w:rStyle w:val="CdigoHTML"/>
@@ -9813,6 +12934,7 @@
         </w:rPr>
         <w:t>then</w:t>
       </w:r>
+      <w:proofErr w:type="spellEnd"/>
       <w:r>
         <w:rPr>
           <w:color w:val="1F1F1F"/>
@@ -9878,7 +13000,21 @@
         <w:rPr>
           <w:color w:val="1F1F1F"/>
         </w:rPr>
-        <w:t>ATIVIDADE EXTRA 2: Tratamento de Erros e Interface (Loading)</w:t>
+        <w:t>ATIVIDADE EXTRA 2: Tratamento de Erros e Interface (</w:t>
+      </w:r>
+      <w:proofErr w:type="spellStart"/>
+      <w:r>
+        <w:rPr>
+          <w:color w:val="1F1F1F"/>
+        </w:rPr>
+        <w:t>Loading</w:t>
+      </w:r>
+      <w:proofErr w:type="spellEnd"/>
+      <w:r>
+        <w:rPr>
+          <w:color w:val="1F1F1F"/>
+        </w:rPr>
+        <w:t>)</w:t>
       </w:r>
     </w:p>
     <w:p>
@@ -9902,7 +13038,21 @@
         <w:rPr>
           <w:color w:val="1F1F1F"/>
         </w:rPr>
-        <w:t xml:space="preserve"> Implementar um indicador de carregamento (Spinner) e tratar erros de rede de forma amigável para o usuário.</w:t>
+        <w:t xml:space="preserve"> Implementar um indicador de carregamento (</w:t>
+      </w:r>
+      <w:proofErr w:type="spellStart"/>
+      <w:r>
+        <w:rPr>
+          <w:color w:val="1F1F1F"/>
+        </w:rPr>
+        <w:t>Spinner</w:t>
+      </w:r>
+      <w:proofErr w:type="spellEnd"/>
+      <w:r>
+        <w:rPr>
+          <w:color w:val="1F1F1F"/>
+        </w:rPr>
+        <w:t>) e tratar erros de rede de forma amigável para o usuário.</w:t>
       </w:r>
     </w:p>
     <w:p>
@@ -10230,6 +13380,7 @@
         </w:rPr>
         <w:t xml:space="preserve"> </w:t>
       </w:r>
+      <w:proofErr w:type="spellStart"/>
       <w:r>
         <w:rPr>
           <w:rStyle w:val="hljs-attr"/>
@@ -10240,6 +13391,7 @@
         </w:rPr>
         <w:t>lang</w:t>
       </w:r>
+      <w:proofErr w:type="spellEnd"/>
       <w:r>
         <w:rPr>
           <w:rStyle w:val="hljs-tag"/>
@@ -10259,7 +13411,31 @@
           <w:szCs w:val="21"/>
           <w:bdr w:val="none" w:sz="0" w:space="0" w:color="auto" w:frame="1"/>
         </w:rPr>
-        <w:t>"pt-br"</w:t>
+        <w:t>"</w:t>
+      </w:r>
+      <w:proofErr w:type="spellStart"/>
+      <w:r>
+        <w:rPr>
+          <w:rStyle w:val="hljs-string"/>
+          <w:rFonts w:eastAsiaTheme="majorEastAsia"/>
+          <w:color w:val="188038"/>
+          <w:sz w:val="21"/>
+          <w:szCs w:val="21"/>
+          <w:bdr w:val="none" w:sz="0" w:space="0" w:color="auto" w:frame="1"/>
+        </w:rPr>
+        <w:t>pt-br</w:t>
+      </w:r>
+      <w:proofErr w:type="spellEnd"/>
+      <w:r>
+        <w:rPr>
+          <w:rStyle w:val="hljs-string"/>
+          <w:rFonts w:eastAsiaTheme="majorEastAsia"/>
+          <w:color w:val="188038"/>
+          <w:sz w:val="21"/>
+          <w:szCs w:val="21"/>
+          <w:bdr w:val="none" w:sz="0" w:space="0" w:color="auto" w:frame="1"/>
+        </w:rPr>
+        <w:t>"</w:t>
       </w:r>
       <w:r>
         <w:rPr>
@@ -10271,6 +13447,7 @@
         </w:rPr>
         <w:t>&gt;&lt;</w:t>
       </w:r>
+      <w:proofErr w:type="spellStart"/>
       <w:r>
         <w:rPr>
           <w:rStyle w:val="hljs-name"/>
@@ -10281,6 +13458,7 @@
         </w:rPr>
         <w:t>head</w:t>
       </w:r>
+      <w:proofErr w:type="spellEnd"/>
       <w:r>
         <w:rPr>
           <w:rStyle w:val="hljs-tag"/>
@@ -10345,6 +13523,7 @@
         </w:rPr>
         <w:t xml:space="preserve"> </w:t>
       </w:r>
+      <w:proofErr w:type="spellStart"/>
       <w:r>
         <w:rPr>
           <w:rStyle w:val="hljs-attr"/>
@@ -10355,6 +13534,7 @@
         </w:rPr>
         <w:t>charset</w:t>
       </w:r>
+      <w:proofErr w:type="spellEnd"/>
       <w:r>
         <w:rPr>
           <w:rStyle w:val="hljs-tag"/>
@@ -10420,6 +13600,7 @@
         </w:rPr>
         <w:t>&lt;</w:t>
       </w:r>
+      <w:proofErr w:type="spellStart"/>
       <w:r>
         <w:rPr>
           <w:rStyle w:val="hljs-name"/>
@@ -10430,6 +13611,7 @@
         </w:rPr>
         <w:t>title</w:t>
       </w:r>
+      <w:proofErr w:type="spellEnd"/>
       <w:r>
         <w:rPr>
           <w:rStyle w:val="hljs-tag"/>
@@ -10461,6 +13643,7 @@
         </w:rPr>
         <w:t>&lt;/</w:t>
       </w:r>
+      <w:proofErr w:type="spellStart"/>
       <w:r>
         <w:rPr>
           <w:rStyle w:val="hljs-name"/>
@@ -10471,6 +13654,7 @@
         </w:rPr>
         <w:t>title</w:t>
       </w:r>
+      <w:proofErr w:type="spellEnd"/>
       <w:r>
         <w:rPr>
           <w:rStyle w:val="hljs-tag"/>
@@ -10535,6 +13719,7 @@
         </w:rPr>
         <w:t xml:space="preserve"> </w:t>
       </w:r>
+      <w:proofErr w:type="spellStart"/>
       <w:r>
         <w:rPr>
           <w:rStyle w:val="hljs-attr"/>
@@ -10545,6 +13730,7 @@
         </w:rPr>
         <w:t>rel</w:t>
       </w:r>
+      <w:proofErr w:type="spellEnd"/>
       <w:r>
         <w:rPr>
           <w:rStyle w:val="hljs-tag"/>
@@ -10564,7 +13750,31 @@
           <w:szCs w:val="21"/>
           <w:bdr w:val="none" w:sz="0" w:space="0" w:color="auto" w:frame="1"/>
         </w:rPr>
-        <w:t>"stylesheet"</w:t>
+        <w:t>"</w:t>
+      </w:r>
+      <w:proofErr w:type="spellStart"/>
+      <w:r>
+        <w:rPr>
+          <w:rStyle w:val="hljs-string"/>
+          <w:rFonts w:eastAsiaTheme="majorEastAsia"/>
+          <w:color w:val="188038"/>
+          <w:sz w:val="21"/>
+          <w:szCs w:val="21"/>
+          <w:bdr w:val="none" w:sz="0" w:space="0" w:color="auto" w:frame="1"/>
+        </w:rPr>
+        <w:t>stylesheet</w:t>
+      </w:r>
+      <w:proofErr w:type="spellEnd"/>
+      <w:r>
+        <w:rPr>
+          <w:rStyle w:val="hljs-string"/>
+          <w:rFonts w:eastAsiaTheme="majorEastAsia"/>
+          <w:color w:val="188038"/>
+          <w:sz w:val="21"/>
+          <w:szCs w:val="21"/>
+          <w:bdr w:val="none" w:sz="0" w:space="0" w:color="auto" w:frame="1"/>
+        </w:rPr>
+        <w:t>"</w:t>
       </w:r>
       <w:r>
         <w:rPr>
@@ -10576,6 +13786,7 @@
         </w:rPr>
         <w:t xml:space="preserve"> </w:t>
       </w:r>
+      <w:proofErr w:type="spellStart"/>
       <w:r>
         <w:rPr>
           <w:rStyle w:val="hljs-attr"/>
@@ -10586,6 +13797,7 @@
         </w:rPr>
         <w:t>href</w:t>
       </w:r>
+      <w:proofErr w:type="spellEnd"/>
       <w:r>
         <w:rPr>
           <w:rStyle w:val="hljs-tag"/>
@@ -10617,6 +13829,7 @@
         </w:rPr>
         <w:t>&gt;&lt;/</w:t>
       </w:r>
+      <w:proofErr w:type="spellStart"/>
       <w:r>
         <w:rPr>
           <w:rStyle w:val="hljs-name"/>
@@ -10627,6 +13840,7 @@
         </w:rPr>
         <w:t>head</w:t>
       </w:r>
+      <w:proofErr w:type="spellEnd"/>
       <w:r>
         <w:rPr>
           <w:rStyle w:val="hljs-tag"/>
@@ -10691,6 +13905,7 @@
         </w:rPr>
         <w:t>&lt;</w:t>
       </w:r>
+      <w:proofErr w:type="spellStart"/>
       <w:r>
         <w:rPr>
           <w:rStyle w:val="hljs-name"/>
@@ -10701,6 +13916,7 @@
         </w:rPr>
         <w:t>div</w:t>
       </w:r>
+      <w:proofErr w:type="spellEnd"/>
       <w:r>
         <w:rPr>
           <w:rStyle w:val="hljs-tag"/>
@@ -10711,6 +13927,7 @@
         </w:rPr>
         <w:t xml:space="preserve"> </w:t>
       </w:r>
+      <w:proofErr w:type="spellStart"/>
       <w:r>
         <w:rPr>
           <w:rStyle w:val="hljs-attr"/>
@@ -10721,6 +13938,7 @@
         </w:rPr>
         <w:t>class</w:t>
       </w:r>
+      <w:proofErr w:type="spellEnd"/>
       <w:r>
         <w:rPr>
           <w:rStyle w:val="hljs-tag"/>
@@ -10881,6 +14099,7 @@
         </w:rPr>
         <w:t>&lt;</w:t>
       </w:r>
+      <w:proofErr w:type="spellStart"/>
       <w:r>
         <w:rPr>
           <w:rStyle w:val="hljs-name"/>
@@ -10891,6 +14110,7 @@
         </w:rPr>
         <w:t>button</w:t>
       </w:r>
+      <w:proofErr w:type="spellEnd"/>
       <w:r>
         <w:rPr>
           <w:rStyle w:val="hljs-tag"/>
@@ -10930,7 +14150,31 @@
           <w:szCs w:val="21"/>
           <w:bdr w:val="none" w:sz="0" w:space="0" w:color="auto" w:frame="1"/>
         </w:rPr>
-        <w:t>"btn-carregar"</w:t>
+        <w:t>"</w:t>
+      </w:r>
+      <w:proofErr w:type="spellStart"/>
+      <w:r>
+        <w:rPr>
+          <w:rStyle w:val="hljs-string"/>
+          <w:rFonts w:eastAsiaTheme="majorEastAsia"/>
+          <w:color w:val="188038"/>
+          <w:sz w:val="21"/>
+          <w:szCs w:val="21"/>
+          <w:bdr w:val="none" w:sz="0" w:space="0" w:color="auto" w:frame="1"/>
+        </w:rPr>
+        <w:t>btn</w:t>
+      </w:r>
+      <w:proofErr w:type="spellEnd"/>
+      <w:r>
+        <w:rPr>
+          <w:rStyle w:val="hljs-string"/>
+          <w:rFonts w:eastAsiaTheme="majorEastAsia"/>
+          <w:color w:val="188038"/>
+          <w:sz w:val="21"/>
+          <w:szCs w:val="21"/>
+          <w:bdr w:val="none" w:sz="0" w:space="0" w:color="auto" w:frame="1"/>
+        </w:rPr>
+        <w:t>-carregar"</w:t>
       </w:r>
       <w:r>
         <w:rPr>
@@ -10963,6 +14207,7 @@
         </w:rPr>
         <w:t>&lt;/</w:t>
       </w:r>
+      <w:proofErr w:type="spellStart"/>
       <w:r>
         <w:rPr>
           <w:rStyle w:val="hljs-name"/>
@@ -10973,6 +14218,7 @@
         </w:rPr>
         <w:t>button</w:t>
       </w:r>
+      <w:proofErr w:type="spellEnd"/>
       <w:r>
         <w:rPr>
           <w:rStyle w:val="hljs-tag"/>
@@ -11017,6 +14263,7 @@
         </w:rPr>
         <w:t>&lt;</w:t>
       </w:r>
+      <w:proofErr w:type="spellStart"/>
       <w:r>
         <w:rPr>
           <w:rStyle w:val="hljs-name"/>
@@ -11027,6 +14274,7 @@
         </w:rPr>
         <w:t>div</w:t>
       </w:r>
+      <w:proofErr w:type="spellEnd"/>
       <w:r>
         <w:rPr>
           <w:rStyle w:val="hljs-tag"/>
@@ -11066,7 +14314,31 @@
           <w:szCs w:val="21"/>
           <w:bdr w:val="none" w:sz="0" w:space="0" w:color="auto" w:frame="1"/>
         </w:rPr>
-        <w:t>"loader"</w:t>
+        <w:t>"</w:t>
+      </w:r>
+      <w:proofErr w:type="spellStart"/>
+      <w:r>
+        <w:rPr>
+          <w:rStyle w:val="hljs-string"/>
+          <w:rFonts w:eastAsiaTheme="majorEastAsia"/>
+          <w:color w:val="188038"/>
+          <w:sz w:val="21"/>
+          <w:szCs w:val="21"/>
+          <w:bdr w:val="none" w:sz="0" w:space="0" w:color="auto" w:frame="1"/>
+        </w:rPr>
+        <w:t>loader</w:t>
+      </w:r>
+      <w:proofErr w:type="spellEnd"/>
+      <w:r>
+        <w:rPr>
+          <w:rStyle w:val="hljs-string"/>
+          <w:rFonts w:eastAsiaTheme="majorEastAsia"/>
+          <w:color w:val="188038"/>
+          <w:sz w:val="21"/>
+          <w:szCs w:val="21"/>
+          <w:bdr w:val="none" w:sz="0" w:space="0" w:color="auto" w:frame="1"/>
+        </w:rPr>
+        <w:t>"</w:t>
       </w:r>
       <w:r>
         <w:rPr>
@@ -11078,6 +14350,7 @@
         </w:rPr>
         <w:t xml:space="preserve"> </w:t>
       </w:r>
+      <w:proofErr w:type="spellStart"/>
       <w:r>
         <w:rPr>
           <w:rStyle w:val="hljs-attr"/>
@@ -11088,6 +14361,7 @@
         </w:rPr>
         <w:t>class</w:t>
       </w:r>
+      <w:proofErr w:type="spellEnd"/>
       <w:r>
         <w:rPr>
           <w:rStyle w:val="hljs-tag"/>
@@ -11107,7 +14381,31 @@
           <w:szCs w:val="21"/>
           <w:bdr w:val="none" w:sz="0" w:space="0" w:color="auto" w:frame="1"/>
         </w:rPr>
-        <w:t>"hidden"</w:t>
+        <w:t>"</w:t>
+      </w:r>
+      <w:proofErr w:type="spellStart"/>
+      <w:r>
+        <w:rPr>
+          <w:rStyle w:val="hljs-string"/>
+          <w:rFonts w:eastAsiaTheme="majorEastAsia"/>
+          <w:color w:val="188038"/>
+          <w:sz w:val="21"/>
+          <w:szCs w:val="21"/>
+          <w:bdr w:val="none" w:sz="0" w:space="0" w:color="auto" w:frame="1"/>
+        </w:rPr>
+        <w:t>hidden</w:t>
+      </w:r>
+      <w:proofErr w:type="spellEnd"/>
+      <w:r>
+        <w:rPr>
+          <w:rStyle w:val="hljs-string"/>
+          <w:rFonts w:eastAsiaTheme="majorEastAsia"/>
+          <w:color w:val="188038"/>
+          <w:sz w:val="21"/>
+          <w:szCs w:val="21"/>
+          <w:bdr w:val="none" w:sz="0" w:space="0" w:color="auto" w:frame="1"/>
+        </w:rPr>
+        <w:t>"</w:t>
       </w:r>
       <w:r>
         <w:rPr>
@@ -11140,6 +14438,7 @@
         </w:rPr>
         <w:t>&lt;/</w:t>
       </w:r>
+      <w:proofErr w:type="spellStart"/>
       <w:r>
         <w:rPr>
           <w:rStyle w:val="hljs-name"/>
@@ -11150,6 +14449,7 @@
         </w:rPr>
         <w:t>div</w:t>
       </w:r>
+      <w:proofErr w:type="spellEnd"/>
       <w:r>
         <w:rPr>
           <w:rStyle w:val="hljs-tag"/>
@@ -11194,6 +14494,7 @@
         </w:rPr>
         <w:t>&lt;</w:t>
       </w:r>
+      <w:proofErr w:type="spellStart"/>
       <w:r>
         <w:rPr>
           <w:rStyle w:val="hljs-name"/>
@@ -11204,6 +14505,7 @@
         </w:rPr>
         <w:t>div</w:t>
       </w:r>
+      <w:proofErr w:type="spellEnd"/>
       <w:r>
         <w:rPr>
           <w:rStyle w:val="hljs-tag"/>
@@ -11255,6 +14557,7 @@
         </w:rPr>
         <w:t>&gt;&lt;/</w:t>
       </w:r>
+      <w:proofErr w:type="spellStart"/>
       <w:r>
         <w:rPr>
           <w:rStyle w:val="hljs-name"/>
@@ -11265,6 +14568,7 @@
         </w:rPr>
         <w:t>div</w:t>
       </w:r>
+      <w:proofErr w:type="spellEnd"/>
       <w:r>
         <w:rPr>
           <w:rStyle w:val="hljs-tag"/>
@@ -11309,6 +14613,7 @@
         </w:rPr>
         <w:t>&lt;/</w:t>
       </w:r>
+      <w:proofErr w:type="spellStart"/>
       <w:r>
         <w:rPr>
           <w:rStyle w:val="hljs-name"/>
@@ -11319,6 +14624,7 @@
         </w:rPr>
         <w:t>div</w:t>
       </w:r>
+      <w:proofErr w:type="spellEnd"/>
       <w:r>
         <w:rPr>
           <w:rStyle w:val="hljs-tag"/>
@@ -11383,6 +14689,7 @@
         </w:rPr>
         <w:t xml:space="preserve"> </w:t>
       </w:r>
+      <w:proofErr w:type="spellStart"/>
       <w:r>
         <w:rPr>
           <w:rStyle w:val="hljs-attr"/>
@@ -11393,6 +14700,7 @@
         </w:rPr>
         <w:t>src</w:t>
       </w:r>
+      <w:proofErr w:type="spellEnd"/>
       <w:r>
         <w:rPr>
           <w:rStyle w:val="hljs-tag"/>
@@ -11552,6 +14860,7 @@
         </w:rPr>
         <w:t xml:space="preserve"> { </w:t>
       </w:r>
+      <w:proofErr w:type="spellStart"/>
       <w:r>
         <w:rPr>
           <w:rStyle w:val="hljs-attribute"/>
@@ -11562,16 +14871,41 @@
         </w:rPr>
         <w:t>font-family</w:t>
       </w:r>
-      <w:r>
-        <w:rPr>
-          <w:rStyle w:val="CdigoHTML"/>
-          <w:rFonts w:eastAsiaTheme="majorEastAsia"/>
-          <w:color w:val="444746"/>
-          <w:sz w:val="21"/>
-          <w:szCs w:val="21"/>
-          <w:bdr w:val="none" w:sz="0" w:space="0" w:color="auto" w:frame="1"/>
-        </w:rPr>
-        <w:t xml:space="preserve">: sans-serif; </w:t>
+      <w:proofErr w:type="spellEnd"/>
+      <w:r>
+        <w:rPr>
+          <w:rStyle w:val="CdigoHTML"/>
+          <w:rFonts w:eastAsiaTheme="majorEastAsia"/>
+          <w:color w:val="444746"/>
+          <w:sz w:val="21"/>
+          <w:szCs w:val="21"/>
+          <w:bdr w:val="none" w:sz="0" w:space="0" w:color="auto" w:frame="1"/>
+        </w:rPr>
+        <w:t xml:space="preserve">: </w:t>
+      </w:r>
+      <w:proofErr w:type="spellStart"/>
+      <w:r>
+        <w:rPr>
+          <w:rStyle w:val="CdigoHTML"/>
+          <w:rFonts w:eastAsiaTheme="majorEastAsia"/>
+          <w:color w:val="444746"/>
+          <w:sz w:val="21"/>
+          <w:szCs w:val="21"/>
+          <w:bdr w:val="none" w:sz="0" w:space="0" w:color="auto" w:frame="1"/>
+        </w:rPr>
+        <w:t>sans-serif</w:t>
+      </w:r>
+      <w:proofErr w:type="spellEnd"/>
+      <w:r>
+        <w:rPr>
+          <w:rStyle w:val="CdigoHTML"/>
+          <w:rFonts w:eastAsiaTheme="majorEastAsia"/>
+          <w:color w:val="444746"/>
+          <w:sz w:val="21"/>
+          <w:szCs w:val="21"/>
+          <w:bdr w:val="none" w:sz="0" w:space="0" w:color="auto" w:frame="1"/>
+        </w:rPr>
+        <w:t xml:space="preserve">; </w:t>
       </w:r>
       <w:r>
         <w:rPr>
@@ -11634,8 +14968,33 @@
           <w:szCs w:val="21"/>
           <w:bdr w:val="none" w:sz="0" w:space="0" w:color="auto" w:frame="1"/>
         </w:rPr>
-        <w:t xml:space="preserve">: flex; </w:t>
-      </w:r>
+        <w:t xml:space="preserve">: </w:t>
+      </w:r>
+      <w:proofErr w:type="spellStart"/>
+      <w:r>
+        <w:rPr>
+          <w:rStyle w:val="CdigoHTML"/>
+          <w:rFonts w:eastAsiaTheme="majorEastAsia"/>
+          <w:color w:val="444746"/>
+          <w:sz w:val="21"/>
+          <w:szCs w:val="21"/>
+          <w:bdr w:val="none" w:sz="0" w:space="0" w:color="auto" w:frame="1"/>
+        </w:rPr>
+        <w:t>flex</w:t>
+      </w:r>
+      <w:proofErr w:type="spellEnd"/>
+      <w:r>
+        <w:rPr>
+          <w:rStyle w:val="CdigoHTML"/>
+          <w:rFonts w:eastAsiaTheme="majorEastAsia"/>
+          <w:color w:val="444746"/>
+          <w:sz w:val="21"/>
+          <w:szCs w:val="21"/>
+          <w:bdr w:val="none" w:sz="0" w:space="0" w:color="auto" w:frame="1"/>
+        </w:rPr>
+        <w:t xml:space="preserve">; </w:t>
+      </w:r>
+      <w:proofErr w:type="spellStart"/>
       <w:r>
         <w:rPr>
           <w:rStyle w:val="hljs-attribute"/>
@@ -11646,6 +15005,7 @@
         </w:rPr>
         <w:t>justify-content</w:t>
       </w:r>
+      <w:proofErr w:type="spellEnd"/>
       <w:r>
         <w:rPr>
           <w:rStyle w:val="CdigoHTML"/>
@@ -11657,6 +15017,7 @@
         </w:rPr>
         <w:t xml:space="preserve">: center; </w:t>
       </w:r>
+      <w:proofErr w:type="spellStart"/>
       <w:r>
         <w:rPr>
           <w:rStyle w:val="hljs-attribute"/>
@@ -11665,7 +15026,18 @@
           <w:szCs w:val="21"/>
           <w:bdr w:val="none" w:sz="0" w:space="0" w:color="auto" w:frame="1"/>
         </w:rPr>
-        <w:t>padding-top</w:t>
+        <w:t>padding</w:t>
+      </w:r>
+      <w:proofErr w:type="spellEnd"/>
+      <w:r>
+        <w:rPr>
+          <w:rStyle w:val="hljs-attribute"/>
+          <w:color w:val="444746"/>
+          <w:sz w:val="21"/>
+          <w:szCs w:val="21"/>
+          <w:bdr w:val="none" w:sz="0" w:space="0" w:color="auto" w:frame="1"/>
+        </w:rPr>
+        <w:t>-top</w:t>
       </w:r>
       <w:r>
         <w:rPr>
@@ -11775,6 +15147,7 @@
         </w:rPr>
         <w:t xml:space="preserve">; </w:t>
       </w:r>
+      <w:proofErr w:type="spellStart"/>
       <w:r>
         <w:rPr>
           <w:rStyle w:val="hljs-attribute"/>
@@ -11785,6 +15158,7 @@
         </w:rPr>
         <w:t>padding</w:t>
       </w:r>
+      <w:proofErr w:type="spellEnd"/>
       <w:r>
         <w:rPr>
           <w:rStyle w:val="CdigoHTML"/>
@@ -11817,6 +15191,7 @@
         </w:rPr>
         <w:t xml:space="preserve">; </w:t>
       </w:r>
+      <w:proofErr w:type="spellStart"/>
       <w:r>
         <w:rPr>
           <w:rStyle w:val="hljs-attribute"/>
@@ -11827,6 +15202,7 @@
         </w:rPr>
         <w:t>border-radius</w:t>
       </w:r>
+      <w:proofErr w:type="spellEnd"/>
       <w:r>
         <w:rPr>
           <w:rStyle w:val="CdigoHTML"/>
@@ -11859,6 +15235,7 @@
         </w:rPr>
         <w:t xml:space="preserve">; </w:t>
       </w:r>
+      <w:proofErr w:type="spellStart"/>
       <w:r>
         <w:rPr>
           <w:rStyle w:val="hljs-attribute"/>
@@ -11869,6 +15246,7 @@
         </w:rPr>
         <w:t>width</w:t>
       </w:r>
+      <w:proofErr w:type="spellEnd"/>
       <w:r>
         <w:rPr>
           <w:rStyle w:val="CdigoHTML"/>
@@ -11901,6 +15279,7 @@
         </w:rPr>
         <w:t xml:space="preserve">; </w:t>
       </w:r>
+      <w:proofErr w:type="spellStart"/>
       <w:r>
         <w:rPr>
           <w:rStyle w:val="hljs-attribute"/>
@@ -11911,6 +15290,7 @@
         </w:rPr>
         <w:t>text-align</w:t>
       </w:r>
+      <w:proofErr w:type="spellEnd"/>
       <w:r>
         <w:rPr>
           <w:rStyle w:val="CdigoHTML"/>
@@ -11943,8 +15323,20 @@
           <w:szCs w:val="21"/>
           <w:bdr w:val="none" w:sz="0" w:space="0" w:color="auto" w:frame="1"/>
         </w:rPr>
-        <w:t>.hidden</w:t>
-      </w:r>
+        <w:t>.</w:t>
+      </w:r>
+      <w:proofErr w:type="spellStart"/>
+      <w:r>
+        <w:rPr>
+          <w:rStyle w:val="hljs-selector-class"/>
+          <w:color w:val="8430CE"/>
+          <w:sz w:val="21"/>
+          <w:szCs w:val="21"/>
+          <w:bdr w:val="none" w:sz="0" w:space="0" w:color="auto" w:frame="1"/>
+        </w:rPr>
+        <w:t>hidden</w:t>
+      </w:r>
+      <w:proofErr w:type="spellEnd"/>
       <w:r>
         <w:rPr>
           <w:rStyle w:val="CdigoHTML"/>
@@ -11975,7 +15367,31 @@
           <w:szCs w:val="21"/>
           <w:bdr w:val="none" w:sz="0" w:space="0" w:color="auto" w:frame="1"/>
         </w:rPr>
-        <w:t>: none; }</w:t>
+        <w:t xml:space="preserve">: </w:t>
+      </w:r>
+      <w:proofErr w:type="spellStart"/>
+      <w:r>
+        <w:rPr>
+          <w:rStyle w:val="CdigoHTML"/>
+          <w:rFonts w:eastAsiaTheme="majorEastAsia"/>
+          <w:color w:val="444746"/>
+          <w:sz w:val="21"/>
+          <w:szCs w:val="21"/>
+          <w:bdr w:val="none" w:sz="0" w:space="0" w:color="auto" w:frame="1"/>
+        </w:rPr>
+        <w:t>none</w:t>
+      </w:r>
+      <w:proofErr w:type="spellEnd"/>
+      <w:r>
+        <w:rPr>
+          <w:rStyle w:val="CdigoHTML"/>
+          <w:rFonts w:eastAsiaTheme="majorEastAsia"/>
+          <w:color w:val="444746"/>
+          <w:sz w:val="21"/>
+          <w:szCs w:val="21"/>
+          <w:bdr w:val="none" w:sz="0" w:space="0" w:color="auto" w:frame="1"/>
+        </w:rPr>
+        <w:t>; }</w:t>
       </w:r>
     </w:p>
     <w:p>
@@ -12011,6 +15427,7 @@
         </w:rPr>
         <w:t xml:space="preserve"> { </w:t>
       </w:r>
+      <w:proofErr w:type="spellStart"/>
       <w:r>
         <w:rPr>
           <w:rStyle w:val="hljs-attribute"/>
@@ -12021,6 +15438,7 @@
         </w:rPr>
         <w:t>margin</w:t>
       </w:r>
+      <w:proofErr w:type="spellEnd"/>
       <w:r>
         <w:rPr>
           <w:rStyle w:val="CdigoHTML"/>
@@ -12095,6 +15513,7 @@
         </w:rPr>
         <w:t xml:space="preserve">; </w:t>
       </w:r>
+      <w:proofErr w:type="spellStart"/>
       <w:r>
         <w:rPr>
           <w:rStyle w:val="hljs-attribute"/>
@@ -12105,16 +15524,41 @@
         </w:rPr>
         <w:t>font-weight</w:t>
       </w:r>
-      <w:r>
-        <w:rPr>
-          <w:rStyle w:val="CdigoHTML"/>
-          <w:rFonts w:eastAsiaTheme="majorEastAsia"/>
-          <w:color w:val="444746"/>
-          <w:sz w:val="21"/>
-          <w:szCs w:val="21"/>
-          <w:bdr w:val="none" w:sz="0" w:space="0" w:color="auto" w:frame="1"/>
-        </w:rPr>
-        <w:t>: bold; }</w:t>
+      <w:proofErr w:type="spellEnd"/>
+      <w:r>
+        <w:rPr>
+          <w:rStyle w:val="CdigoHTML"/>
+          <w:rFonts w:eastAsiaTheme="majorEastAsia"/>
+          <w:color w:val="444746"/>
+          <w:sz w:val="21"/>
+          <w:szCs w:val="21"/>
+          <w:bdr w:val="none" w:sz="0" w:space="0" w:color="auto" w:frame="1"/>
+        </w:rPr>
+        <w:t xml:space="preserve">: </w:t>
+      </w:r>
+      <w:proofErr w:type="spellStart"/>
+      <w:r>
+        <w:rPr>
+          <w:rStyle w:val="CdigoHTML"/>
+          <w:rFonts w:eastAsiaTheme="majorEastAsia"/>
+          <w:color w:val="444746"/>
+          <w:sz w:val="21"/>
+          <w:szCs w:val="21"/>
+          <w:bdr w:val="none" w:sz="0" w:space="0" w:color="auto" w:frame="1"/>
+        </w:rPr>
+        <w:t>bold</w:t>
+      </w:r>
+      <w:proofErr w:type="spellEnd"/>
+      <w:r>
+        <w:rPr>
+          <w:rStyle w:val="CdigoHTML"/>
+          <w:rFonts w:eastAsiaTheme="majorEastAsia"/>
+          <w:color w:val="444746"/>
+          <w:sz w:val="21"/>
+          <w:szCs w:val="21"/>
+          <w:bdr w:val="none" w:sz="0" w:space="0" w:color="auto" w:frame="1"/>
+        </w:rPr>
+        <w:t>; }</w:t>
       </w:r>
     </w:p>
     <w:p>
@@ -12129,6 +15573,7 @@
           <w:bdr w:val="none" w:sz="0" w:space="0" w:color="auto" w:frame="1"/>
         </w:rPr>
       </w:pPr>
+      <w:proofErr w:type="spellStart"/>
       <w:r>
         <w:rPr>
           <w:rStyle w:val="hljs-selector-tag"/>
@@ -12139,6 +15584,7 @@
         </w:rPr>
         <w:t>img</w:t>
       </w:r>
+      <w:proofErr w:type="spellEnd"/>
       <w:r>
         <w:rPr>
           <w:rStyle w:val="CdigoHTML"/>
@@ -12150,6 +15596,7 @@
         </w:rPr>
         <w:t xml:space="preserve"> { </w:t>
       </w:r>
+      <w:proofErr w:type="spellStart"/>
       <w:r>
         <w:rPr>
           <w:rStyle w:val="hljs-attribute"/>
@@ -12160,6 +15607,7 @@
         </w:rPr>
         <w:t>border-radius</w:t>
       </w:r>
+      <w:proofErr w:type="spellEnd"/>
       <w:r>
         <w:rPr>
           <w:rStyle w:val="CdigoHTML"/>
@@ -12192,6 +15640,7 @@
         </w:rPr>
         <w:t xml:space="preserve">; </w:t>
       </w:r>
+      <w:proofErr w:type="spellStart"/>
       <w:r>
         <w:rPr>
           <w:rStyle w:val="hljs-attribute"/>
@@ -12202,6 +15651,7 @@
         </w:rPr>
         <w:t>width</w:t>
       </w:r>
+      <w:proofErr w:type="spellEnd"/>
       <w:r>
         <w:rPr>
           <w:rStyle w:val="CdigoHTML"/>
@@ -12234,6 +15684,7 @@
         </w:rPr>
         <w:t xml:space="preserve">; </w:t>
       </w:r>
+      <w:proofErr w:type="spellStart"/>
       <w:r>
         <w:rPr>
           <w:rStyle w:val="hljs-attribute"/>
@@ -12242,7 +15693,18 @@
           <w:szCs w:val="21"/>
           <w:bdr w:val="none" w:sz="0" w:space="0" w:color="auto" w:frame="1"/>
         </w:rPr>
-        <w:t>margin-top</w:t>
+        <w:t>margin</w:t>
+      </w:r>
+      <w:proofErr w:type="spellEnd"/>
+      <w:r>
+        <w:rPr>
+          <w:rStyle w:val="hljs-attribute"/>
+          <w:color w:val="444746"/>
+          <w:sz w:val="21"/>
+          <w:szCs w:val="21"/>
+          <w:bdr w:val="none" w:sz="0" w:space="0" w:color="auto" w:frame="1"/>
+        </w:rPr>
+        <w:t>-top</w:t>
       </w:r>
       <w:r>
         <w:rPr>
@@ -12322,6 +15784,7 @@
           <w:bdr w:val="none" w:sz="0" w:space="0" w:color="auto" w:frame="1"/>
         </w:rPr>
       </w:pPr>
+      <w:proofErr w:type="spellStart"/>
       <w:r>
         <w:rPr>
           <w:rStyle w:val="hljs-keyword"/>
@@ -12332,17 +15795,43 @@
         </w:rPr>
         <w:t>const</w:t>
       </w:r>
-      <w:r>
-        <w:rPr>
-          <w:rStyle w:val="CdigoHTML"/>
-          <w:rFonts w:eastAsiaTheme="majorEastAsia"/>
-          <w:color w:val="444746"/>
-          <w:sz w:val="21"/>
-          <w:szCs w:val="21"/>
-          <w:bdr w:val="none" w:sz="0" w:space="0" w:color="auto" w:frame="1"/>
-        </w:rPr>
-        <w:t xml:space="preserve"> btn = </w:t>
-      </w:r>
+      <w:proofErr w:type="spellEnd"/>
+      <w:r>
+        <w:rPr>
+          <w:rStyle w:val="CdigoHTML"/>
+          <w:rFonts w:eastAsiaTheme="majorEastAsia"/>
+          <w:color w:val="444746"/>
+          <w:sz w:val="21"/>
+          <w:szCs w:val="21"/>
+          <w:bdr w:val="none" w:sz="0" w:space="0" w:color="auto" w:frame="1"/>
+        </w:rPr>
+        <w:t xml:space="preserve"> </w:t>
+      </w:r>
+      <w:proofErr w:type="spellStart"/>
+      <w:r>
+        <w:rPr>
+          <w:rStyle w:val="CdigoHTML"/>
+          <w:rFonts w:eastAsiaTheme="majorEastAsia"/>
+          <w:color w:val="444746"/>
+          <w:sz w:val="21"/>
+          <w:szCs w:val="21"/>
+          <w:bdr w:val="none" w:sz="0" w:space="0" w:color="auto" w:frame="1"/>
+        </w:rPr>
+        <w:t>btn</w:t>
+      </w:r>
+      <w:proofErr w:type="spellEnd"/>
+      <w:r>
+        <w:rPr>
+          <w:rStyle w:val="CdigoHTML"/>
+          <w:rFonts w:eastAsiaTheme="majorEastAsia"/>
+          <w:color w:val="444746"/>
+          <w:sz w:val="21"/>
+          <w:szCs w:val="21"/>
+          <w:bdr w:val="none" w:sz="0" w:space="0" w:color="auto" w:frame="1"/>
+        </w:rPr>
+        <w:t xml:space="preserve"> = </w:t>
+      </w:r>
+      <w:proofErr w:type="spellStart"/>
       <w:r>
         <w:rPr>
           <w:rStyle w:val="hljs-builtin"/>
@@ -12362,7 +15851,19 @@
           <w:szCs w:val="21"/>
           <w:bdr w:val="none" w:sz="0" w:space="0" w:color="auto" w:frame="1"/>
         </w:rPr>
-        <w:t>.querySelector(</w:t>
+        <w:t>.querySelector</w:t>
+      </w:r>
+      <w:proofErr w:type="spellEnd"/>
+      <w:r>
+        <w:rPr>
+          <w:rStyle w:val="CdigoHTML"/>
+          <w:rFonts w:eastAsiaTheme="majorEastAsia"/>
+          <w:color w:val="444746"/>
+          <w:sz w:val="21"/>
+          <w:szCs w:val="21"/>
+          <w:bdr w:val="none" w:sz="0" w:space="0" w:color="auto" w:frame="1"/>
+        </w:rPr>
+        <w:t>(</w:t>
       </w:r>
       <w:r>
         <w:rPr>
@@ -12373,7 +15874,31 @@
           <w:szCs w:val="21"/>
           <w:bdr w:val="none" w:sz="0" w:space="0" w:color="auto" w:frame="1"/>
         </w:rPr>
-        <w:t>"#btn-carregar"</w:t>
+        <w:t>"#</w:t>
+      </w:r>
+      <w:proofErr w:type="spellStart"/>
+      <w:r>
+        <w:rPr>
+          <w:rStyle w:val="hljs-string"/>
+          <w:rFonts w:eastAsiaTheme="majorEastAsia"/>
+          <w:color w:val="188038"/>
+          <w:sz w:val="21"/>
+          <w:szCs w:val="21"/>
+          <w:bdr w:val="none" w:sz="0" w:space="0" w:color="auto" w:frame="1"/>
+        </w:rPr>
+        <w:t>btn</w:t>
+      </w:r>
+      <w:proofErr w:type="spellEnd"/>
+      <w:r>
+        <w:rPr>
+          <w:rStyle w:val="hljs-string"/>
+          <w:rFonts w:eastAsiaTheme="majorEastAsia"/>
+          <w:color w:val="188038"/>
+          <w:sz w:val="21"/>
+          <w:szCs w:val="21"/>
+          <w:bdr w:val="none" w:sz="0" w:space="0" w:color="auto" w:frame="1"/>
+        </w:rPr>
+        <w:t>-carregar"</w:t>
       </w:r>
       <w:r>
         <w:rPr>
@@ -12399,6 +15924,7 @@
           <w:bdr w:val="none" w:sz="0" w:space="0" w:color="auto" w:frame="1"/>
         </w:rPr>
       </w:pPr>
+      <w:proofErr w:type="spellStart"/>
       <w:r>
         <w:rPr>
           <w:rStyle w:val="hljs-keyword"/>
@@ -12409,17 +15935,43 @@
         </w:rPr>
         <w:t>const</w:t>
       </w:r>
-      <w:r>
-        <w:rPr>
-          <w:rStyle w:val="CdigoHTML"/>
-          <w:rFonts w:eastAsiaTheme="majorEastAsia"/>
-          <w:color w:val="444746"/>
-          <w:sz w:val="21"/>
-          <w:szCs w:val="21"/>
-          <w:bdr w:val="none" w:sz="0" w:space="0" w:color="auto" w:frame="1"/>
-        </w:rPr>
-        <w:t xml:space="preserve"> loader = </w:t>
-      </w:r>
+      <w:proofErr w:type="spellEnd"/>
+      <w:r>
+        <w:rPr>
+          <w:rStyle w:val="CdigoHTML"/>
+          <w:rFonts w:eastAsiaTheme="majorEastAsia"/>
+          <w:color w:val="444746"/>
+          <w:sz w:val="21"/>
+          <w:szCs w:val="21"/>
+          <w:bdr w:val="none" w:sz="0" w:space="0" w:color="auto" w:frame="1"/>
+        </w:rPr>
+        <w:t xml:space="preserve"> </w:t>
+      </w:r>
+      <w:proofErr w:type="spellStart"/>
+      <w:r>
+        <w:rPr>
+          <w:rStyle w:val="CdigoHTML"/>
+          <w:rFonts w:eastAsiaTheme="majorEastAsia"/>
+          <w:color w:val="444746"/>
+          <w:sz w:val="21"/>
+          <w:szCs w:val="21"/>
+          <w:bdr w:val="none" w:sz="0" w:space="0" w:color="auto" w:frame="1"/>
+        </w:rPr>
+        <w:t>loader</w:t>
+      </w:r>
+      <w:proofErr w:type="spellEnd"/>
+      <w:r>
+        <w:rPr>
+          <w:rStyle w:val="CdigoHTML"/>
+          <w:rFonts w:eastAsiaTheme="majorEastAsia"/>
+          <w:color w:val="444746"/>
+          <w:sz w:val="21"/>
+          <w:szCs w:val="21"/>
+          <w:bdr w:val="none" w:sz="0" w:space="0" w:color="auto" w:frame="1"/>
+        </w:rPr>
+        <w:t xml:space="preserve"> = </w:t>
+      </w:r>
+      <w:proofErr w:type="spellStart"/>
       <w:r>
         <w:rPr>
           <w:rStyle w:val="hljs-builtin"/>
@@ -12439,7 +15991,19 @@
           <w:szCs w:val="21"/>
           <w:bdr w:val="none" w:sz="0" w:space="0" w:color="auto" w:frame="1"/>
         </w:rPr>
-        <w:t>.querySelector(</w:t>
+        <w:t>.querySelector</w:t>
+      </w:r>
+      <w:proofErr w:type="spellEnd"/>
+      <w:r>
+        <w:rPr>
+          <w:rStyle w:val="CdigoHTML"/>
+          <w:rFonts w:eastAsiaTheme="majorEastAsia"/>
+          <w:color w:val="444746"/>
+          <w:sz w:val="21"/>
+          <w:szCs w:val="21"/>
+          <w:bdr w:val="none" w:sz="0" w:space="0" w:color="auto" w:frame="1"/>
+        </w:rPr>
+        <w:t>(</w:t>
       </w:r>
       <w:r>
         <w:rPr>
@@ -12450,7 +16014,31 @@
           <w:szCs w:val="21"/>
           <w:bdr w:val="none" w:sz="0" w:space="0" w:color="auto" w:frame="1"/>
         </w:rPr>
-        <w:t>"#loader"</w:t>
+        <w:t>"#</w:t>
+      </w:r>
+      <w:proofErr w:type="spellStart"/>
+      <w:r>
+        <w:rPr>
+          <w:rStyle w:val="hljs-string"/>
+          <w:rFonts w:eastAsiaTheme="majorEastAsia"/>
+          <w:color w:val="188038"/>
+          <w:sz w:val="21"/>
+          <w:szCs w:val="21"/>
+          <w:bdr w:val="none" w:sz="0" w:space="0" w:color="auto" w:frame="1"/>
+        </w:rPr>
+        <w:t>loader</w:t>
+      </w:r>
+      <w:proofErr w:type="spellEnd"/>
+      <w:r>
+        <w:rPr>
+          <w:rStyle w:val="hljs-string"/>
+          <w:rFonts w:eastAsiaTheme="majorEastAsia"/>
+          <w:color w:val="188038"/>
+          <w:sz w:val="21"/>
+          <w:szCs w:val="21"/>
+          <w:bdr w:val="none" w:sz="0" w:space="0" w:color="auto" w:frame="1"/>
+        </w:rPr>
+        <w:t>"</w:t>
       </w:r>
       <w:r>
         <w:rPr>
@@ -12476,6 +16064,7 @@
           <w:bdr w:val="none" w:sz="0" w:space="0" w:color="auto" w:frame="1"/>
         </w:rPr>
       </w:pPr>
+      <w:proofErr w:type="spellStart"/>
       <w:r>
         <w:rPr>
           <w:rStyle w:val="hljs-keyword"/>
@@ -12486,17 +16075,43 @@
         </w:rPr>
         <w:t>const</w:t>
       </w:r>
-      <w:r>
-        <w:rPr>
-          <w:rStyle w:val="CdigoHTML"/>
-          <w:rFonts w:eastAsiaTheme="majorEastAsia"/>
-          <w:color w:val="444746"/>
-          <w:sz w:val="21"/>
-          <w:szCs w:val="21"/>
-          <w:bdr w:val="none" w:sz="0" w:space="0" w:color="auto" w:frame="1"/>
-        </w:rPr>
-        <w:t xml:space="preserve"> divPerfil = </w:t>
-      </w:r>
+      <w:proofErr w:type="spellEnd"/>
+      <w:r>
+        <w:rPr>
+          <w:rStyle w:val="CdigoHTML"/>
+          <w:rFonts w:eastAsiaTheme="majorEastAsia"/>
+          <w:color w:val="444746"/>
+          <w:sz w:val="21"/>
+          <w:szCs w:val="21"/>
+          <w:bdr w:val="none" w:sz="0" w:space="0" w:color="auto" w:frame="1"/>
+        </w:rPr>
+        <w:t xml:space="preserve"> </w:t>
+      </w:r>
+      <w:proofErr w:type="spellStart"/>
+      <w:r>
+        <w:rPr>
+          <w:rStyle w:val="CdigoHTML"/>
+          <w:rFonts w:eastAsiaTheme="majorEastAsia"/>
+          <w:color w:val="444746"/>
+          <w:sz w:val="21"/>
+          <w:szCs w:val="21"/>
+          <w:bdr w:val="none" w:sz="0" w:space="0" w:color="auto" w:frame="1"/>
+        </w:rPr>
+        <w:t>divPerfil</w:t>
+      </w:r>
+      <w:proofErr w:type="spellEnd"/>
+      <w:r>
+        <w:rPr>
+          <w:rStyle w:val="CdigoHTML"/>
+          <w:rFonts w:eastAsiaTheme="majorEastAsia"/>
+          <w:color w:val="444746"/>
+          <w:sz w:val="21"/>
+          <w:szCs w:val="21"/>
+          <w:bdr w:val="none" w:sz="0" w:space="0" w:color="auto" w:frame="1"/>
+        </w:rPr>
+        <w:t xml:space="preserve"> = </w:t>
+      </w:r>
+      <w:proofErr w:type="spellStart"/>
       <w:r>
         <w:rPr>
           <w:rStyle w:val="hljs-builtin"/>
@@ -12516,7 +16131,19 @@
           <w:szCs w:val="21"/>
           <w:bdr w:val="none" w:sz="0" w:space="0" w:color="auto" w:frame="1"/>
         </w:rPr>
-        <w:t>.querySelector(</w:t>
+        <w:t>.querySelector</w:t>
+      </w:r>
+      <w:proofErr w:type="spellEnd"/>
+      <w:r>
+        <w:rPr>
+          <w:rStyle w:val="CdigoHTML"/>
+          <w:rFonts w:eastAsiaTheme="majorEastAsia"/>
+          <w:color w:val="444746"/>
+          <w:sz w:val="21"/>
+          <w:szCs w:val="21"/>
+          <w:bdr w:val="none" w:sz="0" w:space="0" w:color="auto" w:frame="1"/>
+        </w:rPr>
+        <w:t>(</w:t>
       </w:r>
       <w:r>
         <w:rPr>
@@ -12566,16 +16193,29 @@
           <w:bdr w:val="none" w:sz="0" w:space="0" w:color="auto" w:frame="1"/>
         </w:rPr>
       </w:pPr>
-      <w:r>
-        <w:rPr>
-          <w:rStyle w:val="CdigoHTML"/>
-          <w:rFonts w:eastAsiaTheme="majorEastAsia"/>
-          <w:color w:val="444746"/>
-          <w:sz w:val="21"/>
-          <w:szCs w:val="21"/>
-          <w:bdr w:val="none" w:sz="0" w:space="0" w:color="auto" w:frame="1"/>
-        </w:rPr>
-        <w:t>btn.addEventListener(</w:t>
+      <w:proofErr w:type="spellStart"/>
+      <w:r>
+        <w:rPr>
+          <w:rStyle w:val="CdigoHTML"/>
+          <w:rFonts w:eastAsiaTheme="majorEastAsia"/>
+          <w:color w:val="444746"/>
+          <w:sz w:val="21"/>
+          <w:szCs w:val="21"/>
+          <w:bdr w:val="none" w:sz="0" w:space="0" w:color="auto" w:frame="1"/>
+        </w:rPr>
+        <w:t>btn.addEventListener</w:t>
+      </w:r>
+      <w:proofErr w:type="spellEnd"/>
+      <w:r>
+        <w:rPr>
+          <w:rStyle w:val="CdigoHTML"/>
+          <w:rFonts w:eastAsiaTheme="majorEastAsia"/>
+          <w:color w:val="444746"/>
+          <w:sz w:val="21"/>
+          <w:szCs w:val="21"/>
+          <w:bdr w:val="none" w:sz="0" w:space="0" w:color="auto" w:frame="1"/>
+        </w:rPr>
+        <w:t>(</w:t>
       </w:r>
       <w:r>
         <w:rPr>
@@ -12652,137 +16292,9 @@
           <w:szCs w:val="21"/>
           <w:bdr w:val="none" w:sz="0" w:space="0" w:color="auto" w:frame="1"/>
         </w:rPr>
-        <w:t>// 1. Mostrar loader e limpar perfil anterior</w:t>
-      </w:r>
-    </w:p>
-    <w:p>
-      <w:pPr>
-        <w:pStyle w:val="Pr-formataoHTML"/>
-        <w:rPr>
-          <w:rStyle w:val="CdigoHTML"/>
-          <w:rFonts w:eastAsiaTheme="majorEastAsia"/>
-          <w:color w:val="444746"/>
-          <w:sz w:val="21"/>
-          <w:szCs w:val="21"/>
-          <w:bdr w:val="none" w:sz="0" w:space="0" w:color="auto" w:frame="1"/>
-        </w:rPr>
-      </w:pPr>
-      <w:r>
-        <w:rPr>
-          <w:rStyle w:val="CdigoHTML"/>
-          <w:rFonts w:eastAsiaTheme="majorEastAsia"/>
-          <w:color w:val="444746"/>
-          <w:sz w:val="21"/>
-          <w:szCs w:val="21"/>
-          <w:bdr w:val="none" w:sz="0" w:space="0" w:color="auto" w:frame="1"/>
-        </w:rPr>
-        <w:t xml:space="preserve">    loader.classList.remove(</w:t>
-      </w:r>
-      <w:r>
-        <w:rPr>
-          <w:rStyle w:val="hljs-string"/>
-          <w:rFonts w:eastAsiaTheme="majorEastAsia"/>
-          <w:color w:val="188038"/>
-          <w:sz w:val="21"/>
-          <w:szCs w:val="21"/>
-          <w:bdr w:val="none" w:sz="0" w:space="0" w:color="auto" w:frame="1"/>
-        </w:rPr>
-        <w:t>"hidden"</w:t>
-      </w:r>
-      <w:r>
-        <w:rPr>
-          <w:rStyle w:val="CdigoHTML"/>
-          <w:rFonts w:eastAsiaTheme="majorEastAsia"/>
-          <w:color w:val="444746"/>
-          <w:sz w:val="21"/>
-          <w:szCs w:val="21"/>
-          <w:bdr w:val="none" w:sz="0" w:space="0" w:color="auto" w:frame="1"/>
-        </w:rPr>
-        <w:t>);</w:t>
-      </w:r>
-    </w:p>
-    <w:p>
-      <w:pPr>
-        <w:pStyle w:val="Pr-formataoHTML"/>
-        <w:rPr>
-          <w:rStyle w:val="CdigoHTML"/>
-          <w:rFonts w:eastAsiaTheme="majorEastAsia"/>
-          <w:color w:val="444746"/>
-          <w:sz w:val="21"/>
-          <w:szCs w:val="21"/>
-          <w:bdr w:val="none" w:sz="0" w:space="0" w:color="auto" w:frame="1"/>
-        </w:rPr>
-      </w:pPr>
-      <w:r>
-        <w:rPr>
-          <w:rStyle w:val="CdigoHTML"/>
-          <w:rFonts w:eastAsiaTheme="majorEastAsia"/>
-          <w:color w:val="444746"/>
-          <w:sz w:val="21"/>
-          <w:szCs w:val="21"/>
-          <w:bdr w:val="none" w:sz="0" w:space="0" w:color="auto" w:frame="1"/>
-        </w:rPr>
-        <w:t xml:space="preserve">    divPerfil.innerHTML = </w:t>
-      </w:r>
-      <w:r>
-        <w:rPr>
-          <w:rStyle w:val="hljs-string"/>
-          <w:rFonts w:eastAsiaTheme="majorEastAsia"/>
-          <w:color w:val="188038"/>
-          <w:sz w:val="21"/>
-          <w:szCs w:val="21"/>
-          <w:bdr w:val="none" w:sz="0" w:space="0" w:color="auto" w:frame="1"/>
-        </w:rPr>
-        <w:t>""</w:t>
-      </w:r>
-      <w:r>
-        <w:rPr>
-          <w:rStyle w:val="CdigoHTML"/>
-          <w:rFonts w:eastAsiaTheme="majorEastAsia"/>
-          <w:color w:val="444746"/>
-          <w:sz w:val="21"/>
-          <w:szCs w:val="21"/>
-          <w:bdr w:val="none" w:sz="0" w:space="0" w:color="auto" w:frame="1"/>
-        </w:rPr>
-        <w:t>;</w:t>
-      </w:r>
-    </w:p>
-    <w:p>
-      <w:pPr>
-        <w:pStyle w:val="Pr-formataoHTML"/>
-        <w:rPr>
-          <w:rStyle w:val="CdigoHTML"/>
-          <w:rFonts w:eastAsiaTheme="majorEastAsia"/>
-          <w:color w:val="444746"/>
-          <w:sz w:val="21"/>
-          <w:szCs w:val="21"/>
-          <w:bdr w:val="none" w:sz="0" w:space="0" w:color="auto" w:frame="1"/>
-        </w:rPr>
-      </w:pPr>
-    </w:p>
-    <w:p>
-      <w:pPr>
-        <w:pStyle w:val="Pr-formataoHTML"/>
-        <w:rPr>
-          <w:rStyle w:val="CdigoHTML"/>
-          <w:rFonts w:eastAsiaTheme="majorEastAsia"/>
-          <w:color w:val="444746"/>
-          <w:sz w:val="21"/>
-          <w:szCs w:val="21"/>
-          <w:bdr w:val="none" w:sz="0" w:space="0" w:color="auto" w:frame="1"/>
-        </w:rPr>
-      </w:pPr>
-      <w:r>
-        <w:rPr>
-          <w:rStyle w:val="CdigoHTML"/>
-          <w:rFonts w:eastAsiaTheme="majorEastAsia"/>
-          <w:color w:val="444746"/>
-          <w:sz w:val="21"/>
-          <w:szCs w:val="21"/>
-          <w:bdr w:val="none" w:sz="0" w:space="0" w:color="auto" w:frame="1"/>
-        </w:rPr>
-        <w:t xml:space="preserve">    </w:t>
-      </w:r>
+        <w:t xml:space="preserve">// 1. Mostrar </w:t>
+      </w:r>
+      <w:proofErr w:type="spellStart"/>
       <w:r>
         <w:rPr>
           <w:rStyle w:val="hljs-comment"/>
@@ -12791,6 +16303,228 @@
           <w:szCs w:val="21"/>
           <w:bdr w:val="none" w:sz="0" w:space="0" w:color="auto" w:frame="1"/>
         </w:rPr>
+        <w:t>loader</w:t>
+      </w:r>
+      <w:proofErr w:type="spellEnd"/>
+      <w:r>
+        <w:rPr>
+          <w:rStyle w:val="hljs-comment"/>
+          <w:color w:val="5F6368"/>
+          <w:sz w:val="21"/>
+          <w:szCs w:val="21"/>
+          <w:bdr w:val="none" w:sz="0" w:space="0" w:color="auto" w:frame="1"/>
+        </w:rPr>
+        <w:t xml:space="preserve"> e limpar perfil anterior</w:t>
+      </w:r>
+    </w:p>
+    <w:p>
+      <w:pPr>
+        <w:pStyle w:val="Pr-formataoHTML"/>
+        <w:rPr>
+          <w:rStyle w:val="CdigoHTML"/>
+          <w:rFonts w:eastAsiaTheme="majorEastAsia"/>
+          <w:color w:val="444746"/>
+          <w:sz w:val="21"/>
+          <w:szCs w:val="21"/>
+          <w:bdr w:val="none" w:sz="0" w:space="0" w:color="auto" w:frame="1"/>
+        </w:rPr>
+      </w:pPr>
+      <w:r>
+        <w:rPr>
+          <w:rStyle w:val="CdigoHTML"/>
+          <w:rFonts w:eastAsiaTheme="majorEastAsia"/>
+          <w:color w:val="444746"/>
+          <w:sz w:val="21"/>
+          <w:szCs w:val="21"/>
+          <w:bdr w:val="none" w:sz="0" w:space="0" w:color="auto" w:frame="1"/>
+        </w:rPr>
+        <w:t xml:space="preserve">    </w:t>
+      </w:r>
+      <w:proofErr w:type="spellStart"/>
+      <w:r>
+        <w:rPr>
+          <w:rStyle w:val="CdigoHTML"/>
+          <w:rFonts w:eastAsiaTheme="majorEastAsia"/>
+          <w:color w:val="444746"/>
+          <w:sz w:val="21"/>
+          <w:szCs w:val="21"/>
+          <w:bdr w:val="none" w:sz="0" w:space="0" w:color="auto" w:frame="1"/>
+        </w:rPr>
+        <w:t>loader.classList.remove</w:t>
+      </w:r>
+      <w:proofErr w:type="spellEnd"/>
+      <w:r>
+        <w:rPr>
+          <w:rStyle w:val="CdigoHTML"/>
+          <w:rFonts w:eastAsiaTheme="majorEastAsia"/>
+          <w:color w:val="444746"/>
+          <w:sz w:val="21"/>
+          <w:szCs w:val="21"/>
+          <w:bdr w:val="none" w:sz="0" w:space="0" w:color="auto" w:frame="1"/>
+        </w:rPr>
+        <w:t>(</w:t>
+      </w:r>
+      <w:r>
+        <w:rPr>
+          <w:rStyle w:val="hljs-string"/>
+          <w:rFonts w:eastAsiaTheme="majorEastAsia"/>
+          <w:color w:val="188038"/>
+          <w:sz w:val="21"/>
+          <w:szCs w:val="21"/>
+          <w:bdr w:val="none" w:sz="0" w:space="0" w:color="auto" w:frame="1"/>
+        </w:rPr>
+        <w:t>"</w:t>
+      </w:r>
+      <w:proofErr w:type="spellStart"/>
+      <w:r>
+        <w:rPr>
+          <w:rStyle w:val="hljs-string"/>
+          <w:rFonts w:eastAsiaTheme="majorEastAsia"/>
+          <w:color w:val="188038"/>
+          <w:sz w:val="21"/>
+          <w:szCs w:val="21"/>
+          <w:bdr w:val="none" w:sz="0" w:space="0" w:color="auto" w:frame="1"/>
+        </w:rPr>
+        <w:t>hidden</w:t>
+      </w:r>
+      <w:proofErr w:type="spellEnd"/>
+      <w:r>
+        <w:rPr>
+          <w:rStyle w:val="hljs-string"/>
+          <w:rFonts w:eastAsiaTheme="majorEastAsia"/>
+          <w:color w:val="188038"/>
+          <w:sz w:val="21"/>
+          <w:szCs w:val="21"/>
+          <w:bdr w:val="none" w:sz="0" w:space="0" w:color="auto" w:frame="1"/>
+        </w:rPr>
+        <w:t>"</w:t>
+      </w:r>
+      <w:r>
+        <w:rPr>
+          <w:rStyle w:val="CdigoHTML"/>
+          <w:rFonts w:eastAsiaTheme="majorEastAsia"/>
+          <w:color w:val="444746"/>
+          <w:sz w:val="21"/>
+          <w:szCs w:val="21"/>
+          <w:bdr w:val="none" w:sz="0" w:space="0" w:color="auto" w:frame="1"/>
+        </w:rPr>
+        <w:t>);</w:t>
+      </w:r>
+    </w:p>
+    <w:p>
+      <w:pPr>
+        <w:pStyle w:val="Pr-formataoHTML"/>
+        <w:rPr>
+          <w:rStyle w:val="CdigoHTML"/>
+          <w:rFonts w:eastAsiaTheme="majorEastAsia"/>
+          <w:color w:val="444746"/>
+          <w:sz w:val="21"/>
+          <w:szCs w:val="21"/>
+          <w:bdr w:val="none" w:sz="0" w:space="0" w:color="auto" w:frame="1"/>
+        </w:rPr>
+      </w:pPr>
+      <w:r>
+        <w:rPr>
+          <w:rStyle w:val="CdigoHTML"/>
+          <w:rFonts w:eastAsiaTheme="majorEastAsia"/>
+          <w:color w:val="444746"/>
+          <w:sz w:val="21"/>
+          <w:szCs w:val="21"/>
+          <w:bdr w:val="none" w:sz="0" w:space="0" w:color="auto" w:frame="1"/>
+        </w:rPr>
+        <w:t xml:space="preserve">    </w:t>
+      </w:r>
+      <w:proofErr w:type="spellStart"/>
+      <w:r>
+        <w:rPr>
+          <w:rStyle w:val="CdigoHTML"/>
+          <w:rFonts w:eastAsiaTheme="majorEastAsia"/>
+          <w:color w:val="444746"/>
+          <w:sz w:val="21"/>
+          <w:szCs w:val="21"/>
+          <w:bdr w:val="none" w:sz="0" w:space="0" w:color="auto" w:frame="1"/>
+        </w:rPr>
+        <w:t>divPerfil.innerHTML</w:t>
+      </w:r>
+      <w:proofErr w:type="spellEnd"/>
+      <w:r>
+        <w:rPr>
+          <w:rStyle w:val="CdigoHTML"/>
+          <w:rFonts w:eastAsiaTheme="majorEastAsia"/>
+          <w:color w:val="444746"/>
+          <w:sz w:val="21"/>
+          <w:szCs w:val="21"/>
+          <w:bdr w:val="none" w:sz="0" w:space="0" w:color="auto" w:frame="1"/>
+        </w:rPr>
+        <w:t xml:space="preserve"> = </w:t>
+      </w:r>
+      <w:r>
+        <w:rPr>
+          <w:rStyle w:val="hljs-string"/>
+          <w:rFonts w:eastAsiaTheme="majorEastAsia"/>
+          <w:color w:val="188038"/>
+          <w:sz w:val="21"/>
+          <w:szCs w:val="21"/>
+          <w:bdr w:val="none" w:sz="0" w:space="0" w:color="auto" w:frame="1"/>
+        </w:rPr>
+        <w:t>""</w:t>
+      </w:r>
+      <w:r>
+        <w:rPr>
+          <w:rStyle w:val="CdigoHTML"/>
+          <w:rFonts w:eastAsiaTheme="majorEastAsia"/>
+          <w:color w:val="444746"/>
+          <w:sz w:val="21"/>
+          <w:szCs w:val="21"/>
+          <w:bdr w:val="none" w:sz="0" w:space="0" w:color="auto" w:frame="1"/>
+        </w:rPr>
+        <w:t>;</w:t>
+      </w:r>
+    </w:p>
+    <w:p>
+      <w:pPr>
+        <w:pStyle w:val="Pr-formataoHTML"/>
+        <w:rPr>
+          <w:rStyle w:val="CdigoHTML"/>
+          <w:rFonts w:eastAsiaTheme="majorEastAsia"/>
+          <w:color w:val="444746"/>
+          <w:sz w:val="21"/>
+          <w:szCs w:val="21"/>
+          <w:bdr w:val="none" w:sz="0" w:space="0" w:color="auto" w:frame="1"/>
+        </w:rPr>
+      </w:pPr>
+    </w:p>
+    <w:p>
+      <w:pPr>
+        <w:pStyle w:val="Pr-formataoHTML"/>
+        <w:rPr>
+          <w:rStyle w:val="CdigoHTML"/>
+          <w:rFonts w:eastAsiaTheme="majorEastAsia"/>
+          <w:color w:val="444746"/>
+          <w:sz w:val="21"/>
+          <w:szCs w:val="21"/>
+          <w:bdr w:val="none" w:sz="0" w:space="0" w:color="auto" w:frame="1"/>
+        </w:rPr>
+      </w:pPr>
+      <w:r>
+        <w:rPr>
+          <w:rStyle w:val="CdigoHTML"/>
+          <w:rFonts w:eastAsiaTheme="majorEastAsia"/>
+          <w:color w:val="444746"/>
+          <w:sz w:val="21"/>
+          <w:szCs w:val="21"/>
+          <w:bdr w:val="none" w:sz="0" w:space="0" w:color="auto" w:frame="1"/>
+        </w:rPr>
+        <w:t xml:space="preserve">    </w:t>
+      </w:r>
+      <w:r>
+        <w:rPr>
+          <w:rStyle w:val="hljs-comment"/>
+          <w:color w:val="5F6368"/>
+          <w:sz w:val="21"/>
+          <w:szCs w:val="21"/>
+          <w:bdr w:val="none" w:sz="0" w:space="0" w:color="auto" w:frame="1"/>
+        </w:rPr>
         <w:t>// 2. Requisição para API de usuários aleatórios</w:t>
       </w:r>
     </w:p>
@@ -12815,7 +16549,31 @@
           <w:szCs w:val="21"/>
           <w:bdr w:val="none" w:sz="0" w:space="0" w:color="auto" w:frame="1"/>
         </w:rPr>
-        <w:t xml:space="preserve">    fetch(</w:t>
+        <w:t xml:space="preserve">    </w:t>
+      </w:r>
+      <w:proofErr w:type="spellStart"/>
+      <w:r>
+        <w:rPr>
+          <w:rStyle w:val="CdigoHTML"/>
+          <w:rFonts w:eastAsiaTheme="majorEastAsia"/>
+          <w:color w:val="444746"/>
+          <w:sz w:val="21"/>
+          <w:szCs w:val="21"/>
+          <w:bdr w:val="none" w:sz="0" w:space="0" w:color="auto" w:frame="1"/>
+        </w:rPr>
+        <w:t>fetch</w:t>
+      </w:r>
+      <w:proofErr w:type="spellEnd"/>
+      <w:r>
+        <w:rPr>
+          <w:rStyle w:val="CdigoHTML"/>
+          <w:rFonts w:eastAsiaTheme="majorEastAsia"/>
+          <w:color w:val="444746"/>
+          <w:sz w:val="21"/>
+          <w:szCs w:val="21"/>
+          <w:bdr w:val="none" w:sz="0" w:space="0" w:color="auto" w:frame="1"/>
+        </w:rPr>
+        <w:t>(</w:t>
       </w:r>
       <w:r>
         <w:rPr>
@@ -12826,7 +16584,31 @@
           <w:szCs w:val="21"/>
           <w:bdr w:val="none" w:sz="0" w:space="0" w:color="auto" w:frame="1"/>
         </w:rPr>
-        <w:t>"https://randomuser.me/api/"</w:t>
+        <w:t>"https://randomuser.me/</w:t>
+      </w:r>
+      <w:proofErr w:type="spellStart"/>
+      <w:r>
+        <w:rPr>
+          <w:rStyle w:val="hljs-string"/>
+          <w:rFonts w:eastAsiaTheme="majorEastAsia"/>
+          <w:color w:val="188038"/>
+          <w:sz w:val="21"/>
+          <w:szCs w:val="21"/>
+          <w:bdr w:val="none" w:sz="0" w:space="0" w:color="auto" w:frame="1"/>
+        </w:rPr>
+        <w:t>api</w:t>
+      </w:r>
+      <w:proofErr w:type="spellEnd"/>
+      <w:r>
+        <w:rPr>
+          <w:rStyle w:val="hljs-string"/>
+          <w:rFonts w:eastAsiaTheme="majorEastAsia"/>
+          <w:color w:val="188038"/>
+          <w:sz w:val="21"/>
+          <w:szCs w:val="21"/>
+          <w:bdr w:val="none" w:sz="0" w:space="0" w:color="auto" w:frame="1"/>
+        </w:rPr>
+        <w:t>/"</w:t>
       </w:r>
       <w:r>
         <w:rPr>
@@ -12861,7 +16643,31 @@
           <w:szCs w:val="21"/>
           <w:bdr w:val="none" w:sz="0" w:space="0" w:color="auto" w:frame="1"/>
         </w:rPr>
-        <w:t xml:space="preserve">        .then(</w:t>
+        <w:t xml:space="preserve">        .</w:t>
+      </w:r>
+      <w:proofErr w:type="spellStart"/>
+      <w:r>
+        <w:rPr>
+          <w:rStyle w:val="CdigoHTML"/>
+          <w:rFonts w:eastAsiaTheme="majorEastAsia"/>
+          <w:color w:val="444746"/>
+          <w:sz w:val="21"/>
+          <w:szCs w:val="21"/>
+          <w:bdr w:val="none" w:sz="0" w:space="0" w:color="auto" w:frame="1"/>
+        </w:rPr>
+        <w:t>then</w:t>
+      </w:r>
+      <w:proofErr w:type="spellEnd"/>
+      <w:r>
+        <w:rPr>
+          <w:rStyle w:val="CdigoHTML"/>
+          <w:rFonts w:eastAsiaTheme="majorEastAsia"/>
+          <w:color w:val="444746"/>
+          <w:sz w:val="21"/>
+          <w:szCs w:val="21"/>
+          <w:bdr w:val="none" w:sz="0" w:space="0" w:color="auto" w:frame="1"/>
+        </w:rPr>
+        <w:t>(</w:t>
       </w:r>
       <w:r>
         <w:rPr>
@@ -12918,6 +16724,7 @@
         </w:rPr>
         <w:t xml:space="preserve">            </w:t>
       </w:r>
+      <w:proofErr w:type="spellStart"/>
       <w:r>
         <w:rPr>
           <w:rStyle w:val="hljs-keyword"/>
@@ -12928,17 +16735,43 @@
         </w:rPr>
         <w:t>if</w:t>
       </w:r>
-      <w:r>
-        <w:rPr>
-          <w:rStyle w:val="CdigoHTML"/>
-          <w:rFonts w:eastAsiaTheme="majorEastAsia"/>
-          <w:color w:val="444746"/>
-          <w:sz w:val="21"/>
-          <w:szCs w:val="21"/>
-          <w:bdr w:val="none" w:sz="0" w:space="0" w:color="auto" w:frame="1"/>
-        </w:rPr>
-        <w:t xml:space="preserve"> (!res.ok) </w:t>
-      </w:r>
+      <w:proofErr w:type="spellEnd"/>
+      <w:r>
+        <w:rPr>
+          <w:rStyle w:val="CdigoHTML"/>
+          <w:rFonts w:eastAsiaTheme="majorEastAsia"/>
+          <w:color w:val="444746"/>
+          <w:sz w:val="21"/>
+          <w:szCs w:val="21"/>
+          <w:bdr w:val="none" w:sz="0" w:space="0" w:color="auto" w:frame="1"/>
+        </w:rPr>
+        <w:t xml:space="preserve"> (!</w:t>
+      </w:r>
+      <w:proofErr w:type="spellStart"/>
+      <w:r>
+        <w:rPr>
+          <w:rStyle w:val="CdigoHTML"/>
+          <w:rFonts w:eastAsiaTheme="majorEastAsia"/>
+          <w:color w:val="444746"/>
+          <w:sz w:val="21"/>
+          <w:szCs w:val="21"/>
+          <w:bdr w:val="none" w:sz="0" w:space="0" w:color="auto" w:frame="1"/>
+        </w:rPr>
+        <w:t>res.ok</w:t>
+      </w:r>
+      <w:proofErr w:type="spellEnd"/>
+      <w:r>
+        <w:rPr>
+          <w:rStyle w:val="CdigoHTML"/>
+          <w:rFonts w:eastAsiaTheme="majorEastAsia"/>
+          <w:color w:val="444746"/>
+          <w:sz w:val="21"/>
+          <w:szCs w:val="21"/>
+          <w:bdr w:val="none" w:sz="0" w:space="0" w:color="auto" w:frame="1"/>
+        </w:rPr>
+        <w:t xml:space="preserve">) </w:t>
+      </w:r>
+      <w:proofErr w:type="spellStart"/>
       <w:r>
         <w:rPr>
           <w:rStyle w:val="hljs-keyword"/>
@@ -12949,6 +16782,7 @@
         </w:rPr>
         <w:t>throw</w:t>
       </w:r>
+      <w:proofErr w:type="spellEnd"/>
       <w:r>
         <w:rPr>
           <w:rStyle w:val="CdigoHTML"/>
@@ -12981,6 +16815,7 @@
         </w:rPr>
         <w:t xml:space="preserve"> </w:t>
       </w:r>
+      <w:proofErr w:type="spellStart"/>
       <w:r>
         <w:rPr>
           <w:rStyle w:val="hljs-builtin"/>
@@ -12991,6 +16826,7 @@
         </w:rPr>
         <w:t>Error</w:t>
       </w:r>
+      <w:proofErr w:type="spellEnd"/>
       <w:r>
         <w:rPr>
           <w:rStyle w:val="CdigoHTML"/>
@@ -13048,6 +16884,7 @@
         </w:rPr>
         <w:t xml:space="preserve">            </w:t>
       </w:r>
+      <w:proofErr w:type="spellStart"/>
       <w:r>
         <w:rPr>
           <w:rStyle w:val="hljs-keyword"/>
@@ -13058,16 +16895,41 @@
         </w:rPr>
         <w:t>return</w:t>
       </w:r>
-      <w:r>
-        <w:rPr>
-          <w:rStyle w:val="CdigoHTML"/>
-          <w:rFonts w:eastAsiaTheme="majorEastAsia"/>
-          <w:color w:val="444746"/>
-          <w:sz w:val="21"/>
-          <w:szCs w:val="21"/>
-          <w:bdr w:val="none" w:sz="0" w:space="0" w:color="auto" w:frame="1"/>
-        </w:rPr>
-        <w:t xml:space="preserve"> res.json();</w:t>
+      <w:proofErr w:type="spellEnd"/>
+      <w:r>
+        <w:rPr>
+          <w:rStyle w:val="CdigoHTML"/>
+          <w:rFonts w:eastAsiaTheme="majorEastAsia"/>
+          <w:color w:val="444746"/>
+          <w:sz w:val="21"/>
+          <w:szCs w:val="21"/>
+          <w:bdr w:val="none" w:sz="0" w:space="0" w:color="auto" w:frame="1"/>
+        </w:rPr>
+        <w:t xml:space="preserve"> </w:t>
+      </w:r>
+      <w:proofErr w:type="spellStart"/>
+      <w:r>
+        <w:rPr>
+          <w:rStyle w:val="CdigoHTML"/>
+          <w:rFonts w:eastAsiaTheme="majorEastAsia"/>
+          <w:color w:val="444746"/>
+          <w:sz w:val="21"/>
+          <w:szCs w:val="21"/>
+          <w:bdr w:val="none" w:sz="0" w:space="0" w:color="auto" w:frame="1"/>
+        </w:rPr>
+        <w:t>res.json</w:t>
+      </w:r>
+      <w:proofErr w:type="spellEnd"/>
+      <w:r>
+        <w:rPr>
+          <w:rStyle w:val="CdigoHTML"/>
+          <w:rFonts w:eastAsiaTheme="majorEastAsia"/>
+          <w:color w:val="444746"/>
+          <w:sz w:val="21"/>
+          <w:szCs w:val="21"/>
+          <w:bdr w:val="none" w:sz="0" w:space="0" w:color="auto" w:frame="1"/>
+        </w:rPr>
+        <w:t>();</w:t>
       </w:r>
     </w:p>
     <w:p>
@@ -13115,7 +16977,31 @@
           <w:szCs w:val="21"/>
           <w:bdr w:val="none" w:sz="0" w:space="0" w:color="auto" w:frame="1"/>
         </w:rPr>
-        <w:t xml:space="preserve">        .then(</w:t>
+        <w:t xml:space="preserve">        .</w:t>
+      </w:r>
+      <w:proofErr w:type="spellStart"/>
+      <w:r>
+        <w:rPr>
+          <w:rStyle w:val="CdigoHTML"/>
+          <w:rFonts w:eastAsiaTheme="majorEastAsia"/>
+          <w:color w:val="444746"/>
+          <w:sz w:val="21"/>
+          <w:szCs w:val="21"/>
+          <w:bdr w:val="none" w:sz="0" w:space="0" w:color="auto" w:frame="1"/>
+        </w:rPr>
+        <w:t>then</w:t>
+      </w:r>
+      <w:proofErr w:type="spellEnd"/>
+      <w:r>
+        <w:rPr>
+          <w:rStyle w:val="CdigoHTML"/>
+          <w:rFonts w:eastAsiaTheme="majorEastAsia"/>
+          <w:color w:val="444746"/>
+          <w:sz w:val="21"/>
+          <w:szCs w:val="21"/>
+          <w:bdr w:val="none" w:sz="0" w:space="0" w:color="auto" w:frame="1"/>
+        </w:rPr>
+        <w:t>(</w:t>
       </w:r>
       <w:r>
         <w:rPr>
@@ -13172,6 +17058,7 @@
         </w:rPr>
         <w:t xml:space="preserve">            </w:t>
       </w:r>
+      <w:proofErr w:type="spellStart"/>
       <w:r>
         <w:rPr>
           <w:rStyle w:val="hljs-keyword"/>
@@ -13182,16 +17069,41 @@
         </w:rPr>
         <w:t>const</w:t>
       </w:r>
-      <w:r>
-        <w:rPr>
-          <w:rStyle w:val="CdigoHTML"/>
-          <w:rFonts w:eastAsiaTheme="majorEastAsia"/>
-          <w:color w:val="444746"/>
-          <w:sz w:val="21"/>
-          <w:szCs w:val="21"/>
-          <w:bdr w:val="none" w:sz="0" w:space="0" w:color="auto" w:frame="1"/>
-        </w:rPr>
-        <w:t xml:space="preserve"> user = data.results[</w:t>
+      <w:proofErr w:type="spellEnd"/>
+      <w:r>
+        <w:rPr>
+          <w:rStyle w:val="CdigoHTML"/>
+          <w:rFonts w:eastAsiaTheme="majorEastAsia"/>
+          <w:color w:val="444746"/>
+          <w:sz w:val="21"/>
+          <w:szCs w:val="21"/>
+          <w:bdr w:val="none" w:sz="0" w:space="0" w:color="auto" w:frame="1"/>
+        </w:rPr>
+        <w:t xml:space="preserve"> user = </w:t>
+      </w:r>
+      <w:proofErr w:type="spellStart"/>
+      <w:r>
+        <w:rPr>
+          <w:rStyle w:val="CdigoHTML"/>
+          <w:rFonts w:eastAsiaTheme="majorEastAsia"/>
+          <w:color w:val="444746"/>
+          <w:sz w:val="21"/>
+          <w:szCs w:val="21"/>
+          <w:bdr w:val="none" w:sz="0" w:space="0" w:color="auto" w:frame="1"/>
+        </w:rPr>
+        <w:t>data.results</w:t>
+      </w:r>
+      <w:proofErr w:type="spellEnd"/>
+      <w:r>
+        <w:rPr>
+          <w:rStyle w:val="CdigoHTML"/>
+          <w:rFonts w:eastAsiaTheme="majorEastAsia"/>
+          <w:color w:val="444746"/>
+          <w:sz w:val="21"/>
+          <w:szCs w:val="21"/>
+          <w:bdr w:val="none" w:sz="0" w:space="0" w:color="auto" w:frame="1"/>
+        </w:rPr>
+        <w:t>[</w:t>
       </w:r>
       <w:r>
         <w:rPr>
@@ -13236,7 +17148,31 @@
           <w:szCs w:val="21"/>
           <w:bdr w:val="none" w:sz="0" w:space="0" w:color="auto" w:frame="1"/>
         </w:rPr>
-        <w:t xml:space="preserve">            divPerfil.innerHTML = </w:t>
+        <w:t xml:space="preserve">            </w:t>
+      </w:r>
+      <w:proofErr w:type="spellStart"/>
+      <w:r>
+        <w:rPr>
+          <w:rStyle w:val="CdigoHTML"/>
+          <w:rFonts w:eastAsiaTheme="majorEastAsia"/>
+          <w:color w:val="444746"/>
+          <w:sz w:val="21"/>
+          <w:szCs w:val="21"/>
+          <w:bdr w:val="none" w:sz="0" w:space="0" w:color="auto" w:frame="1"/>
+        </w:rPr>
+        <w:t>divPerfil.innerHTML</w:t>
+      </w:r>
+      <w:proofErr w:type="spellEnd"/>
+      <w:r>
+        <w:rPr>
+          <w:rStyle w:val="CdigoHTML"/>
+          <w:rFonts w:eastAsiaTheme="majorEastAsia"/>
+          <w:color w:val="444746"/>
+          <w:sz w:val="21"/>
+          <w:szCs w:val="21"/>
+          <w:bdr w:val="none" w:sz="0" w:space="0" w:color="auto" w:frame="1"/>
+        </w:rPr>
+        <w:t xml:space="preserve"> = </w:t>
       </w:r>
       <w:r>
         <w:rPr>
@@ -13271,7 +17207,55 @@
           <w:szCs w:val="21"/>
           <w:bdr w:val="none" w:sz="0" w:space="0" w:color="auto" w:frame="1"/>
         </w:rPr>
-        <w:t xml:space="preserve">                &lt;img src="</w:t>
+        <w:t xml:space="preserve">                &lt;</w:t>
+      </w:r>
+      <w:proofErr w:type="spellStart"/>
+      <w:r>
+        <w:rPr>
+          <w:rStyle w:val="hljs-string"/>
+          <w:rFonts w:eastAsiaTheme="majorEastAsia"/>
+          <w:color w:val="188038"/>
+          <w:sz w:val="21"/>
+          <w:szCs w:val="21"/>
+          <w:bdr w:val="none" w:sz="0" w:space="0" w:color="auto" w:frame="1"/>
+        </w:rPr>
+        <w:t>img</w:t>
+      </w:r>
+      <w:proofErr w:type="spellEnd"/>
+      <w:r>
+        <w:rPr>
+          <w:rStyle w:val="hljs-string"/>
+          <w:rFonts w:eastAsiaTheme="majorEastAsia"/>
+          <w:color w:val="188038"/>
+          <w:sz w:val="21"/>
+          <w:szCs w:val="21"/>
+          <w:bdr w:val="none" w:sz="0" w:space="0" w:color="auto" w:frame="1"/>
+        </w:rPr>
+        <w:t xml:space="preserve"> </w:t>
+      </w:r>
+      <w:proofErr w:type="spellStart"/>
+      <w:r>
+        <w:rPr>
+          <w:rStyle w:val="hljs-string"/>
+          <w:rFonts w:eastAsiaTheme="majorEastAsia"/>
+          <w:color w:val="188038"/>
+          <w:sz w:val="21"/>
+          <w:szCs w:val="21"/>
+          <w:bdr w:val="none" w:sz="0" w:space="0" w:color="auto" w:frame="1"/>
+        </w:rPr>
+        <w:t>src</w:t>
+      </w:r>
+      <w:proofErr w:type="spellEnd"/>
+      <w:r>
+        <w:rPr>
+          <w:rStyle w:val="hljs-string"/>
+          <w:rFonts w:eastAsiaTheme="majorEastAsia"/>
+          <w:color w:val="188038"/>
+          <w:sz w:val="21"/>
+          <w:szCs w:val="21"/>
+          <w:bdr w:val="none" w:sz="0" w:space="0" w:color="auto" w:frame="1"/>
+        </w:rPr>
+        <w:t>="</w:t>
       </w:r>
       <w:r>
         <w:rPr>
@@ -13281,43 +17265,9 @@
           <w:szCs w:val="21"/>
           <w:bdr w:val="none" w:sz="0" w:space="0" w:color="auto" w:frame="1"/>
         </w:rPr>
-        <w:t>${user.picture.large}</w:t>
-      </w:r>
-      <w:r>
-        <w:rPr>
-          <w:rStyle w:val="hljs-string"/>
-          <w:rFonts w:eastAsiaTheme="majorEastAsia"/>
-          <w:color w:val="188038"/>
-          <w:sz w:val="21"/>
-          <w:szCs w:val="21"/>
-          <w:bdr w:val="none" w:sz="0" w:space="0" w:color="auto" w:frame="1"/>
-        </w:rPr>
-        <w:t>"&gt;</w:t>
-      </w:r>
-    </w:p>
-    <w:p>
-      <w:pPr>
-        <w:pStyle w:val="Pr-formataoHTML"/>
-        <w:rPr>
-          <w:rStyle w:val="hljs-string"/>
-          <w:rFonts w:eastAsiaTheme="majorEastAsia"/>
-          <w:color w:val="188038"/>
-          <w:sz w:val="21"/>
-          <w:szCs w:val="21"/>
-          <w:bdr w:val="none" w:sz="0" w:space="0" w:color="auto" w:frame="1"/>
-        </w:rPr>
-      </w:pPr>
-      <w:r>
-        <w:rPr>
-          <w:rStyle w:val="hljs-string"/>
-          <w:rFonts w:eastAsiaTheme="majorEastAsia"/>
-          <w:color w:val="188038"/>
-          <w:sz w:val="21"/>
-          <w:szCs w:val="21"/>
-          <w:bdr w:val="none" w:sz="0" w:space="0" w:color="auto" w:frame="1"/>
-        </w:rPr>
-        <w:t xml:space="preserve">                &lt;h4&gt;</w:t>
-      </w:r>
+        <w:t>${</w:t>
+      </w:r>
+      <w:proofErr w:type="spellStart"/>
       <w:r>
         <w:rPr>
           <w:rStyle w:val="hljs-subst"/>
@@ -13326,19 +17276,9 @@
           <w:szCs w:val="21"/>
           <w:bdr w:val="none" w:sz="0" w:space="0" w:color="auto" w:frame="1"/>
         </w:rPr>
-        <w:t>${user.name.first}</w:t>
-      </w:r>
-      <w:r>
-        <w:rPr>
-          <w:rStyle w:val="hljs-string"/>
-          <w:rFonts w:eastAsiaTheme="majorEastAsia"/>
-          <w:color w:val="188038"/>
-          <w:sz w:val="21"/>
-          <w:szCs w:val="21"/>
-          <w:bdr w:val="none" w:sz="0" w:space="0" w:color="auto" w:frame="1"/>
-        </w:rPr>
-        <w:t xml:space="preserve"> </w:t>
-      </w:r>
+        <w:t>user.picture.large</w:t>
+      </w:r>
+      <w:proofErr w:type="spellEnd"/>
       <w:r>
         <w:rPr>
           <w:rStyle w:val="hljs-subst"/>
@@ -13347,7 +17287,7 @@
           <w:szCs w:val="21"/>
           <w:bdr w:val="none" w:sz="0" w:space="0" w:color="auto" w:frame="1"/>
         </w:rPr>
-        <w:t>${user.name.last}</w:t>
+        <w:t>}</w:t>
       </w:r>
       <w:r>
         <w:rPr>
@@ -13358,7 +17298,7 @@
           <w:szCs w:val="21"/>
           <w:bdr w:val="none" w:sz="0" w:space="0" w:color="auto" w:frame="1"/>
         </w:rPr>
-        <w:t>&lt;/h4&gt;</w:t>
+        <w:t>"&gt;</w:t>
       </w:r>
     </w:p>
     <w:p>
@@ -13382,7 +17322,7 @@
           <w:szCs w:val="21"/>
           <w:bdr w:val="none" w:sz="0" w:space="0" w:color="auto" w:frame="1"/>
         </w:rPr>
-        <w:t xml:space="preserve">                &lt;p&gt;</w:t>
+        <w:t xml:space="preserve">                &lt;h4&gt;</w:t>
       </w:r>
       <w:r>
         <w:rPr>
@@ -13392,168 +17332,9 @@
           <w:szCs w:val="21"/>
           <w:bdr w:val="none" w:sz="0" w:space="0" w:color="auto" w:frame="1"/>
         </w:rPr>
-        <w:t>${user.email}</w:t>
-      </w:r>
-      <w:r>
-        <w:rPr>
-          <w:rStyle w:val="hljs-string"/>
-          <w:rFonts w:eastAsiaTheme="majorEastAsia"/>
-          <w:color w:val="188038"/>
-          <w:sz w:val="21"/>
-          <w:szCs w:val="21"/>
-          <w:bdr w:val="none" w:sz="0" w:space="0" w:color="auto" w:frame="1"/>
-        </w:rPr>
-        <w:t>&lt;/p&gt;</w:t>
-      </w:r>
-    </w:p>
-    <w:p>
-      <w:pPr>
-        <w:pStyle w:val="Pr-formataoHTML"/>
-        <w:rPr>
-          <w:rStyle w:val="CdigoHTML"/>
-          <w:rFonts w:eastAsiaTheme="majorEastAsia"/>
-          <w:color w:val="444746"/>
-          <w:sz w:val="21"/>
-          <w:szCs w:val="21"/>
-          <w:bdr w:val="none" w:sz="0" w:space="0" w:color="auto" w:frame="1"/>
-        </w:rPr>
-      </w:pPr>
-      <w:r>
-        <w:rPr>
-          <w:rStyle w:val="hljs-string"/>
-          <w:rFonts w:eastAsiaTheme="majorEastAsia"/>
-          <w:color w:val="188038"/>
-          <w:sz w:val="21"/>
-          <w:szCs w:val="21"/>
-          <w:bdr w:val="none" w:sz="0" w:space="0" w:color="auto" w:frame="1"/>
-        </w:rPr>
-        <w:t xml:space="preserve">            `</w:t>
-      </w:r>
-      <w:r>
-        <w:rPr>
-          <w:rStyle w:val="CdigoHTML"/>
-          <w:rFonts w:eastAsiaTheme="majorEastAsia"/>
-          <w:color w:val="444746"/>
-          <w:sz w:val="21"/>
-          <w:szCs w:val="21"/>
-          <w:bdr w:val="none" w:sz="0" w:space="0" w:color="auto" w:frame="1"/>
-        </w:rPr>
-        <w:t>;</w:t>
-      </w:r>
-    </w:p>
-    <w:p>
-      <w:pPr>
-        <w:pStyle w:val="Pr-formataoHTML"/>
-        <w:rPr>
-          <w:rStyle w:val="CdigoHTML"/>
-          <w:rFonts w:eastAsiaTheme="majorEastAsia"/>
-          <w:color w:val="444746"/>
-          <w:sz w:val="21"/>
-          <w:szCs w:val="21"/>
-          <w:bdr w:val="none" w:sz="0" w:space="0" w:color="auto" w:frame="1"/>
-        </w:rPr>
-      </w:pPr>
-      <w:r>
-        <w:rPr>
-          <w:rStyle w:val="CdigoHTML"/>
-          <w:rFonts w:eastAsiaTheme="majorEastAsia"/>
-          <w:color w:val="444746"/>
-          <w:sz w:val="21"/>
-          <w:szCs w:val="21"/>
-          <w:bdr w:val="none" w:sz="0" w:space="0" w:color="auto" w:frame="1"/>
-        </w:rPr>
-        <w:t xml:space="preserve">        })</w:t>
-      </w:r>
-    </w:p>
-    <w:p>
-      <w:pPr>
-        <w:pStyle w:val="Pr-formataoHTML"/>
-        <w:rPr>
-          <w:rStyle w:val="CdigoHTML"/>
-          <w:rFonts w:eastAsiaTheme="majorEastAsia"/>
-          <w:color w:val="444746"/>
-          <w:sz w:val="21"/>
-          <w:szCs w:val="21"/>
-          <w:bdr w:val="none" w:sz="0" w:space="0" w:color="auto" w:frame="1"/>
-        </w:rPr>
-      </w:pPr>
-      <w:r>
-        <w:rPr>
-          <w:rStyle w:val="CdigoHTML"/>
-          <w:rFonts w:eastAsiaTheme="majorEastAsia"/>
-          <w:color w:val="444746"/>
-          <w:sz w:val="21"/>
-          <w:szCs w:val="21"/>
-          <w:bdr w:val="none" w:sz="0" w:space="0" w:color="auto" w:frame="1"/>
-        </w:rPr>
-        <w:t xml:space="preserve">        .catch(</w:t>
-      </w:r>
-      <w:r>
-        <w:rPr>
-          <w:rStyle w:val="hljs-params"/>
-          <w:color w:val="444746"/>
-          <w:sz w:val="21"/>
-          <w:szCs w:val="21"/>
-          <w:bdr w:val="none" w:sz="0" w:space="0" w:color="auto" w:frame="1"/>
-        </w:rPr>
-        <w:t>err</w:t>
-      </w:r>
-      <w:r>
-        <w:rPr>
-          <w:rStyle w:val="hljs-function"/>
-          <w:color w:val="444746"/>
-          <w:sz w:val="21"/>
-          <w:szCs w:val="21"/>
-          <w:bdr w:val="none" w:sz="0" w:space="0" w:color="auto" w:frame="1"/>
-        </w:rPr>
-        <w:t xml:space="preserve"> =&gt;</w:t>
-      </w:r>
-      <w:r>
-        <w:rPr>
-          <w:rStyle w:val="CdigoHTML"/>
-          <w:rFonts w:eastAsiaTheme="majorEastAsia"/>
-          <w:color w:val="444746"/>
-          <w:sz w:val="21"/>
-          <w:szCs w:val="21"/>
-          <w:bdr w:val="none" w:sz="0" w:space="0" w:color="auto" w:frame="1"/>
-        </w:rPr>
-        <w:t xml:space="preserve"> {</w:t>
-      </w:r>
-    </w:p>
-    <w:p>
-      <w:pPr>
-        <w:pStyle w:val="Pr-formataoHTML"/>
-        <w:rPr>
-          <w:rStyle w:val="CdigoHTML"/>
-          <w:rFonts w:eastAsiaTheme="majorEastAsia"/>
-          <w:color w:val="444746"/>
-          <w:sz w:val="21"/>
-          <w:szCs w:val="21"/>
-          <w:bdr w:val="none" w:sz="0" w:space="0" w:color="auto" w:frame="1"/>
-        </w:rPr>
-      </w:pPr>
-      <w:r>
-        <w:rPr>
-          <w:rStyle w:val="CdigoHTML"/>
-          <w:rFonts w:eastAsiaTheme="majorEastAsia"/>
-          <w:color w:val="444746"/>
-          <w:sz w:val="21"/>
-          <w:szCs w:val="21"/>
-          <w:bdr w:val="none" w:sz="0" w:space="0" w:color="auto" w:frame="1"/>
-        </w:rPr>
-        <w:t xml:space="preserve">            divPerfil.innerHTML = </w:t>
-      </w:r>
-      <w:r>
-        <w:rPr>
-          <w:rStyle w:val="hljs-string"/>
-          <w:rFonts w:eastAsiaTheme="majorEastAsia"/>
-          <w:color w:val="188038"/>
-          <w:sz w:val="21"/>
-          <w:szCs w:val="21"/>
-          <w:bdr w:val="none" w:sz="0" w:space="0" w:color="auto" w:frame="1"/>
-        </w:rPr>
-        <w:t>`&lt;p style="color:red"&gt;</w:t>
-      </w:r>
+        <w:t>${</w:t>
+      </w:r>
+      <w:proofErr w:type="spellStart"/>
       <w:r>
         <w:rPr>
           <w:rStyle w:val="hljs-subst"/>
@@ -13562,7 +17343,18 @@
           <w:szCs w:val="21"/>
           <w:bdr w:val="none" w:sz="0" w:space="0" w:color="auto" w:frame="1"/>
         </w:rPr>
-        <w:t>${err.message}</w:t>
+        <w:t>user.name.first</w:t>
+      </w:r>
+      <w:proofErr w:type="spellEnd"/>
+      <w:r>
+        <w:rPr>
+          <w:rStyle w:val="hljs-subst"/>
+          <w:color w:val="1F1F1F"/>
+          <w:sz w:val="21"/>
+          <w:szCs w:val="21"/>
+          <w:bdr w:val="none" w:sz="0" w:space="0" w:color="auto" w:frame="1"/>
+        </w:rPr>
+        <w:t>}</w:t>
       </w:r>
       <w:r>
         <w:rPr>
@@ -13573,6 +17365,382 @@
           <w:szCs w:val="21"/>
           <w:bdr w:val="none" w:sz="0" w:space="0" w:color="auto" w:frame="1"/>
         </w:rPr>
+        <w:t xml:space="preserve"> </w:t>
+      </w:r>
+      <w:r>
+        <w:rPr>
+          <w:rStyle w:val="hljs-subst"/>
+          <w:color w:val="1F1F1F"/>
+          <w:sz w:val="21"/>
+          <w:szCs w:val="21"/>
+          <w:bdr w:val="none" w:sz="0" w:space="0" w:color="auto" w:frame="1"/>
+        </w:rPr>
+        <w:t>${</w:t>
+      </w:r>
+      <w:proofErr w:type="spellStart"/>
+      <w:r>
+        <w:rPr>
+          <w:rStyle w:val="hljs-subst"/>
+          <w:color w:val="1F1F1F"/>
+          <w:sz w:val="21"/>
+          <w:szCs w:val="21"/>
+          <w:bdr w:val="none" w:sz="0" w:space="0" w:color="auto" w:frame="1"/>
+        </w:rPr>
+        <w:t>user.name.last</w:t>
+      </w:r>
+      <w:proofErr w:type="spellEnd"/>
+      <w:r>
+        <w:rPr>
+          <w:rStyle w:val="hljs-subst"/>
+          <w:color w:val="1F1F1F"/>
+          <w:sz w:val="21"/>
+          <w:szCs w:val="21"/>
+          <w:bdr w:val="none" w:sz="0" w:space="0" w:color="auto" w:frame="1"/>
+        </w:rPr>
+        <w:t>}</w:t>
+      </w:r>
+      <w:r>
+        <w:rPr>
+          <w:rStyle w:val="hljs-string"/>
+          <w:rFonts w:eastAsiaTheme="majorEastAsia"/>
+          <w:color w:val="188038"/>
+          <w:sz w:val="21"/>
+          <w:szCs w:val="21"/>
+          <w:bdr w:val="none" w:sz="0" w:space="0" w:color="auto" w:frame="1"/>
+        </w:rPr>
+        <w:t>&lt;/h4&gt;</w:t>
+      </w:r>
+    </w:p>
+    <w:p>
+      <w:pPr>
+        <w:pStyle w:val="Pr-formataoHTML"/>
+        <w:rPr>
+          <w:rStyle w:val="hljs-string"/>
+          <w:rFonts w:eastAsiaTheme="majorEastAsia"/>
+          <w:color w:val="188038"/>
+          <w:sz w:val="21"/>
+          <w:szCs w:val="21"/>
+          <w:bdr w:val="none" w:sz="0" w:space="0" w:color="auto" w:frame="1"/>
+        </w:rPr>
+      </w:pPr>
+      <w:r>
+        <w:rPr>
+          <w:rStyle w:val="hljs-string"/>
+          <w:rFonts w:eastAsiaTheme="majorEastAsia"/>
+          <w:color w:val="188038"/>
+          <w:sz w:val="21"/>
+          <w:szCs w:val="21"/>
+          <w:bdr w:val="none" w:sz="0" w:space="0" w:color="auto" w:frame="1"/>
+        </w:rPr>
+        <w:t xml:space="preserve">                &lt;p&gt;</w:t>
+      </w:r>
+      <w:r>
+        <w:rPr>
+          <w:rStyle w:val="hljs-subst"/>
+          <w:color w:val="1F1F1F"/>
+          <w:sz w:val="21"/>
+          <w:szCs w:val="21"/>
+          <w:bdr w:val="none" w:sz="0" w:space="0" w:color="auto" w:frame="1"/>
+        </w:rPr>
+        <w:t>${</w:t>
+      </w:r>
+      <w:proofErr w:type="spellStart"/>
+      <w:r>
+        <w:rPr>
+          <w:rStyle w:val="hljs-subst"/>
+          <w:color w:val="1F1F1F"/>
+          <w:sz w:val="21"/>
+          <w:szCs w:val="21"/>
+          <w:bdr w:val="none" w:sz="0" w:space="0" w:color="auto" w:frame="1"/>
+        </w:rPr>
+        <w:t>user.email</w:t>
+      </w:r>
+      <w:proofErr w:type="spellEnd"/>
+      <w:r>
+        <w:rPr>
+          <w:rStyle w:val="hljs-subst"/>
+          <w:color w:val="1F1F1F"/>
+          <w:sz w:val="21"/>
+          <w:szCs w:val="21"/>
+          <w:bdr w:val="none" w:sz="0" w:space="0" w:color="auto" w:frame="1"/>
+        </w:rPr>
+        <w:t>}</w:t>
+      </w:r>
+      <w:r>
+        <w:rPr>
+          <w:rStyle w:val="hljs-string"/>
+          <w:rFonts w:eastAsiaTheme="majorEastAsia"/>
+          <w:color w:val="188038"/>
+          <w:sz w:val="21"/>
+          <w:szCs w:val="21"/>
+          <w:bdr w:val="none" w:sz="0" w:space="0" w:color="auto" w:frame="1"/>
+        </w:rPr>
+        <w:t>&lt;/p&gt;</w:t>
+      </w:r>
+    </w:p>
+    <w:p>
+      <w:pPr>
+        <w:pStyle w:val="Pr-formataoHTML"/>
+        <w:rPr>
+          <w:rStyle w:val="CdigoHTML"/>
+          <w:rFonts w:eastAsiaTheme="majorEastAsia"/>
+          <w:color w:val="444746"/>
+          <w:sz w:val="21"/>
+          <w:szCs w:val="21"/>
+          <w:bdr w:val="none" w:sz="0" w:space="0" w:color="auto" w:frame="1"/>
+        </w:rPr>
+      </w:pPr>
+      <w:r>
+        <w:rPr>
+          <w:rStyle w:val="hljs-string"/>
+          <w:rFonts w:eastAsiaTheme="majorEastAsia"/>
+          <w:color w:val="188038"/>
+          <w:sz w:val="21"/>
+          <w:szCs w:val="21"/>
+          <w:bdr w:val="none" w:sz="0" w:space="0" w:color="auto" w:frame="1"/>
+        </w:rPr>
+        <w:t xml:space="preserve">            `</w:t>
+      </w:r>
+      <w:r>
+        <w:rPr>
+          <w:rStyle w:val="CdigoHTML"/>
+          <w:rFonts w:eastAsiaTheme="majorEastAsia"/>
+          <w:color w:val="444746"/>
+          <w:sz w:val="21"/>
+          <w:szCs w:val="21"/>
+          <w:bdr w:val="none" w:sz="0" w:space="0" w:color="auto" w:frame="1"/>
+        </w:rPr>
+        <w:t>;</w:t>
+      </w:r>
+    </w:p>
+    <w:p>
+      <w:pPr>
+        <w:pStyle w:val="Pr-formataoHTML"/>
+        <w:rPr>
+          <w:rStyle w:val="CdigoHTML"/>
+          <w:rFonts w:eastAsiaTheme="majorEastAsia"/>
+          <w:color w:val="444746"/>
+          <w:sz w:val="21"/>
+          <w:szCs w:val="21"/>
+          <w:bdr w:val="none" w:sz="0" w:space="0" w:color="auto" w:frame="1"/>
+        </w:rPr>
+      </w:pPr>
+      <w:r>
+        <w:rPr>
+          <w:rStyle w:val="CdigoHTML"/>
+          <w:rFonts w:eastAsiaTheme="majorEastAsia"/>
+          <w:color w:val="444746"/>
+          <w:sz w:val="21"/>
+          <w:szCs w:val="21"/>
+          <w:bdr w:val="none" w:sz="0" w:space="0" w:color="auto" w:frame="1"/>
+        </w:rPr>
+        <w:t xml:space="preserve">        })</w:t>
+      </w:r>
+    </w:p>
+    <w:p>
+      <w:pPr>
+        <w:pStyle w:val="Pr-formataoHTML"/>
+        <w:rPr>
+          <w:rStyle w:val="CdigoHTML"/>
+          <w:rFonts w:eastAsiaTheme="majorEastAsia"/>
+          <w:color w:val="444746"/>
+          <w:sz w:val="21"/>
+          <w:szCs w:val="21"/>
+          <w:bdr w:val="none" w:sz="0" w:space="0" w:color="auto" w:frame="1"/>
+        </w:rPr>
+      </w:pPr>
+      <w:r>
+        <w:rPr>
+          <w:rStyle w:val="CdigoHTML"/>
+          <w:rFonts w:eastAsiaTheme="majorEastAsia"/>
+          <w:color w:val="444746"/>
+          <w:sz w:val="21"/>
+          <w:szCs w:val="21"/>
+          <w:bdr w:val="none" w:sz="0" w:space="0" w:color="auto" w:frame="1"/>
+        </w:rPr>
+        <w:t xml:space="preserve">        .catch(</w:t>
+      </w:r>
+      <w:proofErr w:type="spellStart"/>
+      <w:r>
+        <w:rPr>
+          <w:rStyle w:val="hljs-params"/>
+          <w:color w:val="444746"/>
+          <w:sz w:val="21"/>
+          <w:szCs w:val="21"/>
+          <w:bdr w:val="none" w:sz="0" w:space="0" w:color="auto" w:frame="1"/>
+        </w:rPr>
+        <w:t>err</w:t>
+      </w:r>
+      <w:proofErr w:type="spellEnd"/>
+      <w:r>
+        <w:rPr>
+          <w:rStyle w:val="hljs-function"/>
+          <w:color w:val="444746"/>
+          <w:sz w:val="21"/>
+          <w:szCs w:val="21"/>
+          <w:bdr w:val="none" w:sz="0" w:space="0" w:color="auto" w:frame="1"/>
+        </w:rPr>
+        <w:t xml:space="preserve"> =&gt;</w:t>
+      </w:r>
+      <w:r>
+        <w:rPr>
+          <w:rStyle w:val="CdigoHTML"/>
+          <w:rFonts w:eastAsiaTheme="majorEastAsia"/>
+          <w:color w:val="444746"/>
+          <w:sz w:val="21"/>
+          <w:szCs w:val="21"/>
+          <w:bdr w:val="none" w:sz="0" w:space="0" w:color="auto" w:frame="1"/>
+        </w:rPr>
+        <w:t xml:space="preserve"> {</w:t>
+      </w:r>
+    </w:p>
+    <w:p>
+      <w:pPr>
+        <w:pStyle w:val="Pr-formataoHTML"/>
+        <w:rPr>
+          <w:rStyle w:val="CdigoHTML"/>
+          <w:rFonts w:eastAsiaTheme="majorEastAsia"/>
+          <w:color w:val="444746"/>
+          <w:sz w:val="21"/>
+          <w:szCs w:val="21"/>
+          <w:bdr w:val="none" w:sz="0" w:space="0" w:color="auto" w:frame="1"/>
+        </w:rPr>
+      </w:pPr>
+      <w:r>
+        <w:rPr>
+          <w:rStyle w:val="CdigoHTML"/>
+          <w:rFonts w:eastAsiaTheme="majorEastAsia"/>
+          <w:color w:val="444746"/>
+          <w:sz w:val="21"/>
+          <w:szCs w:val="21"/>
+          <w:bdr w:val="none" w:sz="0" w:space="0" w:color="auto" w:frame="1"/>
+        </w:rPr>
+        <w:t xml:space="preserve">            </w:t>
+      </w:r>
+      <w:proofErr w:type="spellStart"/>
+      <w:r>
+        <w:rPr>
+          <w:rStyle w:val="CdigoHTML"/>
+          <w:rFonts w:eastAsiaTheme="majorEastAsia"/>
+          <w:color w:val="444746"/>
+          <w:sz w:val="21"/>
+          <w:szCs w:val="21"/>
+          <w:bdr w:val="none" w:sz="0" w:space="0" w:color="auto" w:frame="1"/>
+        </w:rPr>
+        <w:t>divPerfil.innerHTML</w:t>
+      </w:r>
+      <w:proofErr w:type="spellEnd"/>
+      <w:r>
+        <w:rPr>
+          <w:rStyle w:val="CdigoHTML"/>
+          <w:rFonts w:eastAsiaTheme="majorEastAsia"/>
+          <w:color w:val="444746"/>
+          <w:sz w:val="21"/>
+          <w:szCs w:val="21"/>
+          <w:bdr w:val="none" w:sz="0" w:space="0" w:color="auto" w:frame="1"/>
+        </w:rPr>
+        <w:t xml:space="preserve"> = </w:t>
+      </w:r>
+      <w:r>
+        <w:rPr>
+          <w:rStyle w:val="hljs-string"/>
+          <w:rFonts w:eastAsiaTheme="majorEastAsia"/>
+          <w:color w:val="188038"/>
+          <w:sz w:val="21"/>
+          <w:szCs w:val="21"/>
+          <w:bdr w:val="none" w:sz="0" w:space="0" w:color="auto" w:frame="1"/>
+        </w:rPr>
+        <w:t xml:space="preserve">`&lt;p </w:t>
+      </w:r>
+      <w:proofErr w:type="spellStart"/>
+      <w:r>
+        <w:rPr>
+          <w:rStyle w:val="hljs-string"/>
+          <w:rFonts w:eastAsiaTheme="majorEastAsia"/>
+          <w:color w:val="188038"/>
+          <w:sz w:val="21"/>
+          <w:szCs w:val="21"/>
+          <w:bdr w:val="none" w:sz="0" w:space="0" w:color="auto" w:frame="1"/>
+        </w:rPr>
+        <w:t>style</w:t>
+      </w:r>
+      <w:proofErr w:type="spellEnd"/>
+      <w:r>
+        <w:rPr>
+          <w:rStyle w:val="hljs-string"/>
+          <w:rFonts w:eastAsiaTheme="majorEastAsia"/>
+          <w:color w:val="188038"/>
+          <w:sz w:val="21"/>
+          <w:szCs w:val="21"/>
+          <w:bdr w:val="none" w:sz="0" w:space="0" w:color="auto" w:frame="1"/>
+        </w:rPr>
+        <w:t>="</w:t>
+      </w:r>
+      <w:proofErr w:type="spellStart"/>
+      <w:r>
+        <w:rPr>
+          <w:rStyle w:val="hljs-string"/>
+          <w:rFonts w:eastAsiaTheme="majorEastAsia"/>
+          <w:color w:val="188038"/>
+          <w:sz w:val="21"/>
+          <w:szCs w:val="21"/>
+          <w:bdr w:val="none" w:sz="0" w:space="0" w:color="auto" w:frame="1"/>
+        </w:rPr>
+        <w:t>color:red</w:t>
+      </w:r>
+      <w:proofErr w:type="spellEnd"/>
+      <w:r>
+        <w:rPr>
+          <w:rStyle w:val="hljs-string"/>
+          <w:rFonts w:eastAsiaTheme="majorEastAsia"/>
+          <w:color w:val="188038"/>
+          <w:sz w:val="21"/>
+          <w:szCs w:val="21"/>
+          <w:bdr w:val="none" w:sz="0" w:space="0" w:color="auto" w:frame="1"/>
+        </w:rPr>
+        <w:t>"&gt;</w:t>
+      </w:r>
+      <w:r>
+        <w:rPr>
+          <w:rStyle w:val="hljs-subst"/>
+          <w:color w:val="1F1F1F"/>
+          <w:sz w:val="21"/>
+          <w:szCs w:val="21"/>
+          <w:bdr w:val="none" w:sz="0" w:space="0" w:color="auto" w:frame="1"/>
+        </w:rPr>
+        <w:t>${</w:t>
+      </w:r>
+      <w:proofErr w:type="spellStart"/>
+      <w:r>
+        <w:rPr>
+          <w:rStyle w:val="hljs-subst"/>
+          <w:color w:val="1F1F1F"/>
+          <w:sz w:val="21"/>
+          <w:szCs w:val="21"/>
+          <w:bdr w:val="none" w:sz="0" w:space="0" w:color="auto" w:frame="1"/>
+        </w:rPr>
+        <w:t>err.message</w:t>
+      </w:r>
+      <w:proofErr w:type="spellEnd"/>
+      <w:r>
+        <w:rPr>
+          <w:rStyle w:val="hljs-subst"/>
+          <w:color w:val="1F1F1F"/>
+          <w:sz w:val="21"/>
+          <w:szCs w:val="21"/>
+          <w:bdr w:val="none" w:sz="0" w:space="0" w:color="auto" w:frame="1"/>
+        </w:rPr>
+        <w:t>}</w:t>
+      </w:r>
+      <w:r>
+        <w:rPr>
+          <w:rStyle w:val="hljs-string"/>
+          <w:rFonts w:eastAsiaTheme="majorEastAsia"/>
+          <w:color w:val="188038"/>
+          <w:sz w:val="21"/>
+          <w:szCs w:val="21"/>
+          <w:bdr w:val="none" w:sz="0" w:space="0" w:color="auto" w:frame="1"/>
+        </w:rPr>
         <w:t>&lt;/p&gt;`</w:t>
       </w:r>
       <w:r>
@@ -13632,7 +17800,31 @@
           <w:szCs w:val="21"/>
           <w:bdr w:val="none" w:sz="0" w:space="0" w:color="auto" w:frame="1"/>
         </w:rPr>
-        <w:t xml:space="preserve">        .finally(</w:t>
+        <w:t xml:space="preserve">        .</w:t>
+      </w:r>
+      <w:proofErr w:type="spellStart"/>
+      <w:r>
+        <w:rPr>
+          <w:rStyle w:val="CdigoHTML"/>
+          <w:rFonts w:eastAsiaTheme="majorEastAsia"/>
+          <w:color w:val="444746"/>
+          <w:sz w:val="21"/>
+          <w:szCs w:val="21"/>
+          <w:bdr w:val="none" w:sz="0" w:space="0" w:color="auto" w:frame="1"/>
+        </w:rPr>
+        <w:t>finally</w:t>
+      </w:r>
+      <w:proofErr w:type="spellEnd"/>
+      <w:r>
+        <w:rPr>
+          <w:rStyle w:val="CdigoHTML"/>
+          <w:rFonts w:eastAsiaTheme="majorEastAsia"/>
+          <w:color w:val="444746"/>
+          <w:sz w:val="21"/>
+          <w:szCs w:val="21"/>
+          <w:bdr w:val="none" w:sz="0" w:space="0" w:color="auto" w:frame="1"/>
+        </w:rPr>
+        <w:t>(</w:t>
       </w:r>
       <w:r>
         <w:rPr>
@@ -13687,7 +17879,29 @@
           <w:szCs w:val="21"/>
           <w:bdr w:val="none" w:sz="0" w:space="0" w:color="auto" w:frame="1"/>
         </w:rPr>
-        <w:t>// 3. Esconder loader independente de sucesso ou erro</w:t>
+        <w:t xml:space="preserve">// 3. Esconder </w:t>
+      </w:r>
+      <w:proofErr w:type="spellStart"/>
+      <w:r>
+        <w:rPr>
+          <w:rStyle w:val="hljs-comment"/>
+          <w:color w:val="5F6368"/>
+          <w:sz w:val="21"/>
+          <w:szCs w:val="21"/>
+          <w:bdr w:val="none" w:sz="0" w:space="0" w:color="auto" w:frame="1"/>
+        </w:rPr>
+        <w:t>loader</w:t>
+      </w:r>
+      <w:proofErr w:type="spellEnd"/>
+      <w:r>
+        <w:rPr>
+          <w:rStyle w:val="hljs-comment"/>
+          <w:color w:val="5F6368"/>
+          <w:sz w:val="21"/>
+          <w:szCs w:val="21"/>
+          <w:bdr w:val="none" w:sz="0" w:space="0" w:color="auto" w:frame="1"/>
+        </w:rPr>
+        <w:t xml:space="preserve"> independente de sucesso ou erro</w:t>
       </w:r>
     </w:p>
     <w:p>
@@ -13711,7 +17925,31 @@
           <w:szCs w:val="21"/>
           <w:bdr w:val="none" w:sz="0" w:space="0" w:color="auto" w:frame="1"/>
         </w:rPr>
-        <w:t xml:space="preserve">            loader.classList.add(</w:t>
+        <w:t xml:space="preserve">            </w:t>
+      </w:r>
+      <w:proofErr w:type="spellStart"/>
+      <w:r>
+        <w:rPr>
+          <w:rStyle w:val="CdigoHTML"/>
+          <w:rFonts w:eastAsiaTheme="majorEastAsia"/>
+          <w:color w:val="444746"/>
+          <w:sz w:val="21"/>
+          <w:szCs w:val="21"/>
+          <w:bdr w:val="none" w:sz="0" w:space="0" w:color="auto" w:frame="1"/>
+        </w:rPr>
+        <w:t>loader.classList.add</w:t>
+      </w:r>
+      <w:proofErr w:type="spellEnd"/>
+      <w:r>
+        <w:rPr>
+          <w:rStyle w:val="CdigoHTML"/>
+          <w:rFonts w:eastAsiaTheme="majorEastAsia"/>
+          <w:color w:val="444746"/>
+          <w:sz w:val="21"/>
+          <w:szCs w:val="21"/>
+          <w:bdr w:val="none" w:sz="0" w:space="0" w:color="auto" w:frame="1"/>
+        </w:rPr>
+        <w:t>(</w:t>
       </w:r>
       <w:r>
         <w:rPr>
@@ -13722,7 +17960,31 @@
           <w:szCs w:val="21"/>
           <w:bdr w:val="none" w:sz="0" w:space="0" w:color="auto" w:frame="1"/>
         </w:rPr>
-        <w:t>"hidden"</w:t>
+        <w:t>"</w:t>
+      </w:r>
+      <w:proofErr w:type="spellStart"/>
+      <w:r>
+        <w:rPr>
+          <w:rStyle w:val="hljs-string"/>
+          <w:rFonts w:eastAsiaTheme="majorEastAsia"/>
+          <w:color w:val="188038"/>
+          <w:sz w:val="21"/>
+          <w:szCs w:val="21"/>
+          <w:bdr w:val="none" w:sz="0" w:space="0" w:color="auto" w:frame="1"/>
+        </w:rPr>
+        <w:t>hidden</w:t>
+      </w:r>
+      <w:proofErr w:type="spellEnd"/>
+      <w:r>
+        <w:rPr>
+          <w:rStyle w:val="hljs-string"/>
+          <w:rFonts w:eastAsiaTheme="majorEastAsia"/>
+          <w:color w:val="188038"/>
+          <w:sz w:val="21"/>
+          <w:szCs w:val="21"/>
+          <w:bdr w:val="none" w:sz="0" w:space="0" w:color="auto" w:frame="1"/>
+        </w:rPr>
+        <w:t>"</w:t>
       </w:r>
       <w:r>
         <w:rPr>
@@ -13816,6 +18078,7 @@
         </w:rPr>
         <w:t xml:space="preserve">O bloco </w:t>
       </w:r>
+      <w:proofErr w:type="spellStart"/>
       <w:r>
         <w:rPr>
           <w:rStyle w:val="CdigoHTML"/>
@@ -13825,12 +18088,14 @@
         </w:rPr>
         <w:t>finally</w:t>
       </w:r>
+      <w:proofErr w:type="spellEnd"/>
       <w:r>
         <w:rPr>
           <w:color w:val="1F1F1F"/>
         </w:rPr>
         <w:t xml:space="preserve"> é executado sempre, sendo o local perfeito para desligar animações de carregamento. Além disso, verificamos </w:t>
       </w:r>
+      <w:proofErr w:type="spellStart"/>
       <w:r>
         <w:rPr>
           <w:rStyle w:val="CdigoHTML"/>
@@ -13840,12 +18105,14 @@
         </w:rPr>
         <w:t>res.ok</w:t>
       </w:r>
+      <w:proofErr w:type="spellEnd"/>
       <w:r>
         <w:rPr>
           <w:color w:val="1F1F1F"/>
         </w:rPr>
         <w:t xml:space="preserve"> para capturar erros de servidor que o </w:t>
       </w:r>
+      <w:proofErr w:type="spellStart"/>
       <w:r>
         <w:rPr>
           <w:rStyle w:val="CdigoHTML"/>
@@ -13855,6 +18122,7 @@
         </w:rPr>
         <w:t>fetch</w:t>
       </w:r>
+      <w:proofErr w:type="spellEnd"/>
       <w:r>
         <w:rPr>
           <w:color w:val="1F1F1F"/>

--- a/aula49/Guia Prático-49.docx
+++ b/aula49/Guia Prático-49.docx
@@ -3755,7 +3755,7 @@
           <w:szCs w:val="22"/>
           <w:bdr w:val="none" w:sz="0" w:space="0" w:color="auto" w:frame="1"/>
         </w:rPr>
-        <w:t>${cep}</w:t>
+        <w:t>+cep+</w:t>
       </w:r>
       <w:r>
         <w:rPr>
@@ -5251,7 +5251,7 @@
           <w:szCs w:val="21"/>
           <w:shd w:val="clear" w:color="auto" w:fill="FFFFFF"/>
         </w:rPr>
-        <w:t>64042-027</w:t>
+        <w:t>64042027</w:t>
       </w:r>
       <w:r>
         <w:rPr>
@@ -6720,9 +6720,8 @@
           <w:szCs w:val="22"/>
           <w:bdr w:val="none" w:sz="0" w:space="0" w:color="auto" w:frame="1"/>
         </w:rPr>
-        <w:t>${</w:t>
-      </w:r>
-      <w:proofErr w:type="spellStart"/>
+        <w:t>+</w:t>
+      </w:r>
       <w:r>
         <w:rPr>
           <w:rStyle w:val="hljs-subst"/>
@@ -6732,9 +6731,8 @@
           <w:szCs w:val="22"/>
           <w:bdr w:val="none" w:sz="0" w:space="0" w:color="auto" w:frame="1"/>
         </w:rPr>
-        <w:t>cepInformado</w:t>
-      </w:r>
-      <w:proofErr w:type="spellEnd"/>
+        <w:t>cep</w:t>
+      </w:r>
       <w:r>
         <w:rPr>
           <w:rStyle w:val="hljs-subst"/>
@@ -6744,7 +6742,7 @@
           <w:szCs w:val="22"/>
           <w:bdr w:val="none" w:sz="0" w:space="0" w:color="auto" w:frame="1"/>
         </w:rPr>
-        <w:t>}</w:t>
+        <w:t>+</w:t>
       </w:r>
       <w:r>
         <w:rPr>
@@ -13310,9 +13308,8 @@
       <w:pPr>
         <w:pStyle w:val="Pr-formataoHTML"/>
         <w:rPr>
-          <w:rStyle w:val="CdigoHTML"/>
-          <w:rFonts w:eastAsiaTheme="majorEastAsia"/>
-          <w:color w:val="444746"/>
+          <w:rStyle w:val="hljs-meta"/>
+          <w:color w:val="1967D2"/>
           <w:sz w:val="21"/>
           <w:szCs w:val="21"/>
           <w:bdr w:val="none" w:sz="0" w:space="0" w:color="auto" w:frame="1"/>
@@ -13350,6 +13347,18 @@
         </w:rPr>
         <w:t>&gt;</w:t>
       </w:r>
+    </w:p>
+    <w:p>
+      <w:pPr>
+        <w:pStyle w:val="Pr-formataoHTML"/>
+        <w:rPr>
+          <w:rStyle w:val="hljs-tag"/>
+          <w:color w:val="444746"/>
+          <w:sz w:val="21"/>
+          <w:szCs w:val="21"/>
+          <w:bdr w:val="none" w:sz="0" w:space="0" w:color="auto" w:frame="1"/>
+        </w:rPr>
+      </w:pPr>
       <w:r>
         <w:rPr>
           <w:rStyle w:val="hljs-tag"/>
@@ -13445,7 +13454,30 @@
           <w:szCs w:val="21"/>
           <w:bdr w:val="none" w:sz="0" w:space="0" w:color="auto" w:frame="1"/>
         </w:rPr>
-        <w:t>&gt;&lt;</w:t>
+        <w:t>&gt;</w:t>
+      </w:r>
+    </w:p>
+    <w:p>
+      <w:pPr>
+        <w:pStyle w:val="Pr-formataoHTML"/>
+        <w:rPr>
+          <w:rStyle w:val="CdigoHTML"/>
+          <w:rFonts w:eastAsiaTheme="majorEastAsia"/>
+          <w:color w:val="444746"/>
+          <w:sz w:val="21"/>
+          <w:szCs w:val="21"/>
+          <w:bdr w:val="none" w:sz="0" w:space="0" w:color="auto" w:frame="1"/>
+        </w:rPr>
+      </w:pPr>
+      <w:r>
+        <w:rPr>
+          <w:rStyle w:val="hljs-tag"/>
+          <w:color w:val="444746"/>
+          <w:sz w:val="21"/>
+          <w:szCs w:val="21"/>
+          <w:bdr w:val="none" w:sz="0" w:space="0" w:color="auto" w:frame="1"/>
+        </w:rPr>
+        <w:t>&lt;</w:t>
       </w:r>
       <w:proofErr w:type="spellStart"/>
       <w:r>
@@ -13670,8 +13702,7 @@
       <w:pPr>
         <w:pStyle w:val="Pr-formataoHTML"/>
         <w:rPr>
-          <w:rStyle w:val="CdigoHTML"/>
-          <w:rFonts w:eastAsiaTheme="majorEastAsia"/>
+          <w:rStyle w:val="hljs-tag"/>
           <w:color w:val="444746"/>
           <w:sz w:val="21"/>
           <w:szCs w:val="21"/>
@@ -13827,7 +13858,29 @@
           <w:szCs w:val="21"/>
           <w:bdr w:val="none" w:sz="0" w:space="0" w:color="auto" w:frame="1"/>
         </w:rPr>
-        <w:t>&gt;&lt;/</w:t>
+        <w:t>&gt;</w:t>
+      </w:r>
+    </w:p>
+    <w:p>
+      <w:pPr>
+        <w:pStyle w:val="Pr-formataoHTML"/>
+        <w:rPr>
+          <w:rStyle w:val="hljs-tag"/>
+          <w:color w:val="444746"/>
+          <w:sz w:val="21"/>
+          <w:szCs w:val="21"/>
+          <w:bdr w:val="none" w:sz="0" w:space="0" w:color="auto" w:frame="1"/>
+        </w:rPr>
+      </w:pPr>
+      <w:r>
+        <w:rPr>
+          <w:rStyle w:val="hljs-tag"/>
+          <w:color w:val="444746"/>
+          <w:sz w:val="21"/>
+          <w:szCs w:val="21"/>
+          <w:bdr w:val="none" w:sz="0" w:space="0" w:color="auto" w:frame="1"/>
+        </w:rPr>
+        <w:t>&lt;/</w:t>
       </w:r>
       <w:proofErr w:type="spellStart"/>
       <w:r>
@@ -13849,7 +13902,30 @@
           <w:szCs w:val="21"/>
           <w:bdr w:val="none" w:sz="0" w:space="0" w:color="auto" w:frame="1"/>
         </w:rPr>
-        <w:t>&gt;&lt;</w:t>
+        <w:t>&gt;</w:t>
+      </w:r>
+    </w:p>
+    <w:p>
+      <w:pPr>
+        <w:pStyle w:val="Pr-formataoHTML"/>
+        <w:rPr>
+          <w:rStyle w:val="CdigoHTML"/>
+          <w:rFonts w:eastAsiaTheme="majorEastAsia"/>
+          <w:color w:val="444746"/>
+          <w:sz w:val="21"/>
+          <w:szCs w:val="21"/>
+          <w:bdr w:val="none" w:sz="0" w:space="0" w:color="auto" w:frame="1"/>
+        </w:rPr>
+      </w:pPr>
+      <w:r>
+        <w:rPr>
+          <w:rStyle w:val="hljs-tag"/>
+          <w:color w:val="444746"/>
+          <w:sz w:val="21"/>
+          <w:szCs w:val="21"/>
+          <w:bdr w:val="none" w:sz="0" w:space="0" w:color="auto" w:frame="1"/>
+        </w:rPr>
+        <w:t>&lt;</w:t>
       </w:r>
       <w:r>
         <w:rPr>
@@ -14640,8 +14716,7 @@
       <w:pPr>
         <w:pStyle w:val="Pr-formataoHTML"/>
         <w:rPr>
-          <w:rStyle w:val="CdigoHTML"/>
-          <w:rFonts w:eastAsiaTheme="majorEastAsia"/>
+          <w:rStyle w:val="hljs-tag"/>
           <w:color w:val="444746"/>
           <w:sz w:val="21"/>
           <w:szCs w:val="21"/>
@@ -14750,7 +14825,29 @@
           <w:szCs w:val="21"/>
           <w:bdr w:val="none" w:sz="0" w:space="0" w:color="auto" w:frame="1"/>
         </w:rPr>
-        <w:t>&gt;&lt;/</w:t>
+        <w:t>&gt;</w:t>
+      </w:r>
+    </w:p>
+    <w:p>
+      <w:pPr>
+        <w:pStyle w:val="Pr-formataoHTML"/>
+        <w:rPr>
+          <w:rStyle w:val="hljs-tag"/>
+          <w:color w:val="444746"/>
+          <w:sz w:val="21"/>
+          <w:szCs w:val="21"/>
+          <w:bdr w:val="none" w:sz="0" w:space="0" w:color="auto" w:frame="1"/>
+        </w:rPr>
+      </w:pPr>
+      <w:r>
+        <w:rPr>
+          <w:rStyle w:val="hljs-tag"/>
+          <w:color w:val="444746"/>
+          <w:sz w:val="21"/>
+          <w:szCs w:val="21"/>
+          <w:bdr w:val="none" w:sz="0" w:space="0" w:color="auto" w:frame="1"/>
+        </w:rPr>
+        <w:t>&lt;/</w:t>
       </w:r>
       <w:r>
         <w:rPr>
@@ -14770,7 +14867,30 @@
           <w:szCs w:val="21"/>
           <w:bdr w:val="none" w:sz="0" w:space="0" w:color="auto" w:frame="1"/>
         </w:rPr>
-        <w:t>&gt;&lt;/</w:t>
+        <w:t>&gt;</w:t>
+      </w:r>
+    </w:p>
+    <w:p>
+      <w:pPr>
+        <w:pStyle w:val="Pr-formataoHTML"/>
+        <w:rPr>
+          <w:rStyle w:val="CdigoHTML"/>
+          <w:rFonts w:eastAsiaTheme="majorEastAsia"/>
+          <w:color w:val="444746"/>
+          <w:sz w:val="21"/>
+          <w:szCs w:val="21"/>
+          <w:bdr w:val="none" w:sz="0" w:space="0" w:color="auto" w:frame="1"/>
+        </w:rPr>
+      </w:pPr>
+      <w:r>
+        <w:rPr>
+          <w:rStyle w:val="hljs-tag"/>
+          <w:color w:val="444746"/>
+          <w:sz w:val="21"/>
+          <w:szCs w:val="21"/>
+          <w:bdr w:val="none" w:sz="0" w:space="0" w:color="auto" w:frame="1"/>
+        </w:rPr>
+        <w:t>&lt;/</w:t>
       </w:r>
       <w:r>
         <w:rPr>
@@ -14808,6 +14928,7 @@
           <w:color w:val="1F1F1F"/>
           <w:bdr w:val="none" w:sz="0" w:space="0" w:color="auto" w:frame="1"/>
         </w:rPr>
+        <w:lastRenderedPageBreak/>
         <w:t>style.css</w:t>
       </w:r>
     </w:p>
@@ -14846,7 +14967,6 @@
           <w:szCs w:val="21"/>
           <w:bdr w:val="none" w:sz="0" w:space="0" w:color="auto" w:frame="1"/>
         </w:rPr>
-        <w:lastRenderedPageBreak/>
         <w:t>body</w:t>
       </w:r>
       <w:r>
@@ -14858,8 +14978,45 @@
           <w:szCs w:val="21"/>
           <w:bdr w:val="none" w:sz="0" w:space="0" w:color="auto" w:frame="1"/>
         </w:rPr>
-        <w:t xml:space="preserve"> { </w:t>
-      </w:r>
+        <w:t xml:space="preserve"> </w:t>
+      </w:r>
+    </w:p>
+    <w:p>
+      <w:pPr>
+        <w:pStyle w:val="Pr-formataoHTML"/>
+        <w:rPr>
+          <w:rStyle w:val="CdigoHTML"/>
+          <w:rFonts w:eastAsiaTheme="majorEastAsia"/>
+          <w:color w:val="444746"/>
+          <w:sz w:val="21"/>
+          <w:szCs w:val="21"/>
+          <w:bdr w:val="none" w:sz="0" w:space="0" w:color="auto" w:frame="1"/>
+        </w:rPr>
+      </w:pPr>
+      <w:r>
+        <w:rPr>
+          <w:rStyle w:val="CdigoHTML"/>
+          <w:rFonts w:eastAsiaTheme="majorEastAsia"/>
+          <w:color w:val="444746"/>
+          <w:sz w:val="21"/>
+          <w:szCs w:val="21"/>
+          <w:bdr w:val="none" w:sz="0" w:space="0" w:color="auto" w:frame="1"/>
+        </w:rPr>
+        <w:t xml:space="preserve">{ </w:t>
+      </w:r>
+    </w:p>
+    <w:p>
+      <w:pPr>
+        <w:pStyle w:val="Pr-formataoHTML"/>
+        <w:rPr>
+          <w:rStyle w:val="CdigoHTML"/>
+          <w:rFonts w:eastAsiaTheme="majorEastAsia"/>
+          <w:color w:val="444746"/>
+          <w:sz w:val="21"/>
+          <w:szCs w:val="21"/>
+          <w:bdr w:val="none" w:sz="0" w:space="0" w:color="auto" w:frame="1"/>
+        </w:rPr>
+      </w:pPr>
       <w:proofErr w:type="spellStart"/>
       <w:r>
         <w:rPr>
@@ -14907,6 +15064,19 @@
         </w:rPr>
         <w:t xml:space="preserve">; </w:t>
       </w:r>
+    </w:p>
+    <w:p>
+      <w:pPr>
+        <w:pStyle w:val="Pr-formataoHTML"/>
+        <w:rPr>
+          <w:rStyle w:val="CdigoHTML"/>
+          <w:rFonts w:eastAsiaTheme="majorEastAsia"/>
+          <w:color w:val="444746"/>
+          <w:sz w:val="21"/>
+          <w:szCs w:val="21"/>
+          <w:bdr w:val="none" w:sz="0" w:space="0" w:color="auto" w:frame="1"/>
+        </w:rPr>
+      </w:pPr>
       <w:r>
         <w:rPr>
           <w:rStyle w:val="hljs-attribute"/>
@@ -14949,6 +15119,19 @@
         </w:rPr>
         <w:t xml:space="preserve">; </w:t>
       </w:r>
+    </w:p>
+    <w:p>
+      <w:pPr>
+        <w:pStyle w:val="Pr-formataoHTML"/>
+        <w:rPr>
+          <w:rStyle w:val="CdigoHTML"/>
+          <w:rFonts w:eastAsiaTheme="majorEastAsia"/>
+          <w:color w:val="444746"/>
+          <w:sz w:val="21"/>
+          <w:szCs w:val="21"/>
+          <w:bdr w:val="none" w:sz="0" w:space="0" w:color="auto" w:frame="1"/>
+        </w:rPr>
+      </w:pPr>
       <w:r>
         <w:rPr>
           <w:rStyle w:val="hljs-attribute"/>
@@ -14994,6 +15177,19 @@
         </w:rPr>
         <w:t xml:space="preserve">; </w:t>
       </w:r>
+    </w:p>
+    <w:p>
+      <w:pPr>
+        <w:pStyle w:val="Pr-formataoHTML"/>
+        <w:rPr>
+          <w:rStyle w:val="CdigoHTML"/>
+          <w:rFonts w:eastAsiaTheme="majorEastAsia"/>
+          <w:color w:val="444746"/>
+          <w:sz w:val="21"/>
+          <w:szCs w:val="21"/>
+          <w:bdr w:val="none" w:sz="0" w:space="0" w:color="auto" w:frame="1"/>
+        </w:rPr>
+      </w:pPr>
       <w:proofErr w:type="spellStart"/>
       <w:r>
         <w:rPr>
@@ -15017,6 +15213,19 @@
         </w:rPr>
         <w:t xml:space="preserve">: center; </w:t>
       </w:r>
+    </w:p>
+    <w:p>
+      <w:pPr>
+        <w:pStyle w:val="Pr-formataoHTML"/>
+        <w:rPr>
+          <w:rStyle w:val="CdigoHTML"/>
+          <w:rFonts w:eastAsiaTheme="majorEastAsia"/>
+          <w:color w:val="444746"/>
+          <w:sz w:val="21"/>
+          <w:szCs w:val="21"/>
+          <w:bdr w:val="none" w:sz="0" w:space="0" w:color="auto" w:frame="1"/>
+        </w:rPr>
+      </w:pPr>
       <w:proofErr w:type="spellStart"/>
       <w:r>
         <w:rPr>
@@ -15069,7 +15278,31 @@
           <w:szCs w:val="21"/>
           <w:bdr w:val="none" w:sz="0" w:space="0" w:color="auto" w:frame="1"/>
         </w:rPr>
-        <w:t>; }</w:t>
+        <w:t xml:space="preserve">; </w:t>
+      </w:r>
+    </w:p>
+    <w:p>
+      <w:pPr>
+        <w:pStyle w:val="Pr-formataoHTML"/>
+        <w:rPr>
+          <w:rStyle w:val="CdigoHTML"/>
+          <w:rFonts w:eastAsiaTheme="majorEastAsia"/>
+          <w:color w:val="444746"/>
+          <w:sz w:val="21"/>
+          <w:szCs w:val="21"/>
+          <w:bdr w:val="none" w:sz="0" w:space="0" w:color="auto" w:frame="1"/>
+        </w:rPr>
+      </w:pPr>
+      <w:r>
+        <w:rPr>
+          <w:rStyle w:val="CdigoHTML"/>
+          <w:rFonts w:eastAsiaTheme="majorEastAsia"/>
+          <w:color w:val="444746"/>
+          <w:sz w:val="21"/>
+          <w:szCs w:val="21"/>
+          <w:bdr w:val="none" w:sz="0" w:space="0" w:color="auto" w:frame="1"/>
+        </w:rPr>
+        <w:t>}</w:t>
       </w:r>
     </w:p>
     <w:p>
@@ -15103,8 +15336,45 @@
           <w:szCs w:val="21"/>
           <w:bdr w:val="none" w:sz="0" w:space="0" w:color="auto" w:frame="1"/>
         </w:rPr>
-        <w:t xml:space="preserve"> { </w:t>
-      </w:r>
+        <w:t xml:space="preserve"> </w:t>
+      </w:r>
+    </w:p>
+    <w:p>
+      <w:pPr>
+        <w:pStyle w:val="Pr-formataoHTML"/>
+        <w:rPr>
+          <w:rStyle w:val="CdigoHTML"/>
+          <w:rFonts w:eastAsiaTheme="majorEastAsia"/>
+          <w:color w:val="444746"/>
+          <w:sz w:val="21"/>
+          <w:szCs w:val="21"/>
+          <w:bdr w:val="none" w:sz="0" w:space="0" w:color="auto" w:frame="1"/>
+        </w:rPr>
+      </w:pPr>
+      <w:r>
+        <w:rPr>
+          <w:rStyle w:val="CdigoHTML"/>
+          <w:rFonts w:eastAsiaTheme="majorEastAsia"/>
+          <w:color w:val="444746"/>
+          <w:sz w:val="21"/>
+          <w:szCs w:val="21"/>
+          <w:bdr w:val="none" w:sz="0" w:space="0" w:color="auto" w:frame="1"/>
+        </w:rPr>
+        <w:t xml:space="preserve">{ </w:t>
+      </w:r>
+    </w:p>
+    <w:p>
+      <w:pPr>
+        <w:pStyle w:val="Pr-formataoHTML"/>
+        <w:rPr>
+          <w:rStyle w:val="CdigoHTML"/>
+          <w:rFonts w:eastAsiaTheme="majorEastAsia"/>
+          <w:color w:val="444746"/>
+          <w:sz w:val="21"/>
+          <w:szCs w:val="21"/>
+          <w:bdr w:val="none" w:sz="0" w:space="0" w:color="auto" w:frame="1"/>
+        </w:rPr>
+      </w:pPr>
       <w:r>
         <w:rPr>
           <w:rStyle w:val="hljs-attribute"/>
@@ -15147,6 +15417,19 @@
         </w:rPr>
         <w:t xml:space="preserve">; </w:t>
       </w:r>
+    </w:p>
+    <w:p>
+      <w:pPr>
+        <w:pStyle w:val="Pr-formataoHTML"/>
+        <w:rPr>
+          <w:rStyle w:val="CdigoHTML"/>
+          <w:rFonts w:eastAsiaTheme="majorEastAsia"/>
+          <w:color w:val="444746"/>
+          <w:sz w:val="21"/>
+          <w:szCs w:val="21"/>
+          <w:bdr w:val="none" w:sz="0" w:space="0" w:color="auto" w:frame="1"/>
+        </w:rPr>
+      </w:pPr>
       <w:proofErr w:type="spellStart"/>
       <w:r>
         <w:rPr>
@@ -15191,6 +15474,19 @@
         </w:rPr>
         <w:t xml:space="preserve">; </w:t>
       </w:r>
+    </w:p>
+    <w:p>
+      <w:pPr>
+        <w:pStyle w:val="Pr-formataoHTML"/>
+        <w:rPr>
+          <w:rStyle w:val="CdigoHTML"/>
+          <w:rFonts w:eastAsiaTheme="majorEastAsia"/>
+          <w:color w:val="444746"/>
+          <w:sz w:val="21"/>
+          <w:szCs w:val="21"/>
+          <w:bdr w:val="none" w:sz="0" w:space="0" w:color="auto" w:frame="1"/>
+        </w:rPr>
+      </w:pPr>
       <w:proofErr w:type="spellStart"/>
       <w:r>
         <w:rPr>
@@ -15235,6 +15531,19 @@
         </w:rPr>
         <w:t xml:space="preserve">; </w:t>
       </w:r>
+    </w:p>
+    <w:p>
+      <w:pPr>
+        <w:pStyle w:val="Pr-formataoHTML"/>
+        <w:rPr>
+          <w:rStyle w:val="CdigoHTML"/>
+          <w:rFonts w:eastAsiaTheme="majorEastAsia"/>
+          <w:color w:val="444746"/>
+          <w:sz w:val="21"/>
+          <w:szCs w:val="21"/>
+          <w:bdr w:val="none" w:sz="0" w:space="0" w:color="auto" w:frame="1"/>
+        </w:rPr>
+      </w:pPr>
       <w:proofErr w:type="spellStart"/>
       <w:r>
         <w:rPr>
@@ -15279,6 +15588,19 @@
         </w:rPr>
         <w:t xml:space="preserve">; </w:t>
       </w:r>
+    </w:p>
+    <w:p>
+      <w:pPr>
+        <w:pStyle w:val="Pr-formataoHTML"/>
+        <w:rPr>
+          <w:rStyle w:val="CdigoHTML"/>
+          <w:rFonts w:eastAsiaTheme="majorEastAsia"/>
+          <w:color w:val="444746"/>
+          <w:sz w:val="21"/>
+          <w:szCs w:val="21"/>
+          <w:bdr w:val="none" w:sz="0" w:space="0" w:color="auto" w:frame="1"/>
+        </w:rPr>
+      </w:pPr>
       <w:proofErr w:type="spellStart"/>
       <w:r>
         <w:rPr>
@@ -15300,7 +15622,31 @@
           <w:szCs w:val="21"/>
           <w:bdr w:val="none" w:sz="0" w:space="0" w:color="auto" w:frame="1"/>
         </w:rPr>
-        <w:t>: center; }</w:t>
+        <w:t xml:space="preserve">: center; </w:t>
+      </w:r>
+    </w:p>
+    <w:p>
+      <w:pPr>
+        <w:pStyle w:val="Pr-formataoHTML"/>
+        <w:rPr>
+          <w:rStyle w:val="CdigoHTML"/>
+          <w:rFonts w:eastAsiaTheme="majorEastAsia"/>
+          <w:color w:val="444746"/>
+          <w:sz w:val="21"/>
+          <w:szCs w:val="21"/>
+          <w:bdr w:val="none" w:sz="0" w:space="0" w:color="auto" w:frame="1"/>
+        </w:rPr>
+      </w:pPr>
+      <w:r>
+        <w:rPr>
+          <w:rStyle w:val="CdigoHTML"/>
+          <w:rFonts w:eastAsiaTheme="majorEastAsia"/>
+          <w:color w:val="444746"/>
+          <w:sz w:val="21"/>
+          <w:szCs w:val="21"/>
+          <w:bdr w:val="none" w:sz="0" w:space="0" w:color="auto" w:frame="1"/>
+        </w:rPr>
+        <w:t>}</w:t>
       </w:r>
     </w:p>
     <w:p>
@@ -15346,8 +15692,45 @@
           <w:szCs w:val="21"/>
           <w:bdr w:val="none" w:sz="0" w:space="0" w:color="auto" w:frame="1"/>
         </w:rPr>
-        <w:t xml:space="preserve"> { </w:t>
-      </w:r>
+        <w:t xml:space="preserve"> </w:t>
+      </w:r>
+    </w:p>
+    <w:p>
+      <w:pPr>
+        <w:pStyle w:val="Pr-formataoHTML"/>
+        <w:rPr>
+          <w:rStyle w:val="CdigoHTML"/>
+          <w:rFonts w:eastAsiaTheme="majorEastAsia"/>
+          <w:color w:val="444746"/>
+          <w:sz w:val="21"/>
+          <w:szCs w:val="21"/>
+          <w:bdr w:val="none" w:sz="0" w:space="0" w:color="auto" w:frame="1"/>
+        </w:rPr>
+      </w:pPr>
+      <w:r>
+        <w:rPr>
+          <w:rStyle w:val="CdigoHTML"/>
+          <w:rFonts w:eastAsiaTheme="majorEastAsia"/>
+          <w:color w:val="444746"/>
+          <w:sz w:val="21"/>
+          <w:szCs w:val="21"/>
+          <w:bdr w:val="none" w:sz="0" w:space="0" w:color="auto" w:frame="1"/>
+        </w:rPr>
+        <w:t xml:space="preserve">{ </w:t>
+      </w:r>
+    </w:p>
+    <w:p>
+      <w:pPr>
+        <w:pStyle w:val="Pr-formataoHTML"/>
+        <w:rPr>
+          <w:rStyle w:val="CdigoHTML"/>
+          <w:rFonts w:eastAsiaTheme="majorEastAsia"/>
+          <w:color w:val="444746"/>
+          <w:sz w:val="21"/>
+          <w:szCs w:val="21"/>
+          <w:bdr w:val="none" w:sz="0" w:space="0" w:color="auto" w:frame="1"/>
+        </w:rPr>
+      </w:pPr>
       <w:r>
         <w:rPr>
           <w:rStyle w:val="hljs-attribute"/>
@@ -15391,7 +15774,31 @@
           <w:szCs w:val="21"/>
           <w:bdr w:val="none" w:sz="0" w:space="0" w:color="auto" w:frame="1"/>
         </w:rPr>
-        <w:t>; }</w:t>
+        <w:t xml:space="preserve">; </w:t>
+      </w:r>
+    </w:p>
+    <w:p>
+      <w:pPr>
+        <w:pStyle w:val="Pr-formataoHTML"/>
+        <w:rPr>
+          <w:rStyle w:val="CdigoHTML"/>
+          <w:rFonts w:eastAsiaTheme="majorEastAsia"/>
+          <w:color w:val="444746"/>
+          <w:sz w:val="21"/>
+          <w:szCs w:val="21"/>
+          <w:bdr w:val="none" w:sz="0" w:space="0" w:color="auto" w:frame="1"/>
+        </w:rPr>
+      </w:pPr>
+      <w:r>
+        <w:rPr>
+          <w:rStyle w:val="CdigoHTML"/>
+          <w:rFonts w:eastAsiaTheme="majorEastAsia"/>
+          <w:color w:val="444746"/>
+          <w:sz w:val="21"/>
+          <w:szCs w:val="21"/>
+          <w:bdr w:val="none" w:sz="0" w:space="0" w:color="auto" w:frame="1"/>
+        </w:rPr>
+        <w:t>}</w:t>
       </w:r>
     </w:p>
     <w:p>
@@ -15425,8 +15832,45 @@
           <w:szCs w:val="21"/>
           <w:bdr w:val="none" w:sz="0" w:space="0" w:color="auto" w:frame="1"/>
         </w:rPr>
-        <w:t xml:space="preserve"> { </w:t>
-      </w:r>
+        <w:t xml:space="preserve"> </w:t>
+      </w:r>
+    </w:p>
+    <w:p>
+      <w:pPr>
+        <w:pStyle w:val="Pr-formataoHTML"/>
+        <w:rPr>
+          <w:rStyle w:val="CdigoHTML"/>
+          <w:rFonts w:eastAsiaTheme="majorEastAsia"/>
+          <w:color w:val="444746"/>
+          <w:sz w:val="21"/>
+          <w:szCs w:val="21"/>
+          <w:bdr w:val="none" w:sz="0" w:space="0" w:color="auto" w:frame="1"/>
+        </w:rPr>
+      </w:pPr>
+      <w:r>
+        <w:rPr>
+          <w:rStyle w:val="CdigoHTML"/>
+          <w:rFonts w:eastAsiaTheme="majorEastAsia"/>
+          <w:color w:val="444746"/>
+          <w:sz w:val="21"/>
+          <w:szCs w:val="21"/>
+          <w:bdr w:val="none" w:sz="0" w:space="0" w:color="auto" w:frame="1"/>
+        </w:rPr>
+        <w:t xml:space="preserve">{ </w:t>
+      </w:r>
+    </w:p>
+    <w:p>
+      <w:pPr>
+        <w:pStyle w:val="Pr-formataoHTML"/>
+        <w:rPr>
+          <w:rStyle w:val="CdigoHTML"/>
+          <w:rFonts w:eastAsiaTheme="majorEastAsia"/>
+          <w:color w:val="444746"/>
+          <w:sz w:val="21"/>
+          <w:szCs w:val="21"/>
+          <w:bdr w:val="none" w:sz="0" w:space="0" w:color="auto" w:frame="1"/>
+        </w:rPr>
+      </w:pPr>
       <w:proofErr w:type="spellStart"/>
       <w:r>
         <w:rPr>
@@ -15471,6 +15915,19 @@
         </w:rPr>
         <w:t xml:space="preserve">; </w:t>
       </w:r>
+    </w:p>
+    <w:p>
+      <w:pPr>
+        <w:pStyle w:val="Pr-formataoHTML"/>
+        <w:rPr>
+          <w:rStyle w:val="CdigoHTML"/>
+          <w:rFonts w:eastAsiaTheme="majorEastAsia"/>
+          <w:color w:val="444746"/>
+          <w:sz w:val="21"/>
+          <w:szCs w:val="21"/>
+          <w:bdr w:val="none" w:sz="0" w:space="0" w:color="auto" w:frame="1"/>
+        </w:rPr>
+      </w:pPr>
       <w:r>
         <w:rPr>
           <w:rStyle w:val="hljs-attribute"/>
@@ -15513,6 +15970,19 @@
         </w:rPr>
         <w:t xml:space="preserve">; </w:t>
       </w:r>
+    </w:p>
+    <w:p>
+      <w:pPr>
+        <w:pStyle w:val="Pr-formataoHTML"/>
+        <w:rPr>
+          <w:rStyle w:val="CdigoHTML"/>
+          <w:rFonts w:eastAsiaTheme="majorEastAsia"/>
+          <w:color w:val="444746"/>
+          <w:sz w:val="21"/>
+          <w:szCs w:val="21"/>
+          <w:bdr w:val="none" w:sz="0" w:space="0" w:color="auto" w:frame="1"/>
+        </w:rPr>
+      </w:pPr>
       <w:proofErr w:type="spellStart"/>
       <w:r>
         <w:rPr>
@@ -15558,7 +16028,31 @@
           <w:szCs w:val="21"/>
           <w:bdr w:val="none" w:sz="0" w:space="0" w:color="auto" w:frame="1"/>
         </w:rPr>
-        <w:t>; }</w:t>
+        <w:t xml:space="preserve">; </w:t>
+      </w:r>
+    </w:p>
+    <w:p>
+      <w:pPr>
+        <w:pStyle w:val="Pr-formataoHTML"/>
+        <w:rPr>
+          <w:rStyle w:val="CdigoHTML"/>
+          <w:rFonts w:eastAsiaTheme="majorEastAsia"/>
+          <w:color w:val="444746"/>
+          <w:sz w:val="21"/>
+          <w:szCs w:val="21"/>
+          <w:bdr w:val="none" w:sz="0" w:space="0" w:color="auto" w:frame="1"/>
+        </w:rPr>
+      </w:pPr>
+      <w:r>
+        <w:rPr>
+          <w:rStyle w:val="CdigoHTML"/>
+          <w:rFonts w:eastAsiaTheme="majorEastAsia"/>
+          <w:color w:val="444746"/>
+          <w:sz w:val="21"/>
+          <w:szCs w:val="21"/>
+          <w:bdr w:val="none" w:sz="0" w:space="0" w:color="auto" w:frame="1"/>
+        </w:rPr>
+        <w:t>}</w:t>
       </w:r>
     </w:p>
     <w:p>
@@ -15594,8 +16088,45 @@
           <w:szCs w:val="21"/>
           <w:bdr w:val="none" w:sz="0" w:space="0" w:color="auto" w:frame="1"/>
         </w:rPr>
-        <w:t xml:space="preserve"> { </w:t>
-      </w:r>
+        <w:t xml:space="preserve"> </w:t>
+      </w:r>
+    </w:p>
+    <w:p>
+      <w:pPr>
+        <w:pStyle w:val="Pr-formataoHTML"/>
+        <w:rPr>
+          <w:rStyle w:val="CdigoHTML"/>
+          <w:rFonts w:eastAsiaTheme="majorEastAsia"/>
+          <w:color w:val="444746"/>
+          <w:sz w:val="21"/>
+          <w:szCs w:val="21"/>
+          <w:bdr w:val="none" w:sz="0" w:space="0" w:color="auto" w:frame="1"/>
+        </w:rPr>
+      </w:pPr>
+      <w:r>
+        <w:rPr>
+          <w:rStyle w:val="CdigoHTML"/>
+          <w:rFonts w:eastAsiaTheme="majorEastAsia"/>
+          <w:color w:val="444746"/>
+          <w:sz w:val="21"/>
+          <w:szCs w:val="21"/>
+          <w:bdr w:val="none" w:sz="0" w:space="0" w:color="auto" w:frame="1"/>
+        </w:rPr>
+        <w:t xml:space="preserve">{ </w:t>
+      </w:r>
+    </w:p>
+    <w:p>
+      <w:pPr>
+        <w:pStyle w:val="Pr-formataoHTML"/>
+        <w:rPr>
+          <w:rStyle w:val="CdigoHTML"/>
+          <w:rFonts w:eastAsiaTheme="majorEastAsia"/>
+          <w:color w:val="444746"/>
+          <w:sz w:val="21"/>
+          <w:szCs w:val="21"/>
+          <w:bdr w:val="none" w:sz="0" w:space="0" w:color="auto" w:frame="1"/>
+        </w:rPr>
+      </w:pPr>
       <w:proofErr w:type="spellStart"/>
       <w:r>
         <w:rPr>
@@ -15640,6 +16171,19 @@
         </w:rPr>
         <w:t xml:space="preserve">; </w:t>
       </w:r>
+    </w:p>
+    <w:p>
+      <w:pPr>
+        <w:pStyle w:val="Pr-formataoHTML"/>
+        <w:rPr>
+          <w:rStyle w:val="CdigoHTML"/>
+          <w:rFonts w:eastAsiaTheme="majorEastAsia"/>
+          <w:color w:val="444746"/>
+          <w:sz w:val="21"/>
+          <w:szCs w:val="21"/>
+          <w:bdr w:val="none" w:sz="0" w:space="0" w:color="auto" w:frame="1"/>
+        </w:rPr>
+      </w:pPr>
       <w:proofErr w:type="spellStart"/>
       <w:r>
         <w:rPr>
@@ -15684,6 +16228,19 @@
         </w:rPr>
         <w:t xml:space="preserve">; </w:t>
       </w:r>
+    </w:p>
+    <w:p>
+      <w:pPr>
+        <w:pStyle w:val="Pr-formataoHTML"/>
+        <w:rPr>
+          <w:rStyle w:val="CdigoHTML"/>
+          <w:rFonts w:eastAsiaTheme="majorEastAsia"/>
+          <w:color w:val="444746"/>
+          <w:sz w:val="21"/>
+          <w:szCs w:val="21"/>
+          <w:bdr w:val="none" w:sz="0" w:space="0" w:color="auto" w:frame="1"/>
+        </w:rPr>
+      </w:pPr>
       <w:proofErr w:type="spellStart"/>
       <w:r>
         <w:rPr>
@@ -15736,7 +16293,31 @@
           <w:szCs w:val="21"/>
           <w:bdr w:val="none" w:sz="0" w:space="0" w:color="auto" w:frame="1"/>
         </w:rPr>
-        <w:t>; }</w:t>
+        <w:t xml:space="preserve">; </w:t>
+      </w:r>
+    </w:p>
+    <w:p>
+      <w:pPr>
+        <w:pStyle w:val="Pr-formataoHTML"/>
+        <w:rPr>
+          <w:rStyle w:val="CdigoHTML"/>
+          <w:rFonts w:eastAsiaTheme="majorEastAsia"/>
+          <w:color w:val="444746"/>
+          <w:sz w:val="21"/>
+          <w:szCs w:val="21"/>
+          <w:bdr w:val="none" w:sz="0" w:space="0" w:color="auto" w:frame="1"/>
+        </w:rPr>
+      </w:pPr>
+      <w:r>
+        <w:rPr>
+          <w:rStyle w:val="CdigoHTML"/>
+          <w:rFonts w:eastAsiaTheme="majorEastAsia"/>
+          <w:color w:val="444746"/>
+          <w:sz w:val="21"/>
+          <w:szCs w:val="21"/>
+          <w:bdr w:val="none" w:sz="0" w:space="0" w:color="auto" w:frame="1"/>
+        </w:rPr>
+        <w:t>}</w:t>
       </w:r>
     </w:p>
     <w:p>
@@ -17207,6 +17788,7 @@
           <w:szCs w:val="21"/>
           <w:bdr w:val="none" w:sz="0" w:space="0" w:color="auto" w:frame="1"/>
         </w:rPr>
+        <w:lastRenderedPageBreak/>
         <w:t xml:space="preserve">                &lt;</w:t>
       </w:r>
       <w:proofErr w:type="spellStart"/>
